--- a/lab09/Report/Report.docx
+++ b/lab09/Report/Report.docx
@@ -2663,7 +2663,7 @@
           <w:sz w:val="28"/>
           <w:szCs w:val="28"/>
         </w:rPr>
-        <w:t>$D_1$</w:t>
+        <w:t>D_1</w:t>
       </w:r>
       <w:r>
         <w:rPr>
@@ -2679,7 +2679,26 @@
           <w:sz w:val="28"/>
           <w:szCs w:val="28"/>
         </w:rPr>
-        <w:t>bit_D1 = (N &gt;&gt; 1)&amp; 1</w:t>
+        <w:t>bit_D1 = (N &gt;&gt; 1)</w:t>
+      </w:r>
+      <w:r>
+        <w:rPr>
+          <w:rStyle w:val="HTML"/>
+          <w:rFonts w:ascii="Times New Roman" w:hAnsi="Times New Roman" w:cs="Times New Roman"/>
+          <w:sz w:val="28"/>
+          <w:szCs w:val="28"/>
+          <w:lang w:val="ru-RU"/>
+        </w:rPr>
+        <w:t xml:space="preserve"> </w:t>
+      </w:r>
+      <w:r>
+        <w:rPr>
+          <w:rStyle w:val="HTML"/>
+          <w:rFonts w:ascii="Times New Roman" w:hAnsi="Times New Roman" w:cs="Times New Roman"/>
+          <w:sz w:val="28"/>
+          <w:szCs w:val="28"/>
+        </w:rPr>
+        <w:t>&amp; 1</w:t>
       </w:r>
       <w:r>
         <w:rPr>
@@ -2811,7 +2830,7 @@
           <w:sz w:val="28"/>
           <w:szCs w:val="28"/>
         </w:rPr>
-        <w:t>$D_1 = 1$</w:t>
+        <w:t>D_1 = 1</w:t>
       </w:r>
       <w:r>
         <w:rPr>
@@ -2956,6 +2975,3504 @@
         </w:rPr>
       </w:pPr>
     </w:p>
+    <w:p>
+      <w:pPr>
+        <w:rPr>
+          <w:sz w:val="28"/>
+          <w:szCs w:val="28"/>
+          <w:lang w:val="en-US"/>
+        </w:rPr>
+      </w:pPr>
+      <w:r>
+        <w:rPr>
+          <w:sz w:val="28"/>
+          <w:szCs w:val="28"/>
+          <w:lang w:val="ru-RU"/>
+        </w:rPr>
+        <w:lastRenderedPageBreak/>
+        <w:t>Тест-кейси для задач</w:t>
+      </w:r>
+      <w:r>
+        <w:rPr>
+          <w:sz w:val="28"/>
+          <w:szCs w:val="28"/>
+          <w:lang w:val="en-US"/>
+        </w:rPr>
+        <w:t>:</w:t>
+      </w:r>
+    </w:p>
+    <w:p>
+      <w:pPr>
+        <w:rPr>
+          <w:sz w:val="28"/>
+          <w:szCs w:val="28"/>
+          <w:lang w:val="en-US"/>
+        </w:rPr>
+      </w:pPr>
+    </w:p>
+    <w:tbl>
+      <w:tblPr>
+        <w:tblpPr w:leftFromText="180" w:rightFromText="180" w:bottomFromText="160" w:vertAnchor="text" w:tblpXSpec="right" w:tblpY="1"/>
+        <w:tblOverlap w:val="never"/>
+        <w:tblW w:w="0" w:type="auto"/>
+        <w:tblBorders>
+          <w:top w:val="single" w:sz="18" w:space="0" w:color="999999"/>
+          <w:left w:val="single" w:sz="18" w:space="0" w:color="999999"/>
+          <w:bottom w:val="single" w:sz="18" w:space="0" w:color="999999"/>
+          <w:right w:val="single" w:sz="18" w:space="0" w:color="999999"/>
+          <w:insideH w:val="single" w:sz="18" w:space="0" w:color="999999"/>
+          <w:insideV w:val="single" w:sz="18" w:space="0" w:color="999999"/>
+        </w:tblBorders>
+        <w:tblLook w:val="01E0" w:firstRow="1" w:lastRow="1" w:firstColumn="1" w:lastColumn="1" w:noHBand="0" w:noVBand="0"/>
+      </w:tblPr>
+      <w:tblGrid>
+        <w:gridCol w:w="2538"/>
+        <w:gridCol w:w="3296"/>
+      </w:tblGrid>
+      <w:tr>
+        <w:trPr>
+          <w:trHeight w:val="567"/>
+        </w:trPr>
+        <w:tc>
+          <w:tcPr>
+            <w:tcW w:w="2538" w:type="dxa"/>
+            <w:tcBorders>
+              <w:top w:val="single" w:sz="18" w:space="0" w:color="999999"/>
+              <w:left w:val="single" w:sz="18" w:space="0" w:color="999999"/>
+              <w:bottom w:val="single" w:sz="18" w:space="0" w:color="999999"/>
+              <w:right w:val="single" w:sz="18" w:space="0" w:color="999999"/>
+            </w:tcBorders>
+            <w:vAlign w:val="center"/>
+            <w:hideMark/>
+          </w:tcPr>
+          <w:p>
+            <w:pPr>
+              <w:spacing w:line="256" w:lineRule="auto"/>
+              <w:ind w:right="-214"/>
+              <w:rPr>
+                <w:sz w:val="18"/>
+                <w:szCs w:val="18"/>
+                <w:lang w:eastAsia="en-US"/>
+              </w:rPr>
+            </w:pPr>
+            <w:r>
+              <w:rPr>
+                <w:sz w:val="18"/>
+                <w:szCs w:val="18"/>
+                <w:lang w:eastAsia="en-US"/>
+              </w:rPr>
+              <w:t>Назва тестового набору</w:t>
+            </w:r>
+          </w:p>
+          <w:p>
+            <w:pPr>
+              <w:spacing w:line="256" w:lineRule="auto"/>
+              <w:ind w:right="-214"/>
+              <w:rPr>
+                <w:sz w:val="18"/>
+                <w:szCs w:val="18"/>
+                <w:lang w:eastAsia="en-US"/>
+              </w:rPr>
+            </w:pPr>
+            <w:r>
+              <w:rPr>
+                <w:rFonts w:ascii="Arial" w:hAnsi="Arial" w:cs="Arial"/>
+                <w:sz w:val="18"/>
+                <w:szCs w:val="18"/>
+                <w:lang w:eastAsia="en-US"/>
+              </w:rPr>
+              <w:t>Test Suite Description</w:t>
+            </w:r>
+          </w:p>
+        </w:tc>
+        <w:tc>
+          <w:tcPr>
+            <w:tcW w:w="3296" w:type="dxa"/>
+            <w:tcBorders>
+              <w:top w:val="single" w:sz="18" w:space="0" w:color="999999"/>
+              <w:left w:val="single" w:sz="18" w:space="0" w:color="999999"/>
+              <w:bottom w:val="single" w:sz="18" w:space="0" w:color="999999"/>
+              <w:right w:val="single" w:sz="18" w:space="0" w:color="999999"/>
+            </w:tcBorders>
+            <w:vAlign w:val="center"/>
+            <w:hideMark/>
+          </w:tcPr>
+          <w:p>
+            <w:pPr>
+              <w:spacing w:line="256" w:lineRule="auto"/>
+              <w:ind w:left="104"/>
+              <w:rPr>
+                <w:rFonts w:ascii="Arial Narrow" w:hAnsi="Arial Narrow"/>
+                <w:sz w:val="20"/>
+                <w:szCs w:val="20"/>
+                <w:lang w:val="en-US" w:eastAsia="en-US"/>
+              </w:rPr>
+            </w:pPr>
+            <w:r>
+              <w:rPr>
+                <w:rFonts w:ascii="Arial Narrow" w:hAnsi="Arial Narrow"/>
+                <w:sz w:val="20"/>
+                <w:szCs w:val="20"/>
+                <w:lang w:val="en-US" w:eastAsia="en-US"/>
+              </w:rPr>
+              <w:t>TS_9_1</w:t>
+            </w:r>
+          </w:p>
+        </w:tc>
+      </w:tr>
+      <w:tr>
+        <w:trPr>
+          <w:trHeight w:val="567"/>
+        </w:trPr>
+        <w:tc>
+          <w:tcPr>
+            <w:tcW w:w="2538" w:type="dxa"/>
+            <w:tcBorders>
+              <w:top w:val="single" w:sz="18" w:space="0" w:color="999999"/>
+              <w:left w:val="single" w:sz="18" w:space="0" w:color="999999"/>
+              <w:bottom w:val="single" w:sz="18" w:space="0" w:color="999999"/>
+              <w:right w:val="single" w:sz="18" w:space="0" w:color="999999"/>
+            </w:tcBorders>
+            <w:vAlign w:val="center"/>
+            <w:hideMark/>
+          </w:tcPr>
+          <w:p>
+            <w:pPr>
+              <w:spacing w:line="256" w:lineRule="auto"/>
+              <w:ind w:right="-214"/>
+              <w:rPr>
+                <w:sz w:val="18"/>
+                <w:szCs w:val="18"/>
+                <w:lang w:eastAsia="en-US"/>
+              </w:rPr>
+            </w:pPr>
+            <w:r>
+              <w:rPr>
+                <w:sz w:val="18"/>
+                <w:szCs w:val="18"/>
+                <w:lang w:eastAsia="en-US"/>
+              </w:rPr>
+              <w:t>Назва проекта / ПЗ</w:t>
+            </w:r>
+          </w:p>
+          <w:p>
+            <w:pPr>
+              <w:spacing w:line="256" w:lineRule="auto"/>
+              <w:ind w:right="-214"/>
+              <w:rPr>
+                <w:sz w:val="18"/>
+                <w:szCs w:val="18"/>
+                <w:lang w:eastAsia="en-US"/>
+              </w:rPr>
+            </w:pPr>
+            <w:r>
+              <w:rPr>
+                <w:rFonts w:ascii="Arial" w:hAnsi="Arial" w:cs="Arial"/>
+                <w:sz w:val="18"/>
+                <w:szCs w:val="18"/>
+                <w:lang w:eastAsia="en-US"/>
+              </w:rPr>
+              <w:t>Name of Project / Software</w:t>
+            </w:r>
+          </w:p>
+        </w:tc>
+        <w:tc>
+          <w:tcPr>
+            <w:tcW w:w="3296" w:type="dxa"/>
+            <w:tcBorders>
+              <w:top w:val="single" w:sz="18" w:space="0" w:color="999999"/>
+              <w:left w:val="single" w:sz="18" w:space="0" w:color="999999"/>
+              <w:bottom w:val="single" w:sz="18" w:space="0" w:color="999999"/>
+              <w:right w:val="single" w:sz="18" w:space="0" w:color="999999"/>
+            </w:tcBorders>
+            <w:vAlign w:val="center"/>
+            <w:hideMark/>
+          </w:tcPr>
+          <w:p>
+            <w:pPr>
+              <w:spacing w:line="256" w:lineRule="auto"/>
+              <w:ind w:left="104"/>
+              <w:rPr>
+                <w:rFonts w:ascii="Arial Narrow" w:hAnsi="Arial Narrow"/>
+                <w:sz w:val="20"/>
+                <w:szCs w:val="20"/>
+                <w:lang w:eastAsia="en-US"/>
+              </w:rPr>
+            </w:pPr>
+            <w:r>
+              <w:rPr>
+                <w:sz w:val="22"/>
+                <w:szCs w:val="22"/>
+                <w:lang w:val="en-US" w:eastAsia="en-US"/>
+              </w:rPr>
+              <w:t>nikolenko</w:t>
+            </w:r>
+            <w:r>
+              <w:rPr>
+                <w:sz w:val="22"/>
+                <w:szCs w:val="22"/>
+                <w:lang w:eastAsia="en-US"/>
+              </w:rPr>
+              <w:t>-task_9_1</w:t>
+            </w:r>
+          </w:p>
+        </w:tc>
+      </w:tr>
+      <w:tr>
+        <w:trPr>
+          <w:trHeight w:val="567"/>
+        </w:trPr>
+        <w:tc>
+          <w:tcPr>
+            <w:tcW w:w="2538" w:type="dxa"/>
+            <w:tcBorders>
+              <w:top w:val="single" w:sz="18" w:space="0" w:color="999999"/>
+              <w:left w:val="single" w:sz="18" w:space="0" w:color="999999"/>
+              <w:bottom w:val="single" w:sz="18" w:space="0" w:color="999999"/>
+              <w:right w:val="single" w:sz="18" w:space="0" w:color="999999"/>
+            </w:tcBorders>
+            <w:vAlign w:val="center"/>
+            <w:hideMark/>
+          </w:tcPr>
+          <w:p>
+            <w:pPr>
+              <w:spacing w:line="256" w:lineRule="auto"/>
+              <w:ind w:right="-214"/>
+              <w:rPr>
+                <w:sz w:val="18"/>
+                <w:szCs w:val="18"/>
+                <w:lang w:eastAsia="en-US"/>
+              </w:rPr>
+            </w:pPr>
+            <w:r>
+              <w:rPr>
+                <w:sz w:val="18"/>
+                <w:szCs w:val="18"/>
+                <w:lang w:eastAsia="en-US"/>
+              </w:rPr>
+              <w:t>Рівень тестування</w:t>
+            </w:r>
+          </w:p>
+          <w:p>
+            <w:pPr>
+              <w:spacing w:line="256" w:lineRule="auto"/>
+              <w:ind w:right="-214"/>
+              <w:rPr>
+                <w:rFonts w:ascii="Arial" w:hAnsi="Arial" w:cs="Arial"/>
+                <w:sz w:val="18"/>
+                <w:szCs w:val="18"/>
+                <w:lang w:eastAsia="en-US"/>
+              </w:rPr>
+            </w:pPr>
+            <w:r>
+              <w:rPr>
+                <w:rFonts w:ascii="Arial" w:hAnsi="Arial" w:cs="Arial"/>
+                <w:sz w:val="18"/>
+                <w:szCs w:val="18"/>
+                <w:lang w:eastAsia="en-US"/>
+              </w:rPr>
+              <w:t>Level of Testing</w:t>
+            </w:r>
+          </w:p>
+        </w:tc>
+        <w:tc>
+          <w:tcPr>
+            <w:tcW w:w="3296" w:type="dxa"/>
+            <w:tcBorders>
+              <w:top w:val="single" w:sz="18" w:space="0" w:color="999999"/>
+              <w:left w:val="single" w:sz="18" w:space="0" w:color="999999"/>
+              <w:bottom w:val="single" w:sz="18" w:space="0" w:color="999999"/>
+              <w:right w:val="single" w:sz="18" w:space="0" w:color="999999"/>
+            </w:tcBorders>
+            <w:vAlign w:val="center"/>
+            <w:hideMark/>
+          </w:tcPr>
+          <w:p>
+            <w:pPr>
+              <w:spacing w:line="256" w:lineRule="auto"/>
+              <w:ind w:left="104" w:right="-218"/>
+              <w:rPr>
+                <w:rFonts w:ascii="Arial Narrow" w:hAnsi="Arial Narrow"/>
+                <w:sz w:val="20"/>
+                <w:szCs w:val="20"/>
+                <w:lang w:eastAsia="en-US"/>
+              </w:rPr>
+            </w:pPr>
+            <w:r>
+              <w:rPr>
+                <w:rFonts w:ascii="Arial Narrow" w:hAnsi="Arial Narrow"/>
+                <w:sz w:val="20"/>
+                <w:szCs w:val="20"/>
+                <w:lang w:eastAsia="en-US"/>
+              </w:rPr>
+              <w:t>системний  /  System Testing</w:t>
+            </w:r>
+          </w:p>
+        </w:tc>
+      </w:tr>
+      <w:tr>
+        <w:trPr>
+          <w:trHeight w:val="567"/>
+        </w:trPr>
+        <w:tc>
+          <w:tcPr>
+            <w:tcW w:w="2538" w:type="dxa"/>
+            <w:tcBorders>
+              <w:top w:val="single" w:sz="18" w:space="0" w:color="999999"/>
+              <w:left w:val="single" w:sz="18" w:space="0" w:color="999999"/>
+              <w:bottom w:val="single" w:sz="18" w:space="0" w:color="999999"/>
+              <w:right w:val="single" w:sz="18" w:space="0" w:color="999999"/>
+            </w:tcBorders>
+            <w:vAlign w:val="center"/>
+            <w:hideMark/>
+          </w:tcPr>
+          <w:p>
+            <w:pPr>
+              <w:spacing w:line="256" w:lineRule="auto"/>
+              <w:ind w:right="-214"/>
+              <w:rPr>
+                <w:rFonts w:ascii="Arial" w:hAnsi="Arial" w:cs="Arial"/>
+                <w:sz w:val="18"/>
+                <w:szCs w:val="18"/>
+                <w:lang w:eastAsia="en-US"/>
+              </w:rPr>
+            </w:pPr>
+            <w:r>
+              <w:rPr>
+                <w:sz w:val="18"/>
+                <w:szCs w:val="18"/>
+                <w:lang w:eastAsia="en-US"/>
+              </w:rPr>
+              <w:t xml:space="preserve">Автор тестсьюту </w:t>
+            </w:r>
+          </w:p>
+          <w:p>
+            <w:pPr>
+              <w:spacing w:line="256" w:lineRule="auto"/>
+              <w:ind w:right="-214"/>
+              <w:rPr>
+                <w:sz w:val="18"/>
+                <w:szCs w:val="18"/>
+                <w:lang w:eastAsia="en-US"/>
+              </w:rPr>
+            </w:pPr>
+            <w:r>
+              <w:rPr>
+                <w:rFonts w:ascii="Arial" w:hAnsi="Arial" w:cs="Arial"/>
+                <w:sz w:val="18"/>
+                <w:szCs w:val="18"/>
+                <w:lang w:eastAsia="en-US"/>
+              </w:rPr>
+              <w:t>Test Suite Author</w:t>
+            </w:r>
+          </w:p>
+        </w:tc>
+        <w:tc>
+          <w:tcPr>
+            <w:tcW w:w="3296" w:type="dxa"/>
+            <w:tcBorders>
+              <w:top w:val="single" w:sz="18" w:space="0" w:color="999999"/>
+              <w:left w:val="single" w:sz="18" w:space="0" w:color="999999"/>
+              <w:bottom w:val="single" w:sz="18" w:space="0" w:color="999999"/>
+              <w:right w:val="single" w:sz="18" w:space="0" w:color="999999"/>
+            </w:tcBorders>
+            <w:vAlign w:val="center"/>
+            <w:hideMark/>
+          </w:tcPr>
+          <w:p>
+            <w:pPr>
+              <w:spacing w:line="256" w:lineRule="auto"/>
+              <w:ind w:left="104"/>
+              <w:rPr>
+                <w:rFonts w:ascii="Arial Narrow" w:hAnsi="Arial Narrow"/>
+                <w:sz w:val="20"/>
+                <w:szCs w:val="20"/>
+                <w:lang w:eastAsia="en-US"/>
+              </w:rPr>
+            </w:pPr>
+            <w:r>
+              <w:rPr>
+                <w:rFonts w:ascii="Arial Narrow" w:hAnsi="Arial Narrow"/>
+                <w:sz w:val="20"/>
+                <w:szCs w:val="20"/>
+                <w:lang w:eastAsia="en-US"/>
+              </w:rPr>
+              <w:t>Ніколенко Святослав</w:t>
+            </w:r>
+          </w:p>
+        </w:tc>
+      </w:tr>
+      <w:tr>
+        <w:trPr>
+          <w:trHeight w:val="567"/>
+        </w:trPr>
+        <w:tc>
+          <w:tcPr>
+            <w:tcW w:w="2538" w:type="dxa"/>
+            <w:tcBorders>
+              <w:top w:val="single" w:sz="18" w:space="0" w:color="999999"/>
+              <w:left w:val="single" w:sz="18" w:space="0" w:color="999999"/>
+              <w:bottom w:val="single" w:sz="18" w:space="0" w:color="999999"/>
+              <w:right w:val="single" w:sz="18" w:space="0" w:color="999999"/>
+            </w:tcBorders>
+            <w:vAlign w:val="center"/>
+            <w:hideMark/>
+          </w:tcPr>
+          <w:p>
+            <w:pPr>
+              <w:spacing w:line="256" w:lineRule="auto"/>
+              <w:ind w:right="-214"/>
+              <w:rPr>
+                <w:sz w:val="18"/>
+                <w:szCs w:val="18"/>
+                <w:lang w:eastAsia="en-US"/>
+              </w:rPr>
+            </w:pPr>
+            <w:r>
+              <w:rPr>
+                <w:sz w:val="18"/>
+                <w:szCs w:val="18"/>
+                <w:lang w:eastAsia="en-US"/>
+              </w:rPr>
+              <w:t xml:space="preserve">Виконавець </w:t>
+            </w:r>
+          </w:p>
+          <w:p>
+            <w:pPr>
+              <w:spacing w:line="256" w:lineRule="auto"/>
+              <w:ind w:right="-214"/>
+              <w:rPr>
+                <w:sz w:val="18"/>
+                <w:szCs w:val="18"/>
+                <w:lang w:eastAsia="en-US"/>
+              </w:rPr>
+            </w:pPr>
+            <w:r>
+              <w:rPr>
+                <w:rFonts w:ascii="Arial" w:hAnsi="Arial" w:cs="Arial"/>
+                <w:sz w:val="18"/>
+                <w:szCs w:val="18"/>
+                <w:lang w:eastAsia="en-US"/>
+              </w:rPr>
+              <w:t>Implementer</w:t>
+            </w:r>
+          </w:p>
+        </w:tc>
+        <w:tc>
+          <w:tcPr>
+            <w:tcW w:w="3296" w:type="dxa"/>
+            <w:tcBorders>
+              <w:top w:val="single" w:sz="18" w:space="0" w:color="999999"/>
+              <w:left w:val="single" w:sz="18" w:space="0" w:color="999999"/>
+              <w:bottom w:val="single" w:sz="18" w:space="0" w:color="999999"/>
+              <w:right w:val="single" w:sz="18" w:space="0" w:color="999999"/>
+            </w:tcBorders>
+            <w:vAlign w:val="center"/>
+            <w:hideMark/>
+          </w:tcPr>
+          <w:p>
+            <w:pPr>
+              <w:spacing w:line="256" w:lineRule="auto"/>
+              <w:ind w:left="104"/>
+              <w:rPr>
+                <w:rFonts w:ascii="Arial Narrow" w:hAnsi="Arial Narrow"/>
+                <w:sz w:val="20"/>
+                <w:szCs w:val="20"/>
+                <w:lang w:eastAsia="en-US"/>
+              </w:rPr>
+            </w:pPr>
+            <w:r>
+              <w:rPr>
+                <w:rFonts w:ascii="Arial Narrow" w:hAnsi="Arial Narrow"/>
+                <w:sz w:val="20"/>
+                <w:szCs w:val="20"/>
+                <w:lang w:eastAsia="en-US"/>
+              </w:rPr>
+              <w:t>Ніколенко Святослав</w:t>
+            </w:r>
+          </w:p>
+        </w:tc>
+      </w:tr>
+    </w:tbl>
+    <w:p>
+      <w:pPr>
+        <w:jc w:val="center"/>
+        <w:rPr>
+          <w:color w:val="606060"/>
+          <w:spacing w:val="-13"/>
+          <w:lang w:val="en-US"/>
+        </w:rPr>
+      </w:pPr>
+      <w:r>
+        <w:rPr>
+          <w:sz w:val="30"/>
+          <w:szCs w:val="30"/>
+          <w:lang w:val="en-US"/>
+        </w:rPr>
+        <w:br w:type="textWrapping" w:clear="all"/>
+      </w:r>
+    </w:p>
+    <w:tbl>
+      <w:tblPr>
+        <w:tblW w:w="10386" w:type="dxa"/>
+        <w:jc w:val="right"/>
+        <w:tblBorders>
+          <w:top w:val="single" w:sz="18" w:space="0" w:color="999999"/>
+          <w:left w:val="single" w:sz="18" w:space="0" w:color="999999"/>
+          <w:bottom w:val="single" w:sz="18" w:space="0" w:color="999999"/>
+          <w:right w:val="single" w:sz="18" w:space="0" w:color="999999"/>
+          <w:insideH w:val="single" w:sz="18" w:space="0" w:color="999999"/>
+          <w:insideV w:val="single" w:sz="18" w:space="0" w:color="999999"/>
+        </w:tblBorders>
+        <w:tblLook w:val="01E0" w:firstRow="1" w:lastRow="1" w:firstColumn="1" w:lastColumn="1" w:noHBand="0" w:noVBand="0"/>
+      </w:tblPr>
+      <w:tblGrid>
+        <w:gridCol w:w="1009"/>
+        <w:gridCol w:w="4400"/>
+        <w:gridCol w:w="3190"/>
+        <w:gridCol w:w="1787"/>
+      </w:tblGrid>
+      <w:tr>
+        <w:trPr>
+          <w:trHeight w:val="1260"/>
+          <w:jc w:val="right"/>
+        </w:trPr>
+        <w:tc>
+          <w:tcPr>
+            <w:tcW w:w="1009" w:type="dxa"/>
+            <w:tcBorders>
+              <w:top w:val="single" w:sz="18" w:space="0" w:color="999999"/>
+              <w:left w:val="single" w:sz="18" w:space="0" w:color="999999"/>
+              <w:bottom w:val="single" w:sz="18" w:space="0" w:color="999999"/>
+              <w:right w:val="single" w:sz="18" w:space="0" w:color="999999"/>
+            </w:tcBorders>
+            <w:shd w:val="clear" w:color="auto" w:fill="F3F3F3"/>
+            <w:vAlign w:val="center"/>
+            <w:hideMark/>
+          </w:tcPr>
+          <w:p>
+            <w:pPr>
+              <w:spacing w:line="192" w:lineRule="auto"/>
+              <w:jc w:val="center"/>
+              <w:rPr>
+                <w:sz w:val="20"/>
+                <w:szCs w:val="20"/>
+                <w:lang w:eastAsia="en-US"/>
+              </w:rPr>
+            </w:pPr>
+            <w:r>
+              <w:rPr>
+                <w:sz w:val="20"/>
+                <w:szCs w:val="20"/>
+                <w:lang w:eastAsia="en-US"/>
+              </w:rPr>
+              <w:t xml:space="preserve">Ід-р тест-кейса / </w:t>
+            </w:r>
+            <w:r>
+              <w:rPr>
+                <w:rFonts w:ascii="Arial" w:hAnsi="Arial" w:cs="Arial"/>
+                <w:sz w:val="20"/>
+                <w:szCs w:val="20"/>
+                <w:lang w:eastAsia="en-US"/>
+              </w:rPr>
+              <w:t>Test Case ID</w:t>
+            </w:r>
+          </w:p>
+        </w:tc>
+        <w:tc>
+          <w:tcPr>
+            <w:tcW w:w="4400" w:type="dxa"/>
+            <w:tcBorders>
+              <w:top w:val="single" w:sz="18" w:space="0" w:color="999999"/>
+              <w:left w:val="single" w:sz="18" w:space="0" w:color="999999"/>
+              <w:bottom w:val="single" w:sz="18" w:space="0" w:color="999999"/>
+              <w:right w:val="single" w:sz="18" w:space="0" w:color="999999"/>
+            </w:tcBorders>
+            <w:shd w:val="clear" w:color="auto" w:fill="F3F3F3"/>
+            <w:vAlign w:val="center"/>
+            <w:hideMark/>
+          </w:tcPr>
+          <w:p>
+            <w:pPr>
+              <w:spacing w:line="256" w:lineRule="auto"/>
+              <w:jc w:val="center"/>
+              <w:rPr>
+                <w:rFonts w:ascii="Arial" w:hAnsi="Arial" w:cs="Arial"/>
+                <w:sz w:val="20"/>
+                <w:szCs w:val="20"/>
+                <w:lang w:val="en-US" w:eastAsia="en-US"/>
+              </w:rPr>
+            </w:pPr>
+            <w:r>
+              <w:rPr>
+                <w:sz w:val="20"/>
+                <w:szCs w:val="20"/>
+                <w:lang w:eastAsia="en-US"/>
+              </w:rPr>
+              <w:t xml:space="preserve">Дії (кроки) </w:t>
+            </w:r>
+            <w:r>
+              <w:rPr>
+                <w:rFonts w:ascii="Arial" w:hAnsi="Arial" w:cs="Arial"/>
+                <w:sz w:val="20"/>
+                <w:szCs w:val="20"/>
+                <w:lang w:eastAsia="en-US"/>
+              </w:rPr>
+              <w:t xml:space="preserve">/ </w:t>
+            </w:r>
+          </w:p>
+          <w:p>
+            <w:pPr>
+              <w:spacing w:line="256" w:lineRule="auto"/>
+              <w:jc w:val="center"/>
+              <w:rPr>
+                <w:rFonts w:ascii="Georgia" w:hAnsi="Georgia"/>
+                <w:b/>
+                <w:bCs/>
+                <w:color w:val="2A2A2A"/>
+                <w:sz w:val="20"/>
+                <w:szCs w:val="20"/>
+                <w:lang w:eastAsia="en-US"/>
+              </w:rPr>
+            </w:pPr>
+            <w:r>
+              <w:rPr>
+                <w:rFonts w:ascii="Arial" w:hAnsi="Arial" w:cs="Arial"/>
+                <w:sz w:val="20"/>
+                <w:szCs w:val="20"/>
+                <w:lang w:eastAsia="en-US"/>
+              </w:rPr>
+              <w:t>Action (Test Step</w:t>
+            </w:r>
+            <w:r>
+              <w:rPr>
+                <w:rFonts w:ascii="Arial" w:hAnsi="Arial" w:cs="Arial"/>
+                <w:sz w:val="20"/>
+                <w:szCs w:val="20"/>
+                <w:lang w:val="en-US" w:eastAsia="en-US"/>
+              </w:rPr>
+              <w:t>s</w:t>
+            </w:r>
+            <w:r>
+              <w:rPr>
+                <w:rFonts w:ascii="Arial" w:hAnsi="Arial" w:cs="Arial"/>
+                <w:sz w:val="20"/>
+                <w:szCs w:val="20"/>
+                <w:lang w:eastAsia="en-US"/>
+              </w:rPr>
+              <w:t>)</w:t>
+            </w:r>
+          </w:p>
+        </w:tc>
+        <w:tc>
+          <w:tcPr>
+            <w:tcW w:w="3190" w:type="dxa"/>
+            <w:tcBorders>
+              <w:top w:val="single" w:sz="18" w:space="0" w:color="999999"/>
+              <w:left w:val="single" w:sz="18" w:space="0" w:color="999999"/>
+              <w:bottom w:val="single" w:sz="18" w:space="0" w:color="999999"/>
+              <w:right w:val="single" w:sz="18" w:space="0" w:color="999999"/>
+            </w:tcBorders>
+            <w:shd w:val="clear" w:color="auto" w:fill="F3F3F3"/>
+            <w:vAlign w:val="center"/>
+            <w:hideMark/>
+          </w:tcPr>
+          <w:p>
+            <w:pPr>
+              <w:spacing w:line="256" w:lineRule="auto"/>
+              <w:jc w:val="center"/>
+              <w:rPr>
+                <w:sz w:val="20"/>
+                <w:szCs w:val="20"/>
+                <w:lang w:val="ru-RU" w:eastAsia="en-US"/>
+              </w:rPr>
+            </w:pPr>
+            <w:r>
+              <w:rPr>
+                <w:sz w:val="20"/>
+                <w:szCs w:val="20"/>
+                <w:lang w:eastAsia="en-US"/>
+              </w:rPr>
+              <w:t xml:space="preserve">Очікуваний </w:t>
+            </w:r>
+          </w:p>
+          <w:p>
+            <w:pPr>
+              <w:spacing w:line="256" w:lineRule="auto"/>
+              <w:jc w:val="center"/>
+              <w:rPr>
+                <w:sz w:val="20"/>
+                <w:szCs w:val="20"/>
+                <w:lang w:val="ru-RU" w:eastAsia="en-US"/>
+              </w:rPr>
+            </w:pPr>
+            <w:r>
+              <w:rPr>
+                <w:sz w:val="20"/>
+                <w:szCs w:val="20"/>
+                <w:lang w:eastAsia="en-US"/>
+              </w:rPr>
+              <w:t xml:space="preserve">результат / </w:t>
+            </w:r>
+          </w:p>
+          <w:p>
+            <w:pPr>
+              <w:spacing w:line="256" w:lineRule="auto"/>
+              <w:jc w:val="center"/>
+              <w:rPr>
+                <w:sz w:val="20"/>
+                <w:szCs w:val="20"/>
+                <w:lang w:eastAsia="en-US"/>
+              </w:rPr>
+            </w:pPr>
+            <w:r>
+              <w:rPr>
+                <w:rFonts w:ascii="Arial" w:hAnsi="Arial" w:cs="Arial"/>
+                <w:sz w:val="20"/>
+                <w:szCs w:val="20"/>
+                <w:lang w:eastAsia="en-US"/>
+              </w:rPr>
+              <w:t>Expected Result</w:t>
+            </w:r>
+          </w:p>
+        </w:tc>
+        <w:tc>
+          <w:tcPr>
+            <w:tcW w:w="1787" w:type="dxa"/>
+            <w:tcBorders>
+              <w:top w:val="single" w:sz="18" w:space="0" w:color="999999"/>
+              <w:left w:val="single" w:sz="18" w:space="0" w:color="999999"/>
+              <w:bottom w:val="single" w:sz="18" w:space="0" w:color="999999"/>
+              <w:right w:val="single" w:sz="18" w:space="0" w:color="999999"/>
+            </w:tcBorders>
+            <w:shd w:val="clear" w:color="auto" w:fill="F3F3F3"/>
+            <w:vAlign w:val="center"/>
+            <w:hideMark/>
+          </w:tcPr>
+          <w:p>
+            <w:pPr>
+              <w:spacing w:line="256" w:lineRule="auto"/>
+              <w:ind w:left="-57" w:right="-57"/>
+              <w:jc w:val="center"/>
+              <w:rPr>
+                <w:rFonts w:ascii="Arial" w:hAnsi="Arial" w:cs="Arial"/>
+                <w:sz w:val="20"/>
+                <w:szCs w:val="20"/>
+                <w:lang w:eastAsia="en-US"/>
+              </w:rPr>
+            </w:pPr>
+            <w:r>
+              <w:rPr>
+                <w:sz w:val="20"/>
+                <w:szCs w:val="20"/>
+                <w:lang w:eastAsia="en-US"/>
+              </w:rPr>
+              <w:t xml:space="preserve">Результат тестування </w:t>
+            </w:r>
+            <w:r>
+              <w:rPr>
+                <w:rFonts w:ascii="Arial" w:hAnsi="Arial" w:cs="Arial"/>
+                <w:sz w:val="20"/>
+                <w:szCs w:val="20"/>
+                <w:lang w:eastAsia="en-US"/>
+              </w:rPr>
+              <w:t xml:space="preserve">/ </w:t>
+            </w:r>
+          </w:p>
+          <w:p>
+            <w:pPr>
+              <w:spacing w:line="256" w:lineRule="auto"/>
+              <w:ind w:left="-57" w:right="-57"/>
+              <w:jc w:val="center"/>
+              <w:rPr>
+                <w:sz w:val="20"/>
+                <w:szCs w:val="20"/>
+                <w:lang w:eastAsia="en-US"/>
+              </w:rPr>
+            </w:pPr>
+            <w:r>
+              <w:rPr>
+                <w:rFonts w:ascii="Arial" w:hAnsi="Arial" w:cs="Arial"/>
+                <w:sz w:val="20"/>
+                <w:szCs w:val="20"/>
+                <w:lang w:eastAsia="en-US"/>
+              </w:rPr>
+              <w:t>Test Result</w:t>
+            </w:r>
+          </w:p>
+        </w:tc>
+      </w:tr>
+      <w:tr>
+        <w:trPr>
+          <w:jc w:val="right"/>
+        </w:trPr>
+        <w:tc>
+          <w:tcPr>
+            <w:tcW w:w="1009" w:type="dxa"/>
+            <w:tcBorders>
+              <w:top w:val="single" w:sz="18" w:space="0" w:color="999999"/>
+              <w:left w:val="single" w:sz="18" w:space="0" w:color="999999"/>
+              <w:bottom w:val="single" w:sz="18" w:space="0" w:color="999999"/>
+              <w:right w:val="single" w:sz="18" w:space="0" w:color="999999"/>
+            </w:tcBorders>
+            <w:hideMark/>
+          </w:tcPr>
+          <w:p>
+            <w:pPr>
+              <w:spacing w:line="256" w:lineRule="auto"/>
+              <w:rPr>
+                <w:lang w:eastAsia="en-US"/>
+              </w:rPr>
+            </w:pPr>
+            <w:r>
+              <w:rPr>
+                <w:lang w:eastAsia="en-US"/>
+              </w:rPr>
+              <w:t>TC-1.1</w:t>
+            </w:r>
+          </w:p>
+        </w:tc>
+        <w:tc>
+          <w:tcPr>
+            <w:tcW w:w="4400" w:type="dxa"/>
+            <w:tcBorders>
+              <w:top w:val="single" w:sz="18" w:space="0" w:color="999999"/>
+              <w:left w:val="single" w:sz="18" w:space="0" w:color="999999"/>
+              <w:bottom w:val="single" w:sz="18" w:space="0" w:color="999999"/>
+              <w:right w:val="single" w:sz="18" w:space="0" w:color="999999"/>
+            </w:tcBorders>
+            <w:hideMark/>
+          </w:tcPr>
+          <w:p>
+            <w:pPr>
+              <w:spacing w:line="256" w:lineRule="auto"/>
+              <w:rPr>
+                <w:lang w:eastAsia="en-US"/>
+              </w:rPr>
+            </w:pPr>
+            <w:r>
+              <w:rPr>
+                <w:lang w:eastAsia="en-US"/>
+              </w:rPr>
+              <w:t>1. Викликати функцію task_9_1(0)</w:t>
+            </w:r>
+          </w:p>
+        </w:tc>
+        <w:tc>
+          <w:tcPr>
+            <w:tcW w:w="3190" w:type="dxa"/>
+            <w:tcBorders>
+              <w:top w:val="single" w:sz="18" w:space="0" w:color="999999"/>
+              <w:left w:val="single" w:sz="18" w:space="0" w:color="999999"/>
+              <w:bottom w:val="single" w:sz="18" w:space="0" w:color="999999"/>
+              <w:right w:val="single" w:sz="18" w:space="0" w:color="999999"/>
+            </w:tcBorders>
+            <w:hideMark/>
+          </w:tcPr>
+          <w:p>
+            <w:pPr>
+              <w:spacing w:line="256" w:lineRule="auto"/>
+              <w:rPr>
+                <w:lang w:eastAsia="en-US"/>
+              </w:rPr>
+            </w:pPr>
+            <w:r>
+              <w:rPr>
+                <w:lang w:eastAsia="en-US"/>
+              </w:rPr>
+              <w:t>Вікно застосунку виведе: CALM-GLASSY, 0 METERS</w:t>
+            </w:r>
+          </w:p>
+        </w:tc>
+        <w:tc>
+          <w:tcPr>
+            <w:tcW w:w="1787" w:type="dxa"/>
+            <w:tcBorders>
+              <w:top w:val="single" w:sz="18" w:space="0" w:color="999999"/>
+              <w:left w:val="single" w:sz="18" w:space="0" w:color="999999"/>
+              <w:bottom w:val="single" w:sz="18" w:space="0" w:color="999999"/>
+              <w:right w:val="single" w:sz="18" w:space="0" w:color="999999"/>
+            </w:tcBorders>
+            <w:hideMark/>
+          </w:tcPr>
+          <w:p>
+            <w:pPr>
+              <w:spacing w:line="256" w:lineRule="auto"/>
+              <w:rPr>
+                <w:lang w:eastAsia="en-US"/>
+              </w:rPr>
+            </w:pPr>
+            <w:r>
+              <w:rPr>
+                <w:lang w:eastAsia="en-US"/>
+              </w:rPr>
+              <w:t>passed</w:t>
+            </w:r>
+          </w:p>
+        </w:tc>
+      </w:tr>
+      <w:tr>
+        <w:trPr>
+          <w:jc w:val="right"/>
+        </w:trPr>
+        <w:tc>
+          <w:tcPr>
+            <w:tcW w:w="1009" w:type="dxa"/>
+            <w:tcBorders>
+              <w:top w:val="single" w:sz="18" w:space="0" w:color="999999"/>
+              <w:left w:val="single" w:sz="18" w:space="0" w:color="999999"/>
+              <w:bottom w:val="single" w:sz="18" w:space="0" w:color="999999"/>
+              <w:right w:val="single" w:sz="18" w:space="0" w:color="999999"/>
+            </w:tcBorders>
+            <w:hideMark/>
+          </w:tcPr>
+          <w:p>
+            <w:pPr>
+              <w:spacing w:line="256" w:lineRule="auto"/>
+              <w:rPr>
+                <w:lang w:eastAsia="en-US"/>
+              </w:rPr>
+            </w:pPr>
+            <w:r>
+              <w:rPr>
+                <w:lang w:eastAsia="en-US"/>
+              </w:rPr>
+              <w:t>TC-1.2</w:t>
+            </w:r>
+          </w:p>
+        </w:tc>
+        <w:tc>
+          <w:tcPr>
+            <w:tcW w:w="4400" w:type="dxa"/>
+            <w:tcBorders>
+              <w:top w:val="single" w:sz="18" w:space="0" w:color="999999"/>
+              <w:left w:val="single" w:sz="18" w:space="0" w:color="999999"/>
+              <w:bottom w:val="single" w:sz="18" w:space="0" w:color="999999"/>
+              <w:right w:val="single" w:sz="18" w:space="0" w:color="999999"/>
+            </w:tcBorders>
+            <w:hideMark/>
+          </w:tcPr>
+          <w:p>
+            <w:pPr>
+              <w:spacing w:line="256" w:lineRule="auto"/>
+              <w:rPr>
+                <w:lang w:eastAsia="en-US"/>
+              </w:rPr>
+            </w:pPr>
+            <w:r>
+              <w:rPr>
+                <w:lang w:eastAsia="en-US"/>
+              </w:rPr>
+              <w:t>1. Викликати функцію task_9_1(4)</w:t>
+            </w:r>
+          </w:p>
+        </w:tc>
+        <w:tc>
+          <w:tcPr>
+            <w:tcW w:w="3190" w:type="dxa"/>
+            <w:tcBorders>
+              <w:top w:val="single" w:sz="18" w:space="0" w:color="999999"/>
+              <w:left w:val="single" w:sz="18" w:space="0" w:color="999999"/>
+              <w:bottom w:val="single" w:sz="18" w:space="0" w:color="999999"/>
+              <w:right w:val="single" w:sz="18" w:space="0" w:color="999999"/>
+            </w:tcBorders>
+            <w:hideMark/>
+          </w:tcPr>
+          <w:p>
+            <w:pPr>
+              <w:spacing w:line="256" w:lineRule="auto"/>
+              <w:rPr>
+                <w:lang w:eastAsia="en-US"/>
+              </w:rPr>
+            </w:pPr>
+            <w:r>
+              <w:rPr>
+                <w:lang w:eastAsia="en-US"/>
+              </w:rPr>
+              <w:t>Вікно застосунку виведе: MODERATE, 1.25-2.50 METERS</w:t>
+            </w:r>
+          </w:p>
+        </w:tc>
+        <w:tc>
+          <w:tcPr>
+            <w:tcW w:w="1787" w:type="dxa"/>
+            <w:tcBorders>
+              <w:top w:val="single" w:sz="18" w:space="0" w:color="999999"/>
+              <w:left w:val="single" w:sz="18" w:space="0" w:color="999999"/>
+              <w:bottom w:val="single" w:sz="18" w:space="0" w:color="999999"/>
+              <w:right w:val="single" w:sz="18" w:space="0" w:color="999999"/>
+            </w:tcBorders>
+            <w:hideMark/>
+          </w:tcPr>
+          <w:p>
+            <w:pPr>
+              <w:spacing w:line="256" w:lineRule="auto"/>
+              <w:rPr>
+                <w:lang w:eastAsia="en-US"/>
+              </w:rPr>
+            </w:pPr>
+            <w:r>
+              <w:rPr>
+                <w:lang w:eastAsia="en-US"/>
+              </w:rPr>
+              <w:t>passed</w:t>
+            </w:r>
+          </w:p>
+        </w:tc>
+      </w:tr>
+      <w:tr>
+        <w:trPr>
+          <w:jc w:val="right"/>
+        </w:trPr>
+        <w:tc>
+          <w:tcPr>
+            <w:tcW w:w="1009" w:type="dxa"/>
+            <w:tcBorders>
+              <w:top w:val="single" w:sz="18" w:space="0" w:color="999999"/>
+              <w:left w:val="single" w:sz="18" w:space="0" w:color="999999"/>
+              <w:bottom w:val="single" w:sz="18" w:space="0" w:color="999999"/>
+              <w:right w:val="single" w:sz="18" w:space="0" w:color="999999"/>
+            </w:tcBorders>
+            <w:hideMark/>
+          </w:tcPr>
+          <w:p>
+            <w:pPr>
+              <w:spacing w:line="256" w:lineRule="auto"/>
+              <w:rPr>
+                <w:lang w:eastAsia="en-US"/>
+              </w:rPr>
+            </w:pPr>
+            <w:r>
+              <w:rPr>
+                <w:lang w:eastAsia="en-US"/>
+              </w:rPr>
+              <w:t>TC-1.3</w:t>
+            </w:r>
+          </w:p>
+        </w:tc>
+        <w:tc>
+          <w:tcPr>
+            <w:tcW w:w="4400" w:type="dxa"/>
+            <w:tcBorders>
+              <w:top w:val="single" w:sz="18" w:space="0" w:color="999999"/>
+              <w:left w:val="single" w:sz="18" w:space="0" w:color="999999"/>
+              <w:bottom w:val="single" w:sz="18" w:space="0" w:color="999999"/>
+              <w:right w:val="single" w:sz="18" w:space="0" w:color="999999"/>
+            </w:tcBorders>
+            <w:hideMark/>
+          </w:tcPr>
+          <w:p>
+            <w:pPr>
+              <w:spacing w:line="256" w:lineRule="auto"/>
+              <w:rPr>
+                <w:lang w:eastAsia="en-US"/>
+              </w:rPr>
+            </w:pPr>
+            <w:r>
+              <w:rPr>
+                <w:lang w:eastAsia="en-US"/>
+              </w:rPr>
+              <w:t>1. Викликати функцію task_9_1(10)</w:t>
+            </w:r>
+          </w:p>
+        </w:tc>
+        <w:tc>
+          <w:tcPr>
+            <w:tcW w:w="3190" w:type="dxa"/>
+            <w:tcBorders>
+              <w:top w:val="single" w:sz="18" w:space="0" w:color="999999"/>
+              <w:left w:val="single" w:sz="18" w:space="0" w:color="999999"/>
+              <w:bottom w:val="single" w:sz="18" w:space="0" w:color="999999"/>
+              <w:right w:val="single" w:sz="18" w:space="0" w:color="999999"/>
+            </w:tcBorders>
+            <w:hideMark/>
+          </w:tcPr>
+          <w:p>
+            <w:pPr>
+              <w:spacing w:line="256" w:lineRule="auto"/>
+              <w:rPr>
+                <w:lang w:eastAsia="en-US"/>
+              </w:rPr>
+            </w:pPr>
+            <w:r>
+              <w:rPr>
+                <w:lang w:eastAsia="en-US"/>
+              </w:rPr>
+              <w:t>Вікно застосунку виведе повідомлення про помилку та згенерує звуковий сигнал.</w:t>
+            </w:r>
+          </w:p>
+        </w:tc>
+        <w:tc>
+          <w:tcPr>
+            <w:tcW w:w="1787" w:type="dxa"/>
+            <w:tcBorders>
+              <w:top w:val="single" w:sz="18" w:space="0" w:color="999999"/>
+              <w:left w:val="single" w:sz="18" w:space="0" w:color="999999"/>
+              <w:bottom w:val="single" w:sz="18" w:space="0" w:color="999999"/>
+              <w:right w:val="single" w:sz="18" w:space="0" w:color="999999"/>
+            </w:tcBorders>
+            <w:hideMark/>
+          </w:tcPr>
+          <w:p>
+            <w:pPr>
+              <w:spacing w:line="256" w:lineRule="auto"/>
+              <w:rPr>
+                <w:lang w:eastAsia="en-US"/>
+              </w:rPr>
+            </w:pPr>
+            <w:r>
+              <w:rPr>
+                <w:lang w:eastAsia="en-US"/>
+              </w:rPr>
+              <w:t>passed</w:t>
+            </w:r>
+          </w:p>
+        </w:tc>
+      </w:tr>
+    </w:tbl>
+    <w:p/>
+    <w:p/>
+    <w:tbl>
+      <w:tblPr>
+        <w:tblpPr w:leftFromText="180" w:rightFromText="180" w:bottomFromText="160" w:vertAnchor="text" w:tblpXSpec="right" w:tblpY="1"/>
+        <w:tblOverlap w:val="never"/>
+        <w:tblW w:w="0" w:type="auto"/>
+        <w:tblBorders>
+          <w:top w:val="single" w:sz="18" w:space="0" w:color="999999"/>
+          <w:left w:val="single" w:sz="18" w:space="0" w:color="999999"/>
+          <w:bottom w:val="single" w:sz="18" w:space="0" w:color="999999"/>
+          <w:right w:val="single" w:sz="18" w:space="0" w:color="999999"/>
+          <w:insideH w:val="single" w:sz="18" w:space="0" w:color="999999"/>
+          <w:insideV w:val="single" w:sz="18" w:space="0" w:color="999999"/>
+        </w:tblBorders>
+        <w:tblLook w:val="01E0" w:firstRow="1" w:lastRow="1" w:firstColumn="1" w:lastColumn="1" w:noHBand="0" w:noVBand="0"/>
+      </w:tblPr>
+      <w:tblGrid>
+        <w:gridCol w:w="2538"/>
+        <w:gridCol w:w="3296"/>
+      </w:tblGrid>
+      <w:tr>
+        <w:trPr>
+          <w:trHeight w:val="567"/>
+        </w:trPr>
+        <w:tc>
+          <w:tcPr>
+            <w:tcW w:w="2538" w:type="dxa"/>
+            <w:tcBorders>
+              <w:top w:val="single" w:sz="18" w:space="0" w:color="999999"/>
+              <w:left w:val="single" w:sz="18" w:space="0" w:color="999999"/>
+              <w:bottom w:val="single" w:sz="18" w:space="0" w:color="999999"/>
+              <w:right w:val="single" w:sz="18" w:space="0" w:color="999999"/>
+            </w:tcBorders>
+            <w:vAlign w:val="center"/>
+            <w:hideMark/>
+          </w:tcPr>
+          <w:p>
+            <w:pPr>
+              <w:spacing w:line="256" w:lineRule="auto"/>
+              <w:ind w:right="-214"/>
+              <w:rPr>
+                <w:sz w:val="18"/>
+                <w:szCs w:val="18"/>
+                <w:lang w:eastAsia="en-US"/>
+              </w:rPr>
+            </w:pPr>
+            <w:r>
+              <w:rPr>
+                <w:sz w:val="18"/>
+                <w:szCs w:val="18"/>
+                <w:lang w:eastAsia="en-US"/>
+              </w:rPr>
+              <w:t>Назва тестового набору</w:t>
+            </w:r>
+          </w:p>
+          <w:p>
+            <w:pPr>
+              <w:spacing w:line="256" w:lineRule="auto"/>
+              <w:ind w:right="-214"/>
+              <w:rPr>
+                <w:sz w:val="18"/>
+                <w:szCs w:val="18"/>
+                <w:lang w:eastAsia="en-US"/>
+              </w:rPr>
+            </w:pPr>
+            <w:r>
+              <w:rPr>
+                <w:rFonts w:ascii="Arial" w:hAnsi="Arial" w:cs="Arial"/>
+                <w:sz w:val="18"/>
+                <w:szCs w:val="18"/>
+                <w:lang w:eastAsia="en-US"/>
+              </w:rPr>
+              <w:t>Test Suite Description</w:t>
+            </w:r>
+          </w:p>
+        </w:tc>
+        <w:tc>
+          <w:tcPr>
+            <w:tcW w:w="3296" w:type="dxa"/>
+            <w:tcBorders>
+              <w:top w:val="single" w:sz="18" w:space="0" w:color="999999"/>
+              <w:left w:val="single" w:sz="18" w:space="0" w:color="999999"/>
+              <w:bottom w:val="single" w:sz="18" w:space="0" w:color="999999"/>
+              <w:right w:val="single" w:sz="18" w:space="0" w:color="999999"/>
+            </w:tcBorders>
+            <w:vAlign w:val="center"/>
+            <w:hideMark/>
+          </w:tcPr>
+          <w:p>
+            <w:pPr>
+              <w:spacing w:line="256" w:lineRule="auto"/>
+              <w:ind w:left="104"/>
+              <w:rPr>
+                <w:rFonts w:ascii="Arial Narrow" w:hAnsi="Arial Narrow"/>
+                <w:sz w:val="20"/>
+                <w:szCs w:val="20"/>
+                <w:lang w:eastAsia="en-US"/>
+              </w:rPr>
+            </w:pPr>
+            <w:r>
+              <w:rPr>
+                <w:rFonts w:ascii="Arial Narrow" w:hAnsi="Arial Narrow"/>
+                <w:sz w:val="20"/>
+                <w:szCs w:val="20"/>
+                <w:lang w:val="en-US" w:eastAsia="en-US"/>
+              </w:rPr>
+              <w:t>TS_9_2</w:t>
+            </w:r>
+          </w:p>
+        </w:tc>
+      </w:tr>
+      <w:tr>
+        <w:trPr>
+          <w:trHeight w:val="567"/>
+        </w:trPr>
+        <w:tc>
+          <w:tcPr>
+            <w:tcW w:w="2538" w:type="dxa"/>
+            <w:tcBorders>
+              <w:top w:val="single" w:sz="18" w:space="0" w:color="999999"/>
+              <w:left w:val="single" w:sz="18" w:space="0" w:color="999999"/>
+              <w:bottom w:val="single" w:sz="18" w:space="0" w:color="999999"/>
+              <w:right w:val="single" w:sz="18" w:space="0" w:color="999999"/>
+            </w:tcBorders>
+            <w:vAlign w:val="center"/>
+            <w:hideMark/>
+          </w:tcPr>
+          <w:p>
+            <w:pPr>
+              <w:spacing w:line="256" w:lineRule="auto"/>
+              <w:ind w:right="-214"/>
+              <w:rPr>
+                <w:sz w:val="18"/>
+                <w:szCs w:val="18"/>
+                <w:lang w:eastAsia="en-US"/>
+              </w:rPr>
+            </w:pPr>
+            <w:r>
+              <w:rPr>
+                <w:sz w:val="18"/>
+                <w:szCs w:val="18"/>
+                <w:lang w:eastAsia="en-US"/>
+              </w:rPr>
+              <w:t>Назва проекта / ПЗ</w:t>
+            </w:r>
+          </w:p>
+          <w:p>
+            <w:pPr>
+              <w:spacing w:line="256" w:lineRule="auto"/>
+              <w:ind w:right="-214"/>
+              <w:rPr>
+                <w:sz w:val="18"/>
+                <w:szCs w:val="18"/>
+                <w:lang w:eastAsia="en-US"/>
+              </w:rPr>
+            </w:pPr>
+            <w:r>
+              <w:rPr>
+                <w:rFonts w:ascii="Arial" w:hAnsi="Arial" w:cs="Arial"/>
+                <w:sz w:val="18"/>
+                <w:szCs w:val="18"/>
+                <w:lang w:eastAsia="en-US"/>
+              </w:rPr>
+              <w:t>Name of Project / Software</w:t>
+            </w:r>
+          </w:p>
+        </w:tc>
+        <w:tc>
+          <w:tcPr>
+            <w:tcW w:w="3296" w:type="dxa"/>
+            <w:tcBorders>
+              <w:top w:val="single" w:sz="18" w:space="0" w:color="999999"/>
+              <w:left w:val="single" w:sz="18" w:space="0" w:color="999999"/>
+              <w:bottom w:val="single" w:sz="18" w:space="0" w:color="999999"/>
+              <w:right w:val="single" w:sz="18" w:space="0" w:color="999999"/>
+            </w:tcBorders>
+            <w:vAlign w:val="center"/>
+            <w:hideMark/>
+          </w:tcPr>
+          <w:p>
+            <w:pPr>
+              <w:spacing w:line="256" w:lineRule="auto"/>
+              <w:ind w:left="104"/>
+              <w:rPr>
+                <w:rFonts w:ascii="Arial Narrow" w:hAnsi="Arial Narrow"/>
+                <w:sz w:val="20"/>
+                <w:szCs w:val="20"/>
+                <w:lang w:val="en-US" w:eastAsia="en-US"/>
+              </w:rPr>
+            </w:pPr>
+            <w:r>
+              <w:rPr>
+                <w:sz w:val="22"/>
+                <w:szCs w:val="22"/>
+                <w:lang w:val="en-US" w:eastAsia="en-US"/>
+              </w:rPr>
+              <w:t>nikolenko</w:t>
+            </w:r>
+            <w:r>
+              <w:rPr>
+                <w:sz w:val="22"/>
+                <w:szCs w:val="22"/>
+                <w:lang w:eastAsia="en-US"/>
+              </w:rPr>
+              <w:t>-task_9_2</w:t>
+            </w:r>
+          </w:p>
+        </w:tc>
+      </w:tr>
+      <w:tr>
+        <w:trPr>
+          <w:trHeight w:val="567"/>
+        </w:trPr>
+        <w:tc>
+          <w:tcPr>
+            <w:tcW w:w="2538" w:type="dxa"/>
+            <w:tcBorders>
+              <w:top w:val="single" w:sz="18" w:space="0" w:color="999999"/>
+              <w:left w:val="single" w:sz="18" w:space="0" w:color="999999"/>
+              <w:bottom w:val="single" w:sz="18" w:space="0" w:color="999999"/>
+              <w:right w:val="single" w:sz="18" w:space="0" w:color="999999"/>
+            </w:tcBorders>
+            <w:vAlign w:val="center"/>
+            <w:hideMark/>
+          </w:tcPr>
+          <w:p>
+            <w:pPr>
+              <w:spacing w:line="256" w:lineRule="auto"/>
+              <w:ind w:right="-214"/>
+              <w:rPr>
+                <w:sz w:val="18"/>
+                <w:szCs w:val="18"/>
+                <w:lang w:eastAsia="en-US"/>
+              </w:rPr>
+            </w:pPr>
+            <w:r>
+              <w:rPr>
+                <w:sz w:val="18"/>
+                <w:szCs w:val="18"/>
+                <w:lang w:eastAsia="en-US"/>
+              </w:rPr>
+              <w:t>Рівень тестування</w:t>
+            </w:r>
+          </w:p>
+          <w:p>
+            <w:pPr>
+              <w:spacing w:line="256" w:lineRule="auto"/>
+              <w:ind w:right="-214"/>
+              <w:rPr>
+                <w:rFonts w:ascii="Arial" w:hAnsi="Arial" w:cs="Arial"/>
+                <w:sz w:val="18"/>
+                <w:szCs w:val="18"/>
+                <w:lang w:eastAsia="en-US"/>
+              </w:rPr>
+            </w:pPr>
+            <w:r>
+              <w:rPr>
+                <w:rFonts w:ascii="Arial" w:hAnsi="Arial" w:cs="Arial"/>
+                <w:sz w:val="18"/>
+                <w:szCs w:val="18"/>
+                <w:lang w:eastAsia="en-US"/>
+              </w:rPr>
+              <w:t>Level of Testing</w:t>
+            </w:r>
+          </w:p>
+        </w:tc>
+        <w:tc>
+          <w:tcPr>
+            <w:tcW w:w="3296" w:type="dxa"/>
+            <w:tcBorders>
+              <w:top w:val="single" w:sz="18" w:space="0" w:color="999999"/>
+              <w:left w:val="single" w:sz="18" w:space="0" w:color="999999"/>
+              <w:bottom w:val="single" w:sz="18" w:space="0" w:color="999999"/>
+              <w:right w:val="single" w:sz="18" w:space="0" w:color="999999"/>
+            </w:tcBorders>
+            <w:vAlign w:val="center"/>
+            <w:hideMark/>
+          </w:tcPr>
+          <w:p>
+            <w:pPr>
+              <w:spacing w:line="256" w:lineRule="auto"/>
+              <w:ind w:left="104" w:right="-218"/>
+              <w:rPr>
+                <w:rFonts w:ascii="Arial Narrow" w:hAnsi="Arial Narrow"/>
+                <w:sz w:val="20"/>
+                <w:szCs w:val="20"/>
+                <w:lang w:eastAsia="en-US"/>
+              </w:rPr>
+            </w:pPr>
+            <w:r>
+              <w:rPr>
+                <w:rFonts w:ascii="Arial Narrow" w:hAnsi="Arial Narrow"/>
+                <w:sz w:val="20"/>
+                <w:szCs w:val="20"/>
+                <w:lang w:eastAsia="en-US"/>
+              </w:rPr>
+              <w:t>системний  /  System Testing</w:t>
+            </w:r>
+          </w:p>
+        </w:tc>
+      </w:tr>
+      <w:tr>
+        <w:trPr>
+          <w:trHeight w:val="567"/>
+        </w:trPr>
+        <w:tc>
+          <w:tcPr>
+            <w:tcW w:w="2538" w:type="dxa"/>
+            <w:tcBorders>
+              <w:top w:val="single" w:sz="18" w:space="0" w:color="999999"/>
+              <w:left w:val="single" w:sz="18" w:space="0" w:color="999999"/>
+              <w:bottom w:val="single" w:sz="18" w:space="0" w:color="999999"/>
+              <w:right w:val="single" w:sz="18" w:space="0" w:color="999999"/>
+            </w:tcBorders>
+            <w:vAlign w:val="center"/>
+            <w:hideMark/>
+          </w:tcPr>
+          <w:p>
+            <w:pPr>
+              <w:spacing w:line="256" w:lineRule="auto"/>
+              <w:ind w:right="-214"/>
+              <w:rPr>
+                <w:rFonts w:ascii="Arial" w:hAnsi="Arial" w:cs="Arial"/>
+                <w:sz w:val="18"/>
+                <w:szCs w:val="18"/>
+                <w:lang w:eastAsia="en-US"/>
+              </w:rPr>
+            </w:pPr>
+            <w:r>
+              <w:rPr>
+                <w:sz w:val="18"/>
+                <w:szCs w:val="18"/>
+                <w:lang w:eastAsia="en-US"/>
+              </w:rPr>
+              <w:t xml:space="preserve">Автор тестсьюту </w:t>
+            </w:r>
+          </w:p>
+          <w:p>
+            <w:pPr>
+              <w:spacing w:line="256" w:lineRule="auto"/>
+              <w:ind w:right="-214"/>
+              <w:rPr>
+                <w:sz w:val="18"/>
+                <w:szCs w:val="18"/>
+                <w:lang w:eastAsia="en-US"/>
+              </w:rPr>
+            </w:pPr>
+            <w:r>
+              <w:rPr>
+                <w:rFonts w:ascii="Arial" w:hAnsi="Arial" w:cs="Arial"/>
+                <w:sz w:val="18"/>
+                <w:szCs w:val="18"/>
+                <w:lang w:eastAsia="en-US"/>
+              </w:rPr>
+              <w:t>Test Suite Author</w:t>
+            </w:r>
+          </w:p>
+        </w:tc>
+        <w:tc>
+          <w:tcPr>
+            <w:tcW w:w="3296" w:type="dxa"/>
+            <w:tcBorders>
+              <w:top w:val="single" w:sz="18" w:space="0" w:color="999999"/>
+              <w:left w:val="single" w:sz="18" w:space="0" w:color="999999"/>
+              <w:bottom w:val="single" w:sz="18" w:space="0" w:color="999999"/>
+              <w:right w:val="single" w:sz="18" w:space="0" w:color="999999"/>
+            </w:tcBorders>
+            <w:vAlign w:val="center"/>
+            <w:hideMark/>
+          </w:tcPr>
+          <w:p>
+            <w:pPr>
+              <w:spacing w:line="256" w:lineRule="auto"/>
+              <w:ind w:left="104"/>
+              <w:rPr>
+                <w:rFonts w:ascii="Arial Narrow" w:hAnsi="Arial Narrow"/>
+                <w:sz w:val="20"/>
+                <w:szCs w:val="20"/>
+                <w:lang w:eastAsia="en-US"/>
+              </w:rPr>
+            </w:pPr>
+            <w:r>
+              <w:rPr>
+                <w:rFonts w:ascii="Arial Narrow" w:hAnsi="Arial Narrow"/>
+                <w:sz w:val="20"/>
+                <w:szCs w:val="20"/>
+                <w:lang w:eastAsia="en-US"/>
+              </w:rPr>
+              <w:t>Ніколенко Святослав</w:t>
+            </w:r>
+          </w:p>
+        </w:tc>
+      </w:tr>
+      <w:tr>
+        <w:trPr>
+          <w:trHeight w:val="567"/>
+        </w:trPr>
+        <w:tc>
+          <w:tcPr>
+            <w:tcW w:w="2538" w:type="dxa"/>
+            <w:tcBorders>
+              <w:top w:val="single" w:sz="18" w:space="0" w:color="999999"/>
+              <w:left w:val="single" w:sz="18" w:space="0" w:color="999999"/>
+              <w:bottom w:val="single" w:sz="18" w:space="0" w:color="999999"/>
+              <w:right w:val="single" w:sz="18" w:space="0" w:color="999999"/>
+            </w:tcBorders>
+            <w:vAlign w:val="center"/>
+            <w:hideMark/>
+          </w:tcPr>
+          <w:p>
+            <w:pPr>
+              <w:spacing w:line="256" w:lineRule="auto"/>
+              <w:ind w:right="-214"/>
+              <w:rPr>
+                <w:sz w:val="18"/>
+                <w:szCs w:val="18"/>
+                <w:lang w:eastAsia="en-US"/>
+              </w:rPr>
+            </w:pPr>
+            <w:r>
+              <w:rPr>
+                <w:sz w:val="18"/>
+                <w:szCs w:val="18"/>
+                <w:lang w:eastAsia="en-US"/>
+              </w:rPr>
+              <w:t xml:space="preserve">Виконавець </w:t>
+            </w:r>
+          </w:p>
+          <w:p>
+            <w:pPr>
+              <w:spacing w:line="256" w:lineRule="auto"/>
+              <w:ind w:right="-214"/>
+              <w:rPr>
+                <w:sz w:val="18"/>
+                <w:szCs w:val="18"/>
+                <w:lang w:eastAsia="en-US"/>
+              </w:rPr>
+            </w:pPr>
+            <w:r>
+              <w:rPr>
+                <w:rFonts w:ascii="Arial" w:hAnsi="Arial" w:cs="Arial"/>
+                <w:sz w:val="18"/>
+                <w:szCs w:val="18"/>
+                <w:lang w:eastAsia="en-US"/>
+              </w:rPr>
+              <w:t>Implementer</w:t>
+            </w:r>
+          </w:p>
+        </w:tc>
+        <w:tc>
+          <w:tcPr>
+            <w:tcW w:w="3296" w:type="dxa"/>
+            <w:tcBorders>
+              <w:top w:val="single" w:sz="18" w:space="0" w:color="999999"/>
+              <w:left w:val="single" w:sz="18" w:space="0" w:color="999999"/>
+              <w:bottom w:val="single" w:sz="18" w:space="0" w:color="999999"/>
+              <w:right w:val="single" w:sz="18" w:space="0" w:color="999999"/>
+            </w:tcBorders>
+            <w:vAlign w:val="center"/>
+            <w:hideMark/>
+          </w:tcPr>
+          <w:p>
+            <w:pPr>
+              <w:spacing w:line="256" w:lineRule="auto"/>
+              <w:ind w:left="104"/>
+              <w:rPr>
+                <w:rFonts w:ascii="Arial Narrow" w:hAnsi="Arial Narrow"/>
+                <w:sz w:val="20"/>
+                <w:szCs w:val="20"/>
+                <w:lang w:eastAsia="en-US"/>
+              </w:rPr>
+            </w:pPr>
+            <w:r>
+              <w:rPr>
+                <w:rFonts w:ascii="Arial Narrow" w:hAnsi="Arial Narrow"/>
+                <w:sz w:val="20"/>
+                <w:szCs w:val="20"/>
+                <w:lang w:eastAsia="en-US"/>
+              </w:rPr>
+              <w:t>Ніколенко Святослав</w:t>
+            </w:r>
+          </w:p>
+        </w:tc>
+      </w:tr>
+    </w:tbl>
+    <w:p>
+      <w:pPr>
+        <w:jc w:val="center"/>
+        <w:rPr>
+          <w:color w:val="606060"/>
+          <w:spacing w:val="-13"/>
+          <w:lang w:val="en-US"/>
+        </w:rPr>
+      </w:pPr>
+      <w:r>
+        <w:rPr>
+          <w:sz w:val="30"/>
+          <w:szCs w:val="30"/>
+          <w:lang w:val="en-US"/>
+        </w:rPr>
+        <w:br w:type="textWrapping" w:clear="all"/>
+      </w:r>
+    </w:p>
+    <w:tbl>
+      <w:tblPr>
+        <w:tblW w:w="10386" w:type="dxa"/>
+        <w:jc w:val="right"/>
+        <w:tblBorders>
+          <w:top w:val="single" w:sz="18" w:space="0" w:color="999999"/>
+          <w:left w:val="single" w:sz="18" w:space="0" w:color="999999"/>
+          <w:bottom w:val="single" w:sz="18" w:space="0" w:color="999999"/>
+          <w:right w:val="single" w:sz="18" w:space="0" w:color="999999"/>
+          <w:insideH w:val="single" w:sz="18" w:space="0" w:color="999999"/>
+          <w:insideV w:val="single" w:sz="18" w:space="0" w:color="999999"/>
+        </w:tblBorders>
+        <w:tblLook w:val="01E0" w:firstRow="1" w:lastRow="1" w:firstColumn="1" w:lastColumn="1" w:noHBand="0" w:noVBand="0"/>
+      </w:tblPr>
+      <w:tblGrid>
+        <w:gridCol w:w="1009"/>
+        <w:gridCol w:w="4400"/>
+        <w:gridCol w:w="3190"/>
+        <w:gridCol w:w="1787"/>
+      </w:tblGrid>
+      <w:tr>
+        <w:trPr>
+          <w:trHeight w:val="1260"/>
+          <w:jc w:val="right"/>
+        </w:trPr>
+        <w:tc>
+          <w:tcPr>
+            <w:tcW w:w="1009" w:type="dxa"/>
+            <w:tcBorders>
+              <w:top w:val="single" w:sz="18" w:space="0" w:color="999999"/>
+              <w:left w:val="single" w:sz="18" w:space="0" w:color="999999"/>
+              <w:bottom w:val="single" w:sz="18" w:space="0" w:color="999999"/>
+              <w:right w:val="single" w:sz="18" w:space="0" w:color="999999"/>
+            </w:tcBorders>
+            <w:shd w:val="clear" w:color="auto" w:fill="F3F3F3"/>
+            <w:vAlign w:val="center"/>
+            <w:hideMark/>
+          </w:tcPr>
+          <w:p>
+            <w:pPr>
+              <w:spacing w:line="192" w:lineRule="auto"/>
+              <w:jc w:val="center"/>
+              <w:rPr>
+                <w:sz w:val="20"/>
+                <w:szCs w:val="20"/>
+                <w:lang w:eastAsia="en-US"/>
+              </w:rPr>
+            </w:pPr>
+            <w:r>
+              <w:rPr>
+                <w:sz w:val="20"/>
+                <w:szCs w:val="20"/>
+                <w:lang w:eastAsia="en-US"/>
+              </w:rPr>
+              <w:t xml:space="preserve">Ід-р тест-кейса / </w:t>
+            </w:r>
+            <w:r>
+              <w:rPr>
+                <w:rFonts w:ascii="Arial" w:hAnsi="Arial" w:cs="Arial"/>
+                <w:sz w:val="20"/>
+                <w:szCs w:val="20"/>
+                <w:lang w:eastAsia="en-US"/>
+              </w:rPr>
+              <w:t>Test Case ID</w:t>
+            </w:r>
+          </w:p>
+        </w:tc>
+        <w:tc>
+          <w:tcPr>
+            <w:tcW w:w="4400" w:type="dxa"/>
+            <w:tcBorders>
+              <w:top w:val="single" w:sz="18" w:space="0" w:color="999999"/>
+              <w:left w:val="single" w:sz="18" w:space="0" w:color="999999"/>
+              <w:bottom w:val="single" w:sz="18" w:space="0" w:color="999999"/>
+              <w:right w:val="single" w:sz="18" w:space="0" w:color="999999"/>
+            </w:tcBorders>
+            <w:shd w:val="clear" w:color="auto" w:fill="F3F3F3"/>
+            <w:vAlign w:val="center"/>
+            <w:hideMark/>
+          </w:tcPr>
+          <w:p>
+            <w:pPr>
+              <w:spacing w:line="256" w:lineRule="auto"/>
+              <w:jc w:val="center"/>
+              <w:rPr>
+                <w:rFonts w:ascii="Arial" w:hAnsi="Arial" w:cs="Arial"/>
+                <w:sz w:val="20"/>
+                <w:szCs w:val="20"/>
+                <w:lang w:val="en-US" w:eastAsia="en-US"/>
+              </w:rPr>
+            </w:pPr>
+            <w:r>
+              <w:rPr>
+                <w:sz w:val="20"/>
+                <w:szCs w:val="20"/>
+                <w:lang w:eastAsia="en-US"/>
+              </w:rPr>
+              <w:t xml:space="preserve">Дії (кроки) </w:t>
+            </w:r>
+            <w:r>
+              <w:rPr>
+                <w:rFonts w:ascii="Arial" w:hAnsi="Arial" w:cs="Arial"/>
+                <w:sz w:val="20"/>
+                <w:szCs w:val="20"/>
+                <w:lang w:eastAsia="en-US"/>
+              </w:rPr>
+              <w:t xml:space="preserve">/ </w:t>
+            </w:r>
+          </w:p>
+          <w:p>
+            <w:pPr>
+              <w:spacing w:line="256" w:lineRule="auto"/>
+              <w:jc w:val="center"/>
+              <w:rPr>
+                <w:rFonts w:ascii="Georgia" w:hAnsi="Georgia"/>
+                <w:b/>
+                <w:bCs/>
+                <w:color w:val="2A2A2A"/>
+                <w:sz w:val="20"/>
+                <w:szCs w:val="20"/>
+                <w:lang w:eastAsia="en-US"/>
+              </w:rPr>
+            </w:pPr>
+            <w:r>
+              <w:rPr>
+                <w:rFonts w:ascii="Arial" w:hAnsi="Arial" w:cs="Arial"/>
+                <w:sz w:val="20"/>
+                <w:szCs w:val="20"/>
+                <w:lang w:eastAsia="en-US"/>
+              </w:rPr>
+              <w:t>Action (Test Step</w:t>
+            </w:r>
+            <w:r>
+              <w:rPr>
+                <w:rFonts w:ascii="Arial" w:hAnsi="Arial" w:cs="Arial"/>
+                <w:sz w:val="20"/>
+                <w:szCs w:val="20"/>
+                <w:lang w:val="en-US" w:eastAsia="en-US"/>
+              </w:rPr>
+              <w:t>s</w:t>
+            </w:r>
+            <w:r>
+              <w:rPr>
+                <w:rFonts w:ascii="Arial" w:hAnsi="Arial" w:cs="Arial"/>
+                <w:sz w:val="20"/>
+                <w:szCs w:val="20"/>
+                <w:lang w:eastAsia="en-US"/>
+              </w:rPr>
+              <w:t>)</w:t>
+            </w:r>
+          </w:p>
+        </w:tc>
+        <w:tc>
+          <w:tcPr>
+            <w:tcW w:w="3190" w:type="dxa"/>
+            <w:tcBorders>
+              <w:top w:val="single" w:sz="18" w:space="0" w:color="999999"/>
+              <w:left w:val="single" w:sz="18" w:space="0" w:color="999999"/>
+              <w:bottom w:val="single" w:sz="18" w:space="0" w:color="999999"/>
+              <w:right w:val="single" w:sz="18" w:space="0" w:color="999999"/>
+            </w:tcBorders>
+            <w:shd w:val="clear" w:color="auto" w:fill="F3F3F3"/>
+            <w:vAlign w:val="center"/>
+            <w:hideMark/>
+          </w:tcPr>
+          <w:p>
+            <w:pPr>
+              <w:spacing w:line="256" w:lineRule="auto"/>
+              <w:jc w:val="center"/>
+              <w:rPr>
+                <w:sz w:val="20"/>
+                <w:szCs w:val="20"/>
+                <w:lang w:val="ru-RU" w:eastAsia="en-US"/>
+              </w:rPr>
+            </w:pPr>
+            <w:r>
+              <w:rPr>
+                <w:sz w:val="20"/>
+                <w:szCs w:val="20"/>
+                <w:lang w:eastAsia="en-US"/>
+              </w:rPr>
+              <w:t xml:space="preserve">Очікуваний </w:t>
+            </w:r>
+          </w:p>
+          <w:p>
+            <w:pPr>
+              <w:spacing w:line="256" w:lineRule="auto"/>
+              <w:jc w:val="center"/>
+              <w:rPr>
+                <w:sz w:val="20"/>
+                <w:szCs w:val="20"/>
+                <w:lang w:val="ru-RU" w:eastAsia="en-US"/>
+              </w:rPr>
+            </w:pPr>
+            <w:r>
+              <w:rPr>
+                <w:sz w:val="20"/>
+                <w:szCs w:val="20"/>
+                <w:lang w:eastAsia="en-US"/>
+              </w:rPr>
+              <w:t xml:space="preserve">результат / </w:t>
+            </w:r>
+          </w:p>
+          <w:p>
+            <w:pPr>
+              <w:spacing w:line="256" w:lineRule="auto"/>
+              <w:jc w:val="center"/>
+              <w:rPr>
+                <w:sz w:val="20"/>
+                <w:szCs w:val="20"/>
+                <w:lang w:eastAsia="en-US"/>
+              </w:rPr>
+            </w:pPr>
+            <w:r>
+              <w:rPr>
+                <w:rFonts w:ascii="Arial" w:hAnsi="Arial" w:cs="Arial"/>
+                <w:sz w:val="20"/>
+                <w:szCs w:val="20"/>
+                <w:lang w:eastAsia="en-US"/>
+              </w:rPr>
+              <w:t>Expected Result</w:t>
+            </w:r>
+          </w:p>
+        </w:tc>
+        <w:tc>
+          <w:tcPr>
+            <w:tcW w:w="1787" w:type="dxa"/>
+            <w:tcBorders>
+              <w:top w:val="single" w:sz="18" w:space="0" w:color="999999"/>
+              <w:left w:val="single" w:sz="18" w:space="0" w:color="999999"/>
+              <w:bottom w:val="single" w:sz="18" w:space="0" w:color="999999"/>
+              <w:right w:val="single" w:sz="18" w:space="0" w:color="999999"/>
+            </w:tcBorders>
+            <w:shd w:val="clear" w:color="auto" w:fill="F3F3F3"/>
+            <w:vAlign w:val="center"/>
+            <w:hideMark/>
+          </w:tcPr>
+          <w:p>
+            <w:pPr>
+              <w:spacing w:line="256" w:lineRule="auto"/>
+              <w:ind w:left="-57" w:right="-57"/>
+              <w:jc w:val="center"/>
+              <w:rPr>
+                <w:rFonts w:ascii="Arial" w:hAnsi="Arial" w:cs="Arial"/>
+                <w:sz w:val="20"/>
+                <w:szCs w:val="20"/>
+                <w:lang w:eastAsia="en-US"/>
+              </w:rPr>
+            </w:pPr>
+            <w:r>
+              <w:rPr>
+                <w:sz w:val="20"/>
+                <w:szCs w:val="20"/>
+                <w:lang w:eastAsia="en-US"/>
+              </w:rPr>
+              <w:t xml:space="preserve">Результат тестування </w:t>
+            </w:r>
+            <w:r>
+              <w:rPr>
+                <w:rFonts w:ascii="Arial" w:hAnsi="Arial" w:cs="Arial"/>
+                <w:sz w:val="20"/>
+                <w:szCs w:val="20"/>
+                <w:lang w:eastAsia="en-US"/>
+              </w:rPr>
+              <w:t xml:space="preserve">/ </w:t>
+            </w:r>
+          </w:p>
+          <w:p>
+            <w:pPr>
+              <w:spacing w:line="256" w:lineRule="auto"/>
+              <w:ind w:left="-57" w:right="-57"/>
+              <w:jc w:val="center"/>
+              <w:rPr>
+                <w:sz w:val="20"/>
+                <w:szCs w:val="20"/>
+                <w:lang w:eastAsia="en-US"/>
+              </w:rPr>
+            </w:pPr>
+            <w:r>
+              <w:rPr>
+                <w:rFonts w:ascii="Arial" w:hAnsi="Arial" w:cs="Arial"/>
+                <w:sz w:val="20"/>
+                <w:szCs w:val="20"/>
+                <w:lang w:eastAsia="en-US"/>
+              </w:rPr>
+              <w:t>Test Result</w:t>
+            </w:r>
+          </w:p>
+        </w:tc>
+      </w:tr>
+      <w:tr>
+        <w:trPr>
+          <w:jc w:val="right"/>
+        </w:trPr>
+        <w:tc>
+          <w:tcPr>
+            <w:tcW w:w="1009" w:type="dxa"/>
+            <w:tcBorders>
+              <w:top w:val="single" w:sz="18" w:space="0" w:color="999999"/>
+              <w:left w:val="single" w:sz="18" w:space="0" w:color="999999"/>
+              <w:bottom w:val="single" w:sz="18" w:space="0" w:color="999999"/>
+              <w:right w:val="single" w:sz="18" w:space="0" w:color="999999"/>
+            </w:tcBorders>
+            <w:hideMark/>
+          </w:tcPr>
+          <w:p>
+            <w:pPr>
+              <w:spacing w:line="256" w:lineRule="auto"/>
+              <w:rPr>
+                <w:lang w:eastAsia="en-US"/>
+              </w:rPr>
+            </w:pPr>
+            <w:r>
+              <w:rPr>
+                <w:lang w:eastAsia="en-US"/>
+              </w:rPr>
+              <w:t>TC-2.1</w:t>
+            </w:r>
+          </w:p>
+        </w:tc>
+        <w:tc>
+          <w:tcPr>
+            <w:tcW w:w="4400" w:type="dxa"/>
+            <w:tcBorders>
+              <w:top w:val="single" w:sz="18" w:space="0" w:color="999999"/>
+              <w:left w:val="single" w:sz="18" w:space="0" w:color="999999"/>
+              <w:bottom w:val="single" w:sz="18" w:space="0" w:color="999999"/>
+              <w:right w:val="single" w:sz="18" w:space="0" w:color="999999"/>
+            </w:tcBorders>
+            <w:hideMark/>
+          </w:tcPr>
+          <w:p>
+            <w:pPr>
+              <w:spacing w:line="256" w:lineRule="auto"/>
+              <w:rPr>
+                <w:lang w:eastAsia="en-US"/>
+              </w:rPr>
+            </w:pPr>
+            <w:r>
+              <w:rPr>
+                <w:lang w:eastAsia="en-US"/>
+              </w:rPr>
+              <w:t>1. Викликати функцію task_9_2(4)</w:t>
+            </w:r>
+            <w:r>
+              <w:rPr>
+                <w:lang w:eastAsia="en-US"/>
+              </w:rPr>
+              <w:br/>
+              <w:t>2. Ввести числа: -5, 0, 10, 2000</w:t>
+            </w:r>
+          </w:p>
+        </w:tc>
+        <w:tc>
+          <w:tcPr>
+            <w:tcW w:w="3190" w:type="dxa"/>
+            <w:tcBorders>
+              <w:top w:val="single" w:sz="18" w:space="0" w:color="999999"/>
+              <w:left w:val="single" w:sz="18" w:space="0" w:color="999999"/>
+              <w:bottom w:val="single" w:sz="18" w:space="0" w:color="999999"/>
+              <w:right w:val="single" w:sz="18" w:space="0" w:color="999999"/>
+            </w:tcBorders>
+            <w:hideMark/>
+          </w:tcPr>
+          <w:p>
+            <w:pPr>
+              <w:spacing w:line="256" w:lineRule="auto"/>
+              <w:rPr>
+                <w:lang w:eastAsia="en-US"/>
+              </w:rPr>
+            </w:pPr>
+            <w:r>
+              <w:rPr>
+                <w:lang w:eastAsia="en-US"/>
+              </w:rPr>
+              <w:t>Вікно застосунку виведе:</w:t>
+            </w:r>
+            <w:r>
+              <w:rPr>
+                <w:lang w:eastAsia="en-US"/>
+              </w:rPr>
+              <w:br/>
+              <w:t>Від'ємних: 1</w:t>
+            </w:r>
+            <w:r>
+              <w:rPr>
+                <w:lang w:eastAsia="en-US"/>
+              </w:rPr>
+              <w:br/>
+              <w:t>Нулів: 1</w:t>
+            </w:r>
+            <w:r>
+              <w:rPr>
+                <w:lang w:eastAsia="en-US"/>
+              </w:rPr>
+              <w:br/>
+              <w:t>У діапазоні [5; 1024]: 1</w:t>
+            </w:r>
+          </w:p>
+        </w:tc>
+        <w:tc>
+          <w:tcPr>
+            <w:tcW w:w="1787" w:type="dxa"/>
+            <w:tcBorders>
+              <w:top w:val="single" w:sz="18" w:space="0" w:color="999999"/>
+              <w:left w:val="single" w:sz="18" w:space="0" w:color="999999"/>
+              <w:bottom w:val="single" w:sz="18" w:space="0" w:color="999999"/>
+              <w:right w:val="single" w:sz="18" w:space="0" w:color="999999"/>
+            </w:tcBorders>
+            <w:hideMark/>
+          </w:tcPr>
+          <w:p>
+            <w:pPr>
+              <w:spacing w:line="256" w:lineRule="auto"/>
+              <w:rPr>
+                <w:lang w:eastAsia="en-US"/>
+              </w:rPr>
+            </w:pPr>
+            <w:r>
+              <w:rPr>
+                <w:lang w:eastAsia="en-US"/>
+              </w:rPr>
+              <w:t>passed</w:t>
+            </w:r>
+          </w:p>
+        </w:tc>
+      </w:tr>
+      <w:tr>
+        <w:trPr>
+          <w:jc w:val="right"/>
+        </w:trPr>
+        <w:tc>
+          <w:tcPr>
+            <w:tcW w:w="1009" w:type="dxa"/>
+            <w:tcBorders>
+              <w:top w:val="single" w:sz="18" w:space="0" w:color="999999"/>
+              <w:left w:val="single" w:sz="18" w:space="0" w:color="999999"/>
+              <w:bottom w:val="single" w:sz="18" w:space="0" w:color="999999"/>
+              <w:right w:val="single" w:sz="18" w:space="0" w:color="999999"/>
+            </w:tcBorders>
+            <w:hideMark/>
+          </w:tcPr>
+          <w:p>
+            <w:pPr>
+              <w:spacing w:line="256" w:lineRule="auto"/>
+              <w:rPr>
+                <w:lang w:eastAsia="en-US"/>
+              </w:rPr>
+            </w:pPr>
+            <w:r>
+              <w:rPr>
+                <w:lang w:eastAsia="en-US"/>
+              </w:rPr>
+              <w:t>TC-2.2</w:t>
+            </w:r>
+          </w:p>
+        </w:tc>
+        <w:tc>
+          <w:tcPr>
+            <w:tcW w:w="4400" w:type="dxa"/>
+            <w:tcBorders>
+              <w:top w:val="single" w:sz="18" w:space="0" w:color="999999"/>
+              <w:left w:val="single" w:sz="18" w:space="0" w:color="999999"/>
+              <w:bottom w:val="single" w:sz="18" w:space="0" w:color="999999"/>
+              <w:right w:val="single" w:sz="18" w:space="0" w:color="999999"/>
+            </w:tcBorders>
+            <w:hideMark/>
+          </w:tcPr>
+          <w:p>
+            <w:pPr>
+              <w:spacing w:line="256" w:lineRule="auto"/>
+              <w:rPr>
+                <w:lang w:eastAsia="en-US"/>
+              </w:rPr>
+            </w:pPr>
+            <w:r>
+              <w:rPr>
+                <w:lang w:eastAsia="en-US"/>
+              </w:rPr>
+              <w:t>1. Викликати функцію task_9_2(3)</w:t>
+            </w:r>
+            <w:r>
+              <w:rPr>
+                <w:lang w:eastAsia="en-US"/>
+              </w:rPr>
+              <w:br/>
+              <w:t>2. Ввести числа: 0, 0, 0</w:t>
+            </w:r>
+          </w:p>
+        </w:tc>
+        <w:tc>
+          <w:tcPr>
+            <w:tcW w:w="3190" w:type="dxa"/>
+            <w:tcBorders>
+              <w:top w:val="single" w:sz="18" w:space="0" w:color="999999"/>
+              <w:left w:val="single" w:sz="18" w:space="0" w:color="999999"/>
+              <w:bottom w:val="single" w:sz="18" w:space="0" w:color="999999"/>
+              <w:right w:val="single" w:sz="18" w:space="0" w:color="999999"/>
+            </w:tcBorders>
+            <w:hideMark/>
+          </w:tcPr>
+          <w:p>
+            <w:pPr>
+              <w:spacing w:line="256" w:lineRule="auto"/>
+              <w:rPr>
+                <w:lang w:eastAsia="en-US"/>
+              </w:rPr>
+            </w:pPr>
+            <w:r>
+              <w:rPr>
+                <w:lang w:eastAsia="en-US"/>
+              </w:rPr>
+              <w:t>Вікно застосунку виведе:</w:t>
+            </w:r>
+            <w:r>
+              <w:rPr>
+                <w:lang w:eastAsia="en-US"/>
+              </w:rPr>
+              <w:br/>
+              <w:t>Від'ємних: 0</w:t>
+            </w:r>
+            <w:r>
+              <w:rPr>
+                <w:lang w:eastAsia="en-US"/>
+              </w:rPr>
+              <w:br/>
+            </w:r>
+            <w:r>
+              <w:rPr>
+                <w:lang w:eastAsia="en-US"/>
+              </w:rPr>
+              <w:lastRenderedPageBreak/>
+              <w:t>Нулів: 3</w:t>
+            </w:r>
+            <w:r>
+              <w:rPr>
+                <w:lang w:eastAsia="en-US"/>
+              </w:rPr>
+              <w:br/>
+              <w:t>У діапазоні [5; 1024]: 0</w:t>
+            </w:r>
+          </w:p>
+        </w:tc>
+        <w:tc>
+          <w:tcPr>
+            <w:tcW w:w="1787" w:type="dxa"/>
+            <w:tcBorders>
+              <w:top w:val="single" w:sz="18" w:space="0" w:color="999999"/>
+              <w:left w:val="single" w:sz="18" w:space="0" w:color="999999"/>
+              <w:bottom w:val="single" w:sz="18" w:space="0" w:color="999999"/>
+              <w:right w:val="single" w:sz="18" w:space="0" w:color="999999"/>
+            </w:tcBorders>
+            <w:hideMark/>
+          </w:tcPr>
+          <w:p>
+            <w:pPr>
+              <w:spacing w:line="256" w:lineRule="auto"/>
+              <w:rPr>
+                <w:lang w:eastAsia="en-US"/>
+              </w:rPr>
+            </w:pPr>
+            <w:r>
+              <w:rPr>
+                <w:lang w:eastAsia="en-US"/>
+              </w:rPr>
+              <w:lastRenderedPageBreak/>
+              <w:t>passed</w:t>
+            </w:r>
+          </w:p>
+        </w:tc>
+      </w:tr>
+      <w:tr>
+        <w:trPr>
+          <w:jc w:val="right"/>
+        </w:trPr>
+        <w:tc>
+          <w:tcPr>
+            <w:tcW w:w="1009" w:type="dxa"/>
+            <w:tcBorders>
+              <w:top w:val="single" w:sz="18" w:space="0" w:color="999999"/>
+              <w:left w:val="single" w:sz="18" w:space="0" w:color="999999"/>
+              <w:bottom w:val="single" w:sz="18" w:space="0" w:color="999999"/>
+              <w:right w:val="single" w:sz="18" w:space="0" w:color="999999"/>
+            </w:tcBorders>
+            <w:hideMark/>
+          </w:tcPr>
+          <w:p>
+            <w:pPr>
+              <w:spacing w:line="256" w:lineRule="auto"/>
+              <w:rPr>
+                <w:lang w:eastAsia="en-US"/>
+              </w:rPr>
+            </w:pPr>
+            <w:r>
+              <w:rPr>
+                <w:lang w:eastAsia="en-US"/>
+              </w:rPr>
+              <w:t>TC-2.3</w:t>
+            </w:r>
+          </w:p>
+        </w:tc>
+        <w:tc>
+          <w:tcPr>
+            <w:tcW w:w="4400" w:type="dxa"/>
+            <w:tcBorders>
+              <w:top w:val="single" w:sz="18" w:space="0" w:color="999999"/>
+              <w:left w:val="single" w:sz="18" w:space="0" w:color="999999"/>
+              <w:bottom w:val="single" w:sz="18" w:space="0" w:color="999999"/>
+              <w:right w:val="single" w:sz="18" w:space="0" w:color="999999"/>
+            </w:tcBorders>
+            <w:hideMark/>
+          </w:tcPr>
+          <w:p>
+            <w:pPr>
+              <w:spacing w:line="256" w:lineRule="auto"/>
+              <w:rPr>
+                <w:lang w:eastAsia="en-US"/>
+              </w:rPr>
+            </w:pPr>
+            <w:r>
+              <w:rPr>
+                <w:lang w:eastAsia="en-US"/>
+              </w:rPr>
+              <w:t>1. Викликати функцію task_9_2(3)</w:t>
+            </w:r>
+            <w:r>
+              <w:rPr>
+                <w:lang w:eastAsia="en-US"/>
+              </w:rPr>
+              <w:br/>
+              <w:t>2. Ввести числа: 5, 1024, -10</w:t>
+            </w:r>
+          </w:p>
+        </w:tc>
+        <w:tc>
+          <w:tcPr>
+            <w:tcW w:w="3190" w:type="dxa"/>
+            <w:tcBorders>
+              <w:top w:val="single" w:sz="18" w:space="0" w:color="999999"/>
+              <w:left w:val="single" w:sz="18" w:space="0" w:color="999999"/>
+              <w:bottom w:val="single" w:sz="18" w:space="0" w:color="999999"/>
+              <w:right w:val="single" w:sz="18" w:space="0" w:color="999999"/>
+            </w:tcBorders>
+            <w:hideMark/>
+          </w:tcPr>
+          <w:p>
+            <w:pPr>
+              <w:spacing w:line="256" w:lineRule="auto"/>
+              <w:rPr>
+                <w:lang w:eastAsia="en-US"/>
+              </w:rPr>
+            </w:pPr>
+            <w:r>
+              <w:rPr>
+                <w:lang w:eastAsia="en-US"/>
+              </w:rPr>
+              <w:t>Вікно застосунку виведе:</w:t>
+            </w:r>
+            <w:r>
+              <w:rPr>
+                <w:lang w:eastAsia="en-US"/>
+              </w:rPr>
+              <w:br/>
+              <w:t>Від'ємних: 1</w:t>
+            </w:r>
+            <w:r>
+              <w:rPr>
+                <w:lang w:eastAsia="en-US"/>
+              </w:rPr>
+              <w:br/>
+              <w:t>Нулів: 0</w:t>
+            </w:r>
+            <w:r>
+              <w:rPr>
+                <w:lang w:eastAsia="en-US"/>
+              </w:rPr>
+              <w:br/>
+              <w:t>У діапазоні [5; 1024]: 2</w:t>
+            </w:r>
+          </w:p>
+        </w:tc>
+        <w:tc>
+          <w:tcPr>
+            <w:tcW w:w="1787" w:type="dxa"/>
+            <w:tcBorders>
+              <w:top w:val="single" w:sz="18" w:space="0" w:color="999999"/>
+              <w:left w:val="single" w:sz="18" w:space="0" w:color="999999"/>
+              <w:bottom w:val="single" w:sz="18" w:space="0" w:color="999999"/>
+              <w:right w:val="single" w:sz="18" w:space="0" w:color="999999"/>
+            </w:tcBorders>
+            <w:hideMark/>
+          </w:tcPr>
+          <w:p>
+            <w:pPr>
+              <w:spacing w:line="256" w:lineRule="auto"/>
+              <w:rPr>
+                <w:lang w:eastAsia="en-US"/>
+              </w:rPr>
+            </w:pPr>
+            <w:r>
+              <w:rPr>
+                <w:lang w:eastAsia="en-US"/>
+              </w:rPr>
+              <w:t>passed</w:t>
+            </w:r>
+          </w:p>
+        </w:tc>
+      </w:tr>
+    </w:tbl>
+    <w:p/>
+    <w:p/>
+    <w:tbl>
+      <w:tblPr>
+        <w:tblpPr w:leftFromText="180" w:rightFromText="180" w:bottomFromText="160" w:vertAnchor="text" w:tblpXSpec="right" w:tblpY="1"/>
+        <w:tblOverlap w:val="never"/>
+        <w:tblW w:w="0" w:type="auto"/>
+        <w:tblBorders>
+          <w:top w:val="single" w:sz="18" w:space="0" w:color="999999"/>
+          <w:left w:val="single" w:sz="18" w:space="0" w:color="999999"/>
+          <w:bottom w:val="single" w:sz="18" w:space="0" w:color="999999"/>
+          <w:right w:val="single" w:sz="18" w:space="0" w:color="999999"/>
+          <w:insideH w:val="single" w:sz="18" w:space="0" w:color="999999"/>
+          <w:insideV w:val="single" w:sz="18" w:space="0" w:color="999999"/>
+        </w:tblBorders>
+        <w:tblLook w:val="01E0" w:firstRow="1" w:lastRow="1" w:firstColumn="1" w:lastColumn="1" w:noHBand="0" w:noVBand="0"/>
+      </w:tblPr>
+      <w:tblGrid>
+        <w:gridCol w:w="2538"/>
+        <w:gridCol w:w="3296"/>
+      </w:tblGrid>
+      <w:tr>
+        <w:trPr>
+          <w:trHeight w:val="567"/>
+        </w:trPr>
+        <w:tc>
+          <w:tcPr>
+            <w:tcW w:w="2538" w:type="dxa"/>
+            <w:tcBorders>
+              <w:top w:val="single" w:sz="18" w:space="0" w:color="999999"/>
+              <w:left w:val="single" w:sz="18" w:space="0" w:color="999999"/>
+              <w:bottom w:val="single" w:sz="18" w:space="0" w:color="999999"/>
+              <w:right w:val="single" w:sz="18" w:space="0" w:color="999999"/>
+            </w:tcBorders>
+            <w:vAlign w:val="center"/>
+            <w:hideMark/>
+          </w:tcPr>
+          <w:p>
+            <w:pPr>
+              <w:spacing w:line="256" w:lineRule="auto"/>
+              <w:ind w:right="-214"/>
+              <w:rPr>
+                <w:sz w:val="18"/>
+                <w:szCs w:val="18"/>
+                <w:lang w:eastAsia="en-US"/>
+              </w:rPr>
+            </w:pPr>
+            <w:r>
+              <w:rPr>
+                <w:sz w:val="18"/>
+                <w:szCs w:val="18"/>
+                <w:lang w:eastAsia="en-US"/>
+              </w:rPr>
+              <w:t>Назва тестового набору</w:t>
+            </w:r>
+          </w:p>
+          <w:p>
+            <w:pPr>
+              <w:spacing w:line="256" w:lineRule="auto"/>
+              <w:ind w:right="-214"/>
+              <w:rPr>
+                <w:sz w:val="18"/>
+                <w:szCs w:val="18"/>
+                <w:lang w:eastAsia="en-US"/>
+              </w:rPr>
+            </w:pPr>
+            <w:r>
+              <w:rPr>
+                <w:rFonts w:ascii="Arial" w:hAnsi="Arial" w:cs="Arial"/>
+                <w:sz w:val="18"/>
+                <w:szCs w:val="18"/>
+                <w:lang w:eastAsia="en-US"/>
+              </w:rPr>
+              <w:t>Test Suite Description</w:t>
+            </w:r>
+          </w:p>
+        </w:tc>
+        <w:tc>
+          <w:tcPr>
+            <w:tcW w:w="3296" w:type="dxa"/>
+            <w:tcBorders>
+              <w:top w:val="single" w:sz="18" w:space="0" w:color="999999"/>
+              <w:left w:val="single" w:sz="18" w:space="0" w:color="999999"/>
+              <w:bottom w:val="single" w:sz="18" w:space="0" w:color="999999"/>
+              <w:right w:val="single" w:sz="18" w:space="0" w:color="999999"/>
+            </w:tcBorders>
+            <w:vAlign w:val="center"/>
+            <w:hideMark/>
+          </w:tcPr>
+          <w:p>
+            <w:pPr>
+              <w:spacing w:line="256" w:lineRule="auto"/>
+              <w:ind w:left="104"/>
+              <w:rPr>
+                <w:rFonts w:ascii="Arial Narrow" w:hAnsi="Arial Narrow"/>
+                <w:sz w:val="20"/>
+                <w:szCs w:val="20"/>
+                <w:lang w:eastAsia="en-US"/>
+              </w:rPr>
+            </w:pPr>
+            <w:r>
+              <w:rPr>
+                <w:rFonts w:ascii="Arial Narrow" w:hAnsi="Arial Narrow"/>
+                <w:sz w:val="20"/>
+                <w:szCs w:val="20"/>
+                <w:lang w:val="en-US" w:eastAsia="en-US"/>
+              </w:rPr>
+              <w:t>TS_9_3</w:t>
+            </w:r>
+          </w:p>
+        </w:tc>
+      </w:tr>
+      <w:tr>
+        <w:trPr>
+          <w:trHeight w:val="567"/>
+        </w:trPr>
+        <w:tc>
+          <w:tcPr>
+            <w:tcW w:w="2538" w:type="dxa"/>
+            <w:tcBorders>
+              <w:top w:val="single" w:sz="18" w:space="0" w:color="999999"/>
+              <w:left w:val="single" w:sz="18" w:space="0" w:color="999999"/>
+              <w:bottom w:val="single" w:sz="18" w:space="0" w:color="999999"/>
+              <w:right w:val="single" w:sz="18" w:space="0" w:color="999999"/>
+            </w:tcBorders>
+            <w:vAlign w:val="center"/>
+            <w:hideMark/>
+          </w:tcPr>
+          <w:p>
+            <w:pPr>
+              <w:spacing w:line="256" w:lineRule="auto"/>
+              <w:ind w:right="-214"/>
+              <w:rPr>
+                <w:sz w:val="18"/>
+                <w:szCs w:val="18"/>
+                <w:lang w:eastAsia="en-US"/>
+              </w:rPr>
+            </w:pPr>
+            <w:r>
+              <w:rPr>
+                <w:sz w:val="18"/>
+                <w:szCs w:val="18"/>
+                <w:lang w:eastAsia="en-US"/>
+              </w:rPr>
+              <w:t>Назва проекта / ПЗ</w:t>
+            </w:r>
+          </w:p>
+          <w:p>
+            <w:pPr>
+              <w:spacing w:line="256" w:lineRule="auto"/>
+              <w:ind w:right="-214"/>
+              <w:rPr>
+                <w:sz w:val="18"/>
+                <w:szCs w:val="18"/>
+                <w:lang w:eastAsia="en-US"/>
+              </w:rPr>
+            </w:pPr>
+            <w:r>
+              <w:rPr>
+                <w:rFonts w:ascii="Arial" w:hAnsi="Arial" w:cs="Arial"/>
+                <w:sz w:val="18"/>
+                <w:szCs w:val="18"/>
+                <w:lang w:eastAsia="en-US"/>
+              </w:rPr>
+              <w:t>Name of Project / Software</w:t>
+            </w:r>
+          </w:p>
+        </w:tc>
+        <w:tc>
+          <w:tcPr>
+            <w:tcW w:w="3296" w:type="dxa"/>
+            <w:tcBorders>
+              <w:top w:val="single" w:sz="18" w:space="0" w:color="999999"/>
+              <w:left w:val="single" w:sz="18" w:space="0" w:color="999999"/>
+              <w:bottom w:val="single" w:sz="18" w:space="0" w:color="999999"/>
+              <w:right w:val="single" w:sz="18" w:space="0" w:color="999999"/>
+            </w:tcBorders>
+            <w:vAlign w:val="center"/>
+            <w:hideMark/>
+          </w:tcPr>
+          <w:p>
+            <w:pPr>
+              <w:spacing w:line="256" w:lineRule="auto"/>
+              <w:ind w:left="104"/>
+              <w:rPr>
+                <w:rFonts w:ascii="Arial Narrow" w:hAnsi="Arial Narrow"/>
+                <w:sz w:val="20"/>
+                <w:szCs w:val="20"/>
+                <w:lang w:eastAsia="en-US"/>
+              </w:rPr>
+            </w:pPr>
+            <w:r>
+              <w:rPr>
+                <w:sz w:val="22"/>
+                <w:szCs w:val="22"/>
+                <w:lang w:val="en-US" w:eastAsia="en-US"/>
+              </w:rPr>
+              <w:t>nikolenko</w:t>
+            </w:r>
+            <w:r>
+              <w:rPr>
+                <w:sz w:val="22"/>
+                <w:szCs w:val="22"/>
+                <w:lang w:eastAsia="en-US"/>
+              </w:rPr>
+              <w:t>-task_9_</w:t>
+            </w:r>
+            <w:r>
+              <w:rPr>
+                <w:sz w:val="22"/>
+                <w:szCs w:val="22"/>
+                <w:lang w:val="en-US" w:eastAsia="en-US"/>
+              </w:rPr>
+              <w:t>3</w:t>
+            </w:r>
+          </w:p>
+        </w:tc>
+      </w:tr>
+      <w:tr>
+        <w:trPr>
+          <w:trHeight w:val="567"/>
+        </w:trPr>
+        <w:tc>
+          <w:tcPr>
+            <w:tcW w:w="2538" w:type="dxa"/>
+            <w:tcBorders>
+              <w:top w:val="single" w:sz="18" w:space="0" w:color="999999"/>
+              <w:left w:val="single" w:sz="18" w:space="0" w:color="999999"/>
+              <w:bottom w:val="single" w:sz="18" w:space="0" w:color="999999"/>
+              <w:right w:val="single" w:sz="18" w:space="0" w:color="999999"/>
+            </w:tcBorders>
+            <w:vAlign w:val="center"/>
+            <w:hideMark/>
+          </w:tcPr>
+          <w:p>
+            <w:pPr>
+              <w:spacing w:line="256" w:lineRule="auto"/>
+              <w:ind w:right="-214"/>
+              <w:rPr>
+                <w:sz w:val="18"/>
+                <w:szCs w:val="18"/>
+                <w:lang w:eastAsia="en-US"/>
+              </w:rPr>
+            </w:pPr>
+            <w:r>
+              <w:rPr>
+                <w:sz w:val="18"/>
+                <w:szCs w:val="18"/>
+                <w:lang w:eastAsia="en-US"/>
+              </w:rPr>
+              <w:t>Рівень тестування</w:t>
+            </w:r>
+          </w:p>
+          <w:p>
+            <w:pPr>
+              <w:spacing w:line="256" w:lineRule="auto"/>
+              <w:ind w:right="-214"/>
+              <w:rPr>
+                <w:rFonts w:ascii="Arial" w:hAnsi="Arial" w:cs="Arial"/>
+                <w:sz w:val="18"/>
+                <w:szCs w:val="18"/>
+                <w:lang w:eastAsia="en-US"/>
+              </w:rPr>
+            </w:pPr>
+            <w:r>
+              <w:rPr>
+                <w:rFonts w:ascii="Arial" w:hAnsi="Arial" w:cs="Arial"/>
+                <w:sz w:val="18"/>
+                <w:szCs w:val="18"/>
+                <w:lang w:eastAsia="en-US"/>
+              </w:rPr>
+              <w:t>Level of Testing</w:t>
+            </w:r>
+          </w:p>
+        </w:tc>
+        <w:tc>
+          <w:tcPr>
+            <w:tcW w:w="3296" w:type="dxa"/>
+            <w:tcBorders>
+              <w:top w:val="single" w:sz="18" w:space="0" w:color="999999"/>
+              <w:left w:val="single" w:sz="18" w:space="0" w:color="999999"/>
+              <w:bottom w:val="single" w:sz="18" w:space="0" w:color="999999"/>
+              <w:right w:val="single" w:sz="18" w:space="0" w:color="999999"/>
+            </w:tcBorders>
+            <w:vAlign w:val="center"/>
+            <w:hideMark/>
+          </w:tcPr>
+          <w:p>
+            <w:pPr>
+              <w:spacing w:line="256" w:lineRule="auto"/>
+              <w:ind w:left="104" w:right="-218"/>
+              <w:rPr>
+                <w:rFonts w:ascii="Arial Narrow" w:hAnsi="Arial Narrow"/>
+                <w:sz w:val="20"/>
+                <w:szCs w:val="20"/>
+                <w:lang w:eastAsia="en-US"/>
+              </w:rPr>
+            </w:pPr>
+            <w:r>
+              <w:rPr>
+                <w:rFonts w:ascii="Arial Narrow" w:hAnsi="Arial Narrow"/>
+                <w:sz w:val="20"/>
+                <w:szCs w:val="20"/>
+                <w:lang w:eastAsia="en-US"/>
+              </w:rPr>
+              <w:t>системний  /  System Testing</w:t>
+            </w:r>
+          </w:p>
+        </w:tc>
+      </w:tr>
+      <w:tr>
+        <w:trPr>
+          <w:trHeight w:val="567"/>
+        </w:trPr>
+        <w:tc>
+          <w:tcPr>
+            <w:tcW w:w="2538" w:type="dxa"/>
+            <w:tcBorders>
+              <w:top w:val="single" w:sz="18" w:space="0" w:color="999999"/>
+              <w:left w:val="single" w:sz="18" w:space="0" w:color="999999"/>
+              <w:bottom w:val="single" w:sz="18" w:space="0" w:color="999999"/>
+              <w:right w:val="single" w:sz="18" w:space="0" w:color="999999"/>
+            </w:tcBorders>
+            <w:vAlign w:val="center"/>
+            <w:hideMark/>
+          </w:tcPr>
+          <w:p>
+            <w:pPr>
+              <w:spacing w:line="256" w:lineRule="auto"/>
+              <w:ind w:right="-214"/>
+              <w:rPr>
+                <w:rFonts w:ascii="Arial" w:hAnsi="Arial" w:cs="Arial"/>
+                <w:sz w:val="18"/>
+                <w:szCs w:val="18"/>
+                <w:lang w:eastAsia="en-US"/>
+              </w:rPr>
+            </w:pPr>
+            <w:r>
+              <w:rPr>
+                <w:sz w:val="18"/>
+                <w:szCs w:val="18"/>
+                <w:lang w:eastAsia="en-US"/>
+              </w:rPr>
+              <w:t xml:space="preserve">Автор тестсьюту </w:t>
+            </w:r>
+          </w:p>
+          <w:p>
+            <w:pPr>
+              <w:spacing w:line="256" w:lineRule="auto"/>
+              <w:ind w:right="-214"/>
+              <w:rPr>
+                <w:sz w:val="18"/>
+                <w:szCs w:val="18"/>
+                <w:lang w:eastAsia="en-US"/>
+              </w:rPr>
+            </w:pPr>
+            <w:r>
+              <w:rPr>
+                <w:rFonts w:ascii="Arial" w:hAnsi="Arial" w:cs="Arial"/>
+                <w:sz w:val="18"/>
+                <w:szCs w:val="18"/>
+                <w:lang w:eastAsia="en-US"/>
+              </w:rPr>
+              <w:t>Test Suite Author</w:t>
+            </w:r>
+          </w:p>
+        </w:tc>
+        <w:tc>
+          <w:tcPr>
+            <w:tcW w:w="3296" w:type="dxa"/>
+            <w:tcBorders>
+              <w:top w:val="single" w:sz="18" w:space="0" w:color="999999"/>
+              <w:left w:val="single" w:sz="18" w:space="0" w:color="999999"/>
+              <w:bottom w:val="single" w:sz="18" w:space="0" w:color="999999"/>
+              <w:right w:val="single" w:sz="18" w:space="0" w:color="999999"/>
+            </w:tcBorders>
+            <w:vAlign w:val="center"/>
+            <w:hideMark/>
+          </w:tcPr>
+          <w:p>
+            <w:pPr>
+              <w:spacing w:line="256" w:lineRule="auto"/>
+              <w:ind w:left="104"/>
+              <w:rPr>
+                <w:rFonts w:ascii="Arial Narrow" w:hAnsi="Arial Narrow"/>
+                <w:sz w:val="20"/>
+                <w:szCs w:val="20"/>
+                <w:lang w:eastAsia="en-US"/>
+              </w:rPr>
+            </w:pPr>
+            <w:r>
+              <w:rPr>
+                <w:rFonts w:ascii="Arial Narrow" w:hAnsi="Arial Narrow"/>
+                <w:sz w:val="20"/>
+                <w:szCs w:val="20"/>
+                <w:lang w:eastAsia="en-US"/>
+              </w:rPr>
+              <w:t>Ніколенко Святослав</w:t>
+            </w:r>
+          </w:p>
+        </w:tc>
+      </w:tr>
+      <w:tr>
+        <w:trPr>
+          <w:trHeight w:val="567"/>
+        </w:trPr>
+        <w:tc>
+          <w:tcPr>
+            <w:tcW w:w="2538" w:type="dxa"/>
+            <w:tcBorders>
+              <w:top w:val="single" w:sz="18" w:space="0" w:color="999999"/>
+              <w:left w:val="single" w:sz="18" w:space="0" w:color="999999"/>
+              <w:bottom w:val="single" w:sz="18" w:space="0" w:color="999999"/>
+              <w:right w:val="single" w:sz="18" w:space="0" w:color="999999"/>
+            </w:tcBorders>
+            <w:vAlign w:val="center"/>
+            <w:hideMark/>
+          </w:tcPr>
+          <w:p>
+            <w:pPr>
+              <w:spacing w:line="256" w:lineRule="auto"/>
+              <w:ind w:right="-214"/>
+              <w:rPr>
+                <w:sz w:val="18"/>
+                <w:szCs w:val="18"/>
+                <w:lang w:eastAsia="en-US"/>
+              </w:rPr>
+            </w:pPr>
+            <w:r>
+              <w:rPr>
+                <w:sz w:val="18"/>
+                <w:szCs w:val="18"/>
+                <w:lang w:eastAsia="en-US"/>
+              </w:rPr>
+              <w:t xml:space="preserve">Виконавець </w:t>
+            </w:r>
+          </w:p>
+          <w:p>
+            <w:pPr>
+              <w:spacing w:line="256" w:lineRule="auto"/>
+              <w:ind w:right="-214"/>
+              <w:rPr>
+                <w:sz w:val="18"/>
+                <w:szCs w:val="18"/>
+                <w:lang w:eastAsia="en-US"/>
+              </w:rPr>
+            </w:pPr>
+            <w:r>
+              <w:rPr>
+                <w:rFonts w:ascii="Arial" w:hAnsi="Arial" w:cs="Arial"/>
+                <w:sz w:val="18"/>
+                <w:szCs w:val="18"/>
+                <w:lang w:eastAsia="en-US"/>
+              </w:rPr>
+              <w:t>Implementer</w:t>
+            </w:r>
+          </w:p>
+        </w:tc>
+        <w:tc>
+          <w:tcPr>
+            <w:tcW w:w="3296" w:type="dxa"/>
+            <w:tcBorders>
+              <w:top w:val="single" w:sz="18" w:space="0" w:color="999999"/>
+              <w:left w:val="single" w:sz="18" w:space="0" w:color="999999"/>
+              <w:bottom w:val="single" w:sz="18" w:space="0" w:color="999999"/>
+              <w:right w:val="single" w:sz="18" w:space="0" w:color="999999"/>
+            </w:tcBorders>
+            <w:vAlign w:val="center"/>
+            <w:hideMark/>
+          </w:tcPr>
+          <w:p>
+            <w:pPr>
+              <w:spacing w:line="256" w:lineRule="auto"/>
+              <w:ind w:left="104"/>
+              <w:rPr>
+                <w:rFonts w:ascii="Arial Narrow" w:hAnsi="Arial Narrow"/>
+                <w:sz w:val="20"/>
+                <w:szCs w:val="20"/>
+                <w:lang w:eastAsia="en-US"/>
+              </w:rPr>
+            </w:pPr>
+            <w:r>
+              <w:rPr>
+                <w:rFonts w:ascii="Arial Narrow" w:hAnsi="Arial Narrow"/>
+                <w:sz w:val="20"/>
+                <w:szCs w:val="20"/>
+                <w:lang w:eastAsia="en-US"/>
+              </w:rPr>
+              <w:t>Ніколенко Святослав</w:t>
+            </w:r>
+          </w:p>
+        </w:tc>
+      </w:tr>
+    </w:tbl>
+    <w:p>
+      <w:pPr>
+        <w:jc w:val="center"/>
+        <w:rPr>
+          <w:color w:val="606060"/>
+          <w:spacing w:val="-13"/>
+          <w:lang w:val="en-US"/>
+        </w:rPr>
+      </w:pPr>
+      <w:r>
+        <w:rPr>
+          <w:sz w:val="30"/>
+          <w:szCs w:val="30"/>
+          <w:lang w:val="en-US"/>
+        </w:rPr>
+        <w:br w:type="textWrapping" w:clear="all"/>
+      </w:r>
+    </w:p>
+    <w:tbl>
+      <w:tblPr>
+        <w:tblW w:w="10386" w:type="dxa"/>
+        <w:jc w:val="right"/>
+        <w:tblBorders>
+          <w:top w:val="single" w:sz="18" w:space="0" w:color="999999"/>
+          <w:left w:val="single" w:sz="18" w:space="0" w:color="999999"/>
+          <w:bottom w:val="single" w:sz="18" w:space="0" w:color="999999"/>
+          <w:right w:val="single" w:sz="18" w:space="0" w:color="999999"/>
+          <w:insideH w:val="single" w:sz="18" w:space="0" w:color="999999"/>
+          <w:insideV w:val="single" w:sz="18" w:space="0" w:color="999999"/>
+        </w:tblBorders>
+        <w:tblLook w:val="01E0" w:firstRow="1" w:lastRow="1" w:firstColumn="1" w:lastColumn="1" w:noHBand="0" w:noVBand="0"/>
+      </w:tblPr>
+      <w:tblGrid>
+        <w:gridCol w:w="1009"/>
+        <w:gridCol w:w="4400"/>
+        <w:gridCol w:w="3190"/>
+        <w:gridCol w:w="1787"/>
+      </w:tblGrid>
+      <w:tr>
+        <w:trPr>
+          <w:trHeight w:val="1260"/>
+          <w:jc w:val="right"/>
+        </w:trPr>
+        <w:tc>
+          <w:tcPr>
+            <w:tcW w:w="1009" w:type="dxa"/>
+            <w:tcBorders>
+              <w:top w:val="single" w:sz="18" w:space="0" w:color="999999"/>
+              <w:left w:val="single" w:sz="18" w:space="0" w:color="999999"/>
+              <w:bottom w:val="single" w:sz="18" w:space="0" w:color="999999"/>
+              <w:right w:val="single" w:sz="18" w:space="0" w:color="999999"/>
+            </w:tcBorders>
+            <w:shd w:val="clear" w:color="auto" w:fill="F3F3F3"/>
+            <w:vAlign w:val="center"/>
+            <w:hideMark/>
+          </w:tcPr>
+          <w:p>
+            <w:pPr>
+              <w:spacing w:line="192" w:lineRule="auto"/>
+              <w:jc w:val="center"/>
+              <w:rPr>
+                <w:sz w:val="20"/>
+                <w:szCs w:val="20"/>
+                <w:lang w:eastAsia="en-US"/>
+              </w:rPr>
+            </w:pPr>
+            <w:r>
+              <w:rPr>
+                <w:sz w:val="20"/>
+                <w:szCs w:val="20"/>
+                <w:lang w:eastAsia="en-US"/>
+              </w:rPr>
+              <w:t xml:space="preserve">Ід-р тест-кейса / </w:t>
+            </w:r>
+            <w:r>
+              <w:rPr>
+                <w:rFonts w:ascii="Arial" w:hAnsi="Arial" w:cs="Arial"/>
+                <w:sz w:val="20"/>
+                <w:szCs w:val="20"/>
+                <w:lang w:eastAsia="en-US"/>
+              </w:rPr>
+              <w:t>Test Case ID</w:t>
+            </w:r>
+          </w:p>
+        </w:tc>
+        <w:tc>
+          <w:tcPr>
+            <w:tcW w:w="4400" w:type="dxa"/>
+            <w:tcBorders>
+              <w:top w:val="single" w:sz="18" w:space="0" w:color="999999"/>
+              <w:left w:val="single" w:sz="18" w:space="0" w:color="999999"/>
+              <w:bottom w:val="single" w:sz="18" w:space="0" w:color="999999"/>
+              <w:right w:val="single" w:sz="18" w:space="0" w:color="999999"/>
+            </w:tcBorders>
+            <w:shd w:val="clear" w:color="auto" w:fill="F3F3F3"/>
+            <w:vAlign w:val="center"/>
+            <w:hideMark/>
+          </w:tcPr>
+          <w:p>
+            <w:pPr>
+              <w:spacing w:line="256" w:lineRule="auto"/>
+              <w:jc w:val="center"/>
+              <w:rPr>
+                <w:rFonts w:ascii="Arial" w:hAnsi="Arial" w:cs="Arial"/>
+                <w:sz w:val="20"/>
+                <w:szCs w:val="20"/>
+                <w:lang w:val="en-US" w:eastAsia="en-US"/>
+              </w:rPr>
+            </w:pPr>
+            <w:r>
+              <w:rPr>
+                <w:sz w:val="20"/>
+                <w:szCs w:val="20"/>
+                <w:lang w:eastAsia="en-US"/>
+              </w:rPr>
+              <w:t xml:space="preserve">Дії (кроки) </w:t>
+            </w:r>
+            <w:r>
+              <w:rPr>
+                <w:rFonts w:ascii="Arial" w:hAnsi="Arial" w:cs="Arial"/>
+                <w:sz w:val="20"/>
+                <w:szCs w:val="20"/>
+                <w:lang w:eastAsia="en-US"/>
+              </w:rPr>
+              <w:t xml:space="preserve">/ </w:t>
+            </w:r>
+          </w:p>
+          <w:p>
+            <w:pPr>
+              <w:spacing w:line="256" w:lineRule="auto"/>
+              <w:jc w:val="center"/>
+              <w:rPr>
+                <w:rFonts w:ascii="Georgia" w:hAnsi="Georgia"/>
+                <w:b/>
+                <w:bCs/>
+                <w:color w:val="2A2A2A"/>
+                <w:sz w:val="20"/>
+                <w:szCs w:val="20"/>
+                <w:lang w:eastAsia="en-US"/>
+              </w:rPr>
+            </w:pPr>
+            <w:r>
+              <w:rPr>
+                <w:rFonts w:ascii="Arial" w:hAnsi="Arial" w:cs="Arial"/>
+                <w:sz w:val="20"/>
+                <w:szCs w:val="20"/>
+                <w:lang w:eastAsia="en-US"/>
+              </w:rPr>
+              <w:t>Action (Test Step</w:t>
+            </w:r>
+            <w:r>
+              <w:rPr>
+                <w:rFonts w:ascii="Arial" w:hAnsi="Arial" w:cs="Arial"/>
+                <w:sz w:val="20"/>
+                <w:szCs w:val="20"/>
+                <w:lang w:val="en-US" w:eastAsia="en-US"/>
+              </w:rPr>
+              <w:t>s</w:t>
+            </w:r>
+            <w:r>
+              <w:rPr>
+                <w:rFonts w:ascii="Arial" w:hAnsi="Arial" w:cs="Arial"/>
+                <w:sz w:val="20"/>
+                <w:szCs w:val="20"/>
+                <w:lang w:eastAsia="en-US"/>
+              </w:rPr>
+              <w:t>)</w:t>
+            </w:r>
+          </w:p>
+        </w:tc>
+        <w:tc>
+          <w:tcPr>
+            <w:tcW w:w="3190" w:type="dxa"/>
+            <w:tcBorders>
+              <w:top w:val="single" w:sz="18" w:space="0" w:color="999999"/>
+              <w:left w:val="single" w:sz="18" w:space="0" w:color="999999"/>
+              <w:bottom w:val="single" w:sz="18" w:space="0" w:color="999999"/>
+              <w:right w:val="single" w:sz="18" w:space="0" w:color="999999"/>
+            </w:tcBorders>
+            <w:shd w:val="clear" w:color="auto" w:fill="F3F3F3"/>
+            <w:vAlign w:val="center"/>
+            <w:hideMark/>
+          </w:tcPr>
+          <w:p>
+            <w:pPr>
+              <w:spacing w:line="256" w:lineRule="auto"/>
+              <w:jc w:val="center"/>
+              <w:rPr>
+                <w:sz w:val="20"/>
+                <w:szCs w:val="20"/>
+                <w:lang w:val="ru-RU" w:eastAsia="en-US"/>
+              </w:rPr>
+            </w:pPr>
+            <w:r>
+              <w:rPr>
+                <w:sz w:val="20"/>
+                <w:szCs w:val="20"/>
+                <w:lang w:eastAsia="en-US"/>
+              </w:rPr>
+              <w:t xml:space="preserve">Очікуваний </w:t>
+            </w:r>
+          </w:p>
+          <w:p>
+            <w:pPr>
+              <w:spacing w:line="256" w:lineRule="auto"/>
+              <w:jc w:val="center"/>
+              <w:rPr>
+                <w:sz w:val="20"/>
+                <w:szCs w:val="20"/>
+                <w:lang w:val="ru-RU" w:eastAsia="en-US"/>
+              </w:rPr>
+            </w:pPr>
+            <w:r>
+              <w:rPr>
+                <w:sz w:val="20"/>
+                <w:szCs w:val="20"/>
+                <w:lang w:eastAsia="en-US"/>
+              </w:rPr>
+              <w:t xml:space="preserve">результат / </w:t>
+            </w:r>
+          </w:p>
+          <w:p>
+            <w:pPr>
+              <w:spacing w:line="256" w:lineRule="auto"/>
+              <w:jc w:val="center"/>
+              <w:rPr>
+                <w:sz w:val="20"/>
+                <w:szCs w:val="20"/>
+                <w:lang w:eastAsia="en-US"/>
+              </w:rPr>
+            </w:pPr>
+            <w:r>
+              <w:rPr>
+                <w:rFonts w:ascii="Arial" w:hAnsi="Arial" w:cs="Arial"/>
+                <w:sz w:val="20"/>
+                <w:szCs w:val="20"/>
+                <w:lang w:eastAsia="en-US"/>
+              </w:rPr>
+              <w:t>Expected Result</w:t>
+            </w:r>
+          </w:p>
+        </w:tc>
+        <w:tc>
+          <w:tcPr>
+            <w:tcW w:w="1787" w:type="dxa"/>
+            <w:tcBorders>
+              <w:top w:val="single" w:sz="18" w:space="0" w:color="999999"/>
+              <w:left w:val="single" w:sz="18" w:space="0" w:color="999999"/>
+              <w:bottom w:val="single" w:sz="18" w:space="0" w:color="999999"/>
+              <w:right w:val="single" w:sz="18" w:space="0" w:color="999999"/>
+            </w:tcBorders>
+            <w:shd w:val="clear" w:color="auto" w:fill="F3F3F3"/>
+            <w:vAlign w:val="center"/>
+            <w:hideMark/>
+          </w:tcPr>
+          <w:p>
+            <w:pPr>
+              <w:spacing w:line="256" w:lineRule="auto"/>
+              <w:ind w:left="-57" w:right="-57"/>
+              <w:jc w:val="center"/>
+              <w:rPr>
+                <w:rFonts w:ascii="Arial" w:hAnsi="Arial" w:cs="Arial"/>
+                <w:sz w:val="20"/>
+                <w:szCs w:val="20"/>
+                <w:lang w:eastAsia="en-US"/>
+              </w:rPr>
+            </w:pPr>
+            <w:r>
+              <w:rPr>
+                <w:sz w:val="20"/>
+                <w:szCs w:val="20"/>
+                <w:lang w:eastAsia="en-US"/>
+              </w:rPr>
+              <w:t xml:space="preserve">Результат тестування </w:t>
+            </w:r>
+            <w:r>
+              <w:rPr>
+                <w:rFonts w:ascii="Arial" w:hAnsi="Arial" w:cs="Arial"/>
+                <w:sz w:val="20"/>
+                <w:szCs w:val="20"/>
+                <w:lang w:eastAsia="en-US"/>
+              </w:rPr>
+              <w:t xml:space="preserve">/ </w:t>
+            </w:r>
+          </w:p>
+          <w:p>
+            <w:pPr>
+              <w:spacing w:line="256" w:lineRule="auto"/>
+              <w:ind w:left="-57" w:right="-57"/>
+              <w:jc w:val="center"/>
+              <w:rPr>
+                <w:sz w:val="20"/>
+                <w:szCs w:val="20"/>
+                <w:lang w:eastAsia="en-US"/>
+              </w:rPr>
+            </w:pPr>
+            <w:r>
+              <w:rPr>
+                <w:rFonts w:ascii="Arial" w:hAnsi="Arial" w:cs="Arial"/>
+                <w:sz w:val="20"/>
+                <w:szCs w:val="20"/>
+                <w:lang w:eastAsia="en-US"/>
+              </w:rPr>
+              <w:t>Test Result</w:t>
+            </w:r>
+          </w:p>
+        </w:tc>
+      </w:tr>
+      <w:tr>
+        <w:trPr>
+          <w:jc w:val="right"/>
+        </w:trPr>
+        <w:tc>
+          <w:tcPr>
+            <w:tcW w:w="1009" w:type="dxa"/>
+            <w:tcBorders>
+              <w:top w:val="single" w:sz="18" w:space="0" w:color="999999"/>
+              <w:left w:val="single" w:sz="18" w:space="0" w:color="999999"/>
+              <w:bottom w:val="single" w:sz="18" w:space="0" w:color="999999"/>
+              <w:right w:val="single" w:sz="18" w:space="0" w:color="999999"/>
+            </w:tcBorders>
+            <w:hideMark/>
+          </w:tcPr>
+          <w:p>
+            <w:pPr>
+              <w:spacing w:line="256" w:lineRule="auto"/>
+              <w:rPr>
+                <w:lang w:eastAsia="en-US"/>
+              </w:rPr>
+            </w:pPr>
+            <w:r>
+              <w:rPr>
+                <w:lang w:eastAsia="en-US"/>
+              </w:rPr>
+              <w:t>TC-3.1</w:t>
+            </w:r>
+          </w:p>
+        </w:tc>
+        <w:tc>
+          <w:tcPr>
+            <w:tcW w:w="4400" w:type="dxa"/>
+            <w:tcBorders>
+              <w:top w:val="single" w:sz="18" w:space="0" w:color="999999"/>
+              <w:left w:val="single" w:sz="18" w:space="0" w:color="999999"/>
+              <w:bottom w:val="single" w:sz="18" w:space="0" w:color="999999"/>
+              <w:right w:val="single" w:sz="18" w:space="0" w:color="999999"/>
+            </w:tcBorders>
+            <w:hideMark/>
+          </w:tcPr>
+          <w:p>
+            <w:pPr>
+              <w:spacing w:line="256" w:lineRule="auto"/>
+              <w:rPr>
+                <w:lang w:eastAsia="en-US"/>
+              </w:rPr>
+            </w:pPr>
+            <w:r>
+              <w:rPr>
+                <w:lang w:eastAsia="en-US"/>
+              </w:rPr>
+              <w:t>1. Викликати функцію task_9_3(5)</w:t>
+            </w:r>
+          </w:p>
+        </w:tc>
+        <w:tc>
+          <w:tcPr>
+            <w:tcW w:w="3190" w:type="dxa"/>
+            <w:tcBorders>
+              <w:top w:val="single" w:sz="18" w:space="0" w:color="999999"/>
+              <w:left w:val="single" w:sz="18" w:space="0" w:color="999999"/>
+              <w:bottom w:val="single" w:sz="18" w:space="0" w:color="999999"/>
+              <w:right w:val="single" w:sz="18" w:space="0" w:color="999999"/>
+            </w:tcBorders>
+            <w:hideMark/>
+          </w:tcPr>
+          <w:p>
+            <w:pPr>
+              <w:spacing w:line="256" w:lineRule="auto"/>
+              <w:rPr>
+                <w:lang w:eastAsia="en-US"/>
+              </w:rPr>
+            </w:pPr>
+            <w:r>
+              <w:rPr>
+                <w:lang w:eastAsia="en-US"/>
+              </w:rPr>
+              <w:t>Функція поверне значення 2 (біт D1=0, кількість 1 дорівнює 2)</w:t>
+            </w:r>
+          </w:p>
+        </w:tc>
+        <w:tc>
+          <w:tcPr>
+            <w:tcW w:w="1787" w:type="dxa"/>
+            <w:tcBorders>
+              <w:top w:val="single" w:sz="18" w:space="0" w:color="999999"/>
+              <w:left w:val="single" w:sz="18" w:space="0" w:color="999999"/>
+              <w:bottom w:val="single" w:sz="18" w:space="0" w:color="999999"/>
+              <w:right w:val="single" w:sz="18" w:space="0" w:color="999999"/>
+            </w:tcBorders>
+            <w:hideMark/>
+          </w:tcPr>
+          <w:p>
+            <w:pPr>
+              <w:spacing w:line="256" w:lineRule="auto"/>
+              <w:rPr>
+                <w:lang w:eastAsia="en-US"/>
+              </w:rPr>
+            </w:pPr>
+            <w:r>
+              <w:rPr>
+                <w:lang w:eastAsia="en-US"/>
+              </w:rPr>
+              <w:t>passed</w:t>
+            </w:r>
+          </w:p>
+        </w:tc>
+      </w:tr>
+      <w:tr>
+        <w:trPr>
+          <w:jc w:val="right"/>
+        </w:trPr>
+        <w:tc>
+          <w:tcPr>
+            <w:tcW w:w="1009" w:type="dxa"/>
+            <w:tcBorders>
+              <w:top w:val="single" w:sz="18" w:space="0" w:color="999999"/>
+              <w:left w:val="single" w:sz="18" w:space="0" w:color="999999"/>
+              <w:bottom w:val="single" w:sz="18" w:space="0" w:color="999999"/>
+              <w:right w:val="single" w:sz="18" w:space="0" w:color="999999"/>
+            </w:tcBorders>
+            <w:hideMark/>
+          </w:tcPr>
+          <w:p>
+            <w:pPr>
+              <w:spacing w:line="256" w:lineRule="auto"/>
+              <w:rPr>
+                <w:lang w:eastAsia="en-US"/>
+              </w:rPr>
+            </w:pPr>
+            <w:r>
+              <w:rPr>
+                <w:lang w:eastAsia="en-US"/>
+              </w:rPr>
+              <w:t>TC-3.2</w:t>
+            </w:r>
+          </w:p>
+        </w:tc>
+        <w:tc>
+          <w:tcPr>
+            <w:tcW w:w="4400" w:type="dxa"/>
+            <w:tcBorders>
+              <w:top w:val="single" w:sz="18" w:space="0" w:color="999999"/>
+              <w:left w:val="single" w:sz="18" w:space="0" w:color="999999"/>
+              <w:bottom w:val="single" w:sz="18" w:space="0" w:color="999999"/>
+              <w:right w:val="single" w:sz="18" w:space="0" w:color="999999"/>
+            </w:tcBorders>
+            <w:hideMark/>
+          </w:tcPr>
+          <w:p>
+            <w:pPr>
+              <w:spacing w:line="256" w:lineRule="auto"/>
+              <w:rPr>
+                <w:lang w:eastAsia="en-US"/>
+              </w:rPr>
+            </w:pPr>
+            <w:r>
+              <w:rPr>
+                <w:lang w:eastAsia="en-US"/>
+              </w:rPr>
+              <w:t>1. Викликати функцію task_9_3(2)</w:t>
+            </w:r>
+          </w:p>
+        </w:tc>
+        <w:tc>
+          <w:tcPr>
+            <w:tcW w:w="3190" w:type="dxa"/>
+            <w:tcBorders>
+              <w:top w:val="single" w:sz="18" w:space="0" w:color="999999"/>
+              <w:left w:val="single" w:sz="18" w:space="0" w:color="999999"/>
+              <w:bottom w:val="single" w:sz="18" w:space="0" w:color="999999"/>
+              <w:right w:val="single" w:sz="18" w:space="0" w:color="999999"/>
+            </w:tcBorders>
+            <w:hideMark/>
+          </w:tcPr>
+          <w:p>
+            <w:pPr>
+              <w:spacing w:line="256" w:lineRule="auto"/>
+              <w:rPr>
+                <w:lang w:eastAsia="en-US"/>
+              </w:rPr>
+            </w:pPr>
+            <w:r>
+              <w:rPr>
+                <w:lang w:eastAsia="en-US"/>
+              </w:rPr>
+              <w:t>Функція поверне значення 31 (біт D1=1, кількість 0 дорівнює 31 для 32-бітного числа)</w:t>
+            </w:r>
+          </w:p>
+        </w:tc>
+        <w:tc>
+          <w:tcPr>
+            <w:tcW w:w="1787" w:type="dxa"/>
+            <w:tcBorders>
+              <w:top w:val="single" w:sz="18" w:space="0" w:color="999999"/>
+              <w:left w:val="single" w:sz="18" w:space="0" w:color="999999"/>
+              <w:bottom w:val="single" w:sz="18" w:space="0" w:color="999999"/>
+              <w:right w:val="single" w:sz="18" w:space="0" w:color="999999"/>
+            </w:tcBorders>
+            <w:hideMark/>
+          </w:tcPr>
+          <w:p>
+            <w:pPr>
+              <w:spacing w:line="256" w:lineRule="auto"/>
+              <w:rPr>
+                <w:lang w:eastAsia="en-US"/>
+              </w:rPr>
+            </w:pPr>
+            <w:r>
+              <w:rPr>
+                <w:lang w:eastAsia="en-US"/>
+              </w:rPr>
+              <w:t>passed</w:t>
+            </w:r>
+          </w:p>
+        </w:tc>
+      </w:tr>
+      <w:tr>
+        <w:trPr>
+          <w:jc w:val="right"/>
+        </w:trPr>
+        <w:tc>
+          <w:tcPr>
+            <w:tcW w:w="1009" w:type="dxa"/>
+            <w:tcBorders>
+              <w:top w:val="single" w:sz="18" w:space="0" w:color="999999"/>
+              <w:left w:val="single" w:sz="18" w:space="0" w:color="999999"/>
+              <w:bottom w:val="single" w:sz="18" w:space="0" w:color="999999"/>
+              <w:right w:val="single" w:sz="18" w:space="0" w:color="999999"/>
+            </w:tcBorders>
+            <w:hideMark/>
+          </w:tcPr>
+          <w:p>
+            <w:pPr>
+              <w:spacing w:line="256" w:lineRule="auto"/>
+              <w:rPr>
+                <w:lang w:eastAsia="en-US"/>
+              </w:rPr>
+            </w:pPr>
+            <w:r>
+              <w:rPr>
+                <w:lang w:eastAsia="en-US"/>
+              </w:rPr>
+              <w:t>TC-3.3</w:t>
+            </w:r>
+          </w:p>
+        </w:tc>
+        <w:tc>
+          <w:tcPr>
+            <w:tcW w:w="4400" w:type="dxa"/>
+            <w:tcBorders>
+              <w:top w:val="single" w:sz="18" w:space="0" w:color="999999"/>
+              <w:left w:val="single" w:sz="18" w:space="0" w:color="999999"/>
+              <w:bottom w:val="single" w:sz="18" w:space="0" w:color="999999"/>
+              <w:right w:val="single" w:sz="18" w:space="0" w:color="999999"/>
+            </w:tcBorders>
+            <w:hideMark/>
+          </w:tcPr>
+          <w:p>
+            <w:pPr>
+              <w:spacing w:line="256" w:lineRule="auto"/>
+              <w:rPr>
+                <w:lang w:eastAsia="en-US"/>
+              </w:rPr>
+            </w:pPr>
+            <w:r>
+              <w:rPr>
+                <w:lang w:eastAsia="en-US"/>
+              </w:rPr>
+              <w:t>1. Викликати функцію task_9_3(75000)</w:t>
+            </w:r>
+          </w:p>
+        </w:tc>
+        <w:tc>
+          <w:tcPr>
+            <w:tcW w:w="3190" w:type="dxa"/>
+            <w:tcBorders>
+              <w:top w:val="single" w:sz="18" w:space="0" w:color="999999"/>
+              <w:left w:val="single" w:sz="18" w:space="0" w:color="999999"/>
+              <w:bottom w:val="single" w:sz="18" w:space="0" w:color="999999"/>
+              <w:right w:val="single" w:sz="18" w:space="0" w:color="999999"/>
+            </w:tcBorders>
+            <w:hideMark/>
+          </w:tcPr>
+          <w:p>
+            <w:pPr>
+              <w:spacing w:line="256" w:lineRule="auto"/>
+              <w:rPr>
+                <w:lang w:eastAsia="en-US"/>
+              </w:rPr>
+            </w:pPr>
+            <w:r>
+              <w:rPr>
+                <w:lang w:eastAsia="en-US"/>
+              </w:rPr>
+              <w:t>Функція поверне код помилки -1 (число поза ОДЗ)</w:t>
+            </w:r>
+          </w:p>
+        </w:tc>
+        <w:tc>
+          <w:tcPr>
+            <w:tcW w:w="1787" w:type="dxa"/>
+            <w:tcBorders>
+              <w:top w:val="single" w:sz="18" w:space="0" w:color="999999"/>
+              <w:left w:val="single" w:sz="18" w:space="0" w:color="999999"/>
+              <w:bottom w:val="single" w:sz="18" w:space="0" w:color="999999"/>
+              <w:right w:val="single" w:sz="18" w:space="0" w:color="999999"/>
+            </w:tcBorders>
+            <w:hideMark/>
+          </w:tcPr>
+          <w:p>
+            <w:pPr>
+              <w:spacing w:line="256" w:lineRule="auto"/>
+              <w:rPr>
+                <w:lang w:eastAsia="en-US"/>
+              </w:rPr>
+            </w:pPr>
+            <w:r>
+              <w:rPr>
+                <w:lang w:eastAsia="en-US"/>
+              </w:rPr>
+              <w:t>passed</w:t>
+            </w:r>
+          </w:p>
+        </w:tc>
+      </w:tr>
+    </w:tbl>
     <w:p>
       <w:pPr>
         <w:rPr>

--- a/lab09/Report/Report.docx
+++ b/lab09/Report/Report.docx
@@ -6485,6 +6485,3335 @@
     <w:p>
       <w:pPr>
         <w:rPr>
+          <w:lang w:val="en-US"/>
+        </w:rPr>
+      </w:pPr>
+      <w:r>
+        <w:t>Лістинг програми</w:t>
+      </w:r>
+      <w:r>
+        <w:rPr>
+          <w:lang w:val="en-US"/>
+        </w:rPr>
+        <w:t>:</w:t>
+      </w:r>
+    </w:p>
+    <w:p>
+      <w:pPr>
+        <w:rPr>
+          <w:lang w:val="en-US"/>
+        </w:rPr>
+      </w:pPr>
+    </w:p>
+    <w:p>
+      <w:pPr>
+        <w:rPr>
+          <w:rFonts w:ascii="Courier New" w:hAnsi="Courier New" w:cs="Courier New"/>
+          <w:sz w:val="20"/>
+          <w:szCs w:val="20"/>
+          <w:lang w:val="en-US"/>
+        </w:rPr>
+      </w:pPr>
+      <w:r>
+        <w:rPr>
+          <w:rFonts w:ascii="Courier New" w:hAnsi="Courier New" w:cs="Courier New"/>
+          <w:sz w:val="20"/>
+          <w:szCs w:val="20"/>
+          <w:lang w:val="en-US"/>
+        </w:rPr>
+        <w:t>#include &lt;iostream&gt;</w:t>
+      </w:r>
+    </w:p>
+    <w:p>
+      <w:pPr>
+        <w:rPr>
+          <w:rFonts w:ascii="Courier New" w:hAnsi="Courier New" w:cs="Courier New"/>
+          <w:sz w:val="20"/>
+          <w:szCs w:val="20"/>
+          <w:lang w:val="en-US"/>
+        </w:rPr>
+      </w:pPr>
+      <w:r>
+        <w:rPr>
+          <w:rFonts w:ascii="Courier New" w:hAnsi="Courier New" w:cs="Courier New"/>
+          <w:sz w:val="20"/>
+          <w:szCs w:val="20"/>
+          <w:lang w:val="en-US"/>
+        </w:rPr>
+        <w:t>#include "D:\Nikolenko-Sviatoslav-KN25\lab08\prj\ModulesNikolenko.h"</w:t>
+      </w:r>
+    </w:p>
+    <w:p>
+      <w:pPr>
+        <w:rPr>
+          <w:rFonts w:ascii="Courier New" w:hAnsi="Courier New" w:cs="Courier New"/>
+          <w:sz w:val="20"/>
+          <w:szCs w:val="20"/>
+          <w:lang w:val="en-US"/>
+        </w:rPr>
+      </w:pPr>
+    </w:p>
+    <w:p>
+      <w:pPr>
+        <w:rPr>
+          <w:rFonts w:ascii="Courier New" w:hAnsi="Courier New" w:cs="Courier New"/>
+          <w:sz w:val="20"/>
+          <w:szCs w:val="20"/>
+          <w:lang w:val="en-US"/>
+        </w:rPr>
+      </w:pPr>
+      <w:r>
+        <w:rPr>
+          <w:rFonts w:ascii="Courier New" w:hAnsi="Courier New" w:cs="Courier New"/>
+          <w:sz w:val="20"/>
+          <w:szCs w:val="20"/>
+          <w:lang w:val="en-US"/>
+        </w:rPr>
+        <w:t>using namespace std;</w:t>
+      </w:r>
+    </w:p>
+    <w:p>
+      <w:pPr>
+        <w:rPr>
+          <w:rFonts w:ascii="Courier New" w:hAnsi="Courier New" w:cs="Courier New"/>
+          <w:sz w:val="20"/>
+          <w:szCs w:val="20"/>
+          <w:lang w:val="en-US"/>
+        </w:rPr>
+      </w:pPr>
+    </w:p>
+    <w:p>
+      <w:pPr>
+        <w:rPr>
+          <w:rFonts w:ascii="Courier New" w:hAnsi="Courier New" w:cs="Courier New"/>
+          <w:sz w:val="20"/>
+          <w:szCs w:val="20"/>
+          <w:lang w:val="en-US"/>
+        </w:rPr>
+      </w:pPr>
+      <w:r>
+        <w:rPr>
+          <w:rFonts w:ascii="Courier New" w:hAnsi="Courier New" w:cs="Courier New"/>
+          <w:sz w:val="20"/>
+          <w:szCs w:val="20"/>
+          <w:lang w:val="en-US"/>
+        </w:rPr>
+        <w:t>// ==========================================</w:t>
+      </w:r>
+    </w:p>
+    <w:p>
+      <w:pPr>
+        <w:rPr>
+          <w:rFonts w:ascii="Courier New" w:hAnsi="Courier New" w:cs="Courier New"/>
+          <w:sz w:val="20"/>
+          <w:szCs w:val="20"/>
+          <w:lang w:val="en-US"/>
+        </w:rPr>
+      </w:pPr>
+      <w:r>
+        <w:rPr>
+          <w:rFonts w:ascii="Courier New" w:hAnsi="Courier New" w:cs="Courier New"/>
+          <w:sz w:val="20"/>
+          <w:szCs w:val="20"/>
+          <w:lang w:val="en-US"/>
+        </w:rPr>
+        <w:t>// РЕАЛІЗАЦІЯ ЗАДАЧІ 9.1</w:t>
+      </w:r>
+    </w:p>
+    <w:p>
+      <w:pPr>
+        <w:rPr>
+          <w:rFonts w:ascii="Courier New" w:hAnsi="Courier New" w:cs="Courier New"/>
+          <w:sz w:val="20"/>
+          <w:szCs w:val="20"/>
+          <w:lang w:val="en-US"/>
+        </w:rPr>
+      </w:pPr>
+      <w:r>
+        <w:rPr>
+          <w:rFonts w:ascii="Courier New" w:hAnsi="Courier New" w:cs="Courier New"/>
+          <w:sz w:val="20"/>
+          <w:szCs w:val="20"/>
+          <w:lang w:val="en-US"/>
+        </w:rPr>
+        <w:t>// ==========================================</w:t>
+      </w:r>
+    </w:p>
+    <w:p>
+      <w:pPr>
+        <w:rPr>
+          <w:rFonts w:ascii="Courier New" w:hAnsi="Courier New" w:cs="Courier New"/>
+          <w:sz w:val="20"/>
+          <w:szCs w:val="20"/>
+          <w:lang w:val="en-US"/>
+        </w:rPr>
+      </w:pPr>
+      <w:r>
+        <w:rPr>
+          <w:rFonts w:ascii="Courier New" w:hAnsi="Courier New" w:cs="Courier New"/>
+          <w:sz w:val="20"/>
+          <w:szCs w:val="20"/>
+          <w:lang w:val="en-US"/>
+        </w:rPr>
+        <w:t>void task_9_1(int grade) {</w:t>
+      </w:r>
+    </w:p>
+    <w:p>
+      <w:pPr>
+        <w:rPr>
+          <w:rFonts w:ascii="Courier New" w:hAnsi="Courier New" w:cs="Courier New"/>
+          <w:sz w:val="20"/>
+          <w:szCs w:val="20"/>
+          <w:lang w:val="en-US"/>
+        </w:rPr>
+      </w:pPr>
+      <w:r>
+        <w:rPr>
+          <w:rFonts w:ascii="Courier New" w:hAnsi="Courier New" w:cs="Courier New"/>
+          <w:sz w:val="20"/>
+          <w:szCs w:val="20"/>
+          <w:lang w:val="en-US"/>
+        </w:rPr>
+        <w:t xml:space="preserve">    switch (grade) {</w:t>
+      </w:r>
+    </w:p>
+    <w:p>
+      <w:pPr>
+        <w:rPr>
+          <w:rFonts w:ascii="Courier New" w:hAnsi="Courier New" w:cs="Courier New"/>
+          <w:sz w:val="20"/>
+          <w:szCs w:val="20"/>
+          <w:lang w:val="en-US"/>
+        </w:rPr>
+      </w:pPr>
+      <w:r>
+        <w:rPr>
+          <w:rFonts w:ascii="Courier New" w:hAnsi="Courier New" w:cs="Courier New"/>
+          <w:sz w:val="20"/>
+          <w:szCs w:val="20"/>
+          <w:lang w:val="en-US"/>
+        </w:rPr>
+        <w:t xml:space="preserve">        case 0: cout &lt;&lt; "CALM-GLASSY, 0 METERS\n"; break;</w:t>
+      </w:r>
+    </w:p>
+    <w:p>
+      <w:pPr>
+        <w:rPr>
+          <w:rFonts w:ascii="Courier New" w:hAnsi="Courier New" w:cs="Courier New"/>
+          <w:sz w:val="20"/>
+          <w:szCs w:val="20"/>
+          <w:lang w:val="en-US"/>
+        </w:rPr>
+      </w:pPr>
+      <w:r>
+        <w:rPr>
+          <w:rFonts w:ascii="Courier New" w:hAnsi="Courier New" w:cs="Courier New"/>
+          <w:sz w:val="20"/>
+          <w:szCs w:val="20"/>
+          <w:lang w:val="en-US"/>
+        </w:rPr>
+        <w:t xml:space="preserve">        case 1: cout &lt;&lt; "CALM-RIPPLED, 0-0.1 METERS\n"; break;</w:t>
+      </w:r>
+    </w:p>
+    <w:p>
+      <w:pPr>
+        <w:rPr>
+          <w:rFonts w:ascii="Courier New" w:hAnsi="Courier New" w:cs="Courier New"/>
+          <w:sz w:val="20"/>
+          <w:szCs w:val="20"/>
+          <w:lang w:val="en-US"/>
+        </w:rPr>
+      </w:pPr>
+      <w:r>
+        <w:rPr>
+          <w:rFonts w:ascii="Courier New" w:hAnsi="Courier New" w:cs="Courier New"/>
+          <w:sz w:val="20"/>
+          <w:szCs w:val="20"/>
+          <w:lang w:val="en-US"/>
+        </w:rPr>
+        <w:t xml:space="preserve">        case 2: cout &lt;&lt; "SMOOTH-WAVELET, 0.1-0.5 METERS\n"; break;</w:t>
+      </w:r>
+    </w:p>
+    <w:p>
+      <w:pPr>
+        <w:rPr>
+          <w:rFonts w:ascii="Courier New" w:hAnsi="Courier New" w:cs="Courier New"/>
+          <w:sz w:val="20"/>
+          <w:szCs w:val="20"/>
+          <w:lang w:val="en-US"/>
+        </w:rPr>
+      </w:pPr>
+      <w:r>
+        <w:rPr>
+          <w:rFonts w:ascii="Courier New" w:hAnsi="Courier New" w:cs="Courier New"/>
+          <w:sz w:val="20"/>
+          <w:szCs w:val="20"/>
+          <w:lang w:val="en-US"/>
+        </w:rPr>
+        <w:t xml:space="preserve">        case 3: cout &lt;&lt; "SLIGHT, 0.5-1.25 METERS\n"; break;</w:t>
+      </w:r>
+    </w:p>
+    <w:p>
+      <w:pPr>
+        <w:rPr>
+          <w:rFonts w:ascii="Courier New" w:hAnsi="Courier New" w:cs="Courier New"/>
+          <w:sz w:val="20"/>
+          <w:szCs w:val="20"/>
+          <w:lang w:val="en-US"/>
+        </w:rPr>
+      </w:pPr>
+      <w:r>
+        <w:rPr>
+          <w:rFonts w:ascii="Courier New" w:hAnsi="Courier New" w:cs="Courier New"/>
+          <w:sz w:val="20"/>
+          <w:szCs w:val="20"/>
+          <w:lang w:val="en-US"/>
+        </w:rPr>
+        <w:t xml:space="preserve">        case 4: cout &lt;&lt; "MODERATE, 1.25-2.50 METERS\n"; break;</w:t>
+      </w:r>
+    </w:p>
+    <w:p>
+      <w:pPr>
+        <w:rPr>
+          <w:rFonts w:ascii="Courier New" w:hAnsi="Courier New" w:cs="Courier New"/>
+          <w:sz w:val="20"/>
+          <w:szCs w:val="20"/>
+          <w:lang w:val="en-US"/>
+        </w:rPr>
+      </w:pPr>
+      <w:r>
+        <w:rPr>
+          <w:rFonts w:ascii="Courier New" w:hAnsi="Courier New" w:cs="Courier New"/>
+          <w:sz w:val="20"/>
+          <w:szCs w:val="20"/>
+          <w:lang w:val="en-US"/>
+        </w:rPr>
+        <w:t xml:space="preserve">        case 5: cout &lt;&lt; "ROUGH, 2.50-4.0 METERS\n"; break;</w:t>
+      </w:r>
+    </w:p>
+    <w:p>
+      <w:pPr>
+        <w:rPr>
+          <w:rFonts w:ascii="Courier New" w:hAnsi="Courier New" w:cs="Courier New"/>
+          <w:sz w:val="20"/>
+          <w:szCs w:val="20"/>
+          <w:lang w:val="en-US"/>
+        </w:rPr>
+      </w:pPr>
+      <w:r>
+        <w:rPr>
+          <w:rFonts w:ascii="Courier New" w:hAnsi="Courier New" w:cs="Courier New"/>
+          <w:sz w:val="20"/>
+          <w:szCs w:val="20"/>
+          <w:lang w:val="en-US"/>
+        </w:rPr>
+        <w:t xml:space="preserve">        case 6: cout &lt;&lt; "VERY ROUGH, 4-6 METERS\n"; break;</w:t>
+      </w:r>
+    </w:p>
+    <w:p>
+      <w:pPr>
+        <w:rPr>
+          <w:rFonts w:ascii="Courier New" w:hAnsi="Courier New" w:cs="Courier New"/>
+          <w:sz w:val="20"/>
+          <w:szCs w:val="20"/>
+          <w:lang w:val="en-US"/>
+        </w:rPr>
+      </w:pPr>
+      <w:r>
+        <w:rPr>
+          <w:rFonts w:ascii="Courier New" w:hAnsi="Courier New" w:cs="Courier New"/>
+          <w:sz w:val="20"/>
+          <w:szCs w:val="20"/>
+          <w:lang w:val="en-US"/>
+        </w:rPr>
+        <w:t xml:space="preserve">        case 7: cout &lt;&lt; "HIGH, 6-9 METERS\n"; break;</w:t>
+      </w:r>
+    </w:p>
+    <w:p>
+      <w:pPr>
+        <w:rPr>
+          <w:rFonts w:ascii="Courier New" w:hAnsi="Courier New" w:cs="Courier New"/>
+          <w:sz w:val="20"/>
+          <w:szCs w:val="20"/>
+          <w:lang w:val="en-US"/>
+        </w:rPr>
+      </w:pPr>
+      <w:r>
+        <w:rPr>
+          <w:rFonts w:ascii="Courier New" w:hAnsi="Courier New" w:cs="Courier New"/>
+          <w:sz w:val="20"/>
+          <w:szCs w:val="20"/>
+          <w:lang w:val="en-US"/>
+        </w:rPr>
+        <w:lastRenderedPageBreak/>
+        <w:t xml:space="preserve">        case 8: cout &lt;&lt; "VERY HIGH, 9-14 METERS\n"; break;</w:t>
+      </w:r>
+    </w:p>
+    <w:p>
+      <w:pPr>
+        <w:rPr>
+          <w:rFonts w:ascii="Courier New" w:hAnsi="Courier New" w:cs="Courier New"/>
+          <w:sz w:val="20"/>
+          <w:szCs w:val="20"/>
+          <w:lang w:val="en-US"/>
+        </w:rPr>
+      </w:pPr>
+      <w:r>
+        <w:rPr>
+          <w:rFonts w:ascii="Courier New" w:hAnsi="Courier New" w:cs="Courier New"/>
+          <w:sz w:val="20"/>
+          <w:szCs w:val="20"/>
+          <w:lang w:val="en-US"/>
+        </w:rPr>
+        <w:t xml:space="preserve">        case 9: cout &lt;&lt; "PHENOMENAL, &gt;14 METERS\n"; break;</w:t>
+      </w:r>
+    </w:p>
+    <w:p>
+      <w:pPr>
+        <w:rPr>
+          <w:rFonts w:ascii="Courier New" w:hAnsi="Courier New" w:cs="Courier New"/>
+          <w:sz w:val="20"/>
+          <w:szCs w:val="20"/>
+          <w:lang w:val="en-US"/>
+        </w:rPr>
+      </w:pPr>
+      <w:r>
+        <w:rPr>
+          <w:rFonts w:ascii="Courier New" w:hAnsi="Courier New" w:cs="Courier New"/>
+          <w:sz w:val="20"/>
+          <w:szCs w:val="20"/>
+          <w:lang w:val="en-US"/>
+        </w:rPr>
+        <w:t xml:space="preserve">        default:</w:t>
+      </w:r>
+    </w:p>
+    <w:p>
+      <w:pPr>
+        <w:rPr>
+          <w:rFonts w:ascii="Courier New" w:hAnsi="Courier New" w:cs="Courier New"/>
+          <w:sz w:val="20"/>
+          <w:szCs w:val="20"/>
+          <w:lang w:val="en-US"/>
+        </w:rPr>
+      </w:pPr>
+      <w:r>
+        <w:rPr>
+          <w:rFonts w:ascii="Courier New" w:hAnsi="Courier New" w:cs="Courier New"/>
+          <w:sz w:val="20"/>
+          <w:szCs w:val="20"/>
+          <w:lang w:val="en-US"/>
+        </w:rPr>
+        <w:t xml:space="preserve">           </w:t>
+      </w:r>
+    </w:p>
+    <w:p>
+      <w:pPr>
+        <w:rPr>
+          <w:rFonts w:ascii="Courier New" w:hAnsi="Courier New" w:cs="Courier New"/>
+          <w:sz w:val="20"/>
+          <w:szCs w:val="20"/>
+          <w:lang w:val="en-US"/>
+        </w:rPr>
+      </w:pPr>
+      <w:r>
+        <w:rPr>
+          <w:rFonts w:ascii="Courier New" w:hAnsi="Courier New" w:cs="Courier New"/>
+          <w:sz w:val="20"/>
+          <w:szCs w:val="20"/>
+          <w:lang w:val="en-US"/>
+        </w:rPr>
+        <w:t xml:space="preserve">            cout &lt;&lt; "\aError: Invalid sea state grade! Must be 0-9.\n";</w:t>
+      </w:r>
+    </w:p>
+    <w:p>
+      <w:pPr>
+        <w:rPr>
+          <w:rFonts w:ascii="Courier New" w:hAnsi="Courier New" w:cs="Courier New"/>
+          <w:sz w:val="20"/>
+          <w:szCs w:val="20"/>
+          <w:lang w:val="en-US"/>
+        </w:rPr>
+      </w:pPr>
+      <w:r>
+        <w:rPr>
+          <w:rFonts w:ascii="Courier New" w:hAnsi="Courier New" w:cs="Courier New"/>
+          <w:sz w:val="20"/>
+          <w:szCs w:val="20"/>
+          <w:lang w:val="en-US"/>
+        </w:rPr>
+        <w:t xml:space="preserve">            break;</w:t>
+      </w:r>
+    </w:p>
+    <w:p>
+      <w:pPr>
+        <w:rPr>
+          <w:rFonts w:ascii="Courier New" w:hAnsi="Courier New" w:cs="Courier New"/>
+          <w:sz w:val="20"/>
+          <w:szCs w:val="20"/>
+          <w:lang w:val="en-US"/>
+        </w:rPr>
+      </w:pPr>
+      <w:r>
+        <w:rPr>
+          <w:rFonts w:ascii="Courier New" w:hAnsi="Courier New" w:cs="Courier New"/>
+          <w:sz w:val="20"/>
+          <w:szCs w:val="20"/>
+          <w:lang w:val="en-US"/>
+        </w:rPr>
+        <w:t xml:space="preserve">    }</w:t>
+      </w:r>
+    </w:p>
+    <w:p>
+      <w:pPr>
+        <w:rPr>
+          <w:rFonts w:ascii="Courier New" w:hAnsi="Courier New" w:cs="Courier New"/>
+          <w:sz w:val="20"/>
+          <w:szCs w:val="20"/>
+          <w:lang w:val="en-US"/>
+        </w:rPr>
+      </w:pPr>
+      <w:r>
+        <w:rPr>
+          <w:rFonts w:ascii="Courier New" w:hAnsi="Courier New" w:cs="Courier New"/>
+          <w:sz w:val="20"/>
+          <w:szCs w:val="20"/>
+          <w:lang w:val="en-US"/>
+        </w:rPr>
+        <w:t>}</w:t>
+      </w:r>
+    </w:p>
+    <w:p>
+      <w:pPr>
+        <w:rPr>
+          <w:rFonts w:ascii="Courier New" w:hAnsi="Courier New" w:cs="Courier New"/>
+          <w:sz w:val="20"/>
+          <w:szCs w:val="20"/>
+          <w:lang w:val="en-US"/>
+        </w:rPr>
+      </w:pPr>
+    </w:p>
+    <w:p>
+      <w:pPr>
+        <w:rPr>
+          <w:rFonts w:ascii="Courier New" w:hAnsi="Courier New" w:cs="Courier New"/>
+          <w:sz w:val="20"/>
+          <w:szCs w:val="20"/>
+          <w:lang w:val="en-US"/>
+        </w:rPr>
+      </w:pPr>
+      <w:r>
+        <w:rPr>
+          <w:rFonts w:ascii="Courier New" w:hAnsi="Courier New" w:cs="Courier New"/>
+          <w:sz w:val="20"/>
+          <w:szCs w:val="20"/>
+          <w:lang w:val="en-US"/>
+        </w:rPr>
+        <w:t>// ==========================================</w:t>
+      </w:r>
+    </w:p>
+    <w:p>
+      <w:pPr>
+        <w:rPr>
+          <w:rFonts w:ascii="Courier New" w:hAnsi="Courier New" w:cs="Courier New"/>
+          <w:sz w:val="20"/>
+          <w:szCs w:val="20"/>
+          <w:lang w:val="en-US"/>
+        </w:rPr>
+      </w:pPr>
+      <w:r>
+        <w:rPr>
+          <w:rFonts w:ascii="Courier New" w:hAnsi="Courier New" w:cs="Courier New"/>
+          <w:sz w:val="20"/>
+          <w:szCs w:val="20"/>
+          <w:lang w:val="en-US"/>
+        </w:rPr>
+        <w:t>// РЕАЛІЗАЦІЯ ЗАДАЧІ 9.2</w:t>
+      </w:r>
+    </w:p>
+    <w:p>
+      <w:pPr>
+        <w:rPr>
+          <w:rFonts w:ascii="Courier New" w:hAnsi="Courier New" w:cs="Courier New"/>
+          <w:sz w:val="20"/>
+          <w:szCs w:val="20"/>
+          <w:lang w:val="en-US"/>
+        </w:rPr>
+      </w:pPr>
+      <w:r>
+        <w:rPr>
+          <w:rFonts w:ascii="Courier New" w:hAnsi="Courier New" w:cs="Courier New"/>
+          <w:sz w:val="20"/>
+          <w:szCs w:val="20"/>
+          <w:lang w:val="en-US"/>
+        </w:rPr>
+        <w:t>// ==========================================</w:t>
+      </w:r>
+    </w:p>
+    <w:p>
+      <w:pPr>
+        <w:rPr>
+          <w:rFonts w:ascii="Courier New" w:hAnsi="Courier New" w:cs="Courier New"/>
+          <w:sz w:val="20"/>
+          <w:szCs w:val="20"/>
+          <w:lang w:val="en-US"/>
+        </w:rPr>
+      </w:pPr>
+      <w:r>
+        <w:rPr>
+          <w:rFonts w:ascii="Courier New" w:hAnsi="Courier New" w:cs="Courier New"/>
+          <w:sz w:val="20"/>
+          <w:szCs w:val="20"/>
+          <w:lang w:val="en-US"/>
+        </w:rPr>
+        <w:t>void task_9_2(int n) {</w:t>
+      </w:r>
+    </w:p>
+    <w:p>
+      <w:pPr>
+        <w:rPr>
+          <w:rFonts w:ascii="Courier New" w:hAnsi="Courier New" w:cs="Courier New"/>
+          <w:sz w:val="20"/>
+          <w:szCs w:val="20"/>
+          <w:lang w:val="en-US"/>
+        </w:rPr>
+      </w:pPr>
+      <w:r>
+        <w:rPr>
+          <w:rFonts w:ascii="Courier New" w:hAnsi="Courier New" w:cs="Courier New"/>
+          <w:sz w:val="20"/>
+          <w:szCs w:val="20"/>
+          <w:lang w:val="en-US"/>
+        </w:rPr>
+        <w:t xml:space="preserve">    if (n &lt;= 0) {</w:t>
+      </w:r>
+    </w:p>
+    <w:p>
+      <w:pPr>
+        <w:rPr>
+          <w:rFonts w:ascii="Courier New" w:hAnsi="Courier New" w:cs="Courier New"/>
+          <w:sz w:val="20"/>
+          <w:szCs w:val="20"/>
+          <w:lang w:val="en-US"/>
+        </w:rPr>
+      </w:pPr>
+      <w:r>
+        <w:rPr>
+          <w:rFonts w:ascii="Courier New" w:hAnsi="Courier New" w:cs="Courier New"/>
+          <w:sz w:val="20"/>
+          <w:szCs w:val="20"/>
+          <w:lang w:val="en-US"/>
+        </w:rPr>
+        <w:t xml:space="preserve">        cout &lt;&lt; "\aError: Number of elements (n) must be &gt; 0.\n";</w:t>
+      </w:r>
+    </w:p>
+    <w:p>
+      <w:pPr>
+        <w:rPr>
+          <w:rFonts w:ascii="Courier New" w:hAnsi="Courier New" w:cs="Courier New"/>
+          <w:sz w:val="20"/>
+          <w:szCs w:val="20"/>
+          <w:lang w:val="en-US"/>
+        </w:rPr>
+      </w:pPr>
+      <w:r>
+        <w:rPr>
+          <w:rFonts w:ascii="Courier New" w:hAnsi="Courier New" w:cs="Courier New"/>
+          <w:sz w:val="20"/>
+          <w:szCs w:val="20"/>
+          <w:lang w:val="en-US"/>
+        </w:rPr>
+        <w:t xml:space="preserve">        return;</w:t>
+      </w:r>
+    </w:p>
+    <w:p>
+      <w:pPr>
+        <w:rPr>
+          <w:rFonts w:ascii="Courier New" w:hAnsi="Courier New" w:cs="Courier New"/>
+          <w:sz w:val="20"/>
+          <w:szCs w:val="20"/>
+          <w:lang w:val="en-US"/>
+        </w:rPr>
+      </w:pPr>
+      <w:r>
+        <w:rPr>
+          <w:rFonts w:ascii="Courier New" w:hAnsi="Courier New" w:cs="Courier New"/>
+          <w:sz w:val="20"/>
+          <w:szCs w:val="20"/>
+          <w:lang w:val="en-US"/>
+        </w:rPr>
+        <w:t xml:space="preserve">    }</w:t>
+      </w:r>
+    </w:p>
+    <w:p>
+      <w:pPr>
+        <w:rPr>
+          <w:rFonts w:ascii="Courier New" w:hAnsi="Courier New" w:cs="Courier New"/>
+          <w:sz w:val="20"/>
+          <w:szCs w:val="20"/>
+          <w:lang w:val="en-US"/>
+        </w:rPr>
+      </w:pPr>
+    </w:p>
+    <w:p>
+      <w:pPr>
+        <w:rPr>
+          <w:rFonts w:ascii="Courier New" w:hAnsi="Courier New" w:cs="Courier New"/>
+          <w:sz w:val="20"/>
+          <w:szCs w:val="20"/>
+          <w:lang w:val="en-US"/>
+        </w:rPr>
+      </w:pPr>
+      <w:r>
+        <w:rPr>
+          <w:rFonts w:ascii="Courier New" w:hAnsi="Courier New" w:cs="Courier New"/>
+          <w:sz w:val="20"/>
+          <w:szCs w:val="20"/>
+          <w:lang w:val="en-US"/>
+        </w:rPr>
+        <w:t xml:space="preserve">    int count_neg = 0;</w:t>
+      </w:r>
+    </w:p>
+    <w:p>
+      <w:pPr>
+        <w:rPr>
+          <w:rFonts w:ascii="Courier New" w:hAnsi="Courier New" w:cs="Courier New"/>
+          <w:sz w:val="20"/>
+          <w:szCs w:val="20"/>
+          <w:lang w:val="en-US"/>
+        </w:rPr>
+      </w:pPr>
+      <w:r>
+        <w:rPr>
+          <w:rFonts w:ascii="Courier New" w:hAnsi="Courier New" w:cs="Courier New"/>
+          <w:sz w:val="20"/>
+          <w:szCs w:val="20"/>
+          <w:lang w:val="en-US"/>
+        </w:rPr>
+        <w:t xml:space="preserve">    int count_zero = 0;</w:t>
+      </w:r>
+    </w:p>
+    <w:p>
+      <w:pPr>
+        <w:rPr>
+          <w:rFonts w:ascii="Courier New" w:hAnsi="Courier New" w:cs="Courier New"/>
+          <w:sz w:val="20"/>
+          <w:szCs w:val="20"/>
+          <w:lang w:val="en-US"/>
+        </w:rPr>
+      </w:pPr>
+      <w:r>
+        <w:rPr>
+          <w:rFonts w:ascii="Courier New" w:hAnsi="Courier New" w:cs="Courier New"/>
+          <w:sz w:val="20"/>
+          <w:szCs w:val="20"/>
+          <w:lang w:val="en-US"/>
+        </w:rPr>
+        <w:t xml:space="preserve">    int count_range = 0;</w:t>
+      </w:r>
+    </w:p>
+    <w:p>
+      <w:pPr>
+        <w:rPr>
+          <w:rFonts w:ascii="Courier New" w:hAnsi="Courier New" w:cs="Courier New"/>
+          <w:sz w:val="20"/>
+          <w:szCs w:val="20"/>
+          <w:lang w:val="en-US"/>
+        </w:rPr>
+      </w:pPr>
+      <w:r>
+        <w:rPr>
+          <w:rFonts w:ascii="Courier New" w:hAnsi="Courier New" w:cs="Courier New"/>
+          <w:sz w:val="20"/>
+          <w:szCs w:val="20"/>
+          <w:lang w:val="en-US"/>
+        </w:rPr>
+        <w:t xml:space="preserve">    double num;</w:t>
+      </w:r>
+    </w:p>
+    <w:p>
+      <w:pPr>
+        <w:rPr>
+          <w:rFonts w:ascii="Courier New" w:hAnsi="Courier New" w:cs="Courier New"/>
+          <w:sz w:val="20"/>
+          <w:szCs w:val="20"/>
+          <w:lang w:val="en-US"/>
+        </w:rPr>
+      </w:pPr>
+    </w:p>
+    <w:p>
+      <w:pPr>
+        <w:rPr>
+          <w:rFonts w:ascii="Courier New" w:hAnsi="Courier New" w:cs="Courier New"/>
+          <w:sz w:val="20"/>
+          <w:szCs w:val="20"/>
+          <w:lang w:val="en-US"/>
+        </w:rPr>
+      </w:pPr>
+      <w:r>
+        <w:rPr>
+          <w:rFonts w:ascii="Courier New" w:hAnsi="Courier New" w:cs="Courier New"/>
+          <w:sz w:val="20"/>
+          <w:szCs w:val="20"/>
+          <w:lang w:val="en-US"/>
+        </w:rPr>
+        <w:t xml:space="preserve">    for (int i = 0; i &lt; n; i++) {</w:t>
+      </w:r>
+    </w:p>
+    <w:p>
+      <w:pPr>
+        <w:rPr>
+          <w:rFonts w:ascii="Courier New" w:hAnsi="Courier New" w:cs="Courier New"/>
+          <w:sz w:val="20"/>
+          <w:szCs w:val="20"/>
+          <w:lang w:val="en-US"/>
+        </w:rPr>
+      </w:pPr>
+      <w:r>
+        <w:rPr>
+          <w:rFonts w:ascii="Courier New" w:hAnsi="Courier New" w:cs="Courier New"/>
+          <w:sz w:val="20"/>
+          <w:szCs w:val="20"/>
+          <w:lang w:val="en-US"/>
+        </w:rPr>
+        <w:t xml:space="preserve">        cout &lt;&lt; "Enter number " &lt;&lt; (i + 1) &lt;&lt; ": ";</w:t>
+      </w:r>
+    </w:p>
+    <w:p>
+      <w:pPr>
+        <w:rPr>
+          <w:rFonts w:ascii="Courier New" w:hAnsi="Courier New" w:cs="Courier New"/>
+          <w:sz w:val="20"/>
+          <w:szCs w:val="20"/>
+          <w:lang w:val="en-US"/>
+        </w:rPr>
+      </w:pPr>
+      <w:r>
+        <w:rPr>
+          <w:rFonts w:ascii="Courier New" w:hAnsi="Courier New" w:cs="Courier New"/>
+          <w:sz w:val="20"/>
+          <w:szCs w:val="20"/>
+          <w:lang w:val="en-US"/>
+        </w:rPr>
+        <w:t xml:space="preserve">        cin &gt;&gt; num;</w:t>
+      </w:r>
+    </w:p>
+    <w:p>
+      <w:pPr>
+        <w:rPr>
+          <w:rFonts w:ascii="Courier New" w:hAnsi="Courier New" w:cs="Courier New"/>
+          <w:sz w:val="20"/>
+          <w:szCs w:val="20"/>
+          <w:lang w:val="en-US"/>
+        </w:rPr>
+      </w:pPr>
+    </w:p>
+    <w:p>
+      <w:pPr>
+        <w:rPr>
+          <w:rFonts w:ascii="Courier New" w:hAnsi="Courier New" w:cs="Courier New"/>
+          <w:sz w:val="20"/>
+          <w:szCs w:val="20"/>
+          <w:lang w:val="en-US"/>
+        </w:rPr>
+      </w:pPr>
+      <w:r>
+        <w:rPr>
+          <w:rFonts w:ascii="Courier New" w:hAnsi="Courier New" w:cs="Courier New"/>
+          <w:sz w:val="20"/>
+          <w:szCs w:val="20"/>
+          <w:lang w:val="en-US"/>
+        </w:rPr>
+        <w:t xml:space="preserve">        if (num &lt; 0) {</w:t>
+      </w:r>
+    </w:p>
+    <w:p>
+      <w:pPr>
+        <w:rPr>
+          <w:rFonts w:ascii="Courier New" w:hAnsi="Courier New" w:cs="Courier New"/>
+          <w:sz w:val="20"/>
+          <w:szCs w:val="20"/>
+          <w:lang w:val="en-US"/>
+        </w:rPr>
+      </w:pPr>
+      <w:r>
+        <w:rPr>
+          <w:rFonts w:ascii="Courier New" w:hAnsi="Courier New" w:cs="Courier New"/>
+          <w:sz w:val="20"/>
+          <w:szCs w:val="20"/>
+          <w:lang w:val="en-US"/>
+        </w:rPr>
+        <w:t xml:space="preserve">            count_neg++;</w:t>
+      </w:r>
+    </w:p>
+    <w:p>
+      <w:pPr>
+        <w:rPr>
+          <w:rFonts w:ascii="Courier New" w:hAnsi="Courier New" w:cs="Courier New"/>
+          <w:sz w:val="20"/>
+          <w:szCs w:val="20"/>
+          <w:lang w:val="en-US"/>
+        </w:rPr>
+      </w:pPr>
+      <w:r>
+        <w:rPr>
+          <w:rFonts w:ascii="Courier New" w:hAnsi="Courier New" w:cs="Courier New"/>
+          <w:sz w:val="20"/>
+          <w:szCs w:val="20"/>
+          <w:lang w:val="en-US"/>
+        </w:rPr>
+        <w:t xml:space="preserve">        }</w:t>
+      </w:r>
+    </w:p>
+    <w:p>
+      <w:pPr>
+        <w:rPr>
+          <w:rFonts w:ascii="Courier New" w:hAnsi="Courier New" w:cs="Courier New"/>
+          <w:sz w:val="20"/>
+          <w:szCs w:val="20"/>
+          <w:lang w:val="en-US"/>
+        </w:rPr>
+      </w:pPr>
+      <w:r>
+        <w:rPr>
+          <w:rFonts w:ascii="Courier New" w:hAnsi="Courier New" w:cs="Courier New"/>
+          <w:sz w:val="20"/>
+          <w:szCs w:val="20"/>
+          <w:lang w:val="en-US"/>
+        </w:rPr>
+        <w:t xml:space="preserve">        if (num == 0) {</w:t>
+      </w:r>
+    </w:p>
+    <w:p>
+      <w:pPr>
+        <w:rPr>
+          <w:rFonts w:ascii="Courier New" w:hAnsi="Courier New" w:cs="Courier New"/>
+          <w:sz w:val="20"/>
+          <w:szCs w:val="20"/>
+          <w:lang w:val="en-US"/>
+        </w:rPr>
+      </w:pPr>
+      <w:r>
+        <w:rPr>
+          <w:rFonts w:ascii="Courier New" w:hAnsi="Courier New" w:cs="Courier New"/>
+          <w:sz w:val="20"/>
+          <w:szCs w:val="20"/>
+          <w:lang w:val="en-US"/>
+        </w:rPr>
+        <w:t xml:space="preserve">            count_zero++;</w:t>
+      </w:r>
+    </w:p>
+    <w:p>
+      <w:pPr>
+        <w:rPr>
+          <w:rFonts w:ascii="Courier New" w:hAnsi="Courier New" w:cs="Courier New"/>
+          <w:sz w:val="20"/>
+          <w:szCs w:val="20"/>
+          <w:lang w:val="en-US"/>
+        </w:rPr>
+      </w:pPr>
+      <w:r>
+        <w:rPr>
+          <w:rFonts w:ascii="Courier New" w:hAnsi="Courier New" w:cs="Courier New"/>
+          <w:sz w:val="20"/>
+          <w:szCs w:val="20"/>
+          <w:lang w:val="en-US"/>
+        </w:rPr>
+        <w:t xml:space="preserve">        }</w:t>
+      </w:r>
+    </w:p>
+    <w:p>
+      <w:pPr>
+        <w:rPr>
+          <w:rFonts w:ascii="Courier New" w:hAnsi="Courier New" w:cs="Courier New"/>
+          <w:sz w:val="20"/>
+          <w:szCs w:val="20"/>
+          <w:lang w:val="en-US"/>
+        </w:rPr>
+      </w:pPr>
+      <w:r>
+        <w:rPr>
+          <w:rFonts w:ascii="Courier New" w:hAnsi="Courier New" w:cs="Courier New"/>
+          <w:sz w:val="20"/>
+          <w:szCs w:val="20"/>
+          <w:lang w:val="en-US"/>
+        </w:rPr>
+        <w:t xml:space="preserve">        if (num &gt;= 5 &amp;&amp; num &lt;= 1024) {</w:t>
+      </w:r>
+    </w:p>
+    <w:p>
+      <w:pPr>
+        <w:rPr>
+          <w:rFonts w:ascii="Courier New" w:hAnsi="Courier New" w:cs="Courier New"/>
+          <w:sz w:val="20"/>
+          <w:szCs w:val="20"/>
+          <w:lang w:val="en-US"/>
+        </w:rPr>
+      </w:pPr>
+      <w:r>
+        <w:rPr>
+          <w:rFonts w:ascii="Courier New" w:hAnsi="Courier New" w:cs="Courier New"/>
+          <w:sz w:val="20"/>
+          <w:szCs w:val="20"/>
+          <w:lang w:val="en-US"/>
+        </w:rPr>
+        <w:t xml:space="preserve">            count_range++;</w:t>
+      </w:r>
+    </w:p>
+    <w:p>
+      <w:pPr>
+        <w:rPr>
+          <w:rFonts w:ascii="Courier New" w:hAnsi="Courier New" w:cs="Courier New"/>
+          <w:sz w:val="20"/>
+          <w:szCs w:val="20"/>
+          <w:lang w:val="en-US"/>
+        </w:rPr>
+      </w:pPr>
+      <w:r>
+        <w:rPr>
+          <w:rFonts w:ascii="Courier New" w:hAnsi="Courier New" w:cs="Courier New"/>
+          <w:sz w:val="20"/>
+          <w:szCs w:val="20"/>
+          <w:lang w:val="en-US"/>
+        </w:rPr>
+        <w:t xml:space="preserve">        }</w:t>
+      </w:r>
+    </w:p>
+    <w:p>
+      <w:pPr>
+        <w:rPr>
+          <w:rFonts w:ascii="Courier New" w:hAnsi="Courier New" w:cs="Courier New"/>
+          <w:sz w:val="20"/>
+          <w:szCs w:val="20"/>
+          <w:lang w:val="en-US"/>
+        </w:rPr>
+      </w:pPr>
+      <w:r>
+        <w:rPr>
+          <w:rFonts w:ascii="Courier New" w:hAnsi="Courier New" w:cs="Courier New"/>
+          <w:sz w:val="20"/>
+          <w:szCs w:val="20"/>
+          <w:lang w:val="en-US"/>
+        </w:rPr>
+        <w:t xml:space="preserve">    }</w:t>
+      </w:r>
+    </w:p>
+    <w:p>
+      <w:pPr>
+        <w:rPr>
+          <w:rFonts w:ascii="Courier New" w:hAnsi="Courier New" w:cs="Courier New"/>
+          <w:sz w:val="20"/>
+          <w:szCs w:val="20"/>
+          <w:lang w:val="en-US"/>
+        </w:rPr>
+      </w:pPr>
+    </w:p>
+    <w:p>
+      <w:pPr>
+        <w:rPr>
+          <w:rFonts w:ascii="Courier New" w:hAnsi="Courier New" w:cs="Courier New"/>
+          <w:sz w:val="20"/>
+          <w:szCs w:val="20"/>
+          <w:lang w:val="en-US"/>
+        </w:rPr>
+      </w:pPr>
+      <w:r>
+        <w:rPr>
+          <w:rFonts w:ascii="Courier New" w:hAnsi="Courier New" w:cs="Courier New"/>
+          <w:sz w:val="20"/>
+          <w:szCs w:val="20"/>
+          <w:lang w:val="en-US"/>
+        </w:rPr>
+        <w:t xml:space="preserve">    cout &lt;&lt; "\nResults for task 9.2:" &lt;&lt; endl;</w:t>
+      </w:r>
+    </w:p>
+    <w:p>
+      <w:pPr>
+        <w:rPr>
+          <w:rFonts w:ascii="Courier New" w:hAnsi="Courier New" w:cs="Courier New"/>
+          <w:sz w:val="20"/>
+          <w:szCs w:val="20"/>
+          <w:lang w:val="en-US"/>
+        </w:rPr>
+      </w:pPr>
+      <w:r>
+        <w:rPr>
+          <w:rFonts w:ascii="Courier New" w:hAnsi="Courier New" w:cs="Courier New"/>
+          <w:sz w:val="20"/>
+          <w:szCs w:val="20"/>
+          <w:lang w:val="en-US"/>
+        </w:rPr>
+        <w:t xml:space="preserve">    cout &lt;&lt; "Count of negative numbers: " &lt;&lt; count_neg &lt;&lt; endl;</w:t>
+      </w:r>
+    </w:p>
+    <w:p>
+      <w:pPr>
+        <w:rPr>
+          <w:rFonts w:ascii="Courier New" w:hAnsi="Courier New" w:cs="Courier New"/>
+          <w:sz w:val="20"/>
+          <w:szCs w:val="20"/>
+          <w:lang w:val="en-US"/>
+        </w:rPr>
+      </w:pPr>
+      <w:r>
+        <w:rPr>
+          <w:rFonts w:ascii="Courier New" w:hAnsi="Courier New" w:cs="Courier New"/>
+          <w:sz w:val="20"/>
+          <w:szCs w:val="20"/>
+          <w:lang w:val="en-US"/>
+        </w:rPr>
+        <w:t xml:space="preserve">    cout &lt;&lt; "Count of zeros: " &lt;&lt; count_zero &lt;&lt; endl;</w:t>
+      </w:r>
+    </w:p>
+    <w:p>
+      <w:pPr>
+        <w:rPr>
+          <w:rFonts w:ascii="Courier New" w:hAnsi="Courier New" w:cs="Courier New"/>
+          <w:sz w:val="20"/>
+          <w:szCs w:val="20"/>
+          <w:lang w:val="en-US"/>
+        </w:rPr>
+      </w:pPr>
+      <w:r>
+        <w:rPr>
+          <w:rFonts w:ascii="Courier New" w:hAnsi="Courier New" w:cs="Courier New"/>
+          <w:sz w:val="20"/>
+          <w:szCs w:val="20"/>
+          <w:lang w:val="en-US"/>
+        </w:rPr>
+        <w:t xml:space="preserve">    cout &lt;&lt; "Count of numbers in range [5; 1024]: " &lt;&lt; count_range &lt;&lt; endl;</w:t>
+      </w:r>
+    </w:p>
+    <w:p>
+      <w:pPr>
+        <w:rPr>
+          <w:rFonts w:ascii="Courier New" w:hAnsi="Courier New" w:cs="Courier New"/>
+          <w:sz w:val="20"/>
+          <w:szCs w:val="20"/>
+          <w:lang w:val="en-US"/>
+        </w:rPr>
+      </w:pPr>
+      <w:r>
+        <w:rPr>
+          <w:rFonts w:ascii="Courier New" w:hAnsi="Courier New" w:cs="Courier New"/>
+          <w:sz w:val="20"/>
+          <w:szCs w:val="20"/>
+          <w:lang w:val="en-US"/>
+        </w:rPr>
+        <w:t>}</w:t>
+      </w:r>
+    </w:p>
+    <w:p>
+      <w:pPr>
+        <w:rPr>
+          <w:rFonts w:ascii="Courier New" w:hAnsi="Courier New" w:cs="Courier New"/>
+          <w:sz w:val="20"/>
+          <w:szCs w:val="20"/>
+          <w:lang w:val="en-US"/>
+        </w:rPr>
+      </w:pPr>
+    </w:p>
+    <w:p>
+      <w:pPr>
+        <w:rPr>
+          <w:rFonts w:ascii="Courier New" w:hAnsi="Courier New" w:cs="Courier New"/>
+          <w:sz w:val="20"/>
+          <w:szCs w:val="20"/>
+          <w:lang w:val="en-US"/>
+        </w:rPr>
+      </w:pPr>
+      <w:r>
+        <w:rPr>
+          <w:rFonts w:ascii="Courier New" w:hAnsi="Courier New" w:cs="Courier New"/>
+          <w:sz w:val="20"/>
+          <w:szCs w:val="20"/>
+          <w:lang w:val="en-US"/>
+        </w:rPr>
+        <w:t>// ==========================================</w:t>
+      </w:r>
+    </w:p>
+    <w:p>
+      <w:pPr>
+        <w:rPr>
+          <w:rFonts w:ascii="Courier New" w:hAnsi="Courier New" w:cs="Courier New"/>
+          <w:sz w:val="20"/>
+          <w:szCs w:val="20"/>
+          <w:lang w:val="en-US"/>
+        </w:rPr>
+      </w:pPr>
+      <w:r>
+        <w:rPr>
+          <w:rFonts w:ascii="Courier New" w:hAnsi="Courier New" w:cs="Courier New"/>
+          <w:sz w:val="20"/>
+          <w:szCs w:val="20"/>
+          <w:lang w:val="en-US"/>
+        </w:rPr>
+        <w:t>// РЕАЛІЗАЦІЯ ЗАДАЧІ 9.3</w:t>
+      </w:r>
+    </w:p>
+    <w:p>
+      <w:pPr>
+        <w:rPr>
+          <w:rFonts w:ascii="Courier New" w:hAnsi="Courier New" w:cs="Courier New"/>
+          <w:sz w:val="20"/>
+          <w:szCs w:val="20"/>
+          <w:lang w:val="en-US"/>
+        </w:rPr>
+      </w:pPr>
+      <w:r>
+        <w:rPr>
+          <w:rFonts w:ascii="Courier New" w:hAnsi="Courier New" w:cs="Courier New"/>
+          <w:sz w:val="20"/>
+          <w:szCs w:val="20"/>
+          <w:lang w:val="en-US"/>
+        </w:rPr>
+        <w:t>// ==========================================</w:t>
+      </w:r>
+    </w:p>
+    <w:p>
+      <w:pPr>
+        <w:rPr>
+          <w:rFonts w:ascii="Courier New" w:hAnsi="Courier New" w:cs="Courier New"/>
+          <w:sz w:val="20"/>
+          <w:szCs w:val="20"/>
+          <w:lang w:val="en-US"/>
+        </w:rPr>
+      </w:pPr>
+      <w:r>
+        <w:rPr>
+          <w:rFonts w:ascii="Courier New" w:hAnsi="Courier New" w:cs="Courier New"/>
+          <w:sz w:val="20"/>
+          <w:szCs w:val="20"/>
+          <w:lang w:val="en-US"/>
+        </w:rPr>
+        <w:t>int task_9_3(unsigned int N) {</w:t>
+      </w:r>
+    </w:p>
+    <w:p>
+      <w:pPr>
+        <w:rPr>
+          <w:rFonts w:ascii="Courier New" w:hAnsi="Courier New" w:cs="Courier New"/>
+          <w:sz w:val="20"/>
+          <w:szCs w:val="20"/>
+          <w:lang w:val="en-US"/>
+        </w:rPr>
+      </w:pPr>
+      <w:r>
+        <w:rPr>
+          <w:rFonts w:ascii="Courier New" w:hAnsi="Courier New" w:cs="Courier New"/>
+          <w:sz w:val="20"/>
+          <w:szCs w:val="20"/>
+          <w:lang w:val="en-US"/>
+        </w:rPr>
+        <w:t xml:space="preserve">    </w:t>
+      </w:r>
+    </w:p>
+    <w:p>
+      <w:pPr>
+        <w:rPr>
+          <w:rFonts w:ascii="Courier New" w:hAnsi="Courier New" w:cs="Courier New"/>
+          <w:sz w:val="20"/>
+          <w:szCs w:val="20"/>
+          <w:lang w:val="en-US"/>
+        </w:rPr>
+      </w:pPr>
+      <w:r>
+        <w:rPr>
+          <w:rFonts w:ascii="Courier New" w:hAnsi="Courier New" w:cs="Courier New"/>
+          <w:sz w:val="20"/>
+          <w:szCs w:val="20"/>
+          <w:lang w:val="en-US"/>
+        </w:rPr>
+        <w:t xml:space="preserve">    </w:t>
+      </w:r>
+      <w:r>
+        <w:rPr>
+          <w:rFonts w:ascii="Courier New" w:hAnsi="Courier New" w:cs="Courier New"/>
+          <w:sz w:val="20"/>
+          <w:szCs w:val="20"/>
+          <w:lang w:val="en-US"/>
+        </w:rPr>
+        <w:t>if</w:t>
+      </w:r>
+      <w:r>
+        <w:rPr>
+          <w:rFonts w:ascii="Courier New" w:hAnsi="Courier New" w:cs="Courier New"/>
+          <w:sz w:val="20"/>
+          <w:szCs w:val="20"/>
+          <w:lang w:val="en-US"/>
+        </w:rPr>
+        <w:t xml:space="preserve"> (</w:t>
+      </w:r>
+      <w:r>
+        <w:rPr>
+          <w:rFonts w:ascii="Courier New" w:hAnsi="Courier New" w:cs="Courier New"/>
+          <w:sz w:val="20"/>
+          <w:szCs w:val="20"/>
+          <w:lang w:val="en-US"/>
+        </w:rPr>
+        <w:t>N</w:t>
+      </w:r>
+      <w:r>
+        <w:rPr>
+          <w:rFonts w:ascii="Courier New" w:hAnsi="Courier New" w:cs="Courier New"/>
+          <w:sz w:val="20"/>
+          <w:szCs w:val="20"/>
+          <w:lang w:val="en-US"/>
+        </w:rPr>
+        <w:t xml:space="preserve"> &gt; 70700) {</w:t>
+      </w:r>
+    </w:p>
+    <w:p>
+      <w:pPr>
+        <w:rPr>
+          <w:rFonts w:ascii="Courier New" w:hAnsi="Courier New" w:cs="Courier New"/>
+          <w:sz w:val="20"/>
+          <w:szCs w:val="20"/>
+          <w:lang w:val="en-US"/>
+        </w:rPr>
+      </w:pPr>
+      <w:r>
+        <w:rPr>
+          <w:rFonts w:ascii="Courier New" w:hAnsi="Courier New" w:cs="Courier New"/>
+          <w:sz w:val="20"/>
+          <w:szCs w:val="20"/>
+          <w:lang w:val="en-US"/>
+        </w:rPr>
+        <w:t xml:space="preserve">        </w:t>
+      </w:r>
+      <w:r>
+        <w:rPr>
+          <w:rFonts w:ascii="Courier New" w:hAnsi="Courier New" w:cs="Courier New"/>
+          <w:sz w:val="20"/>
+          <w:szCs w:val="20"/>
+          <w:lang w:val="en-US"/>
+        </w:rPr>
+        <w:t>return</w:t>
+      </w:r>
+      <w:r>
+        <w:rPr>
+          <w:rFonts w:ascii="Courier New" w:hAnsi="Courier New" w:cs="Courier New"/>
+          <w:sz w:val="20"/>
+          <w:szCs w:val="20"/>
+          <w:lang w:val="en-US"/>
+        </w:rPr>
+        <w:t xml:space="preserve"> -1; </w:t>
+      </w:r>
+    </w:p>
+    <w:p>
+      <w:pPr>
+        <w:rPr>
+          <w:rFonts w:ascii="Courier New" w:hAnsi="Courier New" w:cs="Courier New"/>
+          <w:sz w:val="20"/>
+          <w:szCs w:val="20"/>
+          <w:lang w:val="en-US"/>
+        </w:rPr>
+      </w:pPr>
+      <w:r>
+        <w:rPr>
+          <w:rFonts w:ascii="Courier New" w:hAnsi="Courier New" w:cs="Courier New"/>
+          <w:sz w:val="20"/>
+          <w:szCs w:val="20"/>
+          <w:lang w:val="en-US"/>
+        </w:rPr>
+        <w:t xml:space="preserve">    }</w:t>
+      </w:r>
+    </w:p>
+    <w:p>
+      <w:pPr>
+        <w:rPr>
+          <w:rFonts w:ascii="Courier New" w:hAnsi="Courier New" w:cs="Courier New"/>
+          <w:sz w:val="20"/>
+          <w:szCs w:val="20"/>
+          <w:lang w:val="en-US"/>
+        </w:rPr>
+      </w:pPr>
+    </w:p>
+    <w:p>
+      <w:pPr>
+        <w:rPr>
+          <w:rFonts w:ascii="Courier New" w:hAnsi="Courier New" w:cs="Courier New"/>
+          <w:sz w:val="20"/>
+          <w:szCs w:val="20"/>
+          <w:lang w:val="en-US"/>
+        </w:rPr>
+      </w:pPr>
+      <w:r>
+        <w:rPr>
+          <w:rFonts w:ascii="Courier New" w:hAnsi="Courier New" w:cs="Courier New"/>
+          <w:sz w:val="20"/>
+          <w:szCs w:val="20"/>
+          <w:lang w:val="en-US"/>
+        </w:rPr>
+        <w:t xml:space="preserve">    </w:t>
+      </w:r>
+    </w:p>
+    <w:p>
+      <w:pPr>
+        <w:rPr>
+          <w:rFonts w:ascii="Courier New" w:hAnsi="Courier New" w:cs="Courier New"/>
+          <w:sz w:val="20"/>
+          <w:szCs w:val="20"/>
+          <w:lang w:val="en-US"/>
+        </w:rPr>
+      </w:pPr>
+      <w:r>
+        <w:rPr>
+          <w:rFonts w:ascii="Courier New" w:hAnsi="Courier New" w:cs="Courier New"/>
+          <w:sz w:val="20"/>
+          <w:szCs w:val="20"/>
+          <w:lang w:val="en-US"/>
+        </w:rPr>
+        <w:t xml:space="preserve">    </w:t>
+      </w:r>
+      <w:r>
+        <w:rPr>
+          <w:rFonts w:ascii="Courier New" w:hAnsi="Courier New" w:cs="Courier New"/>
+          <w:sz w:val="20"/>
+          <w:szCs w:val="20"/>
+          <w:lang w:val="en-US"/>
+        </w:rPr>
+        <w:t>int bit_D1 = (N &gt;&gt; 1) &amp; 1;</w:t>
+      </w:r>
+    </w:p>
+    <w:p>
+      <w:pPr>
+        <w:rPr>
+          <w:rFonts w:ascii="Courier New" w:hAnsi="Courier New" w:cs="Courier New"/>
+          <w:sz w:val="20"/>
+          <w:szCs w:val="20"/>
+          <w:lang w:val="en-US"/>
+        </w:rPr>
+      </w:pPr>
+    </w:p>
+    <w:p>
+      <w:pPr>
+        <w:rPr>
+          <w:rFonts w:ascii="Courier New" w:hAnsi="Courier New" w:cs="Courier New"/>
+          <w:sz w:val="20"/>
+          <w:szCs w:val="20"/>
+          <w:lang w:val="en-US"/>
+        </w:rPr>
+      </w:pPr>
+      <w:r>
+        <w:rPr>
+          <w:rFonts w:ascii="Courier New" w:hAnsi="Courier New" w:cs="Courier New"/>
+          <w:sz w:val="20"/>
+          <w:szCs w:val="20"/>
+          <w:lang w:val="en-US"/>
+        </w:rPr>
+        <w:t xml:space="preserve">    int count = 0;</w:t>
+      </w:r>
+    </w:p>
+    <w:p>
+      <w:pPr>
+        <w:rPr>
+          <w:rFonts w:ascii="Courier New" w:hAnsi="Courier New" w:cs="Courier New"/>
+          <w:sz w:val="20"/>
+          <w:szCs w:val="20"/>
+          <w:lang w:val="en-US"/>
+        </w:rPr>
+      </w:pPr>
+      <w:r>
+        <w:rPr>
+          <w:rFonts w:ascii="Courier New" w:hAnsi="Courier New" w:cs="Courier New"/>
+          <w:sz w:val="20"/>
+          <w:szCs w:val="20"/>
+          <w:lang w:val="en-US"/>
+        </w:rPr>
+        <w:t xml:space="preserve">    unsigned int temp = N;</w:t>
+      </w:r>
+    </w:p>
+    <w:p>
+      <w:pPr>
+        <w:rPr>
+          <w:rFonts w:ascii="Courier New" w:hAnsi="Courier New" w:cs="Courier New"/>
+          <w:sz w:val="20"/>
+          <w:szCs w:val="20"/>
+          <w:lang w:val="en-US"/>
+        </w:rPr>
+      </w:pPr>
+    </w:p>
+    <w:p>
+      <w:pPr>
+        <w:rPr>
+          <w:rFonts w:ascii="Courier New" w:hAnsi="Courier New" w:cs="Courier New"/>
+          <w:sz w:val="20"/>
+          <w:szCs w:val="20"/>
+          <w:lang w:val="en-US"/>
+        </w:rPr>
+      </w:pPr>
+      <w:r>
+        <w:rPr>
+          <w:rFonts w:ascii="Courier New" w:hAnsi="Courier New" w:cs="Courier New"/>
+          <w:sz w:val="20"/>
+          <w:szCs w:val="20"/>
+          <w:lang w:val="en-US"/>
+        </w:rPr>
+        <w:t xml:space="preserve">    for (int i = 0; i &lt; 32; i++) {</w:t>
+      </w:r>
+    </w:p>
+    <w:p>
+      <w:pPr>
+        <w:rPr>
+          <w:rFonts w:ascii="Courier New" w:hAnsi="Courier New" w:cs="Courier New"/>
+          <w:sz w:val="20"/>
+          <w:szCs w:val="20"/>
+          <w:lang w:val="en-US"/>
+        </w:rPr>
+      </w:pPr>
+      <w:r>
+        <w:rPr>
+          <w:rFonts w:ascii="Courier New" w:hAnsi="Courier New" w:cs="Courier New"/>
+          <w:sz w:val="20"/>
+          <w:szCs w:val="20"/>
+          <w:lang w:val="en-US"/>
+        </w:rPr>
+        <w:t xml:space="preserve">        </w:t>
+      </w:r>
+    </w:p>
+    <w:p>
+      <w:pPr>
+        <w:rPr>
+          <w:rFonts w:ascii="Courier New" w:hAnsi="Courier New" w:cs="Courier New"/>
+          <w:sz w:val="20"/>
+          <w:szCs w:val="20"/>
+          <w:lang w:val="en-US"/>
+        </w:rPr>
+      </w:pPr>
+      <w:r>
+        <w:rPr>
+          <w:rFonts w:ascii="Courier New" w:hAnsi="Courier New" w:cs="Courier New"/>
+          <w:sz w:val="20"/>
+          <w:szCs w:val="20"/>
+          <w:lang w:val="en-US"/>
+        </w:rPr>
+        <w:t xml:space="preserve">        int current_bit = temp &amp; 1;</w:t>
+      </w:r>
+    </w:p>
+    <w:p>
+      <w:pPr>
+        <w:rPr>
+          <w:rFonts w:ascii="Courier New" w:hAnsi="Courier New" w:cs="Courier New"/>
+          <w:sz w:val="20"/>
+          <w:szCs w:val="20"/>
+          <w:lang w:val="en-US"/>
+        </w:rPr>
+      </w:pPr>
+      <w:r>
+        <w:rPr>
+          <w:rFonts w:ascii="Courier New" w:hAnsi="Courier New" w:cs="Courier New"/>
+          <w:sz w:val="20"/>
+          <w:szCs w:val="20"/>
+          <w:lang w:val="en-US"/>
+        </w:rPr>
+        <w:t xml:space="preserve">       </w:t>
+      </w:r>
+    </w:p>
+    <w:p>
+      <w:pPr>
+        <w:rPr>
+          <w:rFonts w:ascii="Courier New" w:hAnsi="Courier New" w:cs="Courier New"/>
+          <w:sz w:val="20"/>
+          <w:szCs w:val="20"/>
+          <w:lang w:val="en-US"/>
+        </w:rPr>
+      </w:pPr>
+      <w:r>
+        <w:rPr>
+          <w:rFonts w:ascii="Courier New" w:hAnsi="Courier New" w:cs="Courier New"/>
+          <w:sz w:val="20"/>
+          <w:szCs w:val="20"/>
+          <w:lang w:val="en-US"/>
+        </w:rPr>
+        <w:t xml:space="preserve">        count += (bit_D1 == 1) ? (current_bit == 0 ? </w:t>
+      </w:r>
+      <w:r>
+        <w:rPr>
+          <w:rFonts w:ascii="Courier New" w:hAnsi="Courier New" w:cs="Courier New"/>
+          <w:sz w:val="20"/>
+          <w:szCs w:val="20"/>
+          <w:lang w:val="en-US"/>
+        </w:rPr>
+        <w:t>1 : 0) : (</w:t>
+      </w:r>
+      <w:r>
+        <w:rPr>
+          <w:rFonts w:ascii="Courier New" w:hAnsi="Courier New" w:cs="Courier New"/>
+          <w:sz w:val="20"/>
+          <w:szCs w:val="20"/>
+          <w:lang w:val="en-US"/>
+        </w:rPr>
+        <w:t>current</w:t>
+      </w:r>
+      <w:r>
+        <w:rPr>
+          <w:rFonts w:ascii="Courier New" w:hAnsi="Courier New" w:cs="Courier New"/>
+          <w:sz w:val="20"/>
+          <w:szCs w:val="20"/>
+          <w:lang w:val="en-US"/>
+        </w:rPr>
+        <w:t>_</w:t>
+      </w:r>
+      <w:r>
+        <w:rPr>
+          <w:rFonts w:ascii="Courier New" w:hAnsi="Courier New" w:cs="Courier New"/>
+          <w:sz w:val="20"/>
+          <w:szCs w:val="20"/>
+          <w:lang w:val="en-US"/>
+        </w:rPr>
+        <w:t>bit</w:t>
+      </w:r>
+      <w:r>
+        <w:rPr>
+          <w:rFonts w:ascii="Courier New" w:hAnsi="Courier New" w:cs="Courier New"/>
+          <w:sz w:val="20"/>
+          <w:szCs w:val="20"/>
+          <w:lang w:val="en-US"/>
+        </w:rPr>
+        <w:t xml:space="preserve"> == 1 ? 1 : 0);</w:t>
+      </w:r>
+    </w:p>
+    <w:p>
+      <w:pPr>
+        <w:rPr>
+          <w:rFonts w:ascii="Courier New" w:hAnsi="Courier New" w:cs="Courier New"/>
+          <w:sz w:val="20"/>
+          <w:szCs w:val="20"/>
+          <w:lang w:val="en-US"/>
+        </w:rPr>
+      </w:pPr>
+    </w:p>
+    <w:p>
+      <w:pPr>
+        <w:rPr>
+          <w:rFonts w:ascii="Courier New" w:hAnsi="Courier New" w:cs="Courier New"/>
+          <w:sz w:val="20"/>
+          <w:szCs w:val="20"/>
+          <w:lang w:val="en-US"/>
+        </w:rPr>
+      </w:pPr>
+      <w:r>
+        <w:rPr>
+          <w:rFonts w:ascii="Courier New" w:hAnsi="Courier New" w:cs="Courier New"/>
+          <w:sz w:val="20"/>
+          <w:szCs w:val="20"/>
+          <w:lang w:val="en-US"/>
+        </w:rPr>
+        <w:t xml:space="preserve">        </w:t>
+      </w:r>
+      <w:r>
+        <w:rPr>
+          <w:rFonts w:ascii="Courier New" w:hAnsi="Courier New" w:cs="Courier New"/>
+          <w:sz w:val="20"/>
+          <w:szCs w:val="20"/>
+          <w:lang w:val="en-US"/>
+        </w:rPr>
+        <w:t>temp &gt;&gt;= 1;</w:t>
+      </w:r>
+    </w:p>
+    <w:p>
+      <w:pPr>
+        <w:rPr>
+          <w:rFonts w:ascii="Courier New" w:hAnsi="Courier New" w:cs="Courier New"/>
+          <w:sz w:val="20"/>
+          <w:szCs w:val="20"/>
+          <w:lang w:val="en-US"/>
+        </w:rPr>
+      </w:pPr>
+      <w:r>
+        <w:rPr>
+          <w:rFonts w:ascii="Courier New" w:hAnsi="Courier New" w:cs="Courier New"/>
+          <w:sz w:val="20"/>
+          <w:szCs w:val="20"/>
+          <w:lang w:val="en-US"/>
+        </w:rPr>
+        <w:t xml:space="preserve">    }</w:t>
+      </w:r>
+    </w:p>
+    <w:p>
+      <w:pPr>
+        <w:rPr>
+          <w:rFonts w:ascii="Courier New" w:hAnsi="Courier New" w:cs="Courier New"/>
+          <w:sz w:val="20"/>
+          <w:szCs w:val="20"/>
+          <w:lang w:val="en-US"/>
+        </w:rPr>
+      </w:pPr>
+    </w:p>
+    <w:p>
+      <w:pPr>
+        <w:rPr>
+          <w:rFonts w:ascii="Courier New" w:hAnsi="Courier New" w:cs="Courier New"/>
+          <w:sz w:val="20"/>
+          <w:szCs w:val="20"/>
+          <w:lang w:val="en-US"/>
+        </w:rPr>
+      </w:pPr>
+      <w:r>
+        <w:rPr>
+          <w:rFonts w:ascii="Courier New" w:hAnsi="Courier New" w:cs="Courier New"/>
+          <w:sz w:val="20"/>
+          <w:szCs w:val="20"/>
+          <w:lang w:val="en-US"/>
+        </w:rPr>
+        <w:t xml:space="preserve">    return count;</w:t>
+      </w:r>
+    </w:p>
+    <w:p>
+      <w:pPr>
+        <w:rPr>
+          <w:rFonts w:ascii="Courier New" w:hAnsi="Courier New" w:cs="Courier New"/>
+          <w:sz w:val="20"/>
+          <w:szCs w:val="20"/>
+          <w:lang w:val="en-US"/>
+        </w:rPr>
+      </w:pPr>
+      <w:r>
+        <w:rPr>
+          <w:rFonts w:ascii="Courier New" w:hAnsi="Courier New" w:cs="Courier New"/>
+          <w:sz w:val="20"/>
+          <w:szCs w:val="20"/>
+          <w:lang w:val="en-US"/>
+        </w:rPr>
+        <w:t>}</w:t>
+      </w:r>
+    </w:p>
+    <w:p>
+      <w:pPr>
+        <w:rPr>
+          <w:rFonts w:ascii="Courier New" w:hAnsi="Courier New" w:cs="Courier New"/>
+          <w:sz w:val="20"/>
+          <w:szCs w:val="20"/>
+          <w:lang w:val="en-US"/>
+        </w:rPr>
+      </w:pPr>
+    </w:p>
+    <w:p>
+      <w:pPr>
+        <w:rPr>
+          <w:rFonts w:ascii="Courier New" w:hAnsi="Courier New" w:cs="Courier New"/>
+          <w:sz w:val="20"/>
+          <w:szCs w:val="20"/>
+          <w:lang w:val="en-US"/>
+        </w:rPr>
+      </w:pPr>
+    </w:p>
+    <w:p>
+      <w:pPr>
+        <w:rPr>
+          <w:rFonts w:ascii="Courier New" w:hAnsi="Courier New" w:cs="Courier New"/>
+          <w:sz w:val="28"/>
+          <w:szCs w:val="28"/>
+          <w:lang w:val="en-US"/>
+        </w:rPr>
+      </w:pPr>
+      <w:r>
+        <w:rPr>
+          <w:sz w:val="28"/>
+          <w:szCs w:val="28"/>
+          <w:lang w:val="ru-RU"/>
+        </w:rPr>
+        <w:t>Тест</w:t>
+      </w:r>
+      <w:r>
+        <w:rPr>
+          <w:sz w:val="28"/>
+          <w:szCs w:val="28"/>
+          <w:lang w:val="en-US"/>
+        </w:rPr>
+        <w:t xml:space="preserve"> </w:t>
+      </w:r>
+      <w:r>
+        <w:rPr>
+          <w:sz w:val="28"/>
+          <w:szCs w:val="28"/>
+          <w:lang w:val="ru-RU"/>
+        </w:rPr>
+        <w:t>драйвер</w:t>
+      </w:r>
+      <w:r>
+        <w:rPr>
+          <w:rFonts w:ascii="Courier New" w:hAnsi="Courier New" w:cs="Courier New"/>
+          <w:sz w:val="28"/>
+          <w:szCs w:val="28"/>
+          <w:lang w:val="en-US"/>
+        </w:rPr>
+        <w:t>:</w:t>
+      </w:r>
+    </w:p>
+    <w:p>
+      <w:pPr>
+        <w:rPr>
+          <w:rFonts w:ascii="Courier New" w:hAnsi="Courier New" w:cs="Courier New"/>
+          <w:sz w:val="20"/>
+          <w:szCs w:val="20"/>
+          <w:lang w:val="en-US"/>
+        </w:rPr>
+      </w:pPr>
+    </w:p>
+    <w:p>
+      <w:pPr>
+        <w:rPr>
+          <w:rFonts w:ascii="Courier New" w:hAnsi="Courier New" w:cs="Courier New"/>
+          <w:sz w:val="20"/>
+          <w:szCs w:val="20"/>
+          <w:lang w:val="en-US"/>
+        </w:rPr>
+      </w:pPr>
+      <w:r>
+        <w:rPr>
+          <w:rFonts w:ascii="Courier New" w:hAnsi="Courier New" w:cs="Courier New"/>
+          <w:sz w:val="20"/>
+          <w:szCs w:val="20"/>
+          <w:lang w:val="en-US"/>
+        </w:rPr>
+        <w:t>#include &lt;iostream&gt;</w:t>
+      </w:r>
+    </w:p>
+    <w:p>
+      <w:pPr>
+        <w:rPr>
+          <w:rFonts w:ascii="Courier New" w:hAnsi="Courier New" w:cs="Courier New"/>
+          <w:sz w:val="20"/>
+          <w:szCs w:val="20"/>
+          <w:lang w:val="en-US"/>
+        </w:rPr>
+      </w:pPr>
+      <w:r>
+        <w:rPr>
+          <w:rFonts w:ascii="Courier New" w:hAnsi="Courier New" w:cs="Courier New"/>
+          <w:sz w:val="20"/>
+          <w:szCs w:val="20"/>
+          <w:lang w:val="en-US"/>
+        </w:rPr>
+        <w:t>#include &lt;cstdlib&gt;</w:t>
+      </w:r>
+    </w:p>
+    <w:p>
+      <w:pPr>
+        <w:rPr>
+          <w:rFonts w:ascii="Courier New" w:hAnsi="Courier New" w:cs="Courier New"/>
+          <w:sz w:val="20"/>
+          <w:szCs w:val="20"/>
+          <w:lang w:val="en-US"/>
+        </w:rPr>
+      </w:pPr>
+      <w:r>
+        <w:rPr>
+          <w:rFonts w:ascii="Courier New" w:hAnsi="Courier New" w:cs="Courier New"/>
+          <w:sz w:val="20"/>
+          <w:szCs w:val="20"/>
+          <w:lang w:val="en-US"/>
+        </w:rPr>
+        <w:t>#include "ModulesNikolenko.h"</w:t>
+      </w:r>
+    </w:p>
+    <w:p>
+      <w:pPr>
+        <w:rPr>
+          <w:rFonts w:ascii="Courier New" w:hAnsi="Courier New" w:cs="Courier New"/>
+          <w:sz w:val="20"/>
+          <w:szCs w:val="20"/>
+          <w:lang w:val="en-US"/>
+        </w:rPr>
+      </w:pPr>
+    </w:p>
+    <w:p>
+      <w:pPr>
+        <w:rPr>
+          <w:rFonts w:ascii="Courier New" w:hAnsi="Courier New" w:cs="Courier New"/>
+          <w:sz w:val="20"/>
+          <w:szCs w:val="20"/>
+          <w:lang w:val="en-US"/>
+        </w:rPr>
+      </w:pPr>
+      <w:r>
+        <w:rPr>
+          <w:rFonts w:ascii="Courier New" w:hAnsi="Courier New" w:cs="Courier New"/>
+          <w:sz w:val="20"/>
+          <w:szCs w:val="20"/>
+          <w:lang w:val="en-US"/>
+        </w:rPr>
+        <w:t>using namespace std;</w:t>
+      </w:r>
+    </w:p>
+    <w:p>
+      <w:pPr>
+        <w:rPr>
+          <w:rFonts w:ascii="Courier New" w:hAnsi="Courier New" w:cs="Courier New"/>
+          <w:sz w:val="20"/>
+          <w:szCs w:val="20"/>
+          <w:lang w:val="en-US"/>
+        </w:rPr>
+      </w:pPr>
+    </w:p>
+    <w:p>
+      <w:pPr>
+        <w:rPr>
+          <w:rFonts w:ascii="Courier New" w:hAnsi="Courier New" w:cs="Courier New"/>
+          <w:sz w:val="20"/>
+          <w:szCs w:val="20"/>
+          <w:lang w:val="en-US"/>
+        </w:rPr>
+      </w:pPr>
+      <w:r>
+        <w:rPr>
+          <w:rFonts w:ascii="Courier New" w:hAnsi="Courier New" w:cs="Courier New"/>
+          <w:sz w:val="20"/>
+          <w:szCs w:val="20"/>
+          <w:lang w:val="en-US"/>
+        </w:rPr>
+        <w:t>int main() {</w:t>
+      </w:r>
+    </w:p>
+    <w:p>
+      <w:pPr>
+        <w:rPr>
+          <w:rFonts w:ascii="Courier New" w:hAnsi="Courier New" w:cs="Courier New"/>
+          <w:sz w:val="20"/>
+          <w:szCs w:val="20"/>
+          <w:lang w:val="en-US"/>
+        </w:rPr>
+      </w:pPr>
+      <w:r>
+        <w:rPr>
+          <w:rFonts w:ascii="Courier New" w:hAnsi="Courier New" w:cs="Courier New"/>
+          <w:sz w:val="20"/>
+          <w:szCs w:val="20"/>
+          <w:lang w:val="en-US"/>
+        </w:rPr>
+        <w:t xml:space="preserve">    cout &lt;&lt; "=== Протокол модульного тестування (TestDriver) ===" &lt;&lt; endl;</w:t>
+      </w:r>
+    </w:p>
+    <w:p>
+      <w:pPr>
+        <w:rPr>
+          <w:rFonts w:ascii="Courier New" w:hAnsi="Courier New" w:cs="Courier New"/>
+          <w:sz w:val="20"/>
+          <w:szCs w:val="20"/>
+          <w:lang w:val="en-US"/>
+        </w:rPr>
+      </w:pPr>
+    </w:p>
+    <w:p>
+      <w:pPr>
+        <w:rPr>
+          <w:rFonts w:ascii="Courier New" w:hAnsi="Courier New" w:cs="Courier New"/>
+          <w:sz w:val="20"/>
+          <w:szCs w:val="20"/>
+          <w:lang w:val="en-US"/>
+        </w:rPr>
+      </w:pPr>
+      <w:r>
+        <w:rPr>
+          <w:rFonts w:ascii="Courier New" w:hAnsi="Courier New" w:cs="Courier New"/>
+          <w:sz w:val="20"/>
+          <w:szCs w:val="20"/>
+          <w:lang w:val="en-US"/>
+        </w:rPr>
+        <w:t xml:space="preserve">    // ---------------------------------------------------------</w:t>
+      </w:r>
+    </w:p>
+    <w:p>
+      <w:pPr>
+        <w:rPr>
+          <w:rFonts w:ascii="Courier New" w:hAnsi="Courier New" w:cs="Courier New"/>
+          <w:sz w:val="20"/>
+          <w:szCs w:val="20"/>
+          <w:lang w:val="en-US"/>
+        </w:rPr>
+      </w:pPr>
+      <w:r>
+        <w:rPr>
+          <w:rFonts w:ascii="Courier New" w:hAnsi="Courier New" w:cs="Courier New"/>
+          <w:sz w:val="20"/>
+          <w:szCs w:val="20"/>
+          <w:lang w:val="en-US"/>
+        </w:rPr>
+        <w:t xml:space="preserve">    // Тестування задачі 9.1</w:t>
+      </w:r>
+    </w:p>
+    <w:p>
+      <w:pPr>
+        <w:rPr>
+          <w:rFonts w:ascii="Courier New" w:hAnsi="Courier New" w:cs="Courier New"/>
+          <w:sz w:val="20"/>
+          <w:szCs w:val="20"/>
+          <w:lang w:val="en-US"/>
+        </w:rPr>
+      </w:pPr>
+      <w:r>
+        <w:rPr>
+          <w:rFonts w:ascii="Courier New" w:hAnsi="Courier New" w:cs="Courier New"/>
+          <w:sz w:val="20"/>
+          <w:szCs w:val="20"/>
+          <w:lang w:val="en-US"/>
+        </w:rPr>
+        <w:t xml:space="preserve">    // ---------------------------------------------------------</w:t>
+      </w:r>
+    </w:p>
+    <w:p>
+      <w:pPr>
+        <w:rPr>
+          <w:rFonts w:ascii="Courier New" w:hAnsi="Courier New" w:cs="Courier New"/>
+          <w:sz w:val="20"/>
+          <w:szCs w:val="20"/>
+          <w:lang w:val="en-US"/>
+        </w:rPr>
+      </w:pPr>
+      <w:r>
+        <w:rPr>
+          <w:rFonts w:ascii="Courier New" w:hAnsi="Courier New" w:cs="Courier New"/>
+          <w:sz w:val="20"/>
+          <w:szCs w:val="20"/>
+          <w:lang w:val="en-US"/>
+        </w:rPr>
+        <w:t xml:space="preserve">    cout &lt;&lt; "\n--- Тестування задачі 9.1 ---" &lt;&lt; endl;</w:t>
+      </w:r>
+    </w:p>
+    <w:p>
+      <w:pPr>
+        <w:rPr>
+          <w:rFonts w:ascii="Courier New" w:hAnsi="Courier New" w:cs="Courier New"/>
+          <w:sz w:val="20"/>
+          <w:szCs w:val="20"/>
+          <w:lang w:val="en-US"/>
+        </w:rPr>
+      </w:pPr>
+    </w:p>
+    <w:p>
+      <w:pPr>
+        <w:rPr>
+          <w:rFonts w:ascii="Courier New" w:hAnsi="Courier New" w:cs="Courier New"/>
+          <w:sz w:val="20"/>
+          <w:szCs w:val="20"/>
+          <w:lang w:val="en-US"/>
+        </w:rPr>
+      </w:pPr>
+      <w:r>
+        <w:rPr>
+          <w:rFonts w:ascii="Courier New" w:hAnsi="Courier New" w:cs="Courier New"/>
+          <w:sz w:val="20"/>
+          <w:szCs w:val="20"/>
+          <w:lang w:val="en-US"/>
+        </w:rPr>
+        <w:t xml:space="preserve">    cout &lt;&lt; "TC-1.1 (grade = 0):" &lt;&lt; endl;</w:t>
+      </w:r>
+    </w:p>
+    <w:p>
+      <w:pPr>
+        <w:rPr>
+          <w:rFonts w:ascii="Courier New" w:hAnsi="Courier New" w:cs="Courier New"/>
+          <w:sz w:val="20"/>
+          <w:szCs w:val="20"/>
+          <w:lang w:val="en-US"/>
+        </w:rPr>
+      </w:pPr>
+      <w:r>
+        <w:rPr>
+          <w:rFonts w:ascii="Courier New" w:hAnsi="Courier New" w:cs="Courier New"/>
+          <w:sz w:val="20"/>
+          <w:szCs w:val="20"/>
+          <w:lang w:val="en-US"/>
+        </w:rPr>
+        <w:t xml:space="preserve">    cout &lt;&lt; "Очікується: CALM-GLASSY, 0 METERS" &lt;&lt; endl;</w:t>
+      </w:r>
+    </w:p>
+    <w:p>
+      <w:pPr>
+        <w:rPr>
+          <w:rFonts w:ascii="Courier New" w:hAnsi="Courier New" w:cs="Courier New"/>
+          <w:sz w:val="20"/>
+          <w:szCs w:val="20"/>
+          <w:lang w:val="en-US"/>
+        </w:rPr>
+      </w:pPr>
+      <w:r>
+        <w:rPr>
+          <w:rFonts w:ascii="Courier New" w:hAnsi="Courier New" w:cs="Courier New"/>
+          <w:sz w:val="20"/>
+          <w:szCs w:val="20"/>
+          <w:lang w:val="en-US"/>
+        </w:rPr>
+        <w:t xml:space="preserve">    cout &lt;&lt; "Фактично: ";</w:t>
+      </w:r>
+    </w:p>
+    <w:p>
+      <w:pPr>
+        <w:rPr>
+          <w:rFonts w:ascii="Courier New" w:hAnsi="Courier New" w:cs="Courier New"/>
+          <w:sz w:val="20"/>
+          <w:szCs w:val="20"/>
+          <w:lang w:val="en-US"/>
+        </w:rPr>
+      </w:pPr>
+      <w:r>
+        <w:rPr>
+          <w:rFonts w:ascii="Courier New" w:hAnsi="Courier New" w:cs="Courier New"/>
+          <w:sz w:val="20"/>
+          <w:szCs w:val="20"/>
+          <w:lang w:val="en-US"/>
+        </w:rPr>
+        <w:t xml:space="preserve">    task_9_1(0);</w:t>
+      </w:r>
+    </w:p>
+    <w:p>
+      <w:pPr>
+        <w:rPr>
+          <w:rFonts w:ascii="Courier New" w:hAnsi="Courier New" w:cs="Courier New"/>
+          <w:sz w:val="20"/>
+          <w:szCs w:val="20"/>
+          <w:lang w:val="en-US"/>
+        </w:rPr>
+      </w:pPr>
+    </w:p>
+    <w:p>
+      <w:pPr>
+        <w:rPr>
+          <w:rFonts w:ascii="Courier New" w:hAnsi="Courier New" w:cs="Courier New"/>
+          <w:sz w:val="20"/>
+          <w:szCs w:val="20"/>
+          <w:lang w:val="en-US"/>
+        </w:rPr>
+      </w:pPr>
+      <w:r>
+        <w:rPr>
+          <w:rFonts w:ascii="Courier New" w:hAnsi="Courier New" w:cs="Courier New"/>
+          <w:sz w:val="20"/>
+          <w:szCs w:val="20"/>
+          <w:lang w:val="en-US"/>
+        </w:rPr>
+        <w:t xml:space="preserve">    cout &lt;&lt; "\nTC-1.2 (grade = 4):" &lt;&lt; endl;</w:t>
+      </w:r>
+    </w:p>
+    <w:p>
+      <w:pPr>
+        <w:rPr>
+          <w:rFonts w:ascii="Courier New" w:hAnsi="Courier New" w:cs="Courier New"/>
+          <w:sz w:val="20"/>
+          <w:szCs w:val="20"/>
+          <w:lang w:val="en-US"/>
+        </w:rPr>
+      </w:pPr>
+      <w:r>
+        <w:rPr>
+          <w:rFonts w:ascii="Courier New" w:hAnsi="Courier New" w:cs="Courier New"/>
+          <w:sz w:val="20"/>
+          <w:szCs w:val="20"/>
+          <w:lang w:val="en-US"/>
+        </w:rPr>
+        <w:t xml:space="preserve">    cout &lt;&lt; "Очікується: MODERATE, 1.25-2.50 METERS" &lt;&lt; endl;</w:t>
+      </w:r>
+    </w:p>
+    <w:p>
+      <w:pPr>
+        <w:rPr>
+          <w:rFonts w:ascii="Courier New" w:hAnsi="Courier New" w:cs="Courier New"/>
+          <w:sz w:val="20"/>
+          <w:szCs w:val="20"/>
+          <w:lang w:val="en-US"/>
+        </w:rPr>
+      </w:pPr>
+      <w:r>
+        <w:rPr>
+          <w:rFonts w:ascii="Courier New" w:hAnsi="Courier New" w:cs="Courier New"/>
+          <w:sz w:val="20"/>
+          <w:szCs w:val="20"/>
+          <w:lang w:val="en-US"/>
+        </w:rPr>
+        <w:t xml:space="preserve">    cout &lt;&lt; "Фактично: ";</w:t>
+      </w:r>
+    </w:p>
+    <w:p>
+      <w:pPr>
+        <w:rPr>
+          <w:rFonts w:ascii="Courier New" w:hAnsi="Courier New" w:cs="Courier New"/>
+          <w:sz w:val="20"/>
+          <w:szCs w:val="20"/>
+          <w:lang w:val="en-US"/>
+        </w:rPr>
+      </w:pPr>
+      <w:r>
+        <w:rPr>
+          <w:rFonts w:ascii="Courier New" w:hAnsi="Courier New" w:cs="Courier New"/>
+          <w:sz w:val="20"/>
+          <w:szCs w:val="20"/>
+          <w:lang w:val="en-US"/>
+        </w:rPr>
+        <w:t xml:space="preserve">    task_9_1(4);</w:t>
+      </w:r>
+    </w:p>
+    <w:p>
+      <w:pPr>
+        <w:rPr>
+          <w:rFonts w:ascii="Courier New" w:hAnsi="Courier New" w:cs="Courier New"/>
+          <w:sz w:val="20"/>
+          <w:szCs w:val="20"/>
+          <w:lang w:val="en-US"/>
+        </w:rPr>
+      </w:pPr>
+    </w:p>
+    <w:p>
+      <w:pPr>
+        <w:rPr>
+          <w:rFonts w:ascii="Courier New" w:hAnsi="Courier New" w:cs="Courier New"/>
+          <w:sz w:val="20"/>
+          <w:szCs w:val="20"/>
+          <w:lang w:val="en-US"/>
+        </w:rPr>
+      </w:pPr>
+      <w:r>
+        <w:rPr>
+          <w:rFonts w:ascii="Courier New" w:hAnsi="Courier New" w:cs="Courier New"/>
+          <w:sz w:val="20"/>
+          <w:szCs w:val="20"/>
+          <w:lang w:val="en-US"/>
+        </w:rPr>
+        <w:t xml:space="preserve">    cout &lt;&lt; "\nTC-1.3 (grade = 10):" &lt;&lt; endl;</w:t>
+      </w:r>
+    </w:p>
+    <w:p>
+      <w:pPr>
+        <w:rPr>
+          <w:rFonts w:ascii="Courier New" w:hAnsi="Courier New" w:cs="Courier New"/>
+          <w:sz w:val="20"/>
+          <w:szCs w:val="20"/>
+          <w:lang w:val="en-US"/>
+        </w:rPr>
+      </w:pPr>
+      <w:r>
+        <w:rPr>
+          <w:rFonts w:ascii="Courier New" w:hAnsi="Courier New" w:cs="Courier New"/>
+          <w:sz w:val="20"/>
+          <w:szCs w:val="20"/>
+          <w:lang w:val="en-US"/>
+        </w:rPr>
+        <w:t xml:space="preserve">    cout &lt;&lt; "Очікується: Звуковий сигнал і Помилка" &lt;&lt; endl;</w:t>
+      </w:r>
+    </w:p>
+    <w:p>
+      <w:pPr>
+        <w:rPr>
+          <w:rFonts w:ascii="Courier New" w:hAnsi="Courier New" w:cs="Courier New"/>
+          <w:sz w:val="20"/>
+          <w:szCs w:val="20"/>
+          <w:lang w:val="ru-RU"/>
+        </w:rPr>
+      </w:pPr>
+      <w:r>
+        <w:rPr>
+          <w:rFonts w:ascii="Courier New" w:hAnsi="Courier New" w:cs="Courier New"/>
+          <w:sz w:val="20"/>
+          <w:szCs w:val="20"/>
+          <w:lang w:val="en-US"/>
+        </w:rPr>
+        <w:t xml:space="preserve">    cout</w:t>
+      </w:r>
+      <w:r>
+        <w:rPr>
+          <w:rFonts w:ascii="Courier New" w:hAnsi="Courier New" w:cs="Courier New"/>
+          <w:sz w:val="20"/>
+          <w:szCs w:val="20"/>
+          <w:lang w:val="ru-RU"/>
+        </w:rPr>
+        <w:t xml:space="preserve"> &lt;&lt; "Фактично: ";</w:t>
+      </w:r>
+    </w:p>
+    <w:p>
+      <w:pPr>
+        <w:rPr>
+          <w:rFonts w:ascii="Courier New" w:hAnsi="Courier New" w:cs="Courier New"/>
+          <w:sz w:val="20"/>
+          <w:szCs w:val="20"/>
+          <w:lang w:val="ru-RU"/>
+        </w:rPr>
+      </w:pPr>
+      <w:r>
+        <w:rPr>
+          <w:rFonts w:ascii="Courier New" w:hAnsi="Courier New" w:cs="Courier New"/>
+          <w:sz w:val="20"/>
+          <w:szCs w:val="20"/>
+          <w:lang w:val="ru-RU"/>
+        </w:rPr>
+        <w:t xml:space="preserve">    </w:t>
+      </w:r>
+      <w:r>
+        <w:rPr>
+          <w:rFonts w:ascii="Courier New" w:hAnsi="Courier New" w:cs="Courier New"/>
+          <w:sz w:val="20"/>
+          <w:szCs w:val="20"/>
+          <w:lang w:val="en-US"/>
+        </w:rPr>
+        <w:t>task</w:t>
+      </w:r>
+      <w:r>
+        <w:rPr>
+          <w:rFonts w:ascii="Courier New" w:hAnsi="Courier New" w:cs="Courier New"/>
+          <w:sz w:val="20"/>
+          <w:szCs w:val="20"/>
+          <w:lang w:val="ru-RU"/>
+        </w:rPr>
+        <w:t>_9_1(10);</w:t>
+      </w:r>
+    </w:p>
+    <w:p>
+      <w:pPr>
+        <w:rPr>
+          <w:rFonts w:ascii="Courier New" w:hAnsi="Courier New" w:cs="Courier New"/>
+          <w:sz w:val="20"/>
+          <w:szCs w:val="20"/>
+          <w:lang w:val="ru-RU"/>
+        </w:rPr>
+      </w:pPr>
+    </w:p>
+    <w:p>
+      <w:pPr>
+        <w:rPr>
+          <w:rFonts w:ascii="Courier New" w:hAnsi="Courier New" w:cs="Courier New"/>
+          <w:sz w:val="20"/>
+          <w:szCs w:val="20"/>
+          <w:lang w:val="ru-RU"/>
+        </w:rPr>
+      </w:pPr>
+      <w:r>
+        <w:rPr>
+          <w:rFonts w:ascii="Courier New" w:hAnsi="Courier New" w:cs="Courier New"/>
+          <w:sz w:val="20"/>
+          <w:szCs w:val="20"/>
+          <w:lang w:val="ru-RU"/>
+        </w:rPr>
+        <w:t xml:space="preserve">    // ---------------------------------------------------------</w:t>
+      </w:r>
+    </w:p>
+    <w:p>
+      <w:pPr>
+        <w:rPr>
+          <w:rFonts w:ascii="Courier New" w:hAnsi="Courier New" w:cs="Courier New"/>
+          <w:sz w:val="20"/>
+          <w:szCs w:val="20"/>
+          <w:lang w:val="ru-RU"/>
+        </w:rPr>
+      </w:pPr>
+      <w:r>
+        <w:rPr>
+          <w:rFonts w:ascii="Courier New" w:hAnsi="Courier New" w:cs="Courier New"/>
+          <w:sz w:val="20"/>
+          <w:szCs w:val="20"/>
+          <w:lang w:val="ru-RU"/>
+        </w:rPr>
+        <w:t xml:space="preserve">    // Тестування задачі 9.2</w:t>
+      </w:r>
+    </w:p>
+    <w:p>
+      <w:pPr>
+        <w:rPr>
+          <w:rFonts w:ascii="Courier New" w:hAnsi="Courier New" w:cs="Courier New"/>
+          <w:sz w:val="20"/>
+          <w:szCs w:val="20"/>
+          <w:lang w:val="ru-RU"/>
+        </w:rPr>
+      </w:pPr>
+      <w:r>
+        <w:rPr>
+          <w:rFonts w:ascii="Courier New" w:hAnsi="Courier New" w:cs="Courier New"/>
+          <w:sz w:val="20"/>
+          <w:szCs w:val="20"/>
+          <w:lang w:val="ru-RU"/>
+        </w:rPr>
+        <w:t xml:space="preserve">    // ---------------------------------------------------------</w:t>
+      </w:r>
+    </w:p>
+    <w:p>
+      <w:pPr>
+        <w:rPr>
+          <w:rFonts w:ascii="Courier New" w:hAnsi="Courier New" w:cs="Courier New"/>
+          <w:sz w:val="20"/>
+          <w:szCs w:val="20"/>
+          <w:lang w:val="ru-RU"/>
+        </w:rPr>
+      </w:pPr>
+      <w:r>
+        <w:rPr>
+          <w:rFonts w:ascii="Courier New" w:hAnsi="Courier New" w:cs="Courier New"/>
+          <w:sz w:val="20"/>
+          <w:szCs w:val="20"/>
+          <w:lang w:val="ru-RU"/>
+        </w:rPr>
+        <w:t xml:space="preserve">    </w:t>
+      </w:r>
+      <w:r>
+        <w:rPr>
+          <w:rFonts w:ascii="Courier New" w:hAnsi="Courier New" w:cs="Courier New"/>
+          <w:sz w:val="20"/>
+          <w:szCs w:val="20"/>
+          <w:lang w:val="en-US"/>
+        </w:rPr>
+        <w:t>cout</w:t>
+      </w:r>
+      <w:r>
+        <w:rPr>
+          <w:rFonts w:ascii="Courier New" w:hAnsi="Courier New" w:cs="Courier New"/>
+          <w:sz w:val="20"/>
+          <w:szCs w:val="20"/>
+          <w:lang w:val="ru-RU"/>
+        </w:rPr>
+        <w:t xml:space="preserve"> &lt;&lt; "\</w:t>
+      </w:r>
+      <w:r>
+        <w:rPr>
+          <w:rFonts w:ascii="Courier New" w:hAnsi="Courier New" w:cs="Courier New"/>
+          <w:sz w:val="20"/>
+          <w:szCs w:val="20"/>
+          <w:lang w:val="en-US"/>
+        </w:rPr>
+        <w:t>n</w:t>
+      </w:r>
+      <w:r>
+        <w:rPr>
+          <w:rFonts w:ascii="Courier New" w:hAnsi="Courier New" w:cs="Courier New"/>
+          <w:sz w:val="20"/>
+          <w:szCs w:val="20"/>
+          <w:lang w:val="ru-RU"/>
+        </w:rPr>
+        <w:t xml:space="preserve">--- Тестування задачі 9.2 ---" &lt;&lt; </w:t>
+      </w:r>
+      <w:r>
+        <w:rPr>
+          <w:rFonts w:ascii="Courier New" w:hAnsi="Courier New" w:cs="Courier New"/>
+          <w:sz w:val="20"/>
+          <w:szCs w:val="20"/>
+          <w:lang w:val="en-US"/>
+        </w:rPr>
+        <w:t>endl</w:t>
+      </w:r>
+      <w:r>
+        <w:rPr>
+          <w:rFonts w:ascii="Courier New" w:hAnsi="Courier New" w:cs="Courier New"/>
+          <w:sz w:val="20"/>
+          <w:szCs w:val="20"/>
+          <w:lang w:val="ru-RU"/>
+        </w:rPr>
+        <w:t>;</w:t>
+      </w:r>
+    </w:p>
+    <w:p>
+      <w:pPr>
+        <w:rPr>
+          <w:rFonts w:ascii="Courier New" w:hAnsi="Courier New" w:cs="Courier New"/>
+          <w:sz w:val="20"/>
+          <w:szCs w:val="20"/>
+          <w:lang w:val="ru-RU"/>
+        </w:rPr>
+      </w:pPr>
+      <w:r>
+        <w:rPr>
+          <w:rFonts w:ascii="Courier New" w:hAnsi="Courier New" w:cs="Courier New"/>
+          <w:sz w:val="20"/>
+          <w:szCs w:val="20"/>
+          <w:lang w:val="ru-RU"/>
+        </w:rPr>
+        <w:t xml:space="preserve">    </w:t>
+      </w:r>
+      <w:r>
+        <w:rPr>
+          <w:rFonts w:ascii="Courier New" w:hAnsi="Courier New" w:cs="Courier New"/>
+          <w:sz w:val="20"/>
+          <w:szCs w:val="20"/>
+          <w:lang w:val="en-US"/>
+        </w:rPr>
+        <w:t>cout</w:t>
+      </w:r>
+      <w:r>
+        <w:rPr>
+          <w:rFonts w:ascii="Courier New" w:hAnsi="Courier New" w:cs="Courier New"/>
+          <w:sz w:val="20"/>
+          <w:szCs w:val="20"/>
+          <w:lang w:val="ru-RU"/>
+        </w:rPr>
+        <w:t xml:space="preserve"> &lt;&lt; "</w:t>
+      </w:r>
+      <w:r>
+        <w:rPr>
+          <w:rFonts w:ascii="Courier New" w:hAnsi="Courier New" w:cs="Courier New"/>
+          <w:sz w:val="20"/>
+          <w:szCs w:val="20"/>
+          <w:lang w:val="en-US"/>
+        </w:rPr>
+        <w:t>TC</w:t>
+      </w:r>
+      <w:r>
+        <w:rPr>
+          <w:rFonts w:ascii="Courier New" w:hAnsi="Courier New" w:cs="Courier New"/>
+          <w:sz w:val="20"/>
+          <w:szCs w:val="20"/>
+          <w:lang w:val="ru-RU"/>
+        </w:rPr>
+        <w:t xml:space="preserve">-2.1: Введіть числа: -5, 0, 10, 2000" &lt;&lt; </w:t>
+      </w:r>
+      <w:r>
+        <w:rPr>
+          <w:rFonts w:ascii="Courier New" w:hAnsi="Courier New" w:cs="Courier New"/>
+          <w:sz w:val="20"/>
+          <w:szCs w:val="20"/>
+          <w:lang w:val="en-US"/>
+        </w:rPr>
+        <w:t>endl</w:t>
+      </w:r>
+      <w:r>
+        <w:rPr>
+          <w:rFonts w:ascii="Courier New" w:hAnsi="Courier New" w:cs="Courier New"/>
+          <w:sz w:val="20"/>
+          <w:szCs w:val="20"/>
+          <w:lang w:val="ru-RU"/>
+        </w:rPr>
+        <w:t>;</w:t>
+      </w:r>
+    </w:p>
+    <w:p>
+      <w:pPr>
+        <w:rPr>
+          <w:rFonts w:ascii="Courier New" w:hAnsi="Courier New" w:cs="Courier New"/>
+          <w:sz w:val="20"/>
+          <w:szCs w:val="20"/>
+          <w:lang w:val="ru-RU"/>
+        </w:rPr>
+      </w:pPr>
+      <w:r>
+        <w:rPr>
+          <w:rFonts w:ascii="Courier New" w:hAnsi="Courier New" w:cs="Courier New"/>
+          <w:sz w:val="20"/>
+          <w:szCs w:val="20"/>
+          <w:lang w:val="ru-RU"/>
+        </w:rPr>
+        <w:t xml:space="preserve">    </w:t>
+      </w:r>
+      <w:r>
+        <w:rPr>
+          <w:rFonts w:ascii="Courier New" w:hAnsi="Courier New" w:cs="Courier New"/>
+          <w:sz w:val="20"/>
+          <w:szCs w:val="20"/>
+          <w:lang w:val="en-US"/>
+        </w:rPr>
+        <w:t>cout</w:t>
+      </w:r>
+      <w:r>
+        <w:rPr>
+          <w:rFonts w:ascii="Courier New" w:hAnsi="Courier New" w:cs="Courier New"/>
+          <w:sz w:val="20"/>
+          <w:szCs w:val="20"/>
+          <w:lang w:val="ru-RU"/>
+        </w:rPr>
+        <w:t xml:space="preserve"> &lt;&lt; "Очікуваний результат: Від'ємних: 1, Нулів: 1, У діапазоні [5; 1024]: 1" &lt;&lt; </w:t>
+      </w:r>
+      <w:r>
+        <w:rPr>
+          <w:rFonts w:ascii="Courier New" w:hAnsi="Courier New" w:cs="Courier New"/>
+          <w:sz w:val="20"/>
+          <w:szCs w:val="20"/>
+          <w:lang w:val="en-US"/>
+        </w:rPr>
+        <w:t>endl</w:t>
+      </w:r>
+      <w:r>
+        <w:rPr>
+          <w:rFonts w:ascii="Courier New" w:hAnsi="Courier New" w:cs="Courier New"/>
+          <w:sz w:val="20"/>
+          <w:szCs w:val="20"/>
+          <w:lang w:val="ru-RU"/>
+        </w:rPr>
+        <w:t>;</w:t>
+      </w:r>
+    </w:p>
+    <w:p>
+      <w:pPr>
+        <w:rPr>
+          <w:rFonts w:ascii="Courier New" w:hAnsi="Courier New" w:cs="Courier New"/>
+          <w:sz w:val="20"/>
+          <w:szCs w:val="20"/>
+          <w:lang w:val="ru-RU"/>
+        </w:rPr>
+      </w:pPr>
+      <w:r>
+        <w:rPr>
+          <w:rFonts w:ascii="Courier New" w:hAnsi="Courier New" w:cs="Courier New"/>
+          <w:sz w:val="20"/>
+          <w:szCs w:val="20"/>
+          <w:lang w:val="ru-RU"/>
+        </w:rPr>
+        <w:t xml:space="preserve">    </w:t>
+      </w:r>
+      <w:r>
+        <w:rPr>
+          <w:rFonts w:ascii="Courier New" w:hAnsi="Courier New" w:cs="Courier New"/>
+          <w:sz w:val="20"/>
+          <w:szCs w:val="20"/>
+          <w:lang w:val="en-US"/>
+        </w:rPr>
+        <w:t>task</w:t>
+      </w:r>
+      <w:r>
+        <w:rPr>
+          <w:rFonts w:ascii="Courier New" w:hAnsi="Courier New" w:cs="Courier New"/>
+          <w:sz w:val="20"/>
+          <w:szCs w:val="20"/>
+          <w:lang w:val="ru-RU"/>
+        </w:rPr>
+        <w:t>_9_2(4);</w:t>
+      </w:r>
+    </w:p>
+    <w:p>
+      <w:pPr>
+        <w:rPr>
+          <w:rFonts w:ascii="Courier New" w:hAnsi="Courier New" w:cs="Courier New"/>
+          <w:sz w:val="20"/>
+          <w:szCs w:val="20"/>
+          <w:lang w:val="ru-RU"/>
+        </w:rPr>
+      </w:pPr>
+    </w:p>
+    <w:p>
+      <w:pPr>
+        <w:rPr>
+          <w:rFonts w:ascii="Courier New" w:hAnsi="Courier New" w:cs="Courier New"/>
+          <w:sz w:val="20"/>
+          <w:szCs w:val="20"/>
+          <w:lang w:val="ru-RU"/>
+        </w:rPr>
+      </w:pPr>
+      <w:r>
+        <w:rPr>
+          <w:rFonts w:ascii="Courier New" w:hAnsi="Courier New" w:cs="Courier New"/>
+          <w:sz w:val="20"/>
+          <w:szCs w:val="20"/>
+          <w:lang w:val="ru-RU"/>
+        </w:rPr>
+        <w:t xml:space="preserve">    </w:t>
+      </w:r>
+      <w:r>
+        <w:rPr>
+          <w:rFonts w:ascii="Courier New" w:hAnsi="Courier New" w:cs="Courier New"/>
+          <w:sz w:val="20"/>
+          <w:szCs w:val="20"/>
+          <w:lang w:val="en-US"/>
+        </w:rPr>
+        <w:t>cout</w:t>
+      </w:r>
+      <w:r>
+        <w:rPr>
+          <w:rFonts w:ascii="Courier New" w:hAnsi="Courier New" w:cs="Courier New"/>
+          <w:sz w:val="20"/>
+          <w:szCs w:val="20"/>
+          <w:lang w:val="ru-RU"/>
+        </w:rPr>
+        <w:t xml:space="preserve"> &lt;&lt; "\</w:t>
+      </w:r>
+      <w:r>
+        <w:rPr>
+          <w:rFonts w:ascii="Courier New" w:hAnsi="Courier New" w:cs="Courier New"/>
+          <w:sz w:val="20"/>
+          <w:szCs w:val="20"/>
+          <w:lang w:val="en-US"/>
+        </w:rPr>
+        <w:t>nTC</w:t>
+      </w:r>
+      <w:r>
+        <w:rPr>
+          <w:rFonts w:ascii="Courier New" w:hAnsi="Courier New" w:cs="Courier New"/>
+          <w:sz w:val="20"/>
+          <w:szCs w:val="20"/>
+          <w:lang w:val="ru-RU"/>
+        </w:rPr>
+        <w:t xml:space="preserve">-2.2: Введіть числа: 0, 0, 0" &lt;&lt; </w:t>
+      </w:r>
+      <w:r>
+        <w:rPr>
+          <w:rFonts w:ascii="Courier New" w:hAnsi="Courier New" w:cs="Courier New"/>
+          <w:sz w:val="20"/>
+          <w:szCs w:val="20"/>
+          <w:lang w:val="en-US"/>
+        </w:rPr>
+        <w:t>endl</w:t>
+      </w:r>
+      <w:r>
+        <w:rPr>
+          <w:rFonts w:ascii="Courier New" w:hAnsi="Courier New" w:cs="Courier New"/>
+          <w:sz w:val="20"/>
+          <w:szCs w:val="20"/>
+          <w:lang w:val="ru-RU"/>
+        </w:rPr>
+        <w:t>;</w:t>
+      </w:r>
+    </w:p>
+    <w:p>
+      <w:pPr>
+        <w:rPr>
+          <w:rFonts w:ascii="Courier New" w:hAnsi="Courier New" w:cs="Courier New"/>
+          <w:sz w:val="20"/>
+          <w:szCs w:val="20"/>
+          <w:lang w:val="ru-RU"/>
+        </w:rPr>
+      </w:pPr>
+      <w:r>
+        <w:rPr>
+          <w:rFonts w:ascii="Courier New" w:hAnsi="Courier New" w:cs="Courier New"/>
+          <w:sz w:val="20"/>
+          <w:szCs w:val="20"/>
+          <w:lang w:val="ru-RU"/>
+        </w:rPr>
+        <w:t xml:space="preserve">    </w:t>
+      </w:r>
+      <w:r>
+        <w:rPr>
+          <w:rFonts w:ascii="Courier New" w:hAnsi="Courier New" w:cs="Courier New"/>
+          <w:sz w:val="20"/>
+          <w:szCs w:val="20"/>
+          <w:lang w:val="en-US"/>
+        </w:rPr>
+        <w:t>cout</w:t>
+      </w:r>
+      <w:r>
+        <w:rPr>
+          <w:rFonts w:ascii="Courier New" w:hAnsi="Courier New" w:cs="Courier New"/>
+          <w:sz w:val="20"/>
+          <w:szCs w:val="20"/>
+          <w:lang w:val="ru-RU"/>
+        </w:rPr>
+        <w:t xml:space="preserve"> &lt;&lt; "Очікуваний результат: Від'ємних: 0, Нулів: 3, У діапазоні [5; 1024]: 0" &lt;&lt; </w:t>
+      </w:r>
+      <w:r>
+        <w:rPr>
+          <w:rFonts w:ascii="Courier New" w:hAnsi="Courier New" w:cs="Courier New"/>
+          <w:sz w:val="20"/>
+          <w:szCs w:val="20"/>
+          <w:lang w:val="en-US"/>
+        </w:rPr>
+        <w:t>endl</w:t>
+      </w:r>
+      <w:r>
+        <w:rPr>
+          <w:rFonts w:ascii="Courier New" w:hAnsi="Courier New" w:cs="Courier New"/>
+          <w:sz w:val="20"/>
+          <w:szCs w:val="20"/>
+          <w:lang w:val="ru-RU"/>
+        </w:rPr>
+        <w:t>;</w:t>
+      </w:r>
+    </w:p>
+    <w:p>
+      <w:pPr>
+        <w:rPr>
+          <w:rFonts w:ascii="Courier New" w:hAnsi="Courier New" w:cs="Courier New"/>
+          <w:sz w:val="20"/>
+          <w:szCs w:val="20"/>
+          <w:lang w:val="ru-RU"/>
+        </w:rPr>
+      </w:pPr>
+      <w:r>
+        <w:rPr>
+          <w:rFonts w:ascii="Courier New" w:hAnsi="Courier New" w:cs="Courier New"/>
+          <w:sz w:val="20"/>
+          <w:szCs w:val="20"/>
+          <w:lang w:val="ru-RU"/>
+        </w:rPr>
+        <w:t xml:space="preserve">    </w:t>
+      </w:r>
+      <w:r>
+        <w:rPr>
+          <w:rFonts w:ascii="Courier New" w:hAnsi="Courier New" w:cs="Courier New"/>
+          <w:sz w:val="20"/>
+          <w:szCs w:val="20"/>
+          <w:lang w:val="en-US"/>
+        </w:rPr>
+        <w:t>task</w:t>
+      </w:r>
+      <w:r>
+        <w:rPr>
+          <w:rFonts w:ascii="Courier New" w:hAnsi="Courier New" w:cs="Courier New"/>
+          <w:sz w:val="20"/>
+          <w:szCs w:val="20"/>
+          <w:lang w:val="ru-RU"/>
+        </w:rPr>
+        <w:t>_9_2(3);</w:t>
+      </w:r>
+    </w:p>
+    <w:p>
+      <w:pPr>
+        <w:rPr>
+          <w:rFonts w:ascii="Courier New" w:hAnsi="Courier New" w:cs="Courier New"/>
+          <w:sz w:val="20"/>
+          <w:szCs w:val="20"/>
+          <w:lang w:val="ru-RU"/>
+        </w:rPr>
+      </w:pPr>
+    </w:p>
+    <w:p>
+      <w:pPr>
+        <w:rPr>
+          <w:rFonts w:ascii="Courier New" w:hAnsi="Courier New" w:cs="Courier New"/>
+          <w:sz w:val="20"/>
+          <w:szCs w:val="20"/>
+          <w:lang w:val="ru-RU"/>
+        </w:rPr>
+      </w:pPr>
+      <w:r>
+        <w:rPr>
+          <w:rFonts w:ascii="Courier New" w:hAnsi="Courier New" w:cs="Courier New"/>
+          <w:sz w:val="20"/>
+          <w:szCs w:val="20"/>
+          <w:lang w:val="ru-RU"/>
+        </w:rPr>
+        <w:t xml:space="preserve">    // ---------------------------------------------------------</w:t>
+      </w:r>
+    </w:p>
+    <w:p>
+      <w:pPr>
+        <w:rPr>
+          <w:rFonts w:ascii="Courier New" w:hAnsi="Courier New" w:cs="Courier New"/>
+          <w:sz w:val="20"/>
+          <w:szCs w:val="20"/>
+          <w:lang w:val="ru-RU"/>
+        </w:rPr>
+      </w:pPr>
+      <w:r>
+        <w:rPr>
+          <w:rFonts w:ascii="Courier New" w:hAnsi="Courier New" w:cs="Courier New"/>
+          <w:sz w:val="20"/>
+          <w:szCs w:val="20"/>
+          <w:lang w:val="ru-RU"/>
+        </w:rPr>
+        <w:t xml:space="preserve">    // Тестування задачі 9.3</w:t>
+      </w:r>
+    </w:p>
+    <w:p>
+      <w:pPr>
+        <w:rPr>
+          <w:rFonts w:ascii="Courier New" w:hAnsi="Courier New" w:cs="Courier New"/>
+          <w:sz w:val="20"/>
+          <w:szCs w:val="20"/>
+          <w:lang w:val="ru-RU"/>
+        </w:rPr>
+      </w:pPr>
+      <w:r>
+        <w:rPr>
+          <w:rFonts w:ascii="Courier New" w:hAnsi="Courier New" w:cs="Courier New"/>
+          <w:sz w:val="20"/>
+          <w:szCs w:val="20"/>
+          <w:lang w:val="ru-RU"/>
+        </w:rPr>
+        <w:t xml:space="preserve">    // ---------------------------------------------------------</w:t>
+      </w:r>
+    </w:p>
+    <w:p>
+      <w:pPr>
+        <w:rPr>
+          <w:rFonts w:ascii="Courier New" w:hAnsi="Courier New" w:cs="Courier New"/>
+          <w:sz w:val="20"/>
+          <w:szCs w:val="20"/>
+          <w:lang w:val="ru-RU"/>
+        </w:rPr>
+      </w:pPr>
+      <w:r>
+        <w:rPr>
+          <w:rFonts w:ascii="Courier New" w:hAnsi="Courier New" w:cs="Courier New"/>
+          <w:sz w:val="20"/>
+          <w:szCs w:val="20"/>
+          <w:lang w:val="ru-RU"/>
+        </w:rPr>
+        <w:t xml:space="preserve">    </w:t>
+      </w:r>
+      <w:r>
+        <w:rPr>
+          <w:rFonts w:ascii="Courier New" w:hAnsi="Courier New" w:cs="Courier New"/>
+          <w:sz w:val="20"/>
+          <w:szCs w:val="20"/>
+          <w:lang w:val="en-US"/>
+        </w:rPr>
+        <w:t>cout</w:t>
+      </w:r>
+      <w:r>
+        <w:rPr>
+          <w:rFonts w:ascii="Courier New" w:hAnsi="Courier New" w:cs="Courier New"/>
+          <w:sz w:val="20"/>
+          <w:szCs w:val="20"/>
+          <w:lang w:val="ru-RU"/>
+        </w:rPr>
+        <w:t xml:space="preserve"> &lt;&lt; "\</w:t>
+      </w:r>
+      <w:r>
+        <w:rPr>
+          <w:rFonts w:ascii="Courier New" w:hAnsi="Courier New" w:cs="Courier New"/>
+          <w:sz w:val="20"/>
+          <w:szCs w:val="20"/>
+          <w:lang w:val="en-US"/>
+        </w:rPr>
+        <w:t>n</w:t>
+      </w:r>
+      <w:r>
+        <w:rPr>
+          <w:rFonts w:ascii="Courier New" w:hAnsi="Courier New" w:cs="Courier New"/>
+          <w:sz w:val="20"/>
+          <w:szCs w:val="20"/>
+          <w:lang w:val="ru-RU"/>
+        </w:rPr>
+        <w:t xml:space="preserve">--- Тестування задачі 9.3 ---" &lt;&lt; </w:t>
+      </w:r>
+      <w:r>
+        <w:rPr>
+          <w:rFonts w:ascii="Courier New" w:hAnsi="Courier New" w:cs="Courier New"/>
+          <w:sz w:val="20"/>
+          <w:szCs w:val="20"/>
+          <w:lang w:val="en-US"/>
+        </w:rPr>
+        <w:t>endl</w:t>
+      </w:r>
+      <w:r>
+        <w:rPr>
+          <w:rFonts w:ascii="Courier New" w:hAnsi="Courier New" w:cs="Courier New"/>
+          <w:sz w:val="20"/>
+          <w:szCs w:val="20"/>
+          <w:lang w:val="ru-RU"/>
+        </w:rPr>
+        <w:t>;</w:t>
+      </w:r>
+    </w:p>
+    <w:p>
+      <w:pPr>
+        <w:rPr>
+          <w:rFonts w:ascii="Courier New" w:hAnsi="Courier New" w:cs="Courier New"/>
+          <w:sz w:val="20"/>
+          <w:szCs w:val="20"/>
+          <w:lang w:val="ru-RU"/>
+        </w:rPr>
+      </w:pPr>
+    </w:p>
+    <w:p>
+      <w:pPr>
+        <w:rPr>
+          <w:rFonts w:ascii="Courier New" w:hAnsi="Courier New" w:cs="Courier New"/>
+          <w:sz w:val="20"/>
+          <w:szCs w:val="20"/>
+          <w:lang w:val="en-US"/>
+        </w:rPr>
+      </w:pPr>
+      <w:r>
+        <w:rPr>
+          <w:rFonts w:ascii="Courier New" w:hAnsi="Courier New" w:cs="Courier New"/>
+          <w:sz w:val="20"/>
+          <w:szCs w:val="20"/>
+          <w:lang w:val="ru-RU"/>
+        </w:rPr>
+        <w:t xml:space="preserve">    </w:t>
+      </w:r>
+      <w:r>
+        <w:rPr>
+          <w:rFonts w:ascii="Courier New" w:hAnsi="Courier New" w:cs="Courier New"/>
+          <w:sz w:val="20"/>
+          <w:szCs w:val="20"/>
+          <w:lang w:val="en-US"/>
+        </w:rPr>
+        <w:t>int res3_1 = task_9_3(5);</w:t>
+      </w:r>
+    </w:p>
+    <w:p>
+      <w:pPr>
+        <w:rPr>
+          <w:rFonts w:ascii="Courier New" w:hAnsi="Courier New" w:cs="Courier New"/>
+          <w:sz w:val="20"/>
+          <w:szCs w:val="20"/>
+          <w:lang w:val="en-US"/>
+        </w:rPr>
+      </w:pPr>
+      <w:r>
+        <w:rPr>
+          <w:rFonts w:ascii="Courier New" w:hAnsi="Courier New" w:cs="Courier New"/>
+          <w:sz w:val="20"/>
+          <w:szCs w:val="20"/>
+          <w:lang w:val="en-US"/>
+        </w:rPr>
+        <w:t xml:space="preserve">    cout &lt;&lt; "TC-3.1 (N=5): Очікується 2 | Фактично: " &lt;&lt; res3_1</w:t>
+      </w:r>
+    </w:p>
+    <w:p>
+      <w:pPr>
+        <w:rPr>
+          <w:rFonts w:ascii="Courier New" w:hAnsi="Courier New" w:cs="Courier New"/>
+          <w:sz w:val="20"/>
+          <w:szCs w:val="20"/>
+          <w:lang w:val="en-US"/>
+        </w:rPr>
+      </w:pPr>
+      <w:r>
+        <w:rPr>
+          <w:rFonts w:ascii="Courier New" w:hAnsi="Courier New" w:cs="Courier New"/>
+          <w:sz w:val="20"/>
+          <w:szCs w:val="20"/>
+          <w:lang w:val="en-US"/>
+        </w:rPr>
+        <w:t xml:space="preserve">         &lt;&lt; " -&gt; Статус: " &lt;&lt; (res3_1 == 2 ? "passed" : "failed") &lt;&lt; endl;</w:t>
+      </w:r>
+    </w:p>
+    <w:p>
+      <w:pPr>
+        <w:rPr>
+          <w:rFonts w:ascii="Courier New" w:hAnsi="Courier New" w:cs="Courier New"/>
+          <w:sz w:val="20"/>
+          <w:szCs w:val="20"/>
+          <w:lang w:val="en-US"/>
+        </w:rPr>
+      </w:pPr>
+    </w:p>
+    <w:p>
+      <w:pPr>
+        <w:rPr>
+          <w:rFonts w:ascii="Courier New" w:hAnsi="Courier New" w:cs="Courier New"/>
+          <w:sz w:val="20"/>
+          <w:szCs w:val="20"/>
+          <w:lang w:val="en-US"/>
+        </w:rPr>
+      </w:pPr>
+      <w:r>
+        <w:rPr>
+          <w:rFonts w:ascii="Courier New" w:hAnsi="Courier New" w:cs="Courier New"/>
+          <w:sz w:val="20"/>
+          <w:szCs w:val="20"/>
+          <w:lang w:val="en-US"/>
+        </w:rPr>
+        <w:t xml:space="preserve">    int res3_2 = task_9_3(2);</w:t>
+      </w:r>
+    </w:p>
+    <w:p>
+      <w:pPr>
+        <w:rPr>
+          <w:rFonts w:ascii="Courier New" w:hAnsi="Courier New" w:cs="Courier New"/>
+          <w:sz w:val="20"/>
+          <w:szCs w:val="20"/>
+          <w:lang w:val="en-US"/>
+        </w:rPr>
+      </w:pPr>
+      <w:r>
+        <w:rPr>
+          <w:rFonts w:ascii="Courier New" w:hAnsi="Courier New" w:cs="Courier New"/>
+          <w:sz w:val="20"/>
+          <w:szCs w:val="20"/>
+          <w:lang w:val="en-US"/>
+        </w:rPr>
+        <w:t xml:space="preserve">    cout &lt;&lt; "TC-3.2 (N=2): Очікується 31 | Фактично: " &lt;&lt; res3_2</w:t>
+      </w:r>
+    </w:p>
+    <w:p>
+      <w:pPr>
+        <w:rPr>
+          <w:rFonts w:ascii="Courier New" w:hAnsi="Courier New" w:cs="Courier New"/>
+          <w:sz w:val="20"/>
+          <w:szCs w:val="20"/>
+          <w:lang w:val="en-US"/>
+        </w:rPr>
+      </w:pPr>
+      <w:r>
+        <w:rPr>
+          <w:rFonts w:ascii="Courier New" w:hAnsi="Courier New" w:cs="Courier New"/>
+          <w:sz w:val="20"/>
+          <w:szCs w:val="20"/>
+          <w:lang w:val="en-US"/>
+        </w:rPr>
+        <w:t xml:space="preserve">         &lt;&lt; " -&gt; Статус: " &lt;&lt; (res3_2 == 31 ? "passed" : "failed") &lt;&lt; endl;</w:t>
+      </w:r>
+    </w:p>
+    <w:p>
+      <w:pPr>
+        <w:rPr>
+          <w:rFonts w:ascii="Courier New" w:hAnsi="Courier New" w:cs="Courier New"/>
+          <w:sz w:val="20"/>
+          <w:szCs w:val="20"/>
+          <w:lang w:val="en-US"/>
+        </w:rPr>
+      </w:pPr>
+    </w:p>
+    <w:p>
+      <w:pPr>
+        <w:rPr>
+          <w:rFonts w:ascii="Courier New" w:hAnsi="Courier New" w:cs="Courier New"/>
+          <w:sz w:val="20"/>
+          <w:szCs w:val="20"/>
+          <w:lang w:val="en-US"/>
+        </w:rPr>
+      </w:pPr>
+      <w:r>
+        <w:rPr>
+          <w:rFonts w:ascii="Courier New" w:hAnsi="Courier New" w:cs="Courier New"/>
+          <w:sz w:val="20"/>
+          <w:szCs w:val="20"/>
+          <w:lang w:val="en-US"/>
+        </w:rPr>
+        <w:t xml:space="preserve">    int res3_3 = task_9_3(75000);</w:t>
+      </w:r>
+    </w:p>
+    <w:p>
+      <w:pPr>
+        <w:rPr>
+          <w:rFonts w:ascii="Courier New" w:hAnsi="Courier New" w:cs="Courier New"/>
+          <w:sz w:val="20"/>
+          <w:szCs w:val="20"/>
+          <w:lang w:val="en-US"/>
+        </w:rPr>
+      </w:pPr>
+      <w:r>
+        <w:rPr>
+          <w:rFonts w:ascii="Courier New" w:hAnsi="Courier New" w:cs="Courier New"/>
+          <w:sz w:val="20"/>
+          <w:szCs w:val="20"/>
+          <w:lang w:val="en-US"/>
+        </w:rPr>
+        <w:t xml:space="preserve">    cout &lt;&lt; "TC-3.3 (N=75000): Очікується -1 (код помилки) | Фактично: " &lt;&lt; res3_3</w:t>
+      </w:r>
+    </w:p>
+    <w:p>
+      <w:pPr>
+        <w:rPr>
+          <w:rFonts w:ascii="Courier New" w:hAnsi="Courier New" w:cs="Courier New"/>
+          <w:sz w:val="20"/>
+          <w:szCs w:val="20"/>
+          <w:lang w:val="en-US"/>
+        </w:rPr>
+      </w:pPr>
+      <w:r>
+        <w:rPr>
+          <w:rFonts w:ascii="Courier New" w:hAnsi="Courier New" w:cs="Courier New"/>
+          <w:sz w:val="20"/>
+          <w:szCs w:val="20"/>
+          <w:lang w:val="en-US"/>
+        </w:rPr>
+        <w:t xml:space="preserve">         &lt;&lt; " -&gt; Статус: " &lt;&lt; (res3_3 == -1 ? "passed" : "failed") &lt;&lt; endl;</w:t>
+      </w:r>
+    </w:p>
+    <w:p>
+      <w:pPr>
+        <w:rPr>
+          <w:rFonts w:ascii="Courier New" w:hAnsi="Courier New" w:cs="Courier New"/>
+          <w:sz w:val="20"/>
+          <w:szCs w:val="20"/>
+          <w:lang w:val="en-US"/>
+        </w:rPr>
+      </w:pPr>
+    </w:p>
+    <w:p>
+      <w:pPr>
+        <w:rPr>
+          <w:rFonts w:ascii="Courier New" w:hAnsi="Courier New" w:cs="Courier New"/>
+          <w:sz w:val="20"/>
+          <w:szCs w:val="20"/>
+          <w:lang w:val="en-US"/>
+        </w:rPr>
+      </w:pPr>
+      <w:r>
+        <w:rPr>
+          <w:rFonts w:ascii="Courier New" w:hAnsi="Courier New" w:cs="Courier New"/>
+          <w:sz w:val="20"/>
+          <w:szCs w:val="20"/>
+          <w:lang w:val="en-US"/>
+        </w:rPr>
+        <w:lastRenderedPageBreak/>
+        <w:t xml:space="preserve">    cout &lt;&lt; "\n=====================================================" &lt;&lt; endl;</w:t>
+      </w:r>
+    </w:p>
+    <w:p>
+      <w:pPr>
+        <w:rPr>
+          <w:rFonts w:ascii="Courier New" w:hAnsi="Courier New" w:cs="Courier New"/>
+          <w:sz w:val="20"/>
+          <w:szCs w:val="20"/>
+          <w:lang w:val="en-US"/>
+        </w:rPr>
+      </w:pPr>
+    </w:p>
+    <w:p>
+      <w:pPr>
+        <w:rPr>
+          <w:rFonts w:ascii="Courier New" w:hAnsi="Courier New" w:cs="Courier New"/>
+          <w:sz w:val="20"/>
+          <w:szCs w:val="20"/>
+          <w:lang w:val="en-US"/>
+        </w:rPr>
+      </w:pPr>
+      <w:r>
+        <w:rPr>
+          <w:rFonts w:ascii="Courier New" w:hAnsi="Courier New" w:cs="Courier New"/>
+          <w:sz w:val="20"/>
+          <w:szCs w:val="20"/>
+          <w:lang w:val="en-US"/>
+        </w:rPr>
+        <w:t xml:space="preserve">    system("pause");</w:t>
+      </w:r>
+    </w:p>
+    <w:p>
+      <w:pPr>
+        <w:rPr>
+          <w:rFonts w:ascii="Courier New" w:hAnsi="Courier New" w:cs="Courier New"/>
+          <w:sz w:val="20"/>
+          <w:szCs w:val="20"/>
+          <w:lang w:val="en-US"/>
+        </w:rPr>
+      </w:pPr>
+      <w:r>
+        <w:rPr>
+          <w:rFonts w:ascii="Courier New" w:hAnsi="Courier New" w:cs="Courier New"/>
+          <w:sz w:val="20"/>
+          <w:szCs w:val="20"/>
+          <w:lang w:val="en-US"/>
+        </w:rPr>
+        <w:t xml:space="preserve">    return 0;</w:t>
+      </w:r>
+    </w:p>
+    <w:p>
+      <w:pPr>
+        <w:rPr>
+          <w:rFonts w:ascii="Courier New" w:hAnsi="Courier New" w:cs="Courier New"/>
+          <w:sz w:val="20"/>
+          <w:szCs w:val="20"/>
+          <w:lang w:val="en-US"/>
+        </w:rPr>
+      </w:pPr>
+      <w:r>
+        <w:rPr>
+          <w:rFonts w:ascii="Courier New" w:hAnsi="Courier New" w:cs="Courier New"/>
+          <w:sz w:val="20"/>
+          <w:szCs w:val="20"/>
+          <w:lang w:val="en-US"/>
+        </w:rPr>
+        <w:t>}</w:t>
+      </w:r>
+    </w:p>
+    <w:p>
+      <w:pPr>
+        <w:rPr>
+          <w:rFonts w:ascii="Courier New" w:hAnsi="Courier New" w:cs="Courier New"/>
+          <w:sz w:val="20"/>
+          <w:szCs w:val="20"/>
+          <w:lang w:val="en-US"/>
+        </w:rPr>
+      </w:pPr>
+      <w:r>
+        <w:rPr>
+          <w:sz w:val="28"/>
+          <w:szCs w:val="28"/>
+          <w:lang w:val="ru-RU"/>
+        </w:rPr>
+        <w:t>Результат виконання</w:t>
+      </w:r>
+      <w:r>
+        <w:rPr>
+          <w:sz w:val="28"/>
+          <w:szCs w:val="28"/>
+          <w:lang w:val="ru-RU"/>
+        </w:rPr>
+        <w:t xml:space="preserve"> роботи</w:t>
+      </w:r>
+      <w:r>
+        <w:rPr>
+          <w:sz w:val="28"/>
+          <w:szCs w:val="28"/>
+          <w:lang w:val="en-US"/>
+        </w:rPr>
+        <w:t xml:space="preserve"> </w:t>
+      </w:r>
+      <w:r>
+        <w:rPr>
+          <w:sz w:val="28"/>
+          <w:szCs w:val="28"/>
+          <w:lang w:val="ru-RU"/>
+        </w:rPr>
+        <w:t>тестового драйвера</w:t>
+      </w:r>
+      <w:r>
+        <w:rPr>
+          <w:rFonts w:ascii="Courier New" w:hAnsi="Courier New" w:cs="Courier New"/>
+          <w:sz w:val="20"/>
+          <w:szCs w:val="20"/>
+          <w:lang w:val="en-US"/>
+        </w:rPr>
+        <w:t>:</w:t>
+      </w:r>
+    </w:p>
+    <w:p>
+      <w:pPr>
+        <w:rPr>
+          <w:rFonts w:ascii="Courier New" w:hAnsi="Courier New" w:cs="Courier New"/>
+          <w:sz w:val="20"/>
+          <w:szCs w:val="20"/>
+          <w:lang w:val="en-US"/>
+        </w:rPr>
+      </w:pPr>
+    </w:p>
+    <w:p>
+      <w:pPr>
+        <w:rPr>
+          <w:rFonts w:ascii="Courier New" w:hAnsi="Courier New" w:cs="Courier New"/>
+          <w:sz w:val="20"/>
+          <w:szCs w:val="20"/>
+          <w:lang w:val="en-US"/>
+        </w:rPr>
+      </w:pPr>
+      <w:r>
+        <w:rPr>
+          <w:rFonts w:ascii="Courier New" w:hAnsi="Courier New" w:cs="Courier New"/>
+          <w:noProof/>
+          <w:sz w:val="20"/>
+          <w:szCs w:val="20"/>
+          <w:lang w:val="en-US"/>
+        </w:rPr>
+        <w:drawing>
+          <wp:inline distT="0" distB="0" distL="0" distR="0" wp14:anchorId="1747ED25" wp14:editId="3D616BB3">
+            <wp:extent cx="6477000" cy="4775200"/>
+            <wp:effectExtent l="0" t="0" r="0" b="6350"/>
+            <wp:docPr id="1" name="Рисунок 1"/>
+            <wp:cNvGraphicFramePr>
+              <a:graphicFrameLocks xmlns:a="http://schemas.openxmlformats.org/drawingml/2006/main" noChangeAspect="1"/>
+            </wp:cNvGraphicFramePr>
+            <a:graphic xmlns:a="http://schemas.openxmlformats.org/drawingml/2006/main">
+              <a:graphicData uri="http://schemas.openxmlformats.org/drawingml/2006/picture">
+                <pic:pic xmlns:pic="http://schemas.openxmlformats.org/drawingml/2006/picture">
+                  <pic:nvPicPr>
+                    <pic:cNvPr id="0" name="Picture 3"/>
+                    <pic:cNvPicPr>
+                      <a:picLocks noChangeAspect="1" noChangeArrowheads="1"/>
+                    </pic:cNvPicPr>
+                  </pic:nvPicPr>
+                  <pic:blipFill>
+                    <a:blip r:embed="rId8">
+                      <a:extLst>
+                        <a:ext uri="{28A0092B-C50C-407E-A947-70E740481C1C}">
+                          <a14:useLocalDpi xmlns:a14="http://schemas.microsoft.com/office/drawing/2010/main" val="0"/>
+                        </a:ext>
+                      </a:extLst>
+                    </a:blip>
+                    <a:srcRect/>
+                    <a:stretch>
+                      <a:fillRect/>
+                    </a:stretch>
+                  </pic:blipFill>
+                  <pic:spPr bwMode="auto">
+                    <a:xfrm>
+                      <a:off x="0" y="0"/>
+                      <a:ext cx="6477000" cy="4775200"/>
+                    </a:xfrm>
+                    <a:prstGeom prst="rect">
+                      <a:avLst/>
+                    </a:prstGeom>
+                    <a:noFill/>
+                    <a:ln>
+                      <a:noFill/>
+                    </a:ln>
+                  </pic:spPr>
+                </pic:pic>
+              </a:graphicData>
+            </a:graphic>
+          </wp:inline>
+        </w:drawing>
+      </w:r>
+    </w:p>
+    <w:p>
+      <w:pPr>
+        <w:rPr>
           <w:sz w:val="28"/>
           <w:szCs w:val="28"/>
           <w:lang w:val="ru-RU"/>
@@ -6546,8 +9875,8 @@
     <w:p/>
     <w:p/>
     <w:sectPr>
-      <w:headerReference w:type="even" r:id="rId8"/>
-      <w:headerReference w:type="default" r:id="rId9"/>
+      <w:headerReference w:type="even" r:id="rId9"/>
+      <w:headerReference w:type="default" r:id="rId10"/>
       <w:pgSz w:w="11906" w:h="16838" w:code="9"/>
       <w:pgMar w:top="567" w:right="567" w:bottom="567" w:left="1134" w:header="539" w:footer="539" w:gutter="0"/>
       <w:pgNumType w:start="0"/>

--- a/lab09/Report/Report.docx
+++ b/lab09/Report/Report.docx
@@ -838,6 +838,7 @@
           <w:bCs/>
           <w:sz w:val="28"/>
           <w:szCs w:val="28"/>
+          <w:lang w:val="en-US"/>
         </w:rPr>
         <w:t>1</w:t>
       </w:r>
@@ -1123,7 +1124,7 @@
           <w:bCs/>
           <w:sz w:val="28"/>
           <w:szCs w:val="28"/>
-          <w:lang w:val="ru-RU"/>
+          <w:lang w:val="en-US"/>
         </w:rPr>
         <w:t>1</w:t>
       </w:r>
@@ -1426,6 +1427,7 @@
           <w:bCs/>
           <w:sz w:val="28"/>
           <w:szCs w:val="28"/>
+          <w:lang w:val="ru-RU"/>
         </w:rPr>
         <w:t>2</w:t>
       </w:r>
@@ -1918,7 +1920,7 @@
           <w:bCs/>
           <w:sz w:val="28"/>
           <w:szCs w:val="28"/>
-          <w:lang w:val="ru-RU"/>
+          <w:lang w:val="en-US"/>
         </w:rPr>
         <w:t>2</w:t>
       </w:r>
@@ -6613,7 +6615,7 @@
           <w:rFonts w:ascii="Courier New" w:hAnsi="Courier New" w:cs="Courier New"/>
           <w:sz w:val="20"/>
           <w:szCs w:val="20"/>
-          <w:lang w:val="en-US"/>
+          <w:lang w:val="ru-RU"/>
         </w:rPr>
       </w:pPr>
       <w:r>
@@ -6632,15 +6634,15 @@
           <w:rFonts w:ascii="Courier New" w:hAnsi="Courier New" w:cs="Courier New"/>
           <w:sz w:val="20"/>
           <w:szCs w:val="20"/>
-          <w:lang w:val="en-US"/>
-        </w:rPr>
-      </w:pPr>
-      <w:r>
-        <w:rPr>
-          <w:rFonts w:ascii="Courier New" w:hAnsi="Courier New" w:cs="Courier New"/>
-          <w:sz w:val="20"/>
-          <w:szCs w:val="20"/>
-          <w:lang w:val="en-US"/>
+          <w:lang w:val="ru-RU"/>
+        </w:rPr>
+      </w:pPr>
+      <w:r>
+        <w:rPr>
+          <w:rFonts w:ascii="Courier New" w:hAnsi="Courier New" w:cs="Courier New"/>
+          <w:sz w:val="20"/>
+          <w:szCs w:val="20"/>
+          <w:lang w:val="ru-RU"/>
         </w:rPr>
         <w:t xml:space="preserve">    </w:t>
       </w:r>
@@ -6658,7 +6660,7 @@
           <w:rFonts w:ascii="Courier New" w:hAnsi="Courier New" w:cs="Courier New"/>
           <w:sz w:val="20"/>
           <w:szCs w:val="20"/>
-          <w:lang w:val="en-US"/>
+          <w:lang w:val="ru-RU"/>
         </w:rPr>
         <w:t xml:space="preserve"> (</w:t>
       </w:r>
@@ -6676,7 +6678,7 @@
           <w:rFonts w:ascii="Courier New" w:hAnsi="Courier New" w:cs="Courier New"/>
           <w:sz w:val="20"/>
           <w:szCs w:val="20"/>
-          <w:lang w:val="en-US"/>
+          <w:lang w:val="ru-RU"/>
         </w:rPr>
         <w:t xml:space="preserve"> &gt; 70700) {</w:t>
       </w:r>
@@ -6687,15 +6689,15 @@
           <w:rFonts w:ascii="Courier New" w:hAnsi="Courier New" w:cs="Courier New"/>
           <w:sz w:val="20"/>
           <w:szCs w:val="20"/>
-          <w:lang w:val="en-US"/>
-        </w:rPr>
-      </w:pPr>
-      <w:r>
-        <w:rPr>
-          <w:rFonts w:ascii="Courier New" w:hAnsi="Courier New" w:cs="Courier New"/>
-          <w:sz w:val="20"/>
-          <w:szCs w:val="20"/>
-          <w:lang w:val="en-US"/>
+          <w:lang w:val="ru-RU"/>
+        </w:rPr>
+      </w:pPr>
+      <w:r>
+        <w:rPr>
+          <w:rFonts w:ascii="Courier New" w:hAnsi="Courier New" w:cs="Courier New"/>
+          <w:sz w:val="20"/>
+          <w:szCs w:val="20"/>
+          <w:lang w:val="ru-RU"/>
         </w:rPr>
         <w:t xml:space="preserve">        </w:t>
       </w:r>
@@ -6713,7 +6715,7 @@
           <w:rFonts w:ascii="Courier New" w:hAnsi="Courier New" w:cs="Courier New"/>
           <w:sz w:val="20"/>
           <w:szCs w:val="20"/>
-          <w:lang w:val="en-US"/>
+          <w:lang w:val="ru-RU"/>
         </w:rPr>
         <w:t xml:space="preserve"> -1; </w:t>
       </w:r>
@@ -6724,15 +6726,15 @@
           <w:rFonts w:ascii="Courier New" w:hAnsi="Courier New" w:cs="Courier New"/>
           <w:sz w:val="20"/>
           <w:szCs w:val="20"/>
-          <w:lang w:val="en-US"/>
-        </w:rPr>
-      </w:pPr>
-      <w:r>
-        <w:rPr>
-          <w:rFonts w:ascii="Courier New" w:hAnsi="Courier New" w:cs="Courier New"/>
-          <w:sz w:val="20"/>
-          <w:szCs w:val="20"/>
-          <w:lang w:val="en-US"/>
+          <w:lang w:val="ru-RU"/>
+        </w:rPr>
+      </w:pPr>
+      <w:r>
+        <w:rPr>
+          <w:rFonts w:ascii="Courier New" w:hAnsi="Courier New" w:cs="Courier New"/>
+          <w:sz w:val="20"/>
+          <w:szCs w:val="20"/>
+          <w:lang w:val="ru-RU"/>
         </w:rPr>
         <w:t xml:space="preserve">    }</w:t>
       </w:r>
@@ -6743,25 +6745,25 @@
           <w:rFonts w:ascii="Courier New" w:hAnsi="Courier New" w:cs="Courier New"/>
           <w:sz w:val="20"/>
           <w:szCs w:val="20"/>
-          <w:lang w:val="en-US"/>
-        </w:rPr>
-      </w:pPr>
-    </w:p>
-    <w:p>
-      <w:pPr>
-        <w:rPr>
-          <w:rFonts w:ascii="Courier New" w:hAnsi="Courier New" w:cs="Courier New"/>
-          <w:sz w:val="20"/>
-          <w:szCs w:val="20"/>
-          <w:lang w:val="en-US"/>
-        </w:rPr>
-      </w:pPr>
-      <w:r>
-        <w:rPr>
-          <w:rFonts w:ascii="Courier New" w:hAnsi="Courier New" w:cs="Courier New"/>
-          <w:sz w:val="20"/>
-          <w:szCs w:val="20"/>
-          <w:lang w:val="en-US"/>
+          <w:lang w:val="ru-RU"/>
+        </w:rPr>
+      </w:pPr>
+    </w:p>
+    <w:p>
+      <w:pPr>
+        <w:rPr>
+          <w:rFonts w:ascii="Courier New" w:hAnsi="Courier New" w:cs="Courier New"/>
+          <w:sz w:val="20"/>
+          <w:szCs w:val="20"/>
+          <w:lang w:val="ru-RU"/>
+        </w:rPr>
+      </w:pPr>
+      <w:r>
+        <w:rPr>
+          <w:rFonts w:ascii="Courier New" w:hAnsi="Courier New" w:cs="Courier New"/>
+          <w:sz w:val="20"/>
+          <w:szCs w:val="20"/>
+          <w:lang w:val="ru-RU"/>
         </w:rPr>
         <w:t xml:space="preserve">    </w:t>
       </w:r>
@@ -6780,7 +6782,7 @@
           <w:rFonts w:ascii="Courier New" w:hAnsi="Courier New" w:cs="Courier New"/>
           <w:sz w:val="20"/>
           <w:szCs w:val="20"/>
-          <w:lang w:val="en-US"/>
+          <w:lang w:val="ru-RU"/>
         </w:rPr>
         <w:t xml:space="preserve">    </w:t>
       </w:r>
@@ -6934,7 +6936,7 @@
           <w:rFonts w:ascii="Courier New" w:hAnsi="Courier New" w:cs="Courier New"/>
           <w:sz w:val="20"/>
           <w:szCs w:val="20"/>
-          <w:lang w:val="en-US"/>
+          <w:lang w:val="ru-RU"/>
         </w:rPr>
       </w:pPr>
       <w:r>
@@ -6951,7 +6953,7 @@
           <w:rFonts w:ascii="Courier New" w:hAnsi="Courier New" w:cs="Courier New"/>
           <w:sz w:val="20"/>
           <w:szCs w:val="20"/>
-          <w:lang w:val="en-US"/>
+          <w:lang w:val="ru-RU"/>
         </w:rPr>
         <w:t>1 : 0) : (</w:t>
       </w:r>
@@ -6969,7 +6971,7 @@
           <w:rFonts w:ascii="Courier New" w:hAnsi="Courier New" w:cs="Courier New"/>
           <w:sz w:val="20"/>
           <w:szCs w:val="20"/>
-          <w:lang w:val="en-US"/>
+          <w:lang w:val="ru-RU"/>
         </w:rPr>
         <w:t>_</w:t>
       </w:r>
@@ -6987,7 +6989,7 @@
           <w:rFonts w:ascii="Courier New" w:hAnsi="Courier New" w:cs="Courier New"/>
           <w:sz w:val="20"/>
           <w:szCs w:val="20"/>
-          <w:lang w:val="en-US"/>
+          <w:lang w:val="ru-RU"/>
         </w:rPr>
         <w:t xml:space="preserve"> == 1 ? 1 : 0);</w:t>
       </w:r>
@@ -6998,25 +7000,25 @@
           <w:rFonts w:ascii="Courier New" w:hAnsi="Courier New" w:cs="Courier New"/>
           <w:sz w:val="20"/>
           <w:szCs w:val="20"/>
-          <w:lang w:val="en-US"/>
-        </w:rPr>
-      </w:pPr>
-    </w:p>
-    <w:p>
-      <w:pPr>
-        <w:rPr>
-          <w:rFonts w:ascii="Courier New" w:hAnsi="Courier New" w:cs="Courier New"/>
-          <w:sz w:val="20"/>
-          <w:szCs w:val="20"/>
-          <w:lang w:val="en-US"/>
-        </w:rPr>
-      </w:pPr>
-      <w:r>
-        <w:rPr>
-          <w:rFonts w:ascii="Courier New" w:hAnsi="Courier New" w:cs="Courier New"/>
-          <w:sz w:val="20"/>
-          <w:szCs w:val="20"/>
-          <w:lang w:val="en-US"/>
+          <w:lang w:val="ru-RU"/>
+        </w:rPr>
+      </w:pPr>
+    </w:p>
+    <w:p>
+      <w:pPr>
+        <w:rPr>
+          <w:rFonts w:ascii="Courier New" w:hAnsi="Courier New" w:cs="Courier New"/>
+          <w:sz w:val="20"/>
+          <w:szCs w:val="20"/>
+          <w:lang w:val="en-US"/>
+        </w:rPr>
+      </w:pPr>
+      <w:r>
+        <w:rPr>
+          <w:rFonts w:ascii="Courier New" w:hAnsi="Courier New" w:cs="Courier New"/>
+          <w:sz w:val="20"/>
+          <w:szCs w:val="20"/>
+          <w:lang w:val="ru-RU"/>
         </w:rPr>
         <w:t xml:space="preserve">        </w:t>
       </w:r>
@@ -7113,7 +7115,7 @@
           <w:rFonts w:ascii="Courier New" w:hAnsi="Courier New" w:cs="Courier New"/>
           <w:sz w:val="20"/>
           <w:szCs w:val="20"/>
-          <w:lang w:val="en-US"/>
+          <w:lang w:val="ru-RU"/>
         </w:rPr>
       </w:pPr>
     </w:p>
@@ -7133,23 +7135,7 @@
           <w:lang w:val="ru-RU"/>
         </w:rPr>
         <w:lastRenderedPageBreak/>
-        <w:t>Тест</w:t>
-      </w:r>
-      <w:r>
-        <w:rPr>
-          <w:sz w:val="28"/>
-          <w:szCs w:val="28"/>
-          <w:lang w:val="en-US"/>
-        </w:rPr>
-        <w:t xml:space="preserve"> </w:t>
-      </w:r>
-      <w:r>
-        <w:rPr>
-          <w:sz w:val="28"/>
-          <w:szCs w:val="28"/>
-          <w:lang w:val="ru-RU"/>
-        </w:rPr>
-        <w:t>драйвер</w:t>
+        <w:t>Тест драйвер</w:t>
       </w:r>
       <w:r>
         <w:rPr>
@@ -10245,6 +10231,5218 @@
           <w:szCs w:val="28"/>
         </w:rPr>
         <w:t xml:space="preserve"> операційній системі. Робота застосунку успішно завершена.</w:t>
+      </w:r>
+    </w:p>
+    <w:p>
+      <w:pPr>
+        <w:rPr>
+          <w:sz w:val="28"/>
+          <w:szCs w:val="28"/>
+        </w:rPr>
+      </w:pPr>
+    </w:p>
+    <w:p>
+      <w:pPr>
+        <w:rPr>
+          <w:sz w:val="28"/>
+          <w:szCs w:val="28"/>
+          <w:lang w:val="en-US"/>
+        </w:rPr>
+      </w:pPr>
+      <w:r>
+        <w:rPr>
+          <w:sz w:val="28"/>
+          <w:szCs w:val="28"/>
+          <w:lang w:val="ru-RU"/>
+        </w:rPr>
+        <w:t>Тест кейси</w:t>
+      </w:r>
+      <w:r>
+        <w:rPr>
+          <w:sz w:val="28"/>
+          <w:szCs w:val="28"/>
+          <w:lang w:val="en-US"/>
+        </w:rPr>
+        <w:t>:</w:t>
+      </w:r>
+    </w:p>
+    <w:tbl>
+      <w:tblPr>
+        <w:tblpPr w:leftFromText="180" w:rightFromText="180" w:vertAnchor="text" w:tblpXSpec="right" w:tblpY="1"/>
+        <w:tblOverlap w:val="never"/>
+        <w:tblW w:w="0" w:type="auto"/>
+        <w:tblBorders>
+          <w:top w:val="single" w:sz="18" w:space="0" w:color="999999"/>
+          <w:left w:val="single" w:sz="18" w:space="0" w:color="999999"/>
+          <w:bottom w:val="single" w:sz="18" w:space="0" w:color="999999"/>
+          <w:right w:val="single" w:sz="18" w:space="0" w:color="999999"/>
+          <w:insideH w:val="single" w:sz="18" w:space="0" w:color="999999"/>
+          <w:insideV w:val="single" w:sz="18" w:space="0" w:color="999999"/>
+        </w:tblBorders>
+        <w:tblLook w:val="01E0" w:firstRow="1" w:lastRow="1" w:firstColumn="1" w:lastColumn="1" w:noHBand="0" w:noVBand="0"/>
+      </w:tblPr>
+      <w:tblGrid>
+        <w:gridCol w:w="2538"/>
+        <w:gridCol w:w="3296"/>
+      </w:tblGrid>
+      <w:tr>
+        <w:trPr>
+          <w:trHeight w:val="567"/>
+        </w:trPr>
+        <w:tc>
+          <w:tcPr>
+            <w:tcW w:w="2538" w:type="dxa"/>
+            <w:shd w:val="clear" w:color="auto" w:fill="auto"/>
+            <w:vAlign w:val="center"/>
+          </w:tcPr>
+          <w:p>
+            <w:pPr>
+              <w:ind w:right="-214"/>
+              <w:rPr>
+                <w:sz w:val="18"/>
+                <w:szCs w:val="18"/>
+              </w:rPr>
+            </w:pPr>
+            <w:r>
+              <w:rPr>
+                <w:sz w:val="18"/>
+                <w:szCs w:val="18"/>
+              </w:rPr>
+              <w:t>Назва тестового набору</w:t>
+            </w:r>
+          </w:p>
+          <w:p>
+            <w:pPr>
+              <w:ind w:right="-214"/>
+              <w:rPr>
+                <w:sz w:val="18"/>
+                <w:szCs w:val="18"/>
+              </w:rPr>
+            </w:pPr>
+            <w:r>
+              <w:rPr>
+                <w:rFonts w:ascii="Arial" w:hAnsi="Arial" w:cs="Arial"/>
+                <w:sz w:val="18"/>
+                <w:szCs w:val="18"/>
+              </w:rPr>
+              <w:t>Test Suite Description</w:t>
+            </w:r>
+          </w:p>
+        </w:tc>
+        <w:tc>
+          <w:tcPr>
+            <w:tcW w:w="3296" w:type="dxa"/>
+            <w:shd w:val="clear" w:color="auto" w:fill="auto"/>
+            <w:vAlign w:val="center"/>
+          </w:tcPr>
+          <w:p>
+            <w:pPr>
+              <w:ind w:left="104"/>
+              <w:rPr>
+                <w:rFonts w:ascii="Arial Narrow" w:hAnsi="Arial Narrow"/>
+                <w:sz w:val="20"/>
+                <w:szCs w:val="20"/>
+              </w:rPr>
+            </w:pPr>
+            <w:r>
+              <w:rPr>
+                <w:rFonts w:ascii="Arial Narrow" w:hAnsi="Arial Narrow"/>
+                <w:sz w:val="20"/>
+                <w:szCs w:val="20"/>
+                <w:lang w:val="en-US"/>
+              </w:rPr>
+              <w:t>TS_9_4</w:t>
+            </w:r>
+          </w:p>
+        </w:tc>
+      </w:tr>
+      <w:tr>
+        <w:trPr>
+          <w:trHeight w:val="567"/>
+        </w:trPr>
+        <w:tc>
+          <w:tcPr>
+            <w:tcW w:w="2538" w:type="dxa"/>
+            <w:shd w:val="clear" w:color="auto" w:fill="auto"/>
+            <w:vAlign w:val="center"/>
+          </w:tcPr>
+          <w:p>
+            <w:pPr>
+              <w:ind w:right="-214"/>
+              <w:rPr>
+                <w:sz w:val="18"/>
+                <w:szCs w:val="18"/>
+              </w:rPr>
+            </w:pPr>
+            <w:r>
+              <w:rPr>
+                <w:sz w:val="18"/>
+                <w:szCs w:val="18"/>
+              </w:rPr>
+              <w:t>Назва проекта / ПЗ</w:t>
+            </w:r>
+          </w:p>
+          <w:p>
+            <w:pPr>
+              <w:ind w:right="-214"/>
+              <w:rPr>
+                <w:sz w:val="18"/>
+                <w:szCs w:val="18"/>
+              </w:rPr>
+            </w:pPr>
+            <w:r>
+              <w:rPr>
+                <w:rFonts w:ascii="Arial" w:hAnsi="Arial" w:cs="Arial"/>
+                <w:sz w:val="18"/>
+                <w:szCs w:val="18"/>
+              </w:rPr>
+              <w:t>Name of Project / Software</w:t>
+            </w:r>
+          </w:p>
+        </w:tc>
+        <w:tc>
+          <w:tcPr>
+            <w:tcW w:w="3296" w:type="dxa"/>
+            <w:shd w:val="clear" w:color="auto" w:fill="auto"/>
+            <w:vAlign w:val="center"/>
+          </w:tcPr>
+          <w:p>
+            <w:pPr>
+              <w:ind w:left="104"/>
+              <w:rPr>
+                <w:rFonts w:ascii="Arial Narrow" w:hAnsi="Arial Narrow"/>
+                <w:sz w:val="20"/>
+                <w:szCs w:val="20"/>
+              </w:rPr>
+            </w:pPr>
+            <w:r>
+              <w:rPr>
+                <w:sz w:val="22"/>
+                <w:szCs w:val="22"/>
+                <w:lang w:val="en-US"/>
+              </w:rPr>
+              <w:t>nikolenko</w:t>
+            </w:r>
+            <w:r>
+              <w:rPr>
+                <w:sz w:val="22"/>
+                <w:szCs w:val="22"/>
+              </w:rPr>
+              <w:t>-task_</w:t>
+            </w:r>
+            <w:r>
+              <w:rPr>
+                <w:sz w:val="22"/>
+                <w:szCs w:val="22"/>
+                <w:lang w:val="en-US"/>
+              </w:rPr>
+              <w:t>9</w:t>
+            </w:r>
+            <w:r>
+              <w:rPr>
+                <w:sz w:val="22"/>
+                <w:szCs w:val="22"/>
+              </w:rPr>
+              <w:t>_</w:t>
+            </w:r>
+            <w:r>
+              <w:rPr>
+                <w:sz w:val="22"/>
+                <w:szCs w:val="22"/>
+                <w:lang w:val="en-US"/>
+              </w:rPr>
+              <w:t>4</w:t>
+            </w:r>
+            <w:r>
+              <w:rPr>
+                <w:sz w:val="22"/>
+                <w:szCs w:val="22"/>
+              </w:rPr>
+              <w:t>.ехе</w:t>
+            </w:r>
+          </w:p>
+        </w:tc>
+      </w:tr>
+      <w:tr>
+        <w:trPr>
+          <w:trHeight w:val="567"/>
+        </w:trPr>
+        <w:tc>
+          <w:tcPr>
+            <w:tcW w:w="2538" w:type="dxa"/>
+            <w:shd w:val="clear" w:color="auto" w:fill="auto"/>
+            <w:vAlign w:val="center"/>
+          </w:tcPr>
+          <w:p>
+            <w:pPr>
+              <w:ind w:right="-214"/>
+              <w:rPr>
+                <w:sz w:val="18"/>
+                <w:szCs w:val="18"/>
+              </w:rPr>
+            </w:pPr>
+            <w:r>
+              <w:rPr>
+                <w:sz w:val="18"/>
+                <w:szCs w:val="18"/>
+              </w:rPr>
+              <w:t>Рівень тестування</w:t>
+            </w:r>
+          </w:p>
+          <w:p>
+            <w:pPr>
+              <w:ind w:right="-214"/>
+              <w:rPr>
+                <w:rFonts w:ascii="Arial" w:hAnsi="Arial" w:cs="Arial"/>
+                <w:sz w:val="18"/>
+                <w:szCs w:val="18"/>
+              </w:rPr>
+            </w:pPr>
+            <w:r>
+              <w:rPr>
+                <w:rFonts w:ascii="Arial" w:hAnsi="Arial" w:cs="Arial"/>
+                <w:sz w:val="18"/>
+                <w:szCs w:val="18"/>
+              </w:rPr>
+              <w:t>Level of Testing</w:t>
+            </w:r>
+          </w:p>
+        </w:tc>
+        <w:tc>
+          <w:tcPr>
+            <w:tcW w:w="3296" w:type="dxa"/>
+            <w:shd w:val="clear" w:color="auto" w:fill="auto"/>
+            <w:vAlign w:val="center"/>
+          </w:tcPr>
+          <w:p>
+            <w:pPr>
+              <w:ind w:left="104" w:right="-218"/>
+              <w:rPr>
+                <w:rFonts w:ascii="Arial Narrow" w:hAnsi="Arial Narrow"/>
+                <w:sz w:val="20"/>
+                <w:szCs w:val="20"/>
+              </w:rPr>
+            </w:pPr>
+            <w:r>
+              <w:rPr>
+                <w:rFonts w:ascii="Arial Narrow" w:hAnsi="Arial Narrow"/>
+                <w:sz w:val="20"/>
+                <w:szCs w:val="20"/>
+              </w:rPr>
+              <w:t>системний  /  System Testing</w:t>
+            </w:r>
+          </w:p>
+        </w:tc>
+      </w:tr>
+      <w:tr>
+        <w:trPr>
+          <w:trHeight w:val="567"/>
+        </w:trPr>
+        <w:tc>
+          <w:tcPr>
+            <w:tcW w:w="2538" w:type="dxa"/>
+            <w:shd w:val="clear" w:color="auto" w:fill="auto"/>
+            <w:vAlign w:val="center"/>
+          </w:tcPr>
+          <w:p>
+            <w:pPr>
+              <w:ind w:right="-214"/>
+              <w:rPr>
+                <w:rFonts w:ascii="Arial" w:hAnsi="Arial" w:cs="Arial"/>
+                <w:sz w:val="18"/>
+                <w:szCs w:val="18"/>
+              </w:rPr>
+            </w:pPr>
+            <w:r>
+              <w:rPr>
+                <w:sz w:val="18"/>
+                <w:szCs w:val="18"/>
+              </w:rPr>
+              <w:t xml:space="preserve">Автор тестсьюту </w:t>
+            </w:r>
+          </w:p>
+          <w:p>
+            <w:pPr>
+              <w:ind w:right="-214"/>
+              <w:rPr>
+                <w:sz w:val="18"/>
+                <w:szCs w:val="18"/>
+              </w:rPr>
+            </w:pPr>
+            <w:r>
+              <w:rPr>
+                <w:rFonts w:ascii="Arial" w:hAnsi="Arial" w:cs="Arial"/>
+                <w:sz w:val="18"/>
+                <w:szCs w:val="18"/>
+              </w:rPr>
+              <w:t>Test Suite Author</w:t>
+            </w:r>
+          </w:p>
+        </w:tc>
+        <w:tc>
+          <w:tcPr>
+            <w:tcW w:w="3296" w:type="dxa"/>
+            <w:shd w:val="clear" w:color="auto" w:fill="auto"/>
+            <w:vAlign w:val="center"/>
+          </w:tcPr>
+          <w:p>
+            <w:pPr>
+              <w:ind w:left="104"/>
+              <w:rPr>
+                <w:rFonts w:ascii="Arial Narrow" w:hAnsi="Arial Narrow"/>
+                <w:sz w:val="20"/>
+                <w:szCs w:val="20"/>
+              </w:rPr>
+            </w:pPr>
+            <w:r>
+              <w:rPr>
+                <w:rFonts w:ascii="Arial Narrow" w:hAnsi="Arial Narrow"/>
+                <w:sz w:val="20"/>
+                <w:szCs w:val="20"/>
+              </w:rPr>
+              <w:t>Ніколенко Святослав</w:t>
+            </w:r>
+          </w:p>
+        </w:tc>
+      </w:tr>
+      <w:tr>
+        <w:trPr>
+          <w:trHeight w:val="567"/>
+        </w:trPr>
+        <w:tc>
+          <w:tcPr>
+            <w:tcW w:w="2538" w:type="dxa"/>
+            <w:shd w:val="clear" w:color="auto" w:fill="auto"/>
+            <w:vAlign w:val="center"/>
+          </w:tcPr>
+          <w:p>
+            <w:pPr>
+              <w:ind w:right="-214"/>
+              <w:rPr>
+                <w:sz w:val="18"/>
+                <w:szCs w:val="18"/>
+              </w:rPr>
+            </w:pPr>
+            <w:r>
+              <w:rPr>
+                <w:sz w:val="18"/>
+                <w:szCs w:val="18"/>
+              </w:rPr>
+              <w:t xml:space="preserve">Виконавець </w:t>
+            </w:r>
+          </w:p>
+          <w:p>
+            <w:pPr>
+              <w:ind w:right="-214"/>
+              <w:rPr>
+                <w:sz w:val="18"/>
+                <w:szCs w:val="18"/>
+              </w:rPr>
+            </w:pPr>
+            <w:r>
+              <w:rPr>
+                <w:rFonts w:ascii="Arial" w:hAnsi="Arial" w:cs="Arial"/>
+                <w:sz w:val="18"/>
+                <w:szCs w:val="18"/>
+              </w:rPr>
+              <w:t>Implementer</w:t>
+            </w:r>
+          </w:p>
+        </w:tc>
+        <w:tc>
+          <w:tcPr>
+            <w:tcW w:w="3296" w:type="dxa"/>
+            <w:shd w:val="clear" w:color="auto" w:fill="auto"/>
+            <w:vAlign w:val="center"/>
+          </w:tcPr>
+          <w:p>
+            <w:pPr>
+              <w:ind w:left="104"/>
+              <w:rPr>
+                <w:rFonts w:ascii="Arial Narrow" w:hAnsi="Arial Narrow"/>
+                <w:sz w:val="20"/>
+                <w:szCs w:val="20"/>
+              </w:rPr>
+            </w:pPr>
+            <w:r>
+              <w:rPr>
+                <w:rFonts w:ascii="Arial Narrow" w:hAnsi="Arial Narrow"/>
+                <w:sz w:val="20"/>
+                <w:szCs w:val="20"/>
+              </w:rPr>
+              <w:t>Ніколенко Святослав</w:t>
+            </w:r>
+          </w:p>
+        </w:tc>
+      </w:tr>
+    </w:tbl>
+    <w:p>
+      <w:pPr>
+        <w:jc w:val="center"/>
+        <w:rPr>
+          <w:color w:val="606060"/>
+          <w:spacing w:val="-13"/>
+          <w:lang w:val="en-US"/>
+        </w:rPr>
+      </w:pPr>
+      <w:r>
+        <w:rPr>
+          <w:sz w:val="30"/>
+          <w:szCs w:val="30"/>
+          <w:lang w:val="en-US"/>
+        </w:rPr>
+        <w:br w:type="textWrapping" w:clear="all"/>
+      </w:r>
+    </w:p>
+    <w:tbl>
+      <w:tblPr>
+        <w:tblW w:w="10386" w:type="dxa"/>
+        <w:jc w:val="right"/>
+        <w:tblBorders>
+          <w:top w:val="single" w:sz="18" w:space="0" w:color="999999"/>
+          <w:left w:val="single" w:sz="18" w:space="0" w:color="999999"/>
+          <w:bottom w:val="single" w:sz="18" w:space="0" w:color="999999"/>
+          <w:right w:val="single" w:sz="18" w:space="0" w:color="999999"/>
+          <w:insideH w:val="single" w:sz="18" w:space="0" w:color="999999"/>
+          <w:insideV w:val="single" w:sz="18" w:space="0" w:color="999999"/>
+        </w:tblBorders>
+        <w:tblLook w:val="01E0" w:firstRow="1" w:lastRow="1" w:firstColumn="1" w:lastColumn="1" w:noHBand="0" w:noVBand="0"/>
+      </w:tblPr>
+      <w:tblGrid>
+        <w:gridCol w:w="1009"/>
+        <w:gridCol w:w="4400"/>
+        <w:gridCol w:w="3190"/>
+        <w:gridCol w:w="1787"/>
+      </w:tblGrid>
+      <w:tr>
+        <w:trPr>
+          <w:trHeight w:val="1260"/>
+          <w:jc w:val="right"/>
+        </w:trPr>
+        <w:tc>
+          <w:tcPr>
+            <w:tcW w:w="1009" w:type="dxa"/>
+            <w:shd w:val="clear" w:color="auto" w:fill="F3F3F3"/>
+            <w:vAlign w:val="center"/>
+          </w:tcPr>
+          <w:p>
+            <w:pPr>
+              <w:spacing w:line="192" w:lineRule="auto"/>
+              <w:jc w:val="center"/>
+              <w:rPr>
+                <w:sz w:val="20"/>
+                <w:szCs w:val="20"/>
+              </w:rPr>
+            </w:pPr>
+            <w:r>
+              <w:rPr>
+                <w:sz w:val="20"/>
+                <w:szCs w:val="20"/>
+              </w:rPr>
+              <w:t xml:space="preserve">Ід-р тест-кейса / </w:t>
+            </w:r>
+            <w:r>
+              <w:rPr>
+                <w:rFonts w:ascii="Arial" w:hAnsi="Arial" w:cs="Arial"/>
+                <w:sz w:val="20"/>
+                <w:szCs w:val="20"/>
+              </w:rPr>
+              <w:t>Test Case ID</w:t>
+            </w:r>
+          </w:p>
+        </w:tc>
+        <w:tc>
+          <w:tcPr>
+            <w:tcW w:w="4400" w:type="dxa"/>
+            <w:shd w:val="clear" w:color="auto" w:fill="F3F3F3"/>
+            <w:vAlign w:val="center"/>
+          </w:tcPr>
+          <w:p>
+            <w:pPr>
+              <w:jc w:val="center"/>
+              <w:rPr>
+                <w:rFonts w:ascii="Arial" w:hAnsi="Arial" w:cs="Arial"/>
+                <w:sz w:val="20"/>
+                <w:szCs w:val="20"/>
+                <w:lang w:val="en-US"/>
+              </w:rPr>
+            </w:pPr>
+            <w:r>
+              <w:rPr>
+                <w:sz w:val="20"/>
+                <w:szCs w:val="20"/>
+              </w:rPr>
+              <w:t xml:space="preserve">Дії (кроки) </w:t>
+            </w:r>
+            <w:r>
+              <w:rPr>
+                <w:rFonts w:ascii="Arial" w:hAnsi="Arial" w:cs="Arial"/>
+                <w:sz w:val="20"/>
+                <w:szCs w:val="20"/>
+              </w:rPr>
+              <w:t xml:space="preserve">/ </w:t>
+            </w:r>
+          </w:p>
+          <w:p>
+            <w:pPr>
+              <w:jc w:val="center"/>
+              <w:rPr>
+                <w:rFonts w:ascii="Georgia" w:hAnsi="Georgia"/>
+                <w:b/>
+                <w:bCs/>
+                <w:color w:val="2A2A2A"/>
+                <w:sz w:val="20"/>
+                <w:szCs w:val="20"/>
+              </w:rPr>
+            </w:pPr>
+            <w:r>
+              <w:rPr>
+                <w:rFonts w:ascii="Arial" w:hAnsi="Arial" w:cs="Arial"/>
+                <w:sz w:val="20"/>
+                <w:szCs w:val="20"/>
+              </w:rPr>
+              <w:t>Action (Test Step</w:t>
+            </w:r>
+            <w:r>
+              <w:rPr>
+                <w:rFonts w:ascii="Arial" w:hAnsi="Arial" w:cs="Arial"/>
+                <w:sz w:val="20"/>
+                <w:szCs w:val="20"/>
+                <w:lang w:val="en-US"/>
+              </w:rPr>
+              <w:t>s</w:t>
+            </w:r>
+            <w:r>
+              <w:rPr>
+                <w:rFonts w:ascii="Arial" w:hAnsi="Arial" w:cs="Arial"/>
+                <w:sz w:val="20"/>
+                <w:szCs w:val="20"/>
+              </w:rPr>
+              <w:t>)</w:t>
+            </w:r>
+          </w:p>
+        </w:tc>
+        <w:tc>
+          <w:tcPr>
+            <w:tcW w:w="3190" w:type="dxa"/>
+            <w:shd w:val="clear" w:color="auto" w:fill="F3F3F3"/>
+            <w:vAlign w:val="center"/>
+          </w:tcPr>
+          <w:p>
+            <w:pPr>
+              <w:jc w:val="center"/>
+              <w:rPr>
+                <w:sz w:val="20"/>
+                <w:szCs w:val="20"/>
+                <w:lang w:val="ru-RU"/>
+              </w:rPr>
+            </w:pPr>
+            <w:r>
+              <w:rPr>
+                <w:sz w:val="20"/>
+                <w:szCs w:val="20"/>
+              </w:rPr>
+              <w:t xml:space="preserve">Очікуваний </w:t>
+            </w:r>
+          </w:p>
+          <w:p>
+            <w:pPr>
+              <w:jc w:val="center"/>
+              <w:rPr>
+                <w:sz w:val="20"/>
+                <w:szCs w:val="20"/>
+                <w:lang w:val="ru-RU"/>
+              </w:rPr>
+            </w:pPr>
+            <w:r>
+              <w:rPr>
+                <w:sz w:val="20"/>
+                <w:szCs w:val="20"/>
+              </w:rPr>
+              <w:t xml:space="preserve">результат / </w:t>
+            </w:r>
+          </w:p>
+          <w:p>
+            <w:pPr>
+              <w:jc w:val="center"/>
+              <w:rPr>
+                <w:sz w:val="20"/>
+                <w:szCs w:val="20"/>
+              </w:rPr>
+            </w:pPr>
+            <w:r>
+              <w:rPr>
+                <w:rFonts w:ascii="Arial" w:hAnsi="Arial" w:cs="Arial"/>
+                <w:sz w:val="20"/>
+                <w:szCs w:val="20"/>
+              </w:rPr>
+              <w:t>Expected Result</w:t>
+            </w:r>
+          </w:p>
+        </w:tc>
+        <w:tc>
+          <w:tcPr>
+            <w:tcW w:w="1787" w:type="dxa"/>
+            <w:shd w:val="clear" w:color="auto" w:fill="F3F3F3"/>
+            <w:vAlign w:val="center"/>
+          </w:tcPr>
+          <w:p>
+            <w:pPr>
+              <w:ind w:left="-57" w:right="-57"/>
+              <w:jc w:val="center"/>
+              <w:rPr>
+                <w:rFonts w:ascii="Arial" w:hAnsi="Arial" w:cs="Arial"/>
+                <w:sz w:val="20"/>
+                <w:szCs w:val="20"/>
+              </w:rPr>
+            </w:pPr>
+            <w:r>
+              <w:rPr>
+                <w:sz w:val="20"/>
+                <w:szCs w:val="20"/>
+              </w:rPr>
+              <w:t xml:space="preserve">Результат тестування </w:t>
+            </w:r>
+            <w:r>
+              <w:rPr>
+                <w:rFonts w:ascii="Arial" w:hAnsi="Arial" w:cs="Arial"/>
+                <w:sz w:val="20"/>
+                <w:szCs w:val="20"/>
+              </w:rPr>
+              <w:t xml:space="preserve">/ </w:t>
+            </w:r>
+          </w:p>
+          <w:p>
+            <w:pPr>
+              <w:ind w:left="-57" w:right="-57"/>
+              <w:jc w:val="center"/>
+              <w:rPr>
+                <w:sz w:val="20"/>
+                <w:szCs w:val="20"/>
+              </w:rPr>
+            </w:pPr>
+            <w:r>
+              <w:rPr>
+                <w:rFonts w:ascii="Arial" w:hAnsi="Arial" w:cs="Arial"/>
+                <w:sz w:val="20"/>
+                <w:szCs w:val="20"/>
+              </w:rPr>
+              <w:t>Test Result</w:t>
+            </w:r>
+          </w:p>
+        </w:tc>
+      </w:tr>
+      <w:tr>
+        <w:trPr>
+          <w:jc w:val="right"/>
+        </w:trPr>
+        <w:tc>
+          <w:tcPr>
+            <w:tcW w:w="1009" w:type="dxa"/>
+          </w:tcPr>
+          <w:p>
+            <w:r>
+              <w:t>TC-4.1</w:t>
+            </w:r>
+          </w:p>
+        </w:tc>
+        <w:tc>
+          <w:tcPr>
+            <w:tcW w:w="4400" w:type="dxa"/>
+          </w:tcPr>
+          <w:p>
+            <w:r>
+              <w:t>1. Запустити програму</w:t>
+            </w:r>
+            <w:r>
+              <w:br/>
+              <w:t>2. Ввести q</w:t>
+            </w:r>
+            <w:r>
+              <w:br/>
+              <w:t>3. Ввести x=2, y=1, z=1.57</w:t>
+            </w:r>
+          </w:p>
+        </w:tc>
+        <w:tc>
+          <w:tcPr>
+            <w:tcW w:w="3190" w:type="dxa"/>
+          </w:tcPr>
+          <w:p>
+            <w:r>
+              <w:t>Виклик задачі 8.1. Виведення результату обчислення функції S. Повторний вивід меню.</w:t>
+            </w:r>
+          </w:p>
+        </w:tc>
+        <w:tc>
+          <w:tcPr>
+            <w:tcW w:w="1787" w:type="dxa"/>
+          </w:tcPr>
+          <w:p>
+            <w:r>
+              <w:t>passed</w:t>
+            </w:r>
+          </w:p>
+        </w:tc>
+      </w:tr>
+      <w:tr>
+        <w:trPr>
+          <w:jc w:val="right"/>
+        </w:trPr>
+        <w:tc>
+          <w:tcPr>
+            <w:tcW w:w="1009" w:type="dxa"/>
+          </w:tcPr>
+          <w:p>
+            <w:r>
+              <w:lastRenderedPageBreak/>
+              <w:t>TC-4.2</w:t>
+            </w:r>
+          </w:p>
+        </w:tc>
+        <w:tc>
+          <w:tcPr>
+            <w:tcW w:w="4400" w:type="dxa"/>
+          </w:tcPr>
+          <w:p>
+            <w:r>
+              <w:t>1. Ввести e</w:t>
+            </w:r>
+            <w:r>
+              <w:br/>
+              <w:t>2. Ввести бал 4</w:t>
+            </w:r>
+          </w:p>
+        </w:tc>
+        <w:tc>
+          <w:tcPr>
+            <w:tcW w:w="3190" w:type="dxa"/>
+          </w:tcPr>
+          <w:p>
+            <w:r>
+              <w:t>Виклик задачі 9.1. Виведення: MODERATE, 1.25-2.50 METERS. Повторний вивід меню.</w:t>
+            </w:r>
+          </w:p>
+        </w:tc>
+        <w:tc>
+          <w:tcPr>
+            <w:tcW w:w="1787" w:type="dxa"/>
+          </w:tcPr>
+          <w:p>
+            <w:r>
+              <w:t>passed</w:t>
+            </w:r>
+          </w:p>
+        </w:tc>
+      </w:tr>
+      <w:tr>
+        <w:trPr>
+          <w:jc w:val="right"/>
+        </w:trPr>
+        <w:tc>
+          <w:tcPr>
+            <w:tcW w:w="1009" w:type="dxa"/>
+          </w:tcPr>
+          <w:p>
+            <w:r>
+              <w:t>TC-4.3</w:t>
+            </w:r>
+          </w:p>
+        </w:tc>
+        <w:tc>
+          <w:tcPr>
+            <w:tcW w:w="4400" w:type="dxa"/>
+          </w:tcPr>
+          <w:p>
+            <w:r>
+              <w:t>1. Ввести r</w:t>
+            </w:r>
+            <w:r>
+              <w:br/>
+              <w:t>2. Ввести n = 3</w:t>
+            </w:r>
+            <w:r>
+              <w:br/>
+              <w:t>3. Ввести числа 0, 0, 0</w:t>
+            </w:r>
+          </w:p>
+        </w:tc>
+        <w:tc>
+          <w:tcPr>
+            <w:tcW w:w="3190" w:type="dxa"/>
+          </w:tcPr>
+          <w:p>
+            <w:r>
+              <w:t>Виклик задачі 9.2. Виведення результатів підрахунку (нулів: 3). Повторний вивід меню.</w:t>
+            </w:r>
+          </w:p>
+        </w:tc>
+        <w:tc>
+          <w:tcPr>
+            <w:tcW w:w="1787" w:type="dxa"/>
+          </w:tcPr>
+          <w:p>
+            <w:r>
+              <w:t>passed</w:t>
+            </w:r>
+          </w:p>
+        </w:tc>
+      </w:tr>
+      <w:tr>
+        <w:trPr>
+          <w:jc w:val="right"/>
+        </w:trPr>
+        <w:tc>
+          <w:tcPr>
+            <w:tcW w:w="1009" w:type="dxa"/>
+          </w:tcPr>
+          <w:p>
+            <w:r>
+              <w:t>TC-4.4</w:t>
+            </w:r>
+          </w:p>
+        </w:tc>
+        <w:tc>
+          <w:tcPr>
+            <w:tcW w:w="4400" w:type="dxa"/>
+          </w:tcPr>
+          <w:p>
+            <w:r>
+              <w:t>1. Ввести t</w:t>
+            </w:r>
+            <w:r>
+              <w:br/>
+              <w:t>2. Ввести число N = 5</w:t>
+            </w:r>
+          </w:p>
+        </w:tc>
+        <w:tc>
+          <w:tcPr>
+            <w:tcW w:w="3190" w:type="dxa"/>
+          </w:tcPr>
+          <w:p>
+            <w:r>
+              <w:t>Виклик задачі 9.3. Виведення результату 2. Повторний вивід меню.</w:t>
+            </w:r>
+          </w:p>
+        </w:tc>
+        <w:tc>
+          <w:tcPr>
+            <w:tcW w:w="1787" w:type="dxa"/>
+          </w:tcPr>
+          <w:p>
+            <w:r>
+              <w:t>passed</w:t>
+            </w:r>
+          </w:p>
+        </w:tc>
+      </w:tr>
+      <w:tr>
+        <w:trPr>
+          <w:jc w:val="right"/>
+        </w:trPr>
+        <w:tc>
+          <w:tcPr>
+            <w:tcW w:w="1009" w:type="dxa"/>
+          </w:tcPr>
+          <w:p>
+            <w:r>
+              <w:t>TC-4.5</w:t>
+            </w:r>
+          </w:p>
+        </w:tc>
+        <w:tc>
+          <w:tcPr>
+            <w:tcW w:w="4400" w:type="dxa"/>
+          </w:tcPr>
+          <w:p>
+            <w:r>
+              <w:t>1. Ввести невідомий символ, наприклад x</w:t>
+            </w:r>
+          </w:p>
+        </w:tc>
+        <w:tc>
+          <w:tcPr>
+            <w:tcW w:w="3190" w:type="dxa"/>
+          </w:tcPr>
+          <w:p>
+            <w:r>
+              <w:t>Звуковий сигнал \a та повідомлення про помилку: "Невiдома команда!". Повторний вивід меню.</w:t>
+            </w:r>
+          </w:p>
+        </w:tc>
+        <w:tc>
+          <w:tcPr>
+            <w:tcW w:w="1787" w:type="dxa"/>
+          </w:tcPr>
+          <w:p>
+            <w:r>
+              <w:t>passed</w:t>
+            </w:r>
+          </w:p>
+        </w:tc>
+      </w:tr>
+      <w:tr>
+        <w:trPr>
+          <w:jc w:val="right"/>
+        </w:trPr>
+        <w:tc>
+          <w:tcPr>
+            <w:tcW w:w="1009" w:type="dxa"/>
+          </w:tcPr>
+          <w:p>
+            <w:r>
+              <w:t>TC-4.6</w:t>
+            </w:r>
+          </w:p>
+        </w:tc>
+        <w:tc>
+          <w:tcPr>
+            <w:tcW w:w="4400" w:type="dxa"/>
+          </w:tcPr>
+          <w:p>
+            <w:r>
+              <w:t>1. За запитом додатка ввести символ y або Y</w:t>
+            </w:r>
+          </w:p>
+        </w:tc>
+        <w:tc>
+          <w:tcPr>
+            <w:tcW w:w="3190" w:type="dxa"/>
+          </w:tcPr>
+          <w:p>
+            <w:r>
+              <w:t>Повідомлення про завершення роботи. Успішне закриття програми.</w:t>
+            </w:r>
+          </w:p>
+        </w:tc>
+        <w:tc>
+          <w:tcPr>
+            <w:tcW w:w="1787" w:type="dxa"/>
+          </w:tcPr>
+          <w:p>
+            <w:r>
+              <w:t>passed</w:t>
+            </w:r>
+          </w:p>
+        </w:tc>
+      </w:tr>
+    </w:tbl>
+    <w:p/>
+    <w:p>
+      <w:pPr>
+        <w:rPr>
+          <w:lang w:val="en-US"/>
+        </w:rPr>
+      </w:pPr>
+      <w:r>
+        <w:t>Лістинг програми</w:t>
+      </w:r>
+      <w:r>
+        <w:rPr>
+          <w:lang w:val="en-US"/>
+        </w:rPr>
+        <w:t>:</w:t>
+      </w:r>
+    </w:p>
+    <w:p>
+      <w:pPr>
+        <w:rPr>
+          <w:lang w:val="en-US"/>
+        </w:rPr>
+      </w:pPr>
+    </w:p>
+    <w:p>
+      <w:pPr>
+        <w:rPr>
+          <w:rFonts w:ascii="Courier New" w:hAnsi="Courier New" w:cs="Courier New"/>
+          <w:sz w:val="20"/>
+          <w:szCs w:val="20"/>
+          <w:lang w:val="en-US"/>
+        </w:rPr>
+      </w:pPr>
+      <w:r>
+        <w:rPr>
+          <w:rFonts w:ascii="Courier New" w:hAnsi="Courier New" w:cs="Courier New"/>
+          <w:sz w:val="20"/>
+          <w:szCs w:val="20"/>
+          <w:lang w:val="en-US"/>
+        </w:rPr>
+        <w:t>#include &lt;iostream&gt;</w:t>
+      </w:r>
+    </w:p>
+    <w:p>
+      <w:pPr>
+        <w:rPr>
+          <w:rFonts w:ascii="Courier New" w:hAnsi="Courier New" w:cs="Courier New"/>
+          <w:sz w:val="20"/>
+          <w:szCs w:val="20"/>
+          <w:lang w:val="en-US"/>
+        </w:rPr>
+      </w:pPr>
+      <w:r>
+        <w:rPr>
+          <w:rFonts w:ascii="Courier New" w:hAnsi="Courier New" w:cs="Courier New"/>
+          <w:sz w:val="20"/>
+          <w:szCs w:val="20"/>
+          <w:lang w:val="en-US"/>
+        </w:rPr>
+        <w:t>#include &lt;cmath&gt;</w:t>
+      </w:r>
+    </w:p>
+    <w:p>
+      <w:pPr>
+        <w:rPr>
+          <w:rFonts w:ascii="Courier New" w:hAnsi="Courier New" w:cs="Courier New"/>
+          <w:sz w:val="20"/>
+          <w:szCs w:val="20"/>
+          <w:lang w:val="en-US"/>
+        </w:rPr>
+      </w:pPr>
+      <w:r>
+        <w:rPr>
+          <w:rFonts w:ascii="Courier New" w:hAnsi="Courier New" w:cs="Courier New"/>
+          <w:sz w:val="20"/>
+          <w:szCs w:val="20"/>
+          <w:lang w:val="en-US"/>
+        </w:rPr>
+        <w:t>#include "D:\Nikolenko-Sviatoslav-KN25\lab08\prj\ModulesNikolenko.h"</w:t>
+      </w:r>
+    </w:p>
+    <w:p>
+      <w:pPr>
+        <w:rPr>
+          <w:rFonts w:ascii="Courier New" w:hAnsi="Courier New" w:cs="Courier New"/>
+          <w:sz w:val="20"/>
+          <w:szCs w:val="20"/>
+          <w:lang w:val="en-US"/>
+        </w:rPr>
+      </w:pPr>
+    </w:p>
+    <w:p>
+      <w:pPr>
+        <w:rPr>
+          <w:rFonts w:ascii="Courier New" w:hAnsi="Courier New" w:cs="Courier New"/>
+          <w:sz w:val="20"/>
+          <w:szCs w:val="20"/>
+          <w:lang w:val="en-US"/>
+        </w:rPr>
+      </w:pPr>
+    </w:p>
+    <w:p>
+      <w:pPr>
+        <w:rPr>
+          <w:rFonts w:ascii="Courier New" w:hAnsi="Courier New" w:cs="Courier New"/>
+          <w:sz w:val="20"/>
+          <w:szCs w:val="20"/>
+          <w:lang w:val="en-US"/>
+        </w:rPr>
+      </w:pPr>
+      <w:r>
+        <w:rPr>
+          <w:rFonts w:ascii="Courier New" w:hAnsi="Courier New" w:cs="Courier New"/>
+          <w:sz w:val="20"/>
+          <w:szCs w:val="20"/>
+          <w:lang w:val="en-US"/>
+        </w:rPr>
+        <w:t>using namespace std;</w:t>
+      </w:r>
+    </w:p>
+    <w:p>
+      <w:pPr>
+        <w:rPr>
+          <w:rFonts w:ascii="Courier New" w:hAnsi="Courier New" w:cs="Courier New"/>
+          <w:sz w:val="20"/>
+          <w:szCs w:val="20"/>
+          <w:lang w:val="en-US"/>
+        </w:rPr>
+      </w:pPr>
+    </w:p>
+    <w:p>
+      <w:pPr>
+        <w:rPr>
+          <w:rFonts w:ascii="Courier New" w:hAnsi="Courier New" w:cs="Courier New"/>
+          <w:sz w:val="20"/>
+          <w:szCs w:val="20"/>
+          <w:lang w:val="en-US"/>
+        </w:rPr>
+      </w:pPr>
+      <w:r>
+        <w:rPr>
+          <w:rFonts w:ascii="Courier New" w:hAnsi="Courier New" w:cs="Courier New"/>
+          <w:sz w:val="20"/>
+          <w:szCs w:val="20"/>
+          <w:lang w:val="en-US"/>
+        </w:rPr>
+        <w:t>int main() {</w:t>
+      </w:r>
+    </w:p>
+    <w:p>
+      <w:pPr>
+        <w:rPr>
+          <w:rFonts w:ascii="Courier New" w:hAnsi="Courier New" w:cs="Courier New"/>
+          <w:sz w:val="20"/>
+          <w:szCs w:val="20"/>
+          <w:lang w:val="ru-RU"/>
+        </w:rPr>
+      </w:pPr>
+      <w:r>
+        <w:rPr>
+          <w:rFonts w:ascii="Courier New" w:hAnsi="Courier New" w:cs="Courier New"/>
+          <w:sz w:val="20"/>
+          <w:szCs w:val="20"/>
+          <w:lang w:val="en-US"/>
+        </w:rPr>
+        <w:t xml:space="preserve">    char</w:t>
+      </w:r>
+      <w:r>
+        <w:rPr>
+          <w:rFonts w:ascii="Courier New" w:hAnsi="Courier New" w:cs="Courier New"/>
+          <w:sz w:val="20"/>
+          <w:szCs w:val="20"/>
+          <w:lang w:val="ru-RU"/>
+        </w:rPr>
+        <w:t xml:space="preserve"> </w:t>
+      </w:r>
+      <w:r>
+        <w:rPr>
+          <w:rFonts w:ascii="Courier New" w:hAnsi="Courier New" w:cs="Courier New"/>
+          <w:sz w:val="20"/>
+          <w:szCs w:val="20"/>
+          <w:lang w:val="en-US"/>
+        </w:rPr>
+        <w:t>choice</w:t>
+      </w:r>
+      <w:r>
+        <w:rPr>
+          <w:rFonts w:ascii="Courier New" w:hAnsi="Courier New" w:cs="Courier New"/>
+          <w:sz w:val="20"/>
+          <w:szCs w:val="20"/>
+          <w:lang w:val="ru-RU"/>
+        </w:rPr>
+        <w:t>;</w:t>
+      </w:r>
+    </w:p>
+    <w:p>
+      <w:pPr>
+        <w:rPr>
+          <w:rFonts w:ascii="Courier New" w:hAnsi="Courier New" w:cs="Courier New"/>
+          <w:sz w:val="20"/>
+          <w:szCs w:val="20"/>
+          <w:lang w:val="ru-RU"/>
+        </w:rPr>
+      </w:pPr>
+      <w:r>
+        <w:rPr>
+          <w:rFonts w:ascii="Courier New" w:hAnsi="Courier New" w:cs="Courier New"/>
+          <w:sz w:val="20"/>
+          <w:szCs w:val="20"/>
+          <w:lang w:val="ru-RU"/>
+        </w:rPr>
+        <w:t xml:space="preserve">    </w:t>
+      </w:r>
+      <w:r>
+        <w:rPr>
+          <w:rFonts w:ascii="Courier New" w:hAnsi="Courier New" w:cs="Courier New"/>
+          <w:sz w:val="20"/>
+          <w:szCs w:val="20"/>
+          <w:lang w:val="en-US"/>
+        </w:rPr>
+        <w:t>do</w:t>
+      </w:r>
+      <w:r>
+        <w:rPr>
+          <w:rFonts w:ascii="Courier New" w:hAnsi="Courier New" w:cs="Courier New"/>
+          <w:sz w:val="20"/>
+          <w:szCs w:val="20"/>
+          <w:lang w:val="ru-RU"/>
+        </w:rPr>
+        <w:t xml:space="preserve"> {</w:t>
+      </w:r>
+    </w:p>
+    <w:p>
+      <w:pPr>
+        <w:rPr>
+          <w:rFonts w:ascii="Courier New" w:hAnsi="Courier New" w:cs="Courier New"/>
+          <w:sz w:val="20"/>
+          <w:szCs w:val="20"/>
+          <w:lang w:val="ru-RU"/>
+        </w:rPr>
+      </w:pPr>
+      <w:r>
+        <w:rPr>
+          <w:rFonts w:ascii="Courier New" w:hAnsi="Courier New" w:cs="Courier New"/>
+          <w:sz w:val="20"/>
+          <w:szCs w:val="20"/>
+          <w:lang w:val="ru-RU"/>
+        </w:rPr>
+        <w:t xml:space="preserve">        </w:t>
+      </w:r>
+      <w:r>
+        <w:rPr>
+          <w:rFonts w:ascii="Courier New" w:hAnsi="Courier New" w:cs="Courier New"/>
+          <w:sz w:val="20"/>
+          <w:szCs w:val="20"/>
+          <w:lang w:val="en-US"/>
+        </w:rPr>
+        <w:t>cout</w:t>
+      </w:r>
+      <w:r>
+        <w:rPr>
+          <w:rFonts w:ascii="Courier New" w:hAnsi="Courier New" w:cs="Courier New"/>
+          <w:sz w:val="20"/>
+          <w:szCs w:val="20"/>
+          <w:lang w:val="ru-RU"/>
+        </w:rPr>
+        <w:t xml:space="preserve"> &lt;&lt; "\</w:t>
+      </w:r>
+      <w:r>
+        <w:rPr>
+          <w:rFonts w:ascii="Courier New" w:hAnsi="Courier New" w:cs="Courier New"/>
+          <w:sz w:val="20"/>
+          <w:szCs w:val="20"/>
+          <w:lang w:val="en-US"/>
+        </w:rPr>
+        <w:t>n</w:t>
+      </w:r>
+      <w:r>
+        <w:rPr>
+          <w:rFonts w:ascii="Courier New" w:hAnsi="Courier New" w:cs="Courier New"/>
+          <w:sz w:val="20"/>
+          <w:szCs w:val="20"/>
+          <w:lang w:val="ru-RU"/>
+        </w:rPr>
+        <w:t xml:space="preserve">================ ГОЛОВНЕ МЕНЮ ================" &lt;&lt; </w:t>
+      </w:r>
+      <w:r>
+        <w:rPr>
+          <w:rFonts w:ascii="Courier New" w:hAnsi="Courier New" w:cs="Courier New"/>
+          <w:sz w:val="20"/>
+          <w:szCs w:val="20"/>
+          <w:lang w:val="en-US"/>
+        </w:rPr>
+        <w:t>endl</w:t>
+      </w:r>
+      <w:r>
+        <w:rPr>
+          <w:rFonts w:ascii="Courier New" w:hAnsi="Courier New" w:cs="Courier New"/>
+          <w:sz w:val="20"/>
+          <w:szCs w:val="20"/>
+          <w:lang w:val="ru-RU"/>
+        </w:rPr>
+        <w:t>;</w:t>
+      </w:r>
+    </w:p>
+    <w:p>
+      <w:pPr>
+        <w:rPr>
+          <w:rFonts w:ascii="Courier New" w:hAnsi="Courier New" w:cs="Courier New"/>
+          <w:sz w:val="20"/>
+          <w:szCs w:val="20"/>
+          <w:lang w:val="ru-RU"/>
+        </w:rPr>
+      </w:pPr>
+      <w:r>
+        <w:rPr>
+          <w:rFonts w:ascii="Courier New" w:hAnsi="Courier New" w:cs="Courier New"/>
+          <w:sz w:val="20"/>
+          <w:szCs w:val="20"/>
+          <w:lang w:val="ru-RU"/>
+        </w:rPr>
+        <w:t xml:space="preserve">        </w:t>
+      </w:r>
+      <w:r>
+        <w:rPr>
+          <w:rFonts w:ascii="Courier New" w:hAnsi="Courier New" w:cs="Courier New"/>
+          <w:sz w:val="20"/>
+          <w:szCs w:val="20"/>
+          <w:lang w:val="en-US"/>
+        </w:rPr>
+        <w:t>cout</w:t>
+      </w:r>
+      <w:r>
+        <w:rPr>
+          <w:rFonts w:ascii="Courier New" w:hAnsi="Courier New" w:cs="Courier New"/>
+          <w:sz w:val="20"/>
+          <w:szCs w:val="20"/>
+          <w:lang w:val="ru-RU"/>
+        </w:rPr>
+        <w:t xml:space="preserve"> &lt;&lt; "</w:t>
+      </w:r>
+      <w:r>
+        <w:rPr>
+          <w:rFonts w:ascii="Courier New" w:hAnsi="Courier New" w:cs="Courier New"/>
+          <w:sz w:val="20"/>
+          <w:szCs w:val="20"/>
+          <w:lang w:val="en-US"/>
+        </w:rPr>
+        <w:t>q</w:t>
+      </w:r>
+      <w:r>
+        <w:rPr>
+          <w:rFonts w:ascii="Courier New" w:hAnsi="Courier New" w:cs="Courier New"/>
+          <w:sz w:val="20"/>
+          <w:szCs w:val="20"/>
+          <w:lang w:val="ru-RU"/>
+        </w:rPr>
+        <w:t xml:space="preserve"> - Виклик задач</w:t>
+      </w:r>
+      <w:r>
+        <w:rPr>
+          <w:rFonts w:ascii="Courier New" w:hAnsi="Courier New" w:cs="Courier New"/>
+          <w:sz w:val="20"/>
+          <w:szCs w:val="20"/>
+          <w:lang w:val="en-US"/>
+        </w:rPr>
+        <w:t>i</w:t>
+      </w:r>
+      <w:r>
+        <w:rPr>
+          <w:rFonts w:ascii="Courier New" w:hAnsi="Courier New" w:cs="Courier New"/>
+          <w:sz w:val="20"/>
+          <w:szCs w:val="20"/>
+          <w:lang w:val="ru-RU"/>
+        </w:rPr>
+        <w:t xml:space="preserve"> 9.1 (Стан моря)" &lt;&lt; </w:t>
+      </w:r>
+      <w:r>
+        <w:rPr>
+          <w:rFonts w:ascii="Courier New" w:hAnsi="Courier New" w:cs="Courier New"/>
+          <w:sz w:val="20"/>
+          <w:szCs w:val="20"/>
+          <w:lang w:val="en-US"/>
+        </w:rPr>
+        <w:t>endl</w:t>
+      </w:r>
+      <w:r>
+        <w:rPr>
+          <w:rFonts w:ascii="Courier New" w:hAnsi="Courier New" w:cs="Courier New"/>
+          <w:sz w:val="20"/>
+          <w:szCs w:val="20"/>
+          <w:lang w:val="ru-RU"/>
+        </w:rPr>
+        <w:t>;</w:t>
+      </w:r>
+    </w:p>
+    <w:p>
+      <w:pPr>
+        <w:rPr>
+          <w:rFonts w:ascii="Courier New" w:hAnsi="Courier New" w:cs="Courier New"/>
+          <w:sz w:val="20"/>
+          <w:szCs w:val="20"/>
+          <w:lang w:val="ru-RU"/>
+        </w:rPr>
+      </w:pPr>
+      <w:r>
+        <w:rPr>
+          <w:rFonts w:ascii="Courier New" w:hAnsi="Courier New" w:cs="Courier New"/>
+          <w:sz w:val="20"/>
+          <w:szCs w:val="20"/>
+          <w:lang w:val="ru-RU"/>
+        </w:rPr>
+        <w:t xml:space="preserve">        </w:t>
+      </w:r>
+      <w:r>
+        <w:rPr>
+          <w:rFonts w:ascii="Courier New" w:hAnsi="Courier New" w:cs="Courier New"/>
+          <w:sz w:val="20"/>
+          <w:szCs w:val="20"/>
+          <w:lang w:val="en-US"/>
+        </w:rPr>
+        <w:t>cout</w:t>
+      </w:r>
+      <w:r>
+        <w:rPr>
+          <w:rFonts w:ascii="Courier New" w:hAnsi="Courier New" w:cs="Courier New"/>
+          <w:sz w:val="20"/>
+          <w:szCs w:val="20"/>
+          <w:lang w:val="ru-RU"/>
+        </w:rPr>
+        <w:t xml:space="preserve"> &lt;&lt; "</w:t>
+      </w:r>
+      <w:r>
+        <w:rPr>
+          <w:rFonts w:ascii="Courier New" w:hAnsi="Courier New" w:cs="Courier New"/>
+          <w:sz w:val="20"/>
+          <w:szCs w:val="20"/>
+          <w:lang w:val="en-US"/>
+        </w:rPr>
+        <w:t>e</w:t>
+      </w:r>
+      <w:r>
+        <w:rPr>
+          <w:rFonts w:ascii="Courier New" w:hAnsi="Courier New" w:cs="Courier New"/>
+          <w:sz w:val="20"/>
+          <w:szCs w:val="20"/>
+          <w:lang w:val="ru-RU"/>
+        </w:rPr>
+        <w:t xml:space="preserve"> - Виклик задач</w:t>
+      </w:r>
+      <w:r>
+        <w:rPr>
+          <w:rFonts w:ascii="Courier New" w:hAnsi="Courier New" w:cs="Courier New"/>
+          <w:sz w:val="20"/>
+          <w:szCs w:val="20"/>
+          <w:lang w:val="en-US"/>
+        </w:rPr>
+        <w:t>i</w:t>
+      </w:r>
+      <w:r>
+        <w:rPr>
+          <w:rFonts w:ascii="Courier New" w:hAnsi="Courier New" w:cs="Courier New"/>
+          <w:sz w:val="20"/>
+          <w:szCs w:val="20"/>
+          <w:lang w:val="ru-RU"/>
+        </w:rPr>
+        <w:t xml:space="preserve"> 9.2 (П</w:t>
+      </w:r>
+      <w:r>
+        <w:rPr>
+          <w:rFonts w:ascii="Courier New" w:hAnsi="Courier New" w:cs="Courier New"/>
+          <w:sz w:val="20"/>
+          <w:szCs w:val="20"/>
+          <w:lang w:val="en-US"/>
+        </w:rPr>
+        <w:t>i</w:t>
+      </w:r>
+      <w:r>
+        <w:rPr>
+          <w:rFonts w:ascii="Courier New" w:hAnsi="Courier New" w:cs="Courier New"/>
+          <w:sz w:val="20"/>
+          <w:szCs w:val="20"/>
+          <w:lang w:val="ru-RU"/>
+        </w:rPr>
+        <w:t xml:space="preserve">драхунок чисел)" &lt;&lt; </w:t>
+      </w:r>
+      <w:r>
+        <w:rPr>
+          <w:rFonts w:ascii="Courier New" w:hAnsi="Courier New" w:cs="Courier New"/>
+          <w:sz w:val="20"/>
+          <w:szCs w:val="20"/>
+          <w:lang w:val="en-US"/>
+        </w:rPr>
+        <w:t>endl</w:t>
+      </w:r>
+      <w:r>
+        <w:rPr>
+          <w:rFonts w:ascii="Courier New" w:hAnsi="Courier New" w:cs="Courier New"/>
+          <w:sz w:val="20"/>
+          <w:szCs w:val="20"/>
+          <w:lang w:val="ru-RU"/>
+        </w:rPr>
+        <w:t>;</w:t>
+      </w:r>
+    </w:p>
+    <w:p>
+      <w:pPr>
+        <w:rPr>
+          <w:rFonts w:ascii="Courier New" w:hAnsi="Courier New" w:cs="Courier New"/>
+          <w:sz w:val="20"/>
+          <w:szCs w:val="20"/>
+          <w:lang w:val="ru-RU"/>
+        </w:rPr>
+      </w:pPr>
+      <w:r>
+        <w:rPr>
+          <w:rFonts w:ascii="Courier New" w:hAnsi="Courier New" w:cs="Courier New"/>
+          <w:sz w:val="20"/>
+          <w:szCs w:val="20"/>
+          <w:lang w:val="ru-RU"/>
+        </w:rPr>
+        <w:t xml:space="preserve">        </w:t>
+      </w:r>
+      <w:r>
+        <w:rPr>
+          <w:rFonts w:ascii="Courier New" w:hAnsi="Courier New" w:cs="Courier New"/>
+          <w:sz w:val="20"/>
+          <w:szCs w:val="20"/>
+          <w:lang w:val="en-US"/>
+        </w:rPr>
+        <w:t>cout</w:t>
+      </w:r>
+      <w:r>
+        <w:rPr>
+          <w:rFonts w:ascii="Courier New" w:hAnsi="Courier New" w:cs="Courier New"/>
+          <w:sz w:val="20"/>
+          <w:szCs w:val="20"/>
+          <w:lang w:val="ru-RU"/>
+        </w:rPr>
+        <w:t xml:space="preserve"> &lt;&lt; "</w:t>
+      </w:r>
+      <w:r>
+        <w:rPr>
+          <w:rFonts w:ascii="Courier New" w:hAnsi="Courier New" w:cs="Courier New"/>
+          <w:sz w:val="20"/>
+          <w:szCs w:val="20"/>
+          <w:lang w:val="en-US"/>
+        </w:rPr>
+        <w:t>r</w:t>
+      </w:r>
+      <w:r>
+        <w:rPr>
+          <w:rFonts w:ascii="Courier New" w:hAnsi="Courier New" w:cs="Courier New"/>
+          <w:sz w:val="20"/>
+          <w:szCs w:val="20"/>
+          <w:lang w:val="ru-RU"/>
+        </w:rPr>
+        <w:t xml:space="preserve"> - Виклик задач</w:t>
+      </w:r>
+      <w:r>
+        <w:rPr>
+          <w:rFonts w:ascii="Courier New" w:hAnsi="Courier New" w:cs="Courier New"/>
+          <w:sz w:val="20"/>
+          <w:szCs w:val="20"/>
+          <w:lang w:val="en-US"/>
+        </w:rPr>
+        <w:t>i</w:t>
+      </w:r>
+      <w:r>
+        <w:rPr>
+          <w:rFonts w:ascii="Courier New" w:hAnsi="Courier New" w:cs="Courier New"/>
+          <w:sz w:val="20"/>
+          <w:szCs w:val="20"/>
+          <w:lang w:val="ru-RU"/>
+        </w:rPr>
+        <w:t xml:space="preserve"> 9.3 (Поб</w:t>
+      </w:r>
+      <w:r>
+        <w:rPr>
+          <w:rFonts w:ascii="Courier New" w:hAnsi="Courier New" w:cs="Courier New"/>
+          <w:sz w:val="20"/>
+          <w:szCs w:val="20"/>
+          <w:lang w:val="en-US"/>
+        </w:rPr>
+        <w:t>i</w:t>
+      </w:r>
+      <w:r>
+        <w:rPr>
+          <w:rFonts w:ascii="Courier New" w:hAnsi="Courier New" w:cs="Courier New"/>
+          <w:sz w:val="20"/>
+          <w:szCs w:val="20"/>
+          <w:lang w:val="ru-RU"/>
+        </w:rPr>
+        <w:t>тов</w:t>
+      </w:r>
+      <w:r>
+        <w:rPr>
+          <w:rFonts w:ascii="Courier New" w:hAnsi="Courier New" w:cs="Courier New"/>
+          <w:sz w:val="20"/>
+          <w:szCs w:val="20"/>
+          <w:lang w:val="en-US"/>
+        </w:rPr>
+        <w:t>i</w:t>
+      </w:r>
+      <w:r>
+        <w:rPr>
+          <w:rFonts w:ascii="Courier New" w:hAnsi="Courier New" w:cs="Courier New"/>
+          <w:sz w:val="20"/>
+          <w:szCs w:val="20"/>
+          <w:lang w:val="ru-RU"/>
+        </w:rPr>
+        <w:t xml:space="preserve"> операц</w:t>
+      </w:r>
+      <w:r>
+        <w:rPr>
+          <w:rFonts w:ascii="Courier New" w:hAnsi="Courier New" w:cs="Courier New"/>
+          <w:sz w:val="20"/>
+          <w:szCs w:val="20"/>
+          <w:lang w:val="en-US"/>
+        </w:rPr>
+        <w:t>i</w:t>
+      </w:r>
+      <w:r>
+        <w:rPr>
+          <w:rFonts w:ascii="Courier New" w:hAnsi="Courier New" w:cs="Courier New"/>
+          <w:sz w:val="20"/>
+          <w:szCs w:val="20"/>
+          <w:lang w:val="ru-RU"/>
+        </w:rPr>
+        <w:t xml:space="preserve">ї)" &lt;&lt; </w:t>
+      </w:r>
+      <w:r>
+        <w:rPr>
+          <w:rFonts w:ascii="Courier New" w:hAnsi="Courier New" w:cs="Courier New"/>
+          <w:sz w:val="20"/>
+          <w:szCs w:val="20"/>
+          <w:lang w:val="en-US"/>
+        </w:rPr>
+        <w:t>endl</w:t>
+      </w:r>
+      <w:r>
+        <w:rPr>
+          <w:rFonts w:ascii="Courier New" w:hAnsi="Courier New" w:cs="Courier New"/>
+          <w:sz w:val="20"/>
+          <w:szCs w:val="20"/>
+          <w:lang w:val="ru-RU"/>
+        </w:rPr>
+        <w:t>;</w:t>
+      </w:r>
+    </w:p>
+    <w:p>
+      <w:pPr>
+        <w:rPr>
+          <w:rFonts w:ascii="Courier New" w:hAnsi="Courier New" w:cs="Courier New"/>
+          <w:sz w:val="20"/>
+          <w:szCs w:val="20"/>
+          <w:lang w:val="ru-RU"/>
+        </w:rPr>
+      </w:pPr>
+      <w:r>
+        <w:rPr>
+          <w:rFonts w:ascii="Courier New" w:hAnsi="Courier New" w:cs="Courier New"/>
+          <w:sz w:val="20"/>
+          <w:szCs w:val="20"/>
+          <w:lang w:val="ru-RU"/>
+        </w:rPr>
+        <w:t xml:space="preserve">        </w:t>
+      </w:r>
+      <w:r>
+        <w:rPr>
+          <w:rFonts w:ascii="Courier New" w:hAnsi="Courier New" w:cs="Courier New"/>
+          <w:sz w:val="20"/>
+          <w:szCs w:val="20"/>
+          <w:lang w:val="en-US"/>
+        </w:rPr>
+        <w:t>cout</w:t>
+      </w:r>
+      <w:r>
+        <w:rPr>
+          <w:rFonts w:ascii="Courier New" w:hAnsi="Courier New" w:cs="Courier New"/>
+          <w:sz w:val="20"/>
+          <w:szCs w:val="20"/>
+          <w:lang w:val="ru-RU"/>
+        </w:rPr>
+        <w:t xml:space="preserve"> &lt;&lt; "</w:t>
+      </w:r>
+      <w:r>
+        <w:rPr>
+          <w:rFonts w:ascii="Courier New" w:hAnsi="Courier New" w:cs="Courier New"/>
+          <w:sz w:val="20"/>
+          <w:szCs w:val="20"/>
+          <w:lang w:val="en-US"/>
+        </w:rPr>
+        <w:t>t</w:t>
+      </w:r>
+      <w:r>
+        <w:rPr>
+          <w:rFonts w:ascii="Courier New" w:hAnsi="Courier New" w:cs="Courier New"/>
+          <w:sz w:val="20"/>
+          <w:szCs w:val="20"/>
+          <w:lang w:val="ru-RU"/>
+        </w:rPr>
+        <w:t xml:space="preserve"> - Виклик задач</w:t>
+      </w:r>
+      <w:r>
+        <w:rPr>
+          <w:rFonts w:ascii="Courier New" w:hAnsi="Courier New" w:cs="Courier New"/>
+          <w:sz w:val="20"/>
+          <w:szCs w:val="20"/>
+          <w:lang w:val="en-US"/>
+        </w:rPr>
+        <w:t>i</w:t>
+      </w:r>
+      <w:r>
+        <w:rPr>
+          <w:rFonts w:ascii="Courier New" w:hAnsi="Courier New" w:cs="Courier New"/>
+          <w:sz w:val="20"/>
+          <w:szCs w:val="20"/>
+          <w:lang w:val="ru-RU"/>
+        </w:rPr>
+        <w:t xml:space="preserve"> 8.1 (Обчислення функц</w:t>
+      </w:r>
+      <w:r>
+        <w:rPr>
+          <w:rFonts w:ascii="Courier New" w:hAnsi="Courier New" w:cs="Courier New"/>
+          <w:sz w:val="20"/>
+          <w:szCs w:val="20"/>
+          <w:lang w:val="en-US"/>
+        </w:rPr>
+        <w:t>i</w:t>
+      </w:r>
+      <w:r>
+        <w:rPr>
+          <w:rFonts w:ascii="Courier New" w:hAnsi="Courier New" w:cs="Courier New"/>
+          <w:sz w:val="20"/>
+          <w:szCs w:val="20"/>
+          <w:lang w:val="ru-RU"/>
+        </w:rPr>
+        <w:t xml:space="preserve">ї </w:t>
+      </w:r>
+      <w:r>
+        <w:rPr>
+          <w:rFonts w:ascii="Courier New" w:hAnsi="Courier New" w:cs="Courier New"/>
+          <w:sz w:val="20"/>
+          <w:szCs w:val="20"/>
+          <w:lang w:val="en-US"/>
+        </w:rPr>
+        <w:t>S</w:t>
+      </w:r>
+      <w:r>
+        <w:rPr>
+          <w:rFonts w:ascii="Courier New" w:hAnsi="Courier New" w:cs="Courier New"/>
+          <w:sz w:val="20"/>
+          <w:szCs w:val="20"/>
+          <w:lang w:val="ru-RU"/>
+        </w:rPr>
+        <w:t xml:space="preserve">)" &lt;&lt; </w:t>
+      </w:r>
+      <w:r>
+        <w:rPr>
+          <w:rFonts w:ascii="Courier New" w:hAnsi="Courier New" w:cs="Courier New"/>
+          <w:sz w:val="20"/>
+          <w:szCs w:val="20"/>
+          <w:lang w:val="en-US"/>
+        </w:rPr>
+        <w:t>endl</w:t>
+      </w:r>
+      <w:r>
+        <w:rPr>
+          <w:rFonts w:ascii="Courier New" w:hAnsi="Courier New" w:cs="Courier New"/>
+          <w:sz w:val="20"/>
+          <w:szCs w:val="20"/>
+          <w:lang w:val="ru-RU"/>
+        </w:rPr>
+        <w:t>;</w:t>
+      </w:r>
+    </w:p>
+    <w:p>
+      <w:pPr>
+        <w:rPr>
+          <w:rFonts w:ascii="Courier New" w:hAnsi="Courier New" w:cs="Courier New"/>
+          <w:sz w:val="20"/>
+          <w:szCs w:val="20"/>
+          <w:lang w:val="ru-RU"/>
+        </w:rPr>
+      </w:pPr>
+      <w:r>
+        <w:rPr>
+          <w:rFonts w:ascii="Courier New" w:hAnsi="Courier New" w:cs="Courier New"/>
+          <w:sz w:val="20"/>
+          <w:szCs w:val="20"/>
+          <w:lang w:val="ru-RU"/>
+        </w:rPr>
+        <w:t xml:space="preserve">        </w:t>
+      </w:r>
+      <w:r>
+        <w:rPr>
+          <w:rFonts w:ascii="Courier New" w:hAnsi="Courier New" w:cs="Courier New"/>
+          <w:sz w:val="20"/>
+          <w:szCs w:val="20"/>
+          <w:lang w:val="en-US"/>
+        </w:rPr>
+        <w:t>cout</w:t>
+      </w:r>
+      <w:r>
+        <w:rPr>
+          <w:rFonts w:ascii="Courier New" w:hAnsi="Courier New" w:cs="Courier New"/>
+          <w:sz w:val="20"/>
+          <w:szCs w:val="20"/>
+          <w:lang w:val="ru-RU"/>
+        </w:rPr>
+        <w:t xml:space="preserve"> &lt;&lt; "</w:t>
+      </w:r>
+      <w:r>
+        <w:rPr>
+          <w:rFonts w:ascii="Courier New" w:hAnsi="Courier New" w:cs="Courier New"/>
+          <w:sz w:val="20"/>
+          <w:szCs w:val="20"/>
+          <w:lang w:val="en-US"/>
+        </w:rPr>
+        <w:t>y</w:t>
+      </w:r>
+      <w:r>
+        <w:rPr>
+          <w:rFonts w:ascii="Courier New" w:hAnsi="Courier New" w:cs="Courier New"/>
+          <w:sz w:val="20"/>
+          <w:szCs w:val="20"/>
+          <w:lang w:val="ru-RU"/>
+        </w:rPr>
+        <w:t xml:space="preserve">, </w:t>
+      </w:r>
+      <w:r>
+        <w:rPr>
+          <w:rFonts w:ascii="Courier New" w:hAnsi="Courier New" w:cs="Courier New"/>
+          <w:sz w:val="20"/>
+          <w:szCs w:val="20"/>
+          <w:lang w:val="en-US"/>
+        </w:rPr>
+        <w:t>Y</w:t>
+      </w:r>
+      <w:r>
+        <w:rPr>
+          <w:rFonts w:ascii="Courier New" w:hAnsi="Courier New" w:cs="Courier New"/>
+          <w:sz w:val="20"/>
+          <w:szCs w:val="20"/>
+          <w:lang w:val="ru-RU"/>
+        </w:rPr>
+        <w:t>, н, Н - Вих</w:t>
+      </w:r>
+      <w:r>
+        <w:rPr>
+          <w:rFonts w:ascii="Courier New" w:hAnsi="Courier New" w:cs="Courier New"/>
+          <w:sz w:val="20"/>
+          <w:szCs w:val="20"/>
+          <w:lang w:val="en-US"/>
+        </w:rPr>
+        <w:t>i</w:t>
+      </w:r>
+      <w:r>
+        <w:rPr>
+          <w:rFonts w:ascii="Courier New" w:hAnsi="Courier New" w:cs="Courier New"/>
+          <w:sz w:val="20"/>
+          <w:szCs w:val="20"/>
+          <w:lang w:val="ru-RU"/>
+        </w:rPr>
+        <w:t xml:space="preserve">д з програми" &lt;&lt; </w:t>
+      </w:r>
+      <w:r>
+        <w:rPr>
+          <w:rFonts w:ascii="Courier New" w:hAnsi="Courier New" w:cs="Courier New"/>
+          <w:sz w:val="20"/>
+          <w:szCs w:val="20"/>
+          <w:lang w:val="en-US"/>
+        </w:rPr>
+        <w:t>endl</w:t>
+      </w:r>
+      <w:r>
+        <w:rPr>
+          <w:rFonts w:ascii="Courier New" w:hAnsi="Courier New" w:cs="Courier New"/>
+          <w:sz w:val="20"/>
+          <w:szCs w:val="20"/>
+          <w:lang w:val="ru-RU"/>
+        </w:rPr>
+        <w:t>;</w:t>
+      </w:r>
+    </w:p>
+    <w:p>
+      <w:pPr>
+        <w:rPr>
+          <w:rFonts w:ascii="Courier New" w:hAnsi="Courier New" w:cs="Courier New"/>
+          <w:sz w:val="20"/>
+          <w:szCs w:val="20"/>
+          <w:lang w:val="en-US"/>
+        </w:rPr>
+      </w:pPr>
+      <w:r>
+        <w:rPr>
+          <w:rFonts w:ascii="Courier New" w:hAnsi="Courier New" w:cs="Courier New"/>
+          <w:sz w:val="20"/>
+          <w:szCs w:val="20"/>
+          <w:lang w:val="ru-RU"/>
+        </w:rPr>
+        <w:t xml:space="preserve">        </w:t>
+      </w:r>
+      <w:r>
+        <w:rPr>
+          <w:rFonts w:ascii="Courier New" w:hAnsi="Courier New" w:cs="Courier New"/>
+          <w:sz w:val="20"/>
+          <w:szCs w:val="20"/>
+          <w:lang w:val="en-US"/>
+        </w:rPr>
+        <w:t>cout &lt;&lt; "==============================================" &lt;&lt; endl;</w:t>
+      </w:r>
+    </w:p>
+    <w:p>
+      <w:pPr>
+        <w:rPr>
+          <w:rFonts w:ascii="Courier New" w:hAnsi="Courier New" w:cs="Courier New"/>
+          <w:sz w:val="20"/>
+          <w:szCs w:val="20"/>
+          <w:lang w:val="en-US"/>
+        </w:rPr>
+      </w:pPr>
+      <w:r>
+        <w:rPr>
+          <w:rFonts w:ascii="Courier New" w:hAnsi="Courier New" w:cs="Courier New"/>
+          <w:sz w:val="20"/>
+          <w:szCs w:val="20"/>
+          <w:lang w:val="en-US"/>
+        </w:rPr>
+        <w:t xml:space="preserve">        cout &lt;&lt; "Ваш вибiр: ";</w:t>
+      </w:r>
+    </w:p>
+    <w:p>
+      <w:pPr>
+        <w:rPr>
+          <w:rFonts w:ascii="Courier New" w:hAnsi="Courier New" w:cs="Courier New"/>
+          <w:sz w:val="20"/>
+          <w:szCs w:val="20"/>
+          <w:lang w:val="en-US"/>
+        </w:rPr>
+      </w:pPr>
+      <w:r>
+        <w:rPr>
+          <w:rFonts w:ascii="Courier New" w:hAnsi="Courier New" w:cs="Courier New"/>
+          <w:sz w:val="20"/>
+          <w:szCs w:val="20"/>
+          <w:lang w:val="en-US"/>
+        </w:rPr>
+        <w:t xml:space="preserve">        cin &gt;&gt; choice;</w:t>
+      </w:r>
+    </w:p>
+    <w:p>
+      <w:pPr>
+        <w:rPr>
+          <w:rFonts w:ascii="Courier New" w:hAnsi="Courier New" w:cs="Courier New"/>
+          <w:sz w:val="20"/>
+          <w:szCs w:val="20"/>
+          <w:lang w:val="en-US"/>
+        </w:rPr>
+      </w:pPr>
+    </w:p>
+    <w:p>
+      <w:pPr>
+        <w:rPr>
+          <w:rFonts w:ascii="Courier New" w:hAnsi="Courier New" w:cs="Courier New"/>
+          <w:sz w:val="20"/>
+          <w:szCs w:val="20"/>
+          <w:lang w:val="en-US"/>
+        </w:rPr>
+      </w:pPr>
+      <w:r>
+        <w:rPr>
+          <w:rFonts w:ascii="Courier New" w:hAnsi="Courier New" w:cs="Courier New"/>
+          <w:sz w:val="20"/>
+          <w:szCs w:val="20"/>
+          <w:lang w:val="en-US"/>
+        </w:rPr>
+        <w:t xml:space="preserve">        switch (choice) {</w:t>
+      </w:r>
+    </w:p>
+    <w:p>
+      <w:pPr>
+        <w:rPr>
+          <w:rFonts w:ascii="Courier New" w:hAnsi="Courier New" w:cs="Courier New"/>
+          <w:sz w:val="20"/>
+          <w:szCs w:val="20"/>
+          <w:lang w:val="en-US"/>
+        </w:rPr>
+      </w:pPr>
+      <w:r>
+        <w:rPr>
+          <w:rFonts w:ascii="Courier New" w:hAnsi="Courier New" w:cs="Courier New"/>
+          <w:sz w:val="20"/>
+          <w:szCs w:val="20"/>
+          <w:lang w:val="en-US"/>
+        </w:rPr>
+        <w:t xml:space="preserve">            case 'q': {</w:t>
+      </w:r>
+    </w:p>
+    <w:p>
+      <w:pPr>
+        <w:rPr>
+          <w:rFonts w:ascii="Courier New" w:hAnsi="Courier New" w:cs="Courier New"/>
+          <w:sz w:val="20"/>
+          <w:szCs w:val="20"/>
+          <w:lang w:val="en-US"/>
+        </w:rPr>
+      </w:pPr>
+      <w:r>
+        <w:rPr>
+          <w:rFonts w:ascii="Courier New" w:hAnsi="Courier New" w:cs="Courier New"/>
+          <w:sz w:val="20"/>
+          <w:szCs w:val="20"/>
+          <w:lang w:val="en-US"/>
+        </w:rPr>
+        <w:t xml:space="preserve">                int grade;</w:t>
+      </w:r>
+    </w:p>
+    <w:p>
+      <w:pPr>
+        <w:rPr>
+          <w:rFonts w:ascii="Courier New" w:hAnsi="Courier New" w:cs="Courier New"/>
+          <w:sz w:val="20"/>
+          <w:szCs w:val="20"/>
+          <w:lang w:val="en-US"/>
+        </w:rPr>
+      </w:pPr>
+      <w:r>
+        <w:rPr>
+          <w:rFonts w:ascii="Courier New" w:hAnsi="Courier New" w:cs="Courier New"/>
+          <w:sz w:val="20"/>
+          <w:szCs w:val="20"/>
+          <w:lang w:val="en-US"/>
+        </w:rPr>
+        <w:t xml:space="preserve">                cout &lt;&lt; "\n--- Задача 9.1 ---" &lt;&lt; endl;</w:t>
+      </w:r>
+    </w:p>
+    <w:p>
+      <w:pPr>
+        <w:rPr>
+          <w:rFonts w:ascii="Courier New" w:hAnsi="Courier New" w:cs="Courier New"/>
+          <w:sz w:val="20"/>
+          <w:szCs w:val="20"/>
+          <w:lang w:val="ru-RU"/>
+        </w:rPr>
+      </w:pPr>
+      <w:r>
+        <w:rPr>
+          <w:rFonts w:ascii="Courier New" w:hAnsi="Courier New" w:cs="Courier New"/>
+          <w:sz w:val="20"/>
+          <w:szCs w:val="20"/>
+          <w:lang w:val="en-US"/>
+        </w:rPr>
+        <w:t xml:space="preserve">                cout</w:t>
+      </w:r>
+      <w:r>
+        <w:rPr>
+          <w:rFonts w:ascii="Courier New" w:hAnsi="Courier New" w:cs="Courier New"/>
+          <w:sz w:val="20"/>
+          <w:szCs w:val="20"/>
+          <w:lang w:val="ru-RU"/>
+        </w:rPr>
+        <w:t xml:space="preserve"> &lt;&lt; "Введ</w:t>
+      </w:r>
+      <w:r>
+        <w:rPr>
+          <w:rFonts w:ascii="Courier New" w:hAnsi="Courier New" w:cs="Courier New"/>
+          <w:sz w:val="20"/>
+          <w:szCs w:val="20"/>
+          <w:lang w:val="en-US"/>
+        </w:rPr>
+        <w:t>i</w:t>
+      </w:r>
+      <w:r>
+        <w:rPr>
+          <w:rFonts w:ascii="Courier New" w:hAnsi="Courier New" w:cs="Courier New"/>
+          <w:sz w:val="20"/>
+          <w:szCs w:val="20"/>
+          <w:lang w:val="ru-RU"/>
+        </w:rPr>
+        <w:t>ть бал стану моря (0-9): ";</w:t>
+      </w:r>
+    </w:p>
+    <w:p>
+      <w:pPr>
+        <w:rPr>
+          <w:rFonts w:ascii="Courier New" w:hAnsi="Courier New" w:cs="Courier New"/>
+          <w:sz w:val="20"/>
+          <w:szCs w:val="20"/>
+          <w:lang w:val="ru-RU"/>
+        </w:rPr>
+      </w:pPr>
+      <w:r>
+        <w:rPr>
+          <w:rFonts w:ascii="Courier New" w:hAnsi="Courier New" w:cs="Courier New"/>
+          <w:sz w:val="20"/>
+          <w:szCs w:val="20"/>
+          <w:lang w:val="ru-RU"/>
+        </w:rPr>
+        <w:t xml:space="preserve">                </w:t>
+      </w:r>
+      <w:r>
+        <w:rPr>
+          <w:rFonts w:ascii="Courier New" w:hAnsi="Courier New" w:cs="Courier New"/>
+          <w:sz w:val="20"/>
+          <w:szCs w:val="20"/>
+          <w:lang w:val="en-US"/>
+        </w:rPr>
+        <w:t>cin</w:t>
+      </w:r>
+      <w:r>
+        <w:rPr>
+          <w:rFonts w:ascii="Courier New" w:hAnsi="Courier New" w:cs="Courier New"/>
+          <w:sz w:val="20"/>
+          <w:szCs w:val="20"/>
+          <w:lang w:val="ru-RU"/>
+        </w:rPr>
+        <w:t xml:space="preserve"> &gt;&gt; </w:t>
+      </w:r>
+      <w:r>
+        <w:rPr>
+          <w:rFonts w:ascii="Courier New" w:hAnsi="Courier New" w:cs="Courier New"/>
+          <w:sz w:val="20"/>
+          <w:szCs w:val="20"/>
+          <w:lang w:val="en-US"/>
+        </w:rPr>
+        <w:t>grade</w:t>
+      </w:r>
+      <w:r>
+        <w:rPr>
+          <w:rFonts w:ascii="Courier New" w:hAnsi="Courier New" w:cs="Courier New"/>
+          <w:sz w:val="20"/>
+          <w:szCs w:val="20"/>
+          <w:lang w:val="ru-RU"/>
+        </w:rPr>
+        <w:t>;</w:t>
+      </w:r>
+    </w:p>
+    <w:p>
+      <w:pPr>
+        <w:rPr>
+          <w:rFonts w:ascii="Courier New" w:hAnsi="Courier New" w:cs="Courier New"/>
+          <w:sz w:val="20"/>
+          <w:szCs w:val="20"/>
+          <w:lang w:val="ru-RU"/>
+        </w:rPr>
+      </w:pPr>
+      <w:r>
+        <w:rPr>
+          <w:rFonts w:ascii="Courier New" w:hAnsi="Courier New" w:cs="Courier New"/>
+          <w:sz w:val="20"/>
+          <w:szCs w:val="20"/>
+          <w:lang w:val="ru-RU"/>
+        </w:rPr>
+        <w:t xml:space="preserve">                </w:t>
+      </w:r>
+      <w:r>
+        <w:rPr>
+          <w:rFonts w:ascii="Courier New" w:hAnsi="Courier New" w:cs="Courier New"/>
+          <w:sz w:val="20"/>
+          <w:szCs w:val="20"/>
+          <w:lang w:val="en-US"/>
+        </w:rPr>
+        <w:t>task</w:t>
+      </w:r>
+      <w:r>
+        <w:rPr>
+          <w:rFonts w:ascii="Courier New" w:hAnsi="Courier New" w:cs="Courier New"/>
+          <w:sz w:val="20"/>
+          <w:szCs w:val="20"/>
+          <w:lang w:val="ru-RU"/>
+        </w:rPr>
+        <w:t>_9_1(</w:t>
+      </w:r>
+      <w:r>
+        <w:rPr>
+          <w:rFonts w:ascii="Courier New" w:hAnsi="Courier New" w:cs="Courier New"/>
+          <w:sz w:val="20"/>
+          <w:szCs w:val="20"/>
+          <w:lang w:val="en-US"/>
+        </w:rPr>
+        <w:t>grade</w:t>
+      </w:r>
+      <w:r>
+        <w:rPr>
+          <w:rFonts w:ascii="Courier New" w:hAnsi="Courier New" w:cs="Courier New"/>
+          <w:sz w:val="20"/>
+          <w:szCs w:val="20"/>
+          <w:lang w:val="ru-RU"/>
+        </w:rPr>
+        <w:t xml:space="preserve">); </w:t>
+      </w:r>
+    </w:p>
+    <w:p>
+      <w:pPr>
+        <w:rPr>
+          <w:rFonts w:ascii="Courier New" w:hAnsi="Courier New" w:cs="Courier New"/>
+          <w:sz w:val="20"/>
+          <w:szCs w:val="20"/>
+          <w:lang w:val="en-US"/>
+        </w:rPr>
+      </w:pPr>
+      <w:r>
+        <w:rPr>
+          <w:rFonts w:ascii="Courier New" w:hAnsi="Courier New" w:cs="Courier New"/>
+          <w:sz w:val="20"/>
+          <w:szCs w:val="20"/>
+          <w:lang w:val="ru-RU"/>
+        </w:rPr>
+        <w:t xml:space="preserve">                </w:t>
+      </w:r>
+      <w:r>
+        <w:rPr>
+          <w:rFonts w:ascii="Courier New" w:hAnsi="Courier New" w:cs="Courier New"/>
+          <w:sz w:val="20"/>
+          <w:szCs w:val="20"/>
+          <w:lang w:val="en-US"/>
+        </w:rPr>
+        <w:t>break;</w:t>
+      </w:r>
+    </w:p>
+    <w:p>
+      <w:pPr>
+        <w:rPr>
+          <w:rFonts w:ascii="Courier New" w:hAnsi="Courier New" w:cs="Courier New"/>
+          <w:sz w:val="20"/>
+          <w:szCs w:val="20"/>
+          <w:lang w:val="en-US"/>
+        </w:rPr>
+      </w:pPr>
+      <w:r>
+        <w:rPr>
+          <w:rFonts w:ascii="Courier New" w:hAnsi="Courier New" w:cs="Courier New"/>
+          <w:sz w:val="20"/>
+          <w:szCs w:val="20"/>
+          <w:lang w:val="en-US"/>
+        </w:rPr>
+        <w:t xml:space="preserve">            }</w:t>
+      </w:r>
+    </w:p>
+    <w:p>
+      <w:pPr>
+        <w:rPr>
+          <w:rFonts w:ascii="Courier New" w:hAnsi="Courier New" w:cs="Courier New"/>
+          <w:sz w:val="20"/>
+          <w:szCs w:val="20"/>
+          <w:lang w:val="en-US"/>
+        </w:rPr>
+      </w:pPr>
+      <w:r>
+        <w:rPr>
+          <w:rFonts w:ascii="Courier New" w:hAnsi="Courier New" w:cs="Courier New"/>
+          <w:sz w:val="20"/>
+          <w:szCs w:val="20"/>
+          <w:lang w:val="en-US"/>
+        </w:rPr>
+        <w:t xml:space="preserve">            case 'e': {</w:t>
+      </w:r>
+    </w:p>
+    <w:p>
+      <w:pPr>
+        <w:rPr>
+          <w:rFonts w:ascii="Courier New" w:hAnsi="Courier New" w:cs="Courier New"/>
+          <w:sz w:val="20"/>
+          <w:szCs w:val="20"/>
+          <w:lang w:val="en-US"/>
+        </w:rPr>
+      </w:pPr>
+      <w:r>
+        <w:rPr>
+          <w:rFonts w:ascii="Courier New" w:hAnsi="Courier New" w:cs="Courier New"/>
+          <w:sz w:val="20"/>
+          <w:szCs w:val="20"/>
+          <w:lang w:val="en-US"/>
+        </w:rPr>
+        <w:t xml:space="preserve">                int n;</w:t>
+      </w:r>
+    </w:p>
+    <w:p>
+      <w:pPr>
+        <w:rPr>
+          <w:rFonts w:ascii="Courier New" w:hAnsi="Courier New" w:cs="Courier New"/>
+          <w:sz w:val="20"/>
+          <w:szCs w:val="20"/>
+          <w:lang w:val="en-US"/>
+        </w:rPr>
+      </w:pPr>
+      <w:r>
+        <w:rPr>
+          <w:rFonts w:ascii="Courier New" w:hAnsi="Courier New" w:cs="Courier New"/>
+          <w:sz w:val="20"/>
+          <w:szCs w:val="20"/>
+          <w:lang w:val="en-US"/>
+        </w:rPr>
+        <w:t xml:space="preserve">                cout &lt;&lt; "\n--- Задача 9.2 ---" &lt;&lt; endl;</w:t>
+      </w:r>
+    </w:p>
+    <w:p>
+      <w:pPr>
+        <w:rPr>
+          <w:rFonts w:ascii="Courier New" w:hAnsi="Courier New" w:cs="Courier New"/>
+          <w:sz w:val="20"/>
+          <w:szCs w:val="20"/>
+          <w:lang w:val="en-US"/>
+        </w:rPr>
+      </w:pPr>
+      <w:r>
+        <w:rPr>
+          <w:rFonts w:ascii="Courier New" w:hAnsi="Courier New" w:cs="Courier New"/>
+          <w:sz w:val="20"/>
+          <w:szCs w:val="20"/>
+          <w:lang w:val="en-US"/>
+        </w:rPr>
+        <w:t xml:space="preserve">                cout &lt;&lt; "Введiть кiлькiсть чисел (n): ";</w:t>
+      </w:r>
+    </w:p>
+    <w:p>
+      <w:pPr>
+        <w:rPr>
+          <w:rFonts w:ascii="Courier New" w:hAnsi="Courier New" w:cs="Courier New"/>
+          <w:sz w:val="20"/>
+          <w:szCs w:val="20"/>
+          <w:lang w:val="en-US"/>
+        </w:rPr>
+      </w:pPr>
+      <w:r>
+        <w:rPr>
+          <w:rFonts w:ascii="Courier New" w:hAnsi="Courier New" w:cs="Courier New"/>
+          <w:sz w:val="20"/>
+          <w:szCs w:val="20"/>
+          <w:lang w:val="en-US"/>
+        </w:rPr>
+        <w:t xml:space="preserve">                cin &gt;&gt; n;</w:t>
+      </w:r>
+    </w:p>
+    <w:p>
+      <w:pPr>
+        <w:rPr>
+          <w:rFonts w:ascii="Courier New" w:hAnsi="Courier New" w:cs="Courier New"/>
+          <w:sz w:val="20"/>
+          <w:szCs w:val="20"/>
+          <w:lang w:val="en-US"/>
+        </w:rPr>
+      </w:pPr>
+      <w:r>
+        <w:rPr>
+          <w:rFonts w:ascii="Courier New" w:hAnsi="Courier New" w:cs="Courier New"/>
+          <w:sz w:val="20"/>
+          <w:szCs w:val="20"/>
+          <w:lang w:val="en-US"/>
+        </w:rPr>
+        <w:t xml:space="preserve">                task_9_2(n); </w:t>
+      </w:r>
+    </w:p>
+    <w:p>
+      <w:pPr>
+        <w:rPr>
+          <w:rFonts w:ascii="Courier New" w:hAnsi="Courier New" w:cs="Courier New"/>
+          <w:sz w:val="20"/>
+          <w:szCs w:val="20"/>
+          <w:lang w:val="en-US"/>
+        </w:rPr>
+      </w:pPr>
+      <w:r>
+        <w:rPr>
+          <w:rFonts w:ascii="Courier New" w:hAnsi="Courier New" w:cs="Courier New"/>
+          <w:sz w:val="20"/>
+          <w:szCs w:val="20"/>
+          <w:lang w:val="en-US"/>
+        </w:rPr>
+        <w:t xml:space="preserve">                break;</w:t>
+      </w:r>
+    </w:p>
+    <w:p>
+      <w:pPr>
+        <w:rPr>
+          <w:rFonts w:ascii="Courier New" w:hAnsi="Courier New" w:cs="Courier New"/>
+          <w:sz w:val="20"/>
+          <w:szCs w:val="20"/>
+          <w:lang w:val="en-US"/>
+        </w:rPr>
+      </w:pPr>
+      <w:r>
+        <w:rPr>
+          <w:rFonts w:ascii="Courier New" w:hAnsi="Courier New" w:cs="Courier New"/>
+          <w:sz w:val="20"/>
+          <w:szCs w:val="20"/>
+          <w:lang w:val="en-US"/>
+        </w:rPr>
+        <w:t xml:space="preserve">            }</w:t>
+      </w:r>
+    </w:p>
+    <w:p>
+      <w:pPr>
+        <w:rPr>
+          <w:rFonts w:ascii="Courier New" w:hAnsi="Courier New" w:cs="Courier New"/>
+          <w:sz w:val="20"/>
+          <w:szCs w:val="20"/>
+          <w:lang w:val="en-US"/>
+        </w:rPr>
+      </w:pPr>
+      <w:r>
+        <w:rPr>
+          <w:rFonts w:ascii="Courier New" w:hAnsi="Courier New" w:cs="Courier New"/>
+          <w:sz w:val="20"/>
+          <w:szCs w:val="20"/>
+          <w:lang w:val="en-US"/>
+        </w:rPr>
+        <w:t xml:space="preserve">            case 'r': {</w:t>
+      </w:r>
+    </w:p>
+    <w:p>
+      <w:pPr>
+        <w:rPr>
+          <w:rFonts w:ascii="Courier New" w:hAnsi="Courier New" w:cs="Courier New"/>
+          <w:sz w:val="20"/>
+          <w:szCs w:val="20"/>
+          <w:lang w:val="en-US"/>
+        </w:rPr>
+      </w:pPr>
+      <w:r>
+        <w:rPr>
+          <w:rFonts w:ascii="Courier New" w:hAnsi="Courier New" w:cs="Courier New"/>
+          <w:sz w:val="20"/>
+          <w:szCs w:val="20"/>
+          <w:lang w:val="en-US"/>
+        </w:rPr>
+        <w:t xml:space="preserve">                unsigned int N;</w:t>
+      </w:r>
+    </w:p>
+    <w:p>
+      <w:pPr>
+        <w:rPr>
+          <w:rFonts w:ascii="Courier New" w:hAnsi="Courier New" w:cs="Courier New"/>
+          <w:sz w:val="20"/>
+          <w:szCs w:val="20"/>
+          <w:lang w:val="en-US"/>
+        </w:rPr>
+      </w:pPr>
+      <w:r>
+        <w:rPr>
+          <w:rFonts w:ascii="Courier New" w:hAnsi="Courier New" w:cs="Courier New"/>
+          <w:sz w:val="20"/>
+          <w:szCs w:val="20"/>
+          <w:lang w:val="en-US"/>
+        </w:rPr>
+        <w:t xml:space="preserve">                cout &lt;&lt; "\n--- Задача 9.3 ---" &lt;&lt; endl;</w:t>
+      </w:r>
+    </w:p>
+    <w:p>
+      <w:pPr>
+        <w:rPr>
+          <w:rFonts w:ascii="Courier New" w:hAnsi="Courier New" w:cs="Courier New"/>
+          <w:sz w:val="20"/>
+          <w:szCs w:val="20"/>
+          <w:lang w:val="en-US"/>
+        </w:rPr>
+      </w:pPr>
+      <w:r>
+        <w:rPr>
+          <w:rFonts w:ascii="Courier New" w:hAnsi="Courier New" w:cs="Courier New"/>
+          <w:sz w:val="20"/>
+          <w:szCs w:val="20"/>
+          <w:lang w:val="en-US"/>
+        </w:rPr>
+        <w:t xml:space="preserve">                cout &lt;&lt; "Введiть число N: ";</w:t>
+      </w:r>
+    </w:p>
+    <w:p>
+      <w:pPr>
+        <w:rPr>
+          <w:rFonts w:ascii="Courier New" w:hAnsi="Courier New" w:cs="Courier New"/>
+          <w:sz w:val="20"/>
+          <w:szCs w:val="20"/>
+          <w:lang w:val="en-US"/>
+        </w:rPr>
+      </w:pPr>
+      <w:r>
+        <w:rPr>
+          <w:rFonts w:ascii="Courier New" w:hAnsi="Courier New" w:cs="Courier New"/>
+          <w:sz w:val="20"/>
+          <w:szCs w:val="20"/>
+          <w:lang w:val="en-US"/>
+        </w:rPr>
+        <w:lastRenderedPageBreak/>
+        <w:t xml:space="preserve">                cin &gt;&gt; N;</w:t>
+      </w:r>
+    </w:p>
+    <w:p>
+      <w:pPr>
+        <w:rPr>
+          <w:rFonts w:ascii="Courier New" w:hAnsi="Courier New" w:cs="Courier New"/>
+          <w:sz w:val="20"/>
+          <w:szCs w:val="20"/>
+          <w:lang w:val="en-US"/>
+        </w:rPr>
+      </w:pPr>
+      <w:r>
+        <w:rPr>
+          <w:rFonts w:ascii="Courier New" w:hAnsi="Courier New" w:cs="Courier New"/>
+          <w:sz w:val="20"/>
+          <w:szCs w:val="20"/>
+          <w:lang w:val="en-US"/>
+        </w:rPr>
+        <w:t xml:space="preserve">                int res = task_9_3(N);</w:t>
+      </w:r>
+    </w:p>
+    <w:p>
+      <w:pPr>
+        <w:rPr>
+          <w:rFonts w:ascii="Courier New" w:hAnsi="Courier New" w:cs="Courier New"/>
+          <w:sz w:val="20"/>
+          <w:szCs w:val="20"/>
+          <w:lang w:val="en-US"/>
+        </w:rPr>
+      </w:pPr>
+      <w:r>
+        <w:rPr>
+          <w:rFonts w:ascii="Courier New" w:hAnsi="Courier New" w:cs="Courier New"/>
+          <w:sz w:val="20"/>
+          <w:szCs w:val="20"/>
+          <w:lang w:val="en-US"/>
+        </w:rPr>
+        <w:t xml:space="preserve">                if (res == -1) {</w:t>
+      </w:r>
+    </w:p>
+    <w:p>
+      <w:pPr>
+        <w:rPr>
+          <w:rFonts w:ascii="Courier New" w:hAnsi="Courier New" w:cs="Courier New"/>
+          <w:sz w:val="20"/>
+          <w:szCs w:val="20"/>
+          <w:lang w:val="en-US"/>
+        </w:rPr>
+      </w:pPr>
+      <w:r>
+        <w:rPr>
+          <w:rFonts w:ascii="Courier New" w:hAnsi="Courier New" w:cs="Courier New"/>
+          <w:sz w:val="20"/>
+          <w:szCs w:val="20"/>
+          <w:lang w:val="en-US"/>
+        </w:rPr>
+        <w:t xml:space="preserve">                    cout &lt;&lt; "\aПомилка: число поза ОДЗ (має бути &lt;= 70700)!" &lt;&lt; endl;</w:t>
+      </w:r>
+    </w:p>
+    <w:p>
+      <w:pPr>
+        <w:rPr>
+          <w:rFonts w:ascii="Courier New" w:hAnsi="Courier New" w:cs="Courier New"/>
+          <w:sz w:val="20"/>
+          <w:szCs w:val="20"/>
+          <w:lang w:val="en-US"/>
+        </w:rPr>
+      </w:pPr>
+      <w:r>
+        <w:rPr>
+          <w:rFonts w:ascii="Courier New" w:hAnsi="Courier New" w:cs="Courier New"/>
+          <w:sz w:val="20"/>
+          <w:szCs w:val="20"/>
+          <w:lang w:val="en-US"/>
+        </w:rPr>
+        <w:t xml:space="preserve">                } else {</w:t>
+      </w:r>
+    </w:p>
+    <w:p>
+      <w:pPr>
+        <w:rPr>
+          <w:rFonts w:ascii="Courier New" w:hAnsi="Courier New" w:cs="Courier New"/>
+          <w:sz w:val="20"/>
+          <w:szCs w:val="20"/>
+          <w:lang w:val="en-US"/>
+        </w:rPr>
+      </w:pPr>
+      <w:r>
+        <w:rPr>
+          <w:rFonts w:ascii="Courier New" w:hAnsi="Courier New" w:cs="Courier New"/>
+          <w:sz w:val="20"/>
+          <w:szCs w:val="20"/>
+          <w:lang w:val="en-US"/>
+        </w:rPr>
+        <w:t xml:space="preserve">                    cout &lt;&lt; "Результат: " &lt;&lt; res &lt;&lt; endl;</w:t>
+      </w:r>
+    </w:p>
+    <w:p>
+      <w:pPr>
+        <w:rPr>
+          <w:rFonts w:ascii="Courier New" w:hAnsi="Courier New" w:cs="Courier New"/>
+          <w:sz w:val="20"/>
+          <w:szCs w:val="20"/>
+          <w:lang w:val="en-US"/>
+        </w:rPr>
+      </w:pPr>
+      <w:r>
+        <w:rPr>
+          <w:rFonts w:ascii="Courier New" w:hAnsi="Courier New" w:cs="Courier New"/>
+          <w:sz w:val="20"/>
+          <w:szCs w:val="20"/>
+          <w:lang w:val="en-US"/>
+        </w:rPr>
+        <w:t xml:space="preserve">                }</w:t>
+      </w:r>
+    </w:p>
+    <w:p>
+      <w:pPr>
+        <w:rPr>
+          <w:rFonts w:ascii="Courier New" w:hAnsi="Courier New" w:cs="Courier New"/>
+          <w:sz w:val="20"/>
+          <w:szCs w:val="20"/>
+          <w:lang w:val="en-US"/>
+        </w:rPr>
+      </w:pPr>
+      <w:r>
+        <w:rPr>
+          <w:rFonts w:ascii="Courier New" w:hAnsi="Courier New" w:cs="Courier New"/>
+          <w:sz w:val="20"/>
+          <w:szCs w:val="20"/>
+          <w:lang w:val="en-US"/>
+        </w:rPr>
+        <w:t xml:space="preserve">                break;</w:t>
+      </w:r>
+    </w:p>
+    <w:p>
+      <w:pPr>
+        <w:rPr>
+          <w:rFonts w:ascii="Courier New" w:hAnsi="Courier New" w:cs="Courier New"/>
+          <w:sz w:val="20"/>
+          <w:szCs w:val="20"/>
+          <w:lang w:val="en-US"/>
+        </w:rPr>
+      </w:pPr>
+      <w:r>
+        <w:rPr>
+          <w:rFonts w:ascii="Courier New" w:hAnsi="Courier New" w:cs="Courier New"/>
+          <w:sz w:val="20"/>
+          <w:szCs w:val="20"/>
+          <w:lang w:val="en-US"/>
+        </w:rPr>
+        <w:t xml:space="preserve">            }</w:t>
+      </w:r>
+    </w:p>
+    <w:p>
+      <w:pPr>
+        <w:rPr>
+          <w:rFonts w:ascii="Courier New" w:hAnsi="Courier New" w:cs="Courier New"/>
+          <w:sz w:val="20"/>
+          <w:szCs w:val="20"/>
+          <w:lang w:val="en-US"/>
+        </w:rPr>
+      </w:pPr>
+      <w:r>
+        <w:rPr>
+          <w:rFonts w:ascii="Courier New" w:hAnsi="Courier New" w:cs="Courier New"/>
+          <w:sz w:val="20"/>
+          <w:szCs w:val="20"/>
+          <w:lang w:val="en-US"/>
+        </w:rPr>
+        <w:t xml:space="preserve">            case 't': {</w:t>
+      </w:r>
+    </w:p>
+    <w:p>
+      <w:pPr>
+        <w:rPr>
+          <w:rFonts w:ascii="Courier New" w:hAnsi="Courier New" w:cs="Courier New"/>
+          <w:sz w:val="20"/>
+          <w:szCs w:val="20"/>
+          <w:lang w:val="en-US"/>
+        </w:rPr>
+      </w:pPr>
+      <w:r>
+        <w:rPr>
+          <w:rFonts w:ascii="Courier New" w:hAnsi="Courier New" w:cs="Courier New"/>
+          <w:sz w:val="20"/>
+          <w:szCs w:val="20"/>
+          <w:lang w:val="en-US"/>
+        </w:rPr>
+        <w:t xml:space="preserve">                double x, y, z;</w:t>
+      </w:r>
+    </w:p>
+    <w:p>
+      <w:pPr>
+        <w:rPr>
+          <w:rFonts w:ascii="Courier New" w:hAnsi="Courier New" w:cs="Courier New"/>
+          <w:sz w:val="20"/>
+          <w:szCs w:val="20"/>
+          <w:lang w:val="en-US"/>
+        </w:rPr>
+      </w:pPr>
+      <w:r>
+        <w:rPr>
+          <w:rFonts w:ascii="Courier New" w:hAnsi="Courier New" w:cs="Courier New"/>
+          <w:sz w:val="20"/>
+          <w:szCs w:val="20"/>
+          <w:lang w:val="en-US"/>
+        </w:rPr>
+        <w:t xml:space="preserve">                cout &lt;&lt; "\n--- Задача 8.1 ---" &lt;&lt; endl;</w:t>
+      </w:r>
+    </w:p>
+    <w:p>
+      <w:pPr>
+        <w:rPr>
+          <w:rFonts w:ascii="Courier New" w:hAnsi="Courier New" w:cs="Courier New"/>
+          <w:sz w:val="20"/>
+          <w:szCs w:val="20"/>
+          <w:lang w:val="en-US"/>
+        </w:rPr>
+      </w:pPr>
+      <w:r>
+        <w:rPr>
+          <w:rFonts w:ascii="Courier New" w:hAnsi="Courier New" w:cs="Courier New"/>
+          <w:sz w:val="20"/>
+          <w:szCs w:val="20"/>
+          <w:lang w:val="en-US"/>
+        </w:rPr>
+        <w:t xml:space="preserve">                cout &lt;&lt; "Введiть x, y, z: ";</w:t>
+      </w:r>
+    </w:p>
+    <w:p>
+      <w:pPr>
+        <w:rPr>
+          <w:rFonts w:ascii="Courier New" w:hAnsi="Courier New" w:cs="Courier New"/>
+          <w:sz w:val="20"/>
+          <w:szCs w:val="20"/>
+          <w:lang w:val="en-US"/>
+        </w:rPr>
+      </w:pPr>
+      <w:r>
+        <w:rPr>
+          <w:rFonts w:ascii="Courier New" w:hAnsi="Courier New" w:cs="Courier New"/>
+          <w:sz w:val="20"/>
+          <w:szCs w:val="20"/>
+          <w:lang w:val="en-US"/>
+        </w:rPr>
+        <w:t xml:space="preserve">                cin &gt;&gt; x &gt;&gt; y &gt;&gt; z;</w:t>
+      </w:r>
+    </w:p>
+    <w:p>
+      <w:pPr>
+        <w:rPr>
+          <w:rFonts w:ascii="Courier New" w:hAnsi="Courier New" w:cs="Courier New"/>
+          <w:sz w:val="20"/>
+          <w:szCs w:val="20"/>
+          <w:lang w:val="en-US"/>
+        </w:rPr>
+      </w:pPr>
+      <w:r>
+        <w:rPr>
+          <w:rFonts w:ascii="Courier New" w:hAnsi="Courier New" w:cs="Courier New"/>
+          <w:sz w:val="20"/>
+          <w:szCs w:val="20"/>
+          <w:lang w:val="en-US"/>
+        </w:rPr>
+        <w:t xml:space="preserve">                cout &lt;&lt; "Результат S = " &lt;&lt; s_calculation(x, y, z) &lt;&lt; endl; </w:t>
+      </w:r>
+    </w:p>
+    <w:p>
+      <w:pPr>
+        <w:rPr>
+          <w:rFonts w:ascii="Courier New" w:hAnsi="Courier New" w:cs="Courier New"/>
+          <w:sz w:val="20"/>
+          <w:szCs w:val="20"/>
+          <w:lang w:val="en-US"/>
+        </w:rPr>
+      </w:pPr>
+      <w:r>
+        <w:rPr>
+          <w:rFonts w:ascii="Courier New" w:hAnsi="Courier New" w:cs="Courier New"/>
+          <w:sz w:val="20"/>
+          <w:szCs w:val="20"/>
+          <w:lang w:val="en-US"/>
+        </w:rPr>
+        <w:t xml:space="preserve">                break;</w:t>
+      </w:r>
+    </w:p>
+    <w:p>
+      <w:pPr>
+        <w:rPr>
+          <w:rFonts w:ascii="Courier New" w:hAnsi="Courier New" w:cs="Courier New"/>
+          <w:sz w:val="20"/>
+          <w:szCs w:val="20"/>
+          <w:lang w:val="en-US"/>
+        </w:rPr>
+      </w:pPr>
+      <w:r>
+        <w:rPr>
+          <w:rFonts w:ascii="Courier New" w:hAnsi="Courier New" w:cs="Courier New"/>
+          <w:sz w:val="20"/>
+          <w:szCs w:val="20"/>
+          <w:lang w:val="en-US"/>
+        </w:rPr>
+        <w:t xml:space="preserve">            }</w:t>
+      </w:r>
+    </w:p>
+    <w:p>
+      <w:pPr>
+        <w:rPr>
+          <w:rFonts w:ascii="Courier New" w:hAnsi="Courier New" w:cs="Courier New"/>
+          <w:sz w:val="20"/>
+          <w:szCs w:val="20"/>
+          <w:lang w:val="en-US"/>
+        </w:rPr>
+      </w:pPr>
+      <w:r>
+        <w:rPr>
+          <w:rFonts w:ascii="Courier New" w:hAnsi="Courier New" w:cs="Courier New"/>
+          <w:sz w:val="20"/>
+          <w:szCs w:val="20"/>
+          <w:lang w:val="en-US"/>
+        </w:rPr>
+        <w:t xml:space="preserve">            case 'y':</w:t>
+      </w:r>
+    </w:p>
+    <w:p>
+      <w:pPr>
+        <w:rPr>
+          <w:rFonts w:ascii="Courier New" w:hAnsi="Courier New" w:cs="Courier New"/>
+          <w:sz w:val="20"/>
+          <w:szCs w:val="20"/>
+          <w:lang w:val="en-US"/>
+        </w:rPr>
+      </w:pPr>
+      <w:r>
+        <w:rPr>
+          <w:rFonts w:ascii="Courier New" w:hAnsi="Courier New" w:cs="Courier New"/>
+          <w:sz w:val="20"/>
+          <w:szCs w:val="20"/>
+          <w:lang w:val="en-US"/>
+        </w:rPr>
+        <w:t xml:space="preserve">            case 'Y':</w:t>
+      </w:r>
+    </w:p>
+    <w:p>
+      <w:pPr>
+        <w:rPr>
+          <w:rFonts w:ascii="Courier New" w:hAnsi="Courier New" w:cs="Courier New"/>
+          <w:sz w:val="20"/>
+          <w:szCs w:val="20"/>
+          <w:lang w:val="en-US"/>
+        </w:rPr>
+      </w:pPr>
+      <w:r>
+        <w:rPr>
+          <w:rFonts w:ascii="Courier New" w:hAnsi="Courier New" w:cs="Courier New"/>
+          <w:sz w:val="20"/>
+          <w:szCs w:val="20"/>
+          <w:lang w:val="en-US"/>
+        </w:rPr>
+        <w:t xml:space="preserve">            case 'н': // Українська літера 'н'</w:t>
+      </w:r>
+    </w:p>
+    <w:p>
+      <w:pPr>
+        <w:rPr>
+          <w:rFonts w:ascii="Courier New" w:hAnsi="Courier New" w:cs="Courier New"/>
+          <w:sz w:val="20"/>
+          <w:szCs w:val="20"/>
+          <w:lang w:val="en-US"/>
+        </w:rPr>
+      </w:pPr>
+      <w:r>
+        <w:rPr>
+          <w:rFonts w:ascii="Courier New" w:hAnsi="Courier New" w:cs="Courier New"/>
+          <w:sz w:val="20"/>
+          <w:szCs w:val="20"/>
+          <w:lang w:val="en-US"/>
+        </w:rPr>
+        <w:t xml:space="preserve">            case 'Н': // Українська літера 'Н'</w:t>
+      </w:r>
+    </w:p>
+    <w:p>
+      <w:pPr>
+        <w:rPr>
+          <w:rFonts w:ascii="Courier New" w:hAnsi="Courier New" w:cs="Courier New"/>
+          <w:sz w:val="20"/>
+          <w:szCs w:val="20"/>
+          <w:lang w:val="ru-RU"/>
+        </w:rPr>
+      </w:pPr>
+      <w:r>
+        <w:rPr>
+          <w:rFonts w:ascii="Courier New" w:hAnsi="Courier New" w:cs="Courier New"/>
+          <w:sz w:val="20"/>
+          <w:szCs w:val="20"/>
+          <w:lang w:val="en-US"/>
+        </w:rPr>
+        <w:t xml:space="preserve">                cout</w:t>
+      </w:r>
+      <w:r>
+        <w:rPr>
+          <w:rFonts w:ascii="Courier New" w:hAnsi="Courier New" w:cs="Courier New"/>
+          <w:sz w:val="20"/>
+          <w:szCs w:val="20"/>
+          <w:lang w:val="ru-RU"/>
+        </w:rPr>
+        <w:t xml:space="preserve"> &lt;&lt; "\</w:t>
+      </w:r>
+      <w:r>
+        <w:rPr>
+          <w:rFonts w:ascii="Courier New" w:hAnsi="Courier New" w:cs="Courier New"/>
+          <w:sz w:val="20"/>
+          <w:szCs w:val="20"/>
+          <w:lang w:val="en-US"/>
+        </w:rPr>
+        <w:t>n</w:t>
+      </w:r>
+      <w:r>
+        <w:rPr>
+          <w:rFonts w:ascii="Courier New" w:hAnsi="Courier New" w:cs="Courier New"/>
+          <w:sz w:val="20"/>
+          <w:szCs w:val="20"/>
+          <w:lang w:val="ru-RU"/>
+        </w:rPr>
+        <w:t xml:space="preserve">Завершення роботи програми..." &lt;&lt; </w:t>
+      </w:r>
+      <w:r>
+        <w:rPr>
+          <w:rFonts w:ascii="Courier New" w:hAnsi="Courier New" w:cs="Courier New"/>
+          <w:sz w:val="20"/>
+          <w:szCs w:val="20"/>
+          <w:lang w:val="en-US"/>
+        </w:rPr>
+        <w:t>endl</w:t>
+      </w:r>
+      <w:r>
+        <w:rPr>
+          <w:rFonts w:ascii="Courier New" w:hAnsi="Courier New" w:cs="Courier New"/>
+          <w:sz w:val="20"/>
+          <w:szCs w:val="20"/>
+          <w:lang w:val="ru-RU"/>
+        </w:rPr>
+        <w:t>;</w:t>
+      </w:r>
+    </w:p>
+    <w:p>
+      <w:pPr>
+        <w:rPr>
+          <w:rFonts w:ascii="Courier New" w:hAnsi="Courier New" w:cs="Courier New"/>
+          <w:sz w:val="20"/>
+          <w:szCs w:val="20"/>
+          <w:lang w:val="ru-RU"/>
+        </w:rPr>
+      </w:pPr>
+      <w:r>
+        <w:rPr>
+          <w:rFonts w:ascii="Courier New" w:hAnsi="Courier New" w:cs="Courier New"/>
+          <w:sz w:val="20"/>
+          <w:szCs w:val="20"/>
+          <w:lang w:val="ru-RU"/>
+        </w:rPr>
+        <w:t xml:space="preserve">                </w:t>
+      </w:r>
+      <w:r>
+        <w:rPr>
+          <w:rFonts w:ascii="Courier New" w:hAnsi="Courier New" w:cs="Courier New"/>
+          <w:sz w:val="20"/>
+          <w:szCs w:val="20"/>
+          <w:lang w:val="en-US"/>
+        </w:rPr>
+        <w:t>break</w:t>
+      </w:r>
+      <w:r>
+        <w:rPr>
+          <w:rFonts w:ascii="Courier New" w:hAnsi="Courier New" w:cs="Courier New"/>
+          <w:sz w:val="20"/>
+          <w:szCs w:val="20"/>
+          <w:lang w:val="ru-RU"/>
+        </w:rPr>
+        <w:t>;</w:t>
+      </w:r>
+    </w:p>
+    <w:p>
+      <w:pPr>
+        <w:rPr>
+          <w:rFonts w:ascii="Courier New" w:hAnsi="Courier New" w:cs="Courier New"/>
+          <w:sz w:val="20"/>
+          <w:szCs w:val="20"/>
+          <w:lang w:val="ru-RU"/>
+        </w:rPr>
+      </w:pPr>
+      <w:r>
+        <w:rPr>
+          <w:rFonts w:ascii="Courier New" w:hAnsi="Courier New" w:cs="Courier New"/>
+          <w:sz w:val="20"/>
+          <w:szCs w:val="20"/>
+          <w:lang w:val="ru-RU"/>
+        </w:rPr>
+        <w:t xml:space="preserve">            </w:t>
+      </w:r>
+      <w:r>
+        <w:rPr>
+          <w:rFonts w:ascii="Courier New" w:hAnsi="Courier New" w:cs="Courier New"/>
+          <w:sz w:val="20"/>
+          <w:szCs w:val="20"/>
+          <w:lang w:val="en-US"/>
+        </w:rPr>
+        <w:t>default</w:t>
+      </w:r>
+      <w:r>
+        <w:rPr>
+          <w:rFonts w:ascii="Courier New" w:hAnsi="Courier New" w:cs="Courier New"/>
+          <w:sz w:val="20"/>
+          <w:szCs w:val="20"/>
+          <w:lang w:val="ru-RU"/>
+        </w:rPr>
+        <w:t>:</w:t>
+      </w:r>
+    </w:p>
+    <w:p>
+      <w:pPr>
+        <w:rPr>
+          <w:rFonts w:ascii="Courier New" w:hAnsi="Courier New" w:cs="Courier New"/>
+          <w:sz w:val="20"/>
+          <w:szCs w:val="20"/>
+          <w:lang w:val="ru-RU"/>
+        </w:rPr>
+      </w:pPr>
+      <w:r>
+        <w:rPr>
+          <w:rFonts w:ascii="Courier New" w:hAnsi="Courier New" w:cs="Courier New"/>
+          <w:sz w:val="20"/>
+          <w:szCs w:val="20"/>
+          <w:lang w:val="ru-RU"/>
+        </w:rPr>
+        <w:t xml:space="preserve">                // \</w:t>
+      </w:r>
+      <w:r>
+        <w:rPr>
+          <w:rFonts w:ascii="Courier New" w:hAnsi="Courier New" w:cs="Courier New"/>
+          <w:sz w:val="20"/>
+          <w:szCs w:val="20"/>
+          <w:lang w:val="en-US"/>
+        </w:rPr>
+        <w:t>a</w:t>
+      </w:r>
+      <w:r>
+        <w:rPr>
+          <w:rFonts w:ascii="Courier New" w:hAnsi="Courier New" w:cs="Courier New"/>
+          <w:sz w:val="20"/>
+          <w:szCs w:val="20"/>
+          <w:lang w:val="ru-RU"/>
+        </w:rPr>
+        <w:t xml:space="preserve"> створює системний звук (звуковий сигнал помилки)</w:t>
+      </w:r>
+    </w:p>
+    <w:p>
+      <w:pPr>
+        <w:rPr>
+          <w:rFonts w:ascii="Courier New" w:hAnsi="Courier New" w:cs="Courier New"/>
+          <w:sz w:val="20"/>
+          <w:szCs w:val="20"/>
+          <w:lang w:val="ru-RU"/>
+        </w:rPr>
+      </w:pPr>
+      <w:r>
+        <w:rPr>
+          <w:rFonts w:ascii="Courier New" w:hAnsi="Courier New" w:cs="Courier New"/>
+          <w:sz w:val="20"/>
+          <w:szCs w:val="20"/>
+          <w:lang w:val="ru-RU"/>
+        </w:rPr>
+        <w:t xml:space="preserve">                </w:t>
+      </w:r>
+      <w:r>
+        <w:rPr>
+          <w:rFonts w:ascii="Courier New" w:hAnsi="Courier New" w:cs="Courier New"/>
+          <w:sz w:val="20"/>
+          <w:szCs w:val="20"/>
+          <w:lang w:val="en-US"/>
+        </w:rPr>
+        <w:t>cout</w:t>
+      </w:r>
+      <w:r>
+        <w:rPr>
+          <w:rFonts w:ascii="Courier New" w:hAnsi="Courier New" w:cs="Courier New"/>
+          <w:sz w:val="20"/>
+          <w:szCs w:val="20"/>
+          <w:lang w:val="ru-RU"/>
+        </w:rPr>
+        <w:t xml:space="preserve"> &lt;&lt; "\</w:t>
+      </w:r>
+      <w:r>
+        <w:rPr>
+          <w:rFonts w:ascii="Courier New" w:hAnsi="Courier New" w:cs="Courier New"/>
+          <w:sz w:val="20"/>
+          <w:szCs w:val="20"/>
+          <w:lang w:val="en-US"/>
+        </w:rPr>
+        <w:t>a</w:t>
+      </w:r>
+      <w:r>
+        <w:rPr>
+          <w:rFonts w:ascii="Courier New" w:hAnsi="Courier New" w:cs="Courier New"/>
+          <w:sz w:val="20"/>
+          <w:szCs w:val="20"/>
+          <w:lang w:val="ru-RU"/>
+        </w:rPr>
+        <w:t>\</w:t>
+      </w:r>
+      <w:r>
+        <w:rPr>
+          <w:rFonts w:ascii="Courier New" w:hAnsi="Courier New" w:cs="Courier New"/>
+          <w:sz w:val="20"/>
+          <w:szCs w:val="20"/>
+          <w:lang w:val="en-US"/>
+        </w:rPr>
+        <w:t>n</w:t>
+      </w:r>
+      <w:r>
+        <w:rPr>
+          <w:rFonts w:ascii="Courier New" w:hAnsi="Courier New" w:cs="Courier New"/>
+          <w:sz w:val="20"/>
+          <w:szCs w:val="20"/>
+          <w:lang w:val="ru-RU"/>
+        </w:rPr>
+        <w:t>Помилка: Нев</w:t>
+      </w:r>
+      <w:r>
+        <w:rPr>
+          <w:rFonts w:ascii="Courier New" w:hAnsi="Courier New" w:cs="Courier New"/>
+          <w:sz w:val="20"/>
+          <w:szCs w:val="20"/>
+          <w:lang w:val="en-US"/>
+        </w:rPr>
+        <w:t>i</w:t>
+      </w:r>
+      <w:r>
+        <w:rPr>
+          <w:rFonts w:ascii="Courier New" w:hAnsi="Courier New" w:cs="Courier New"/>
+          <w:sz w:val="20"/>
+          <w:szCs w:val="20"/>
+          <w:lang w:val="ru-RU"/>
+        </w:rPr>
+        <w:t xml:space="preserve">дома команда! Спробуйте ще раз." &lt;&lt; </w:t>
+      </w:r>
+      <w:r>
+        <w:rPr>
+          <w:rFonts w:ascii="Courier New" w:hAnsi="Courier New" w:cs="Courier New"/>
+          <w:sz w:val="20"/>
+          <w:szCs w:val="20"/>
+          <w:lang w:val="en-US"/>
+        </w:rPr>
+        <w:t>endl</w:t>
+      </w:r>
+      <w:r>
+        <w:rPr>
+          <w:rFonts w:ascii="Courier New" w:hAnsi="Courier New" w:cs="Courier New"/>
+          <w:sz w:val="20"/>
+          <w:szCs w:val="20"/>
+          <w:lang w:val="ru-RU"/>
+        </w:rPr>
+        <w:t>;</w:t>
+      </w:r>
+    </w:p>
+    <w:p>
+      <w:pPr>
+        <w:rPr>
+          <w:rFonts w:ascii="Courier New" w:hAnsi="Courier New" w:cs="Courier New"/>
+          <w:sz w:val="20"/>
+          <w:szCs w:val="20"/>
+          <w:lang w:val="ru-RU"/>
+        </w:rPr>
+      </w:pPr>
+      <w:r>
+        <w:rPr>
+          <w:rFonts w:ascii="Courier New" w:hAnsi="Courier New" w:cs="Courier New"/>
+          <w:sz w:val="20"/>
+          <w:szCs w:val="20"/>
+          <w:lang w:val="ru-RU"/>
+        </w:rPr>
+        <w:t xml:space="preserve">                </w:t>
+      </w:r>
+      <w:r>
+        <w:rPr>
+          <w:rFonts w:ascii="Courier New" w:hAnsi="Courier New" w:cs="Courier New"/>
+          <w:sz w:val="20"/>
+          <w:szCs w:val="20"/>
+          <w:lang w:val="en-US"/>
+        </w:rPr>
+        <w:t>break</w:t>
+      </w:r>
+      <w:r>
+        <w:rPr>
+          <w:rFonts w:ascii="Courier New" w:hAnsi="Courier New" w:cs="Courier New"/>
+          <w:sz w:val="20"/>
+          <w:szCs w:val="20"/>
+          <w:lang w:val="ru-RU"/>
+        </w:rPr>
+        <w:t>;</w:t>
+      </w:r>
+    </w:p>
+    <w:p>
+      <w:pPr>
+        <w:rPr>
+          <w:rFonts w:ascii="Courier New" w:hAnsi="Courier New" w:cs="Courier New"/>
+          <w:sz w:val="20"/>
+          <w:szCs w:val="20"/>
+          <w:lang w:val="en-US"/>
+        </w:rPr>
+      </w:pPr>
+      <w:r>
+        <w:rPr>
+          <w:rFonts w:ascii="Courier New" w:hAnsi="Courier New" w:cs="Courier New"/>
+          <w:sz w:val="20"/>
+          <w:szCs w:val="20"/>
+          <w:lang w:val="ru-RU"/>
+        </w:rPr>
+        <w:t xml:space="preserve">        </w:t>
+      </w:r>
+      <w:r>
+        <w:rPr>
+          <w:rFonts w:ascii="Courier New" w:hAnsi="Courier New" w:cs="Courier New"/>
+          <w:sz w:val="20"/>
+          <w:szCs w:val="20"/>
+          <w:lang w:val="en-US"/>
+        </w:rPr>
+        <w:t>}</w:t>
+      </w:r>
+    </w:p>
+    <w:p>
+      <w:pPr>
+        <w:rPr>
+          <w:rFonts w:ascii="Courier New" w:hAnsi="Courier New" w:cs="Courier New"/>
+          <w:sz w:val="20"/>
+          <w:szCs w:val="20"/>
+          <w:lang w:val="ru-RU"/>
+        </w:rPr>
+      </w:pPr>
+      <w:r>
+        <w:rPr>
+          <w:rFonts w:ascii="Courier New" w:hAnsi="Courier New" w:cs="Courier New"/>
+          <w:sz w:val="20"/>
+          <w:szCs w:val="20"/>
+          <w:lang w:val="en-US"/>
+        </w:rPr>
+        <w:t xml:space="preserve">    } while (choice != 'y' &amp;&amp; choice != 'Y' &amp;&amp; choice != </w:t>
+      </w:r>
+      <w:r>
+        <w:rPr>
+          <w:rFonts w:ascii="Courier New" w:hAnsi="Courier New" w:cs="Courier New"/>
+          <w:sz w:val="20"/>
+          <w:szCs w:val="20"/>
+          <w:lang w:val="ru-RU"/>
+        </w:rPr>
+        <w:t xml:space="preserve">'н' &amp;&amp; </w:t>
+      </w:r>
+      <w:r>
+        <w:rPr>
+          <w:rFonts w:ascii="Courier New" w:hAnsi="Courier New" w:cs="Courier New"/>
+          <w:sz w:val="20"/>
+          <w:szCs w:val="20"/>
+          <w:lang w:val="en-US"/>
+        </w:rPr>
+        <w:t>choice</w:t>
+      </w:r>
+      <w:r>
+        <w:rPr>
+          <w:rFonts w:ascii="Courier New" w:hAnsi="Courier New" w:cs="Courier New"/>
+          <w:sz w:val="20"/>
+          <w:szCs w:val="20"/>
+          <w:lang w:val="ru-RU"/>
+        </w:rPr>
+        <w:t xml:space="preserve"> != 'Н');</w:t>
+      </w:r>
+    </w:p>
+    <w:p>
+      <w:pPr>
+        <w:rPr>
+          <w:rFonts w:ascii="Courier New" w:hAnsi="Courier New" w:cs="Courier New"/>
+          <w:sz w:val="20"/>
+          <w:szCs w:val="20"/>
+          <w:lang w:val="ru-RU"/>
+        </w:rPr>
+      </w:pPr>
+    </w:p>
+    <w:p>
+      <w:pPr>
+        <w:rPr>
+          <w:rFonts w:ascii="Courier New" w:hAnsi="Courier New" w:cs="Courier New"/>
+          <w:sz w:val="20"/>
+          <w:szCs w:val="20"/>
+          <w:lang w:val="ru-RU"/>
+        </w:rPr>
+      </w:pPr>
+      <w:r>
+        <w:rPr>
+          <w:rFonts w:ascii="Courier New" w:hAnsi="Courier New" w:cs="Courier New"/>
+          <w:sz w:val="20"/>
+          <w:szCs w:val="20"/>
+          <w:lang w:val="ru-RU"/>
+        </w:rPr>
+        <w:t xml:space="preserve">    </w:t>
+      </w:r>
+      <w:r>
+        <w:rPr>
+          <w:rFonts w:ascii="Courier New" w:hAnsi="Courier New" w:cs="Courier New"/>
+          <w:sz w:val="20"/>
+          <w:szCs w:val="20"/>
+          <w:lang w:val="en-US"/>
+        </w:rPr>
+        <w:t>return</w:t>
+      </w:r>
+      <w:r>
+        <w:rPr>
+          <w:rFonts w:ascii="Courier New" w:hAnsi="Courier New" w:cs="Courier New"/>
+          <w:sz w:val="20"/>
+          <w:szCs w:val="20"/>
+          <w:lang w:val="ru-RU"/>
+        </w:rPr>
+        <w:t xml:space="preserve"> 0;</w:t>
+      </w:r>
+    </w:p>
+    <w:p>
+      <w:pPr>
+        <w:rPr>
+          <w:rFonts w:ascii="Courier New" w:hAnsi="Courier New" w:cs="Courier New"/>
+          <w:sz w:val="20"/>
+          <w:szCs w:val="20"/>
+          <w:lang w:val="ru-RU"/>
+        </w:rPr>
+      </w:pPr>
+      <w:r>
+        <w:rPr>
+          <w:rFonts w:ascii="Courier New" w:hAnsi="Courier New" w:cs="Courier New"/>
+          <w:sz w:val="20"/>
+          <w:szCs w:val="20"/>
+          <w:lang w:val="ru-RU"/>
+        </w:rPr>
+        <w:t>}</w:t>
+      </w:r>
+    </w:p>
+    <w:p>
+      <w:pPr>
+        <w:rPr>
+          <w:sz w:val="28"/>
+          <w:szCs w:val="28"/>
+          <w:lang w:val="ru-RU"/>
+        </w:rPr>
+      </w:pPr>
+    </w:p>
+    <w:p>
+      <w:pPr>
+        <w:pStyle w:val="a7"/>
+        <w:spacing w:before="0" w:beforeAutospacing="0" w:after="0" w:afterAutospacing="0" w:line="360" w:lineRule="auto"/>
+        <w:ind w:firstLine="706"/>
+        <w:jc w:val="both"/>
+        <w:rPr>
+          <w:sz w:val="28"/>
+          <w:szCs w:val="28"/>
+        </w:rPr>
+      </w:pPr>
+      <w:r>
+        <w:rPr>
+          <w:b/>
+          <w:bCs/>
+          <w:sz w:val="28"/>
+          <w:szCs w:val="28"/>
+        </w:rPr>
+        <w:t>Висновок про досягнення мети лабораторної роботи:</w:t>
+      </w:r>
+    </w:p>
+    <w:p>
+      <w:pPr>
+        <w:pStyle w:val="a7"/>
+        <w:spacing w:before="0" w:beforeAutospacing="0" w:after="0" w:afterAutospacing="0" w:line="360" w:lineRule="auto"/>
+        <w:ind w:firstLine="706"/>
+        <w:jc w:val="both"/>
+        <w:rPr>
+          <w:sz w:val="28"/>
+          <w:szCs w:val="28"/>
+        </w:rPr>
+      </w:pPr>
+      <w:r>
+        <w:rPr>
+          <w:sz w:val="28"/>
+          <w:szCs w:val="28"/>
+        </w:rPr>
+        <w:t>Мета лабораторної роботи №9 була повністю досягнута. Під час її виконання я здобув(ла) ґрунтовні практичні навички реалізації технології модульного програмування у кросплатформовому середовищі Code::Blocks. Мною було успішно розроблено статичну бібліотеку з інкапсульованими алгоритмами (розгалуженими та ітераційними), а також створено консольний застосунок, який перевикористовує як нові модулі, так і модулі, розроблені в попередній лабораторній роботі. Було засвоєно роботу з побітовими операціями, тернарним оператором та циклами, а також успішно проведено багаторівневе тестування (модульне та системне) за допомогою спеціально розроблених тест-кейсів.</w:t>
+      </w:r>
+    </w:p>
+    <w:p>
+      <w:pPr>
+        <w:pStyle w:val="a7"/>
+        <w:spacing w:before="0" w:beforeAutospacing="0" w:after="0" w:afterAutospacing="0" w:line="360" w:lineRule="auto"/>
+        <w:ind w:firstLine="706"/>
+        <w:jc w:val="both"/>
+        <w:rPr>
+          <w:sz w:val="28"/>
+          <w:szCs w:val="28"/>
+        </w:rPr>
+      </w:pPr>
+      <w:r>
+        <w:rPr>
+          <w:b/>
+          <w:bCs/>
+          <w:sz w:val="28"/>
+          <w:szCs w:val="28"/>
+        </w:rPr>
+        <w:t>50 обґрунтованих аргументів (положень) на користь досягнення мети:</w:t>
+      </w:r>
+    </w:p>
+    <w:p>
+      <w:pPr>
+        <w:pStyle w:val="a7"/>
+        <w:numPr>
+          <w:ilvl w:val="0"/>
+          <w:numId w:val="17"/>
+        </w:numPr>
+        <w:spacing w:before="0" w:beforeAutospacing="0" w:after="0" w:afterAutospacing="0" w:line="360" w:lineRule="auto"/>
+        <w:ind w:left="0" w:firstLine="706"/>
+        <w:jc w:val="both"/>
+        <w:rPr>
+          <w:sz w:val="28"/>
+          <w:szCs w:val="28"/>
+        </w:rPr>
+      </w:pPr>
+      <w:r>
+        <w:rPr>
+          <w:sz w:val="28"/>
+          <w:szCs w:val="28"/>
+        </w:rPr>
+        <w:t>Засвоєно фундаментальний принцип розбиття складної задачі на окремі програмні модулі для спрощення процесу розробки та супроводу коду.</w:t>
+      </w:r>
+    </w:p>
+    <w:p>
+      <w:pPr>
+        <w:pStyle w:val="a7"/>
+        <w:numPr>
+          <w:ilvl w:val="0"/>
+          <w:numId w:val="17"/>
+        </w:numPr>
+        <w:spacing w:before="0" w:beforeAutospacing="0" w:after="0" w:afterAutospacing="0" w:line="360" w:lineRule="auto"/>
+        <w:ind w:left="0" w:firstLine="706"/>
+        <w:jc w:val="both"/>
+        <w:rPr>
+          <w:sz w:val="28"/>
+          <w:szCs w:val="28"/>
+        </w:rPr>
+      </w:pPr>
+      <w:r>
+        <w:rPr>
+          <w:sz w:val="28"/>
+          <w:szCs w:val="28"/>
+        </w:rPr>
+        <w:t xml:space="preserve">Опановано створення проектів типу статична бібліотека (Static Library) з розширенням </w:t>
+      </w:r>
+      <w:r>
+        <w:rPr>
+          <w:rStyle w:val="HTML"/>
+          <w:rFonts w:ascii="Times New Roman" w:hAnsi="Times New Roman" w:cs="Times New Roman"/>
+          <w:sz w:val="28"/>
+          <w:szCs w:val="28"/>
+        </w:rPr>
+        <w:t>.a</w:t>
+      </w:r>
+      <w:r>
+        <w:rPr>
+          <w:sz w:val="28"/>
+          <w:szCs w:val="28"/>
+        </w:rPr>
+        <w:t xml:space="preserve"> у середовищі Code::Blocks.</w:t>
+      </w:r>
+    </w:p>
+    <w:p>
+      <w:pPr>
+        <w:pStyle w:val="a7"/>
+        <w:numPr>
+          <w:ilvl w:val="0"/>
+          <w:numId w:val="17"/>
+        </w:numPr>
+        <w:spacing w:before="0" w:beforeAutospacing="0" w:after="0" w:afterAutospacing="0" w:line="360" w:lineRule="auto"/>
+        <w:ind w:left="0" w:firstLine="706"/>
+        <w:jc w:val="both"/>
+        <w:rPr>
+          <w:sz w:val="28"/>
+          <w:szCs w:val="28"/>
+        </w:rPr>
+      </w:pPr>
+      <w:r>
+        <w:rPr>
+          <w:sz w:val="28"/>
+          <w:szCs w:val="28"/>
+        </w:rPr>
+        <w:lastRenderedPageBreak/>
+        <w:t>Закріплено розуміння різниці між заголовковими файлами (</w:t>
+      </w:r>
+      <w:r>
+        <w:rPr>
+          <w:rStyle w:val="HTML"/>
+          <w:rFonts w:ascii="Times New Roman" w:hAnsi="Times New Roman" w:cs="Times New Roman"/>
+          <w:sz w:val="28"/>
+          <w:szCs w:val="28"/>
+        </w:rPr>
+        <w:t>.h</w:t>
+      </w:r>
+      <w:r>
+        <w:rPr>
+          <w:sz w:val="28"/>
+          <w:szCs w:val="28"/>
+        </w:rPr>
+        <w:t>), які описують інтерфейс, та файлами реалізації (</w:t>
+      </w:r>
+      <w:r>
+        <w:rPr>
+          <w:rStyle w:val="HTML"/>
+          <w:rFonts w:ascii="Times New Roman" w:hAnsi="Times New Roman" w:cs="Times New Roman"/>
+          <w:sz w:val="28"/>
+          <w:szCs w:val="28"/>
+        </w:rPr>
+        <w:t>.cpp</w:t>
+      </w:r>
+      <w:r>
+        <w:rPr>
+          <w:sz w:val="28"/>
+          <w:szCs w:val="28"/>
+        </w:rPr>
+        <w:t>), що містять логіку.</w:t>
+      </w:r>
+    </w:p>
+    <w:p>
+      <w:pPr>
+        <w:pStyle w:val="a7"/>
+        <w:numPr>
+          <w:ilvl w:val="0"/>
+          <w:numId w:val="17"/>
+        </w:numPr>
+        <w:spacing w:before="0" w:beforeAutospacing="0" w:after="0" w:afterAutospacing="0" w:line="360" w:lineRule="auto"/>
+        <w:ind w:left="0" w:firstLine="706"/>
+        <w:jc w:val="both"/>
+        <w:rPr>
+          <w:sz w:val="28"/>
+          <w:szCs w:val="28"/>
+        </w:rPr>
+      </w:pPr>
+      <w:r>
+        <w:rPr>
+          <w:sz w:val="28"/>
+          <w:szCs w:val="28"/>
+        </w:rPr>
+        <w:t xml:space="preserve">Досліджено, що заголовкові файли захищаються від подвійного підключення за допомогою директив препроцесора </w:t>
+      </w:r>
+      <w:r>
+        <w:rPr>
+          <w:rStyle w:val="HTML"/>
+          <w:rFonts w:ascii="Times New Roman" w:hAnsi="Times New Roman" w:cs="Times New Roman"/>
+          <w:sz w:val="28"/>
+          <w:szCs w:val="28"/>
+        </w:rPr>
+        <w:t>#ifndef</w:t>
+      </w:r>
+      <w:r>
+        <w:rPr>
+          <w:sz w:val="28"/>
+          <w:szCs w:val="28"/>
+        </w:rPr>
+        <w:t xml:space="preserve">, </w:t>
+      </w:r>
+      <w:r>
+        <w:rPr>
+          <w:rStyle w:val="HTML"/>
+          <w:rFonts w:ascii="Times New Roman" w:hAnsi="Times New Roman" w:cs="Times New Roman"/>
+          <w:sz w:val="28"/>
+          <w:szCs w:val="28"/>
+        </w:rPr>
+        <w:t>#define</w:t>
+      </w:r>
+      <w:r>
+        <w:rPr>
+          <w:sz w:val="28"/>
+          <w:szCs w:val="28"/>
+        </w:rPr>
+        <w:t xml:space="preserve">, </w:t>
+      </w:r>
+      <w:r>
+        <w:rPr>
+          <w:rStyle w:val="HTML"/>
+          <w:rFonts w:ascii="Times New Roman" w:hAnsi="Times New Roman" w:cs="Times New Roman"/>
+          <w:sz w:val="28"/>
+          <w:szCs w:val="28"/>
+        </w:rPr>
+        <w:t>#endif</w:t>
+      </w:r>
+      <w:r>
+        <w:rPr>
+          <w:sz w:val="28"/>
+          <w:szCs w:val="28"/>
+        </w:rPr>
+        <w:t>.</w:t>
+      </w:r>
+    </w:p>
+    <w:p>
+      <w:pPr>
+        <w:pStyle w:val="a7"/>
+        <w:numPr>
+          <w:ilvl w:val="0"/>
+          <w:numId w:val="17"/>
+        </w:numPr>
+        <w:spacing w:before="0" w:beforeAutospacing="0" w:after="0" w:afterAutospacing="0" w:line="360" w:lineRule="auto"/>
+        <w:ind w:left="0" w:firstLine="706"/>
+        <w:jc w:val="both"/>
+        <w:rPr>
+          <w:sz w:val="28"/>
+          <w:szCs w:val="28"/>
+        </w:rPr>
+      </w:pPr>
+      <w:r>
+        <w:rPr>
+          <w:sz w:val="28"/>
+          <w:szCs w:val="28"/>
+        </w:rPr>
+        <w:t>Зрозуміло, що підключення власних статичних бібліотек до іншого проекту вимагає ручного налаштування лінкера (вкладка Linker settings).</w:t>
+      </w:r>
+    </w:p>
+    <w:p>
+      <w:pPr>
+        <w:pStyle w:val="a7"/>
+        <w:numPr>
+          <w:ilvl w:val="0"/>
+          <w:numId w:val="17"/>
+        </w:numPr>
+        <w:spacing w:before="0" w:beforeAutospacing="0" w:after="0" w:afterAutospacing="0" w:line="360" w:lineRule="auto"/>
+        <w:ind w:left="0" w:firstLine="706"/>
+        <w:jc w:val="both"/>
+        <w:rPr>
+          <w:sz w:val="28"/>
+          <w:szCs w:val="28"/>
+        </w:rPr>
+      </w:pPr>
+      <w:r>
+        <w:rPr>
+          <w:sz w:val="28"/>
+          <w:szCs w:val="28"/>
+        </w:rPr>
+        <w:t xml:space="preserve">Виявлено, що помилка </w:t>
+      </w:r>
+      <w:r>
+        <w:rPr>
+          <w:rStyle w:val="HTML"/>
+          <w:rFonts w:ascii="Times New Roman" w:hAnsi="Times New Roman" w:cs="Times New Roman"/>
+          <w:sz w:val="28"/>
+          <w:szCs w:val="28"/>
+        </w:rPr>
+        <w:t>undefined reference</w:t>
+      </w:r>
+      <w:r>
+        <w:rPr>
+          <w:sz w:val="28"/>
+          <w:szCs w:val="28"/>
+        </w:rPr>
+        <w:t xml:space="preserve"> виникає, коли лінкер бачить прототип функції, але не може знайти її скомпільований об'єктний код.</w:t>
+      </w:r>
+    </w:p>
+    <w:p>
+      <w:pPr>
+        <w:pStyle w:val="a7"/>
+        <w:numPr>
+          <w:ilvl w:val="0"/>
+          <w:numId w:val="17"/>
+        </w:numPr>
+        <w:spacing w:before="0" w:beforeAutospacing="0" w:after="0" w:afterAutospacing="0" w:line="360" w:lineRule="auto"/>
+        <w:ind w:left="0" w:firstLine="706"/>
+        <w:jc w:val="both"/>
+        <w:rPr>
+          <w:sz w:val="28"/>
+          <w:szCs w:val="28"/>
+        </w:rPr>
+      </w:pPr>
+      <w:r>
+        <w:rPr>
+          <w:sz w:val="28"/>
+          <w:szCs w:val="28"/>
+        </w:rPr>
+        <w:t xml:space="preserve">Зрозуміло, що помилка </w:t>
+      </w:r>
+      <w:r>
+        <w:rPr>
+          <w:rStyle w:val="HTML"/>
+          <w:rFonts w:ascii="Times New Roman" w:hAnsi="Times New Roman" w:cs="Times New Roman"/>
+          <w:sz w:val="28"/>
+          <w:szCs w:val="28"/>
+        </w:rPr>
+        <w:t>multiple definition</w:t>
+      </w:r>
+      <w:r>
+        <w:rPr>
+          <w:sz w:val="28"/>
+          <w:szCs w:val="28"/>
+        </w:rPr>
+        <w:t xml:space="preserve"> свідчить про наявність кількох реалізацій однієї функції, що було вирішено перенесенням реалізації у бібліотеку.</w:t>
+      </w:r>
+    </w:p>
+    <w:p>
+      <w:pPr>
+        <w:pStyle w:val="a7"/>
+        <w:numPr>
+          <w:ilvl w:val="0"/>
+          <w:numId w:val="17"/>
+        </w:numPr>
+        <w:spacing w:before="0" w:beforeAutospacing="0" w:after="0" w:afterAutospacing="0" w:line="360" w:lineRule="auto"/>
+        <w:ind w:left="0" w:firstLine="706"/>
+        <w:jc w:val="both"/>
+        <w:rPr>
+          <w:sz w:val="28"/>
+          <w:szCs w:val="28"/>
+        </w:rPr>
+      </w:pPr>
+      <w:r>
+        <w:rPr>
+          <w:sz w:val="28"/>
+          <w:szCs w:val="28"/>
+        </w:rPr>
+        <w:t xml:space="preserve">Опановано використання конструкції </w:t>
+      </w:r>
+      <w:r>
+        <w:rPr>
+          <w:rStyle w:val="HTML"/>
+          <w:rFonts w:ascii="Times New Roman" w:hAnsi="Times New Roman" w:cs="Times New Roman"/>
+          <w:sz w:val="28"/>
+          <w:szCs w:val="28"/>
+        </w:rPr>
+        <w:t>switch-case</w:t>
+      </w:r>
+      <w:r>
+        <w:rPr>
+          <w:sz w:val="28"/>
+          <w:szCs w:val="28"/>
+        </w:rPr>
+        <w:t xml:space="preserve"> для реалізації елегантного та швидкого множинного вибору (у задачі стану моря та головному меню).</w:t>
+      </w:r>
+    </w:p>
+    <w:p>
+      <w:pPr>
+        <w:pStyle w:val="a7"/>
+        <w:numPr>
+          <w:ilvl w:val="0"/>
+          <w:numId w:val="17"/>
+        </w:numPr>
+        <w:spacing w:before="0" w:beforeAutospacing="0" w:after="0" w:afterAutospacing="0" w:line="360" w:lineRule="auto"/>
+        <w:ind w:left="0" w:firstLine="706"/>
+        <w:jc w:val="both"/>
+        <w:rPr>
+          <w:sz w:val="28"/>
+          <w:szCs w:val="28"/>
+        </w:rPr>
+      </w:pPr>
+      <w:r>
+        <w:rPr>
+          <w:sz w:val="28"/>
+          <w:szCs w:val="28"/>
+        </w:rPr>
+        <w:t xml:space="preserve">Оператор </w:t>
+      </w:r>
+      <w:r>
+        <w:rPr>
+          <w:rStyle w:val="HTML"/>
+          <w:rFonts w:ascii="Times New Roman" w:hAnsi="Times New Roman" w:cs="Times New Roman"/>
+          <w:sz w:val="28"/>
+          <w:szCs w:val="28"/>
+        </w:rPr>
+        <w:t>break</w:t>
+      </w:r>
+      <w:r>
+        <w:rPr>
+          <w:sz w:val="28"/>
+          <w:szCs w:val="28"/>
+        </w:rPr>
+        <w:t xml:space="preserve"> у </w:t>
+      </w:r>
+      <w:r>
+        <w:rPr>
+          <w:rStyle w:val="HTML"/>
+          <w:rFonts w:ascii="Times New Roman" w:hAnsi="Times New Roman" w:cs="Times New Roman"/>
+          <w:sz w:val="28"/>
+          <w:szCs w:val="28"/>
+        </w:rPr>
+        <w:t>switch</w:t>
+      </w:r>
+      <w:r>
+        <w:rPr>
+          <w:sz w:val="28"/>
+          <w:szCs w:val="28"/>
+        </w:rPr>
+        <w:t xml:space="preserve"> є критично важливим для запобігання "провалюванню" (fall-through) у наступні гілки коду.</w:t>
+      </w:r>
+    </w:p>
+    <w:p>
+      <w:pPr>
+        <w:pStyle w:val="a7"/>
+        <w:numPr>
+          <w:ilvl w:val="0"/>
+          <w:numId w:val="17"/>
+        </w:numPr>
+        <w:spacing w:before="0" w:beforeAutospacing="0" w:after="0" w:afterAutospacing="0" w:line="360" w:lineRule="auto"/>
+        <w:ind w:left="0" w:firstLine="706"/>
+        <w:jc w:val="both"/>
+        <w:rPr>
+          <w:sz w:val="28"/>
+          <w:szCs w:val="28"/>
+        </w:rPr>
+      </w:pPr>
+      <w:r>
+        <w:rPr>
+          <w:sz w:val="28"/>
+          <w:szCs w:val="28"/>
+        </w:rPr>
+        <w:t xml:space="preserve">Гілка </w:t>
+      </w:r>
+      <w:r>
+        <w:rPr>
+          <w:rStyle w:val="HTML"/>
+          <w:rFonts w:ascii="Times New Roman" w:hAnsi="Times New Roman" w:cs="Times New Roman"/>
+          <w:sz w:val="28"/>
+          <w:szCs w:val="28"/>
+        </w:rPr>
+        <w:t>default</w:t>
+      </w:r>
+      <w:r>
+        <w:rPr>
+          <w:sz w:val="28"/>
+          <w:szCs w:val="28"/>
+        </w:rPr>
+        <w:t xml:space="preserve"> необхідна для обробки непередбачених або некоректних вхідних даних від користувача (захист від дурня).</w:t>
+      </w:r>
+    </w:p>
+    <w:p>
+      <w:pPr>
+        <w:pStyle w:val="a7"/>
+        <w:numPr>
+          <w:ilvl w:val="0"/>
+          <w:numId w:val="17"/>
+        </w:numPr>
+        <w:spacing w:before="0" w:beforeAutospacing="0" w:after="0" w:afterAutospacing="0" w:line="360" w:lineRule="auto"/>
+        <w:ind w:left="0" w:firstLine="706"/>
+        <w:jc w:val="both"/>
+        <w:rPr>
+          <w:sz w:val="28"/>
+          <w:szCs w:val="28"/>
+        </w:rPr>
+      </w:pPr>
+      <w:r>
+        <w:rPr>
+          <w:sz w:val="28"/>
+          <w:szCs w:val="28"/>
+        </w:rPr>
+        <w:t xml:space="preserve">Досліджено та практично застосовано ітераційні обчислювальні процеси за допомогою циклу з параметром </w:t>
+      </w:r>
+      <w:r>
+        <w:rPr>
+          <w:rStyle w:val="HTML"/>
+          <w:rFonts w:ascii="Times New Roman" w:hAnsi="Times New Roman" w:cs="Times New Roman"/>
+          <w:sz w:val="28"/>
+          <w:szCs w:val="28"/>
+        </w:rPr>
+        <w:t>for</w:t>
+      </w:r>
+      <w:r>
+        <w:rPr>
+          <w:sz w:val="28"/>
+          <w:szCs w:val="28"/>
+        </w:rPr>
+        <w:t>.</w:t>
+      </w:r>
+    </w:p>
+    <w:p>
+      <w:pPr>
+        <w:pStyle w:val="a7"/>
+        <w:numPr>
+          <w:ilvl w:val="0"/>
+          <w:numId w:val="17"/>
+        </w:numPr>
+        <w:spacing w:before="0" w:beforeAutospacing="0" w:after="0" w:afterAutospacing="0" w:line="360" w:lineRule="auto"/>
+        <w:ind w:left="0" w:firstLine="706"/>
+        <w:jc w:val="both"/>
+        <w:rPr>
+          <w:sz w:val="28"/>
+          <w:szCs w:val="28"/>
+        </w:rPr>
+      </w:pPr>
+      <w:r>
+        <w:rPr>
+          <w:sz w:val="28"/>
+          <w:szCs w:val="28"/>
+        </w:rPr>
+        <w:t xml:space="preserve">Цикл </w:t>
+      </w:r>
+      <w:r>
+        <w:rPr>
+          <w:rStyle w:val="HTML"/>
+          <w:rFonts w:ascii="Times New Roman" w:hAnsi="Times New Roman" w:cs="Times New Roman"/>
+          <w:sz w:val="28"/>
+          <w:szCs w:val="28"/>
+        </w:rPr>
+        <w:t>for</w:t>
+      </w:r>
+      <w:r>
+        <w:rPr>
+          <w:sz w:val="28"/>
+          <w:szCs w:val="28"/>
+        </w:rPr>
+        <w:t xml:space="preserve"> визнано найбільш оптимальним для ситуацій, коли кількість ітерацій відома заздалегідь (введення заданої кількості чисел </w:t>
+      </w:r>
+      <w:r>
+        <w:rPr>
+          <w:rStyle w:val="math-inline"/>
+          <w:sz w:val="28"/>
+          <w:szCs w:val="28"/>
+        </w:rPr>
+        <w:t>$n$</w:t>
+      </w:r>
+      <w:r>
+        <w:rPr>
+          <w:sz w:val="28"/>
+          <w:szCs w:val="28"/>
+        </w:rPr>
+        <w:t>).</w:t>
+      </w:r>
+    </w:p>
+    <w:p>
+      <w:pPr>
+        <w:pStyle w:val="a7"/>
+        <w:numPr>
+          <w:ilvl w:val="0"/>
+          <w:numId w:val="17"/>
+        </w:numPr>
+        <w:spacing w:before="0" w:beforeAutospacing="0" w:after="0" w:afterAutospacing="0" w:line="360" w:lineRule="auto"/>
+        <w:ind w:left="0" w:firstLine="706"/>
+        <w:jc w:val="both"/>
+        <w:rPr>
+          <w:sz w:val="28"/>
+          <w:szCs w:val="28"/>
+        </w:rPr>
+      </w:pPr>
+      <w:r>
+        <w:rPr>
+          <w:sz w:val="28"/>
+          <w:szCs w:val="28"/>
+        </w:rPr>
+        <w:t xml:space="preserve">Опановано цикл з постумовою </w:t>
+      </w:r>
+      <w:r>
+        <w:rPr>
+          <w:rStyle w:val="HTML"/>
+          <w:rFonts w:ascii="Times New Roman" w:hAnsi="Times New Roman" w:cs="Times New Roman"/>
+          <w:sz w:val="28"/>
+          <w:szCs w:val="28"/>
+        </w:rPr>
+        <w:t>do-while</w:t>
+      </w:r>
+      <w:r>
+        <w:rPr>
+          <w:sz w:val="28"/>
+          <w:szCs w:val="28"/>
+        </w:rPr>
+        <w:t>, який гарантує виконання свого тіла щонайменше один раз.</w:t>
+      </w:r>
+    </w:p>
+    <w:p>
+      <w:pPr>
+        <w:pStyle w:val="a7"/>
+        <w:numPr>
+          <w:ilvl w:val="0"/>
+          <w:numId w:val="17"/>
+        </w:numPr>
+        <w:spacing w:before="0" w:beforeAutospacing="0" w:after="0" w:afterAutospacing="0" w:line="360" w:lineRule="auto"/>
+        <w:ind w:left="0" w:firstLine="706"/>
+        <w:jc w:val="both"/>
+        <w:rPr>
+          <w:sz w:val="28"/>
+          <w:szCs w:val="28"/>
+        </w:rPr>
+      </w:pPr>
+      <w:r>
+        <w:rPr>
+          <w:sz w:val="28"/>
+          <w:szCs w:val="28"/>
+        </w:rPr>
+        <w:t xml:space="preserve">Доведено, що цикл </w:t>
+      </w:r>
+      <w:r>
+        <w:rPr>
+          <w:rStyle w:val="HTML"/>
+          <w:rFonts w:ascii="Times New Roman" w:hAnsi="Times New Roman" w:cs="Times New Roman"/>
+          <w:sz w:val="28"/>
+          <w:szCs w:val="28"/>
+        </w:rPr>
+        <w:t>do-while</w:t>
+      </w:r>
+      <w:r>
+        <w:rPr>
+          <w:sz w:val="28"/>
+          <w:szCs w:val="28"/>
+        </w:rPr>
+        <w:t xml:space="preserve"> ідеально підходить для створення головного інтерактивного меню програми.</w:t>
+      </w:r>
+    </w:p>
+    <w:p>
+      <w:pPr>
+        <w:pStyle w:val="a7"/>
+        <w:numPr>
+          <w:ilvl w:val="0"/>
+          <w:numId w:val="17"/>
+        </w:numPr>
+        <w:spacing w:before="0" w:beforeAutospacing="0" w:after="0" w:afterAutospacing="0" w:line="360" w:lineRule="auto"/>
+        <w:ind w:left="0" w:firstLine="706"/>
+        <w:jc w:val="both"/>
+        <w:rPr>
+          <w:sz w:val="28"/>
+          <w:szCs w:val="28"/>
+        </w:rPr>
+      </w:pPr>
+      <w:r>
+        <w:rPr>
+          <w:sz w:val="28"/>
+          <w:szCs w:val="28"/>
+        </w:rPr>
+        <w:t xml:space="preserve">Набуто навичок використання escape-послідовності </w:t>
+      </w:r>
+      <w:r>
+        <w:rPr>
+          <w:rStyle w:val="HTML"/>
+          <w:rFonts w:ascii="Times New Roman" w:hAnsi="Times New Roman" w:cs="Times New Roman"/>
+          <w:sz w:val="28"/>
+          <w:szCs w:val="28"/>
+        </w:rPr>
+        <w:t>\a</w:t>
+      </w:r>
+      <w:r>
+        <w:rPr>
+          <w:sz w:val="28"/>
+          <w:szCs w:val="28"/>
+        </w:rPr>
+        <w:t xml:space="preserve"> для генерування системного звукового сигналу у разі помилкових дій користувача.</w:t>
+      </w:r>
+    </w:p>
+    <w:p>
+      <w:pPr>
+        <w:pStyle w:val="a7"/>
+        <w:numPr>
+          <w:ilvl w:val="0"/>
+          <w:numId w:val="17"/>
+        </w:numPr>
+        <w:spacing w:before="0" w:beforeAutospacing="0" w:after="0" w:afterAutospacing="0" w:line="360" w:lineRule="auto"/>
+        <w:ind w:left="0" w:firstLine="706"/>
+        <w:jc w:val="both"/>
+        <w:rPr>
+          <w:sz w:val="28"/>
+          <w:szCs w:val="28"/>
+        </w:rPr>
+      </w:pPr>
+      <w:r>
+        <w:rPr>
+          <w:sz w:val="28"/>
+          <w:szCs w:val="28"/>
+        </w:rPr>
+        <w:t>З'ясовано, що змінні, оголошені всередині тіла циклу (наприклад, поточний біт), мають локальну область видимості і автоматично знищуються після ітерації.</w:t>
+      </w:r>
+    </w:p>
+    <w:p>
+      <w:pPr>
+        <w:pStyle w:val="a7"/>
+        <w:numPr>
+          <w:ilvl w:val="0"/>
+          <w:numId w:val="17"/>
+        </w:numPr>
+        <w:spacing w:before="0" w:beforeAutospacing="0" w:after="0" w:afterAutospacing="0" w:line="360" w:lineRule="auto"/>
+        <w:ind w:left="0" w:firstLine="706"/>
+        <w:jc w:val="both"/>
+        <w:rPr>
+          <w:sz w:val="28"/>
+          <w:szCs w:val="28"/>
+        </w:rPr>
+      </w:pPr>
+      <w:r>
+        <w:rPr>
+          <w:sz w:val="28"/>
+          <w:szCs w:val="28"/>
+        </w:rPr>
+        <w:t xml:space="preserve">Застосовано тернарний умовний оператор </w:t>
+      </w:r>
+      <w:r>
+        <w:rPr>
+          <w:rStyle w:val="HTML"/>
+          <w:rFonts w:ascii="Times New Roman" w:hAnsi="Times New Roman" w:cs="Times New Roman"/>
+          <w:sz w:val="28"/>
+          <w:szCs w:val="28"/>
+        </w:rPr>
+        <w:t>?:</w:t>
+      </w:r>
+      <w:r>
+        <w:rPr>
+          <w:sz w:val="28"/>
+          <w:szCs w:val="28"/>
+        </w:rPr>
+        <w:t xml:space="preserve"> для скороченого запису умовних розгалужень.</w:t>
+      </w:r>
+    </w:p>
+    <w:p>
+      <w:pPr>
+        <w:pStyle w:val="a7"/>
+        <w:numPr>
+          <w:ilvl w:val="0"/>
+          <w:numId w:val="17"/>
+        </w:numPr>
+        <w:spacing w:before="0" w:beforeAutospacing="0" w:after="0" w:afterAutospacing="0" w:line="360" w:lineRule="auto"/>
+        <w:ind w:left="0" w:firstLine="706"/>
+        <w:jc w:val="both"/>
+        <w:rPr>
+          <w:sz w:val="28"/>
+          <w:szCs w:val="28"/>
+        </w:rPr>
+      </w:pPr>
+      <w:r>
+        <w:rPr>
+          <w:sz w:val="28"/>
+          <w:szCs w:val="28"/>
+        </w:rPr>
+        <w:lastRenderedPageBreak/>
+        <w:t xml:space="preserve">Доведено, що тернарний оператор підвищує компактність коду, замінюючи громіздкі блоки </w:t>
+      </w:r>
+      <w:r>
+        <w:rPr>
+          <w:rStyle w:val="HTML"/>
+          <w:rFonts w:ascii="Times New Roman" w:hAnsi="Times New Roman" w:cs="Times New Roman"/>
+          <w:sz w:val="28"/>
+          <w:szCs w:val="28"/>
+        </w:rPr>
+        <w:t>if-else</w:t>
+      </w:r>
+      <w:r>
+        <w:rPr>
+          <w:sz w:val="28"/>
+          <w:szCs w:val="28"/>
+        </w:rPr>
+        <w:t>.</w:t>
+      </w:r>
+    </w:p>
+    <w:p>
+      <w:pPr>
+        <w:pStyle w:val="a7"/>
+        <w:numPr>
+          <w:ilvl w:val="0"/>
+          <w:numId w:val="17"/>
+        </w:numPr>
+        <w:spacing w:before="0" w:beforeAutospacing="0" w:after="0" w:afterAutospacing="0" w:line="360" w:lineRule="auto"/>
+        <w:ind w:left="0" w:firstLine="706"/>
+        <w:jc w:val="both"/>
+        <w:rPr>
+          <w:sz w:val="28"/>
+          <w:szCs w:val="28"/>
+        </w:rPr>
+      </w:pPr>
+      <w:r>
+        <w:rPr>
+          <w:sz w:val="28"/>
+          <w:szCs w:val="28"/>
+        </w:rPr>
+        <w:t>Опановано побітові операції мови C++ для роботи з даними на рівні окремих бітів (Задача 9.3).</w:t>
+      </w:r>
+    </w:p>
+    <w:p>
+      <w:pPr>
+        <w:pStyle w:val="a7"/>
+        <w:numPr>
+          <w:ilvl w:val="0"/>
+          <w:numId w:val="17"/>
+        </w:numPr>
+        <w:spacing w:before="0" w:beforeAutospacing="0" w:after="0" w:afterAutospacing="0" w:line="360" w:lineRule="auto"/>
+        <w:ind w:left="0" w:firstLine="706"/>
+        <w:jc w:val="both"/>
+        <w:rPr>
+          <w:sz w:val="28"/>
+          <w:szCs w:val="28"/>
+        </w:rPr>
+      </w:pPr>
+      <w:r>
+        <w:rPr>
+          <w:sz w:val="28"/>
+          <w:szCs w:val="28"/>
+        </w:rPr>
+        <w:t>Використання побітового "І" (</w:t>
+      </w:r>
+      <w:r>
+        <w:rPr>
+          <w:rStyle w:val="HTML"/>
+          <w:rFonts w:ascii="Times New Roman" w:hAnsi="Times New Roman" w:cs="Times New Roman"/>
+          <w:sz w:val="28"/>
+          <w:szCs w:val="28"/>
+        </w:rPr>
+        <w:t>&amp;</w:t>
+      </w:r>
+      <w:r>
+        <w:rPr>
+          <w:sz w:val="28"/>
+          <w:szCs w:val="28"/>
+        </w:rPr>
+        <w:t xml:space="preserve">) з маскою </w:t>
+      </w:r>
+      <w:r>
+        <w:rPr>
+          <w:rStyle w:val="HTML"/>
+          <w:rFonts w:ascii="Times New Roman" w:hAnsi="Times New Roman" w:cs="Times New Roman"/>
+          <w:sz w:val="28"/>
+          <w:szCs w:val="28"/>
+        </w:rPr>
+        <w:t>1</w:t>
+      </w:r>
+      <w:r>
+        <w:rPr>
+          <w:sz w:val="28"/>
+          <w:szCs w:val="28"/>
+        </w:rPr>
+        <w:t xml:space="preserve"> дозволяє безпечно та швидко визначити значення наймолодшого біта цілого числа.</w:t>
+      </w:r>
+    </w:p>
+    <w:p>
+      <w:pPr>
+        <w:pStyle w:val="a7"/>
+        <w:numPr>
+          <w:ilvl w:val="0"/>
+          <w:numId w:val="17"/>
+        </w:numPr>
+        <w:spacing w:before="0" w:beforeAutospacing="0" w:after="0" w:afterAutospacing="0" w:line="360" w:lineRule="auto"/>
+        <w:ind w:left="0" w:firstLine="706"/>
+        <w:jc w:val="both"/>
+        <w:rPr>
+          <w:sz w:val="28"/>
+          <w:szCs w:val="28"/>
+        </w:rPr>
+      </w:pPr>
+      <w:r>
+        <w:rPr>
+          <w:sz w:val="28"/>
+          <w:szCs w:val="28"/>
+        </w:rPr>
+        <w:t>Побітовий логічний зсув вправо (</w:t>
+      </w:r>
+      <w:r>
+        <w:rPr>
+          <w:rStyle w:val="HTML"/>
+          <w:rFonts w:ascii="Times New Roman" w:hAnsi="Times New Roman" w:cs="Times New Roman"/>
+          <w:sz w:val="28"/>
+          <w:szCs w:val="28"/>
+        </w:rPr>
+        <w:t>&gt;&gt;</w:t>
+      </w:r>
+      <w:r>
+        <w:rPr>
+          <w:sz w:val="28"/>
+          <w:szCs w:val="28"/>
+        </w:rPr>
+        <w:t>) дозволяє послідовно пересувати біти для їх перевірки у циклі.</w:t>
+      </w:r>
+    </w:p>
+    <w:p>
+      <w:pPr>
+        <w:pStyle w:val="a7"/>
+        <w:numPr>
+          <w:ilvl w:val="0"/>
+          <w:numId w:val="17"/>
+        </w:numPr>
+        <w:spacing w:before="0" w:beforeAutospacing="0" w:after="0" w:afterAutospacing="0" w:line="360" w:lineRule="auto"/>
+        <w:ind w:left="0" w:firstLine="706"/>
+        <w:jc w:val="both"/>
+        <w:rPr>
+          <w:sz w:val="28"/>
+          <w:szCs w:val="28"/>
+        </w:rPr>
+      </w:pPr>
+      <w:r>
+        <w:rPr>
+          <w:sz w:val="28"/>
+          <w:szCs w:val="28"/>
+        </w:rPr>
+        <w:t>З'ясовано, що цілочисельний тип даних у сучасних 64-бітних системах зазвичай займає 32 біти в пам'яті.</w:t>
+      </w:r>
+    </w:p>
+    <w:p>
+      <w:pPr>
+        <w:pStyle w:val="a7"/>
+        <w:numPr>
+          <w:ilvl w:val="0"/>
+          <w:numId w:val="17"/>
+        </w:numPr>
+        <w:spacing w:before="0" w:beforeAutospacing="0" w:after="0" w:afterAutospacing="0" w:line="360" w:lineRule="auto"/>
+        <w:ind w:left="0" w:firstLine="706"/>
+        <w:jc w:val="both"/>
+        <w:rPr>
+          <w:sz w:val="28"/>
+          <w:szCs w:val="28"/>
+        </w:rPr>
+      </w:pPr>
+      <w:r>
+        <w:rPr>
+          <w:sz w:val="28"/>
+          <w:szCs w:val="28"/>
+        </w:rPr>
+        <w:t xml:space="preserve">Досліджено, що для побітових операцій доцільно використовувати тип </w:t>
+      </w:r>
+      <w:r>
+        <w:rPr>
+          <w:rStyle w:val="HTML"/>
+          <w:rFonts w:ascii="Times New Roman" w:hAnsi="Times New Roman" w:cs="Times New Roman"/>
+          <w:sz w:val="28"/>
+          <w:szCs w:val="28"/>
+        </w:rPr>
+        <w:t>unsigned int</w:t>
+      </w:r>
+      <w:r>
+        <w:rPr>
+          <w:sz w:val="28"/>
+          <w:szCs w:val="28"/>
+        </w:rPr>
+        <w:t xml:space="preserve"> для уникнення проблем зі знаковим розширенням при зсувах.</w:t>
+      </w:r>
+    </w:p>
+    <w:p>
+      <w:pPr>
+        <w:pStyle w:val="a7"/>
+        <w:numPr>
+          <w:ilvl w:val="0"/>
+          <w:numId w:val="17"/>
+        </w:numPr>
+        <w:spacing w:before="0" w:beforeAutospacing="0" w:after="0" w:afterAutospacing="0" w:line="360" w:lineRule="auto"/>
+        <w:ind w:left="0" w:firstLine="706"/>
+        <w:jc w:val="both"/>
+        <w:rPr>
+          <w:sz w:val="28"/>
+          <w:szCs w:val="28"/>
+        </w:rPr>
+      </w:pPr>
+      <w:r>
+        <w:rPr>
+          <w:sz w:val="28"/>
+          <w:szCs w:val="28"/>
+        </w:rPr>
+        <w:t>Набуто навичок валідації вхідних параметрів та перевірки області допустимих значень (ОДЗ).</w:t>
+      </w:r>
+    </w:p>
+    <w:p>
+      <w:pPr>
+        <w:pStyle w:val="a7"/>
+        <w:numPr>
+          <w:ilvl w:val="0"/>
+          <w:numId w:val="17"/>
+        </w:numPr>
+        <w:spacing w:before="0" w:beforeAutospacing="0" w:after="0" w:afterAutospacing="0" w:line="360" w:lineRule="auto"/>
+        <w:ind w:left="0" w:firstLine="706"/>
+        <w:jc w:val="both"/>
+        <w:rPr>
+          <w:sz w:val="28"/>
+          <w:szCs w:val="28"/>
+        </w:rPr>
+      </w:pPr>
+      <w:r>
+        <w:rPr>
+          <w:sz w:val="28"/>
+          <w:szCs w:val="28"/>
+        </w:rPr>
+        <w:t>Перевірка ОДЗ на самому початку функції дозволяє уникнути некоректних обчислень та крашів програми.</w:t>
+      </w:r>
+    </w:p>
+    <w:p>
+      <w:pPr>
+        <w:pStyle w:val="a7"/>
+        <w:numPr>
+          <w:ilvl w:val="0"/>
+          <w:numId w:val="17"/>
+        </w:numPr>
+        <w:spacing w:before="0" w:beforeAutospacing="0" w:after="0" w:afterAutospacing="0" w:line="360" w:lineRule="auto"/>
+        <w:ind w:left="0" w:firstLine="706"/>
+        <w:jc w:val="both"/>
+        <w:rPr>
+          <w:sz w:val="28"/>
+          <w:szCs w:val="28"/>
+        </w:rPr>
+      </w:pPr>
+      <w:r>
+        <w:rPr>
+          <w:sz w:val="28"/>
+          <w:szCs w:val="28"/>
+        </w:rPr>
+        <w:t xml:space="preserve">Усвідомлено важливість повернення спеціальних кодів помилок (наприклад, </w:t>
+      </w:r>
+      <w:r>
+        <w:rPr>
+          <w:rStyle w:val="HTML"/>
+          <w:rFonts w:ascii="Times New Roman" w:hAnsi="Times New Roman" w:cs="Times New Roman"/>
+          <w:sz w:val="28"/>
+          <w:szCs w:val="28"/>
+        </w:rPr>
+        <w:t>-1</w:t>
+      </w:r>
+      <w:r>
+        <w:rPr>
+          <w:sz w:val="28"/>
+          <w:szCs w:val="28"/>
+        </w:rPr>
+        <w:t>) з модульних функцій замість прямого виведення тексту в консоль.</w:t>
+      </w:r>
+    </w:p>
+    <w:p>
+      <w:pPr>
+        <w:pStyle w:val="a7"/>
+        <w:numPr>
+          <w:ilvl w:val="0"/>
+          <w:numId w:val="17"/>
+        </w:numPr>
+        <w:spacing w:before="0" w:beforeAutospacing="0" w:after="0" w:afterAutospacing="0" w:line="360" w:lineRule="auto"/>
+        <w:ind w:left="0" w:firstLine="706"/>
+        <w:jc w:val="both"/>
+        <w:rPr>
+          <w:sz w:val="28"/>
+          <w:szCs w:val="28"/>
+        </w:rPr>
+      </w:pPr>
+      <w:r>
+        <w:rPr>
+          <w:sz w:val="28"/>
+          <w:szCs w:val="28"/>
+        </w:rPr>
+        <w:t>Закріплено навички розробки стратегії модульного тестування (Unit Testing) розроблених алгоритмів.</w:t>
+      </w:r>
+    </w:p>
+    <w:p>
+      <w:pPr>
+        <w:pStyle w:val="a7"/>
+        <w:numPr>
+          <w:ilvl w:val="0"/>
+          <w:numId w:val="17"/>
+        </w:numPr>
+        <w:spacing w:before="0" w:beforeAutospacing="0" w:after="0" w:afterAutospacing="0" w:line="360" w:lineRule="auto"/>
+        <w:ind w:left="0" w:firstLine="706"/>
+        <w:jc w:val="both"/>
+        <w:rPr>
+          <w:sz w:val="28"/>
+          <w:szCs w:val="28"/>
+        </w:rPr>
+      </w:pPr>
+      <w:r>
+        <w:rPr>
+          <w:sz w:val="28"/>
+          <w:szCs w:val="28"/>
+        </w:rPr>
+        <w:t>Модульне тестування дозволяє ізольовано та незалежно перевірити працездатність кожної функції бібліотеки.</w:t>
+      </w:r>
+    </w:p>
+    <w:p>
+      <w:pPr>
+        <w:pStyle w:val="a7"/>
+        <w:numPr>
+          <w:ilvl w:val="0"/>
+          <w:numId w:val="17"/>
+        </w:numPr>
+        <w:spacing w:before="0" w:beforeAutospacing="0" w:after="0" w:afterAutospacing="0" w:line="360" w:lineRule="auto"/>
+        <w:ind w:left="0" w:firstLine="706"/>
+        <w:jc w:val="both"/>
+        <w:rPr>
+          <w:sz w:val="28"/>
+          <w:szCs w:val="28"/>
+        </w:rPr>
+      </w:pPr>
+      <w:r>
+        <w:rPr>
+          <w:sz w:val="28"/>
+          <w:szCs w:val="28"/>
+        </w:rPr>
+        <w:t>Успішно розроблено консольну програму-драйвер (</w:t>
+      </w:r>
+      <w:r>
+        <w:rPr>
+          <w:rStyle w:val="HTML"/>
+          <w:rFonts w:ascii="Times New Roman" w:hAnsi="Times New Roman" w:cs="Times New Roman"/>
+          <w:sz w:val="28"/>
+          <w:szCs w:val="28"/>
+        </w:rPr>
+        <w:t>TestDriver</w:t>
+      </w:r>
+      <w:r>
+        <w:rPr>
+          <w:sz w:val="28"/>
+          <w:szCs w:val="28"/>
+        </w:rPr>
+        <w:t>) для автоматизації проходження модульних тест-кейсів.</w:t>
+      </w:r>
+    </w:p>
+    <w:p>
+      <w:pPr>
+        <w:pStyle w:val="a7"/>
+        <w:numPr>
+          <w:ilvl w:val="0"/>
+          <w:numId w:val="17"/>
+        </w:numPr>
+        <w:spacing w:before="0" w:beforeAutospacing="0" w:after="0" w:afterAutospacing="0" w:line="360" w:lineRule="auto"/>
+        <w:ind w:left="0" w:firstLine="706"/>
+        <w:jc w:val="both"/>
+        <w:rPr>
+          <w:sz w:val="28"/>
+          <w:szCs w:val="28"/>
+        </w:rPr>
+      </w:pPr>
+      <w:r>
+        <w:rPr>
+          <w:sz w:val="28"/>
+          <w:szCs w:val="28"/>
+        </w:rPr>
+        <w:t>Засвоєно концепцію системного тестування, яке перевіряє роботу всієї зібраної програми в комплексі.</w:t>
+      </w:r>
+    </w:p>
+    <w:p>
+      <w:pPr>
+        <w:pStyle w:val="a7"/>
+        <w:numPr>
+          <w:ilvl w:val="0"/>
+          <w:numId w:val="17"/>
+        </w:numPr>
+        <w:spacing w:before="0" w:beforeAutospacing="0" w:after="0" w:afterAutospacing="0" w:line="360" w:lineRule="auto"/>
+        <w:ind w:left="0" w:firstLine="706"/>
+        <w:jc w:val="both"/>
+        <w:rPr>
+          <w:sz w:val="28"/>
+          <w:szCs w:val="28"/>
+        </w:rPr>
+      </w:pPr>
+      <w:r>
+        <w:rPr>
+          <w:sz w:val="28"/>
+          <w:szCs w:val="28"/>
+        </w:rPr>
+        <w:t>Зрозуміло сутність тестування методом "чорного ящика" — перевірка відповідності вихідних результатів вхідним без втручання у вихідний код.</w:t>
+      </w:r>
+    </w:p>
+    <w:p>
+      <w:pPr>
+        <w:pStyle w:val="a7"/>
+        <w:numPr>
+          <w:ilvl w:val="0"/>
+          <w:numId w:val="17"/>
+        </w:numPr>
+        <w:spacing w:before="0" w:beforeAutospacing="0" w:after="0" w:afterAutospacing="0" w:line="360" w:lineRule="auto"/>
+        <w:ind w:left="0" w:firstLine="706"/>
+        <w:jc w:val="both"/>
+        <w:rPr>
+          <w:sz w:val="28"/>
+          <w:szCs w:val="28"/>
+        </w:rPr>
+      </w:pPr>
+      <w:r>
+        <w:rPr>
+          <w:sz w:val="28"/>
+          <w:szCs w:val="28"/>
+        </w:rPr>
+        <w:t>Використання граничних значень (наприклад, включення чисел 5 та 1024) у тест-кейсах допомагає виявити приховані дефекти алгоритму.</w:t>
+      </w:r>
+    </w:p>
+    <w:p>
+      <w:pPr>
+        <w:pStyle w:val="a7"/>
+        <w:numPr>
+          <w:ilvl w:val="0"/>
+          <w:numId w:val="17"/>
+        </w:numPr>
+        <w:spacing w:before="0" w:beforeAutospacing="0" w:after="0" w:afterAutospacing="0" w:line="360" w:lineRule="auto"/>
+        <w:ind w:left="0" w:firstLine="706"/>
+        <w:jc w:val="both"/>
+        <w:rPr>
+          <w:sz w:val="28"/>
+          <w:szCs w:val="28"/>
+        </w:rPr>
+      </w:pPr>
+      <w:r>
+        <w:rPr>
+          <w:sz w:val="28"/>
+          <w:szCs w:val="28"/>
+        </w:rPr>
+        <w:t xml:space="preserve">Досліджено специфіку роботи з символьними даними типу </w:t>
+      </w:r>
+      <w:r>
+        <w:rPr>
+          <w:rStyle w:val="HTML"/>
+          <w:rFonts w:ascii="Times New Roman" w:hAnsi="Times New Roman" w:cs="Times New Roman"/>
+          <w:sz w:val="28"/>
+          <w:szCs w:val="28"/>
+        </w:rPr>
+        <w:t>char</w:t>
+      </w:r>
+      <w:r>
+        <w:rPr>
+          <w:sz w:val="28"/>
+          <w:szCs w:val="28"/>
+        </w:rPr>
+        <w:t>.</w:t>
+      </w:r>
+    </w:p>
+    <w:p>
+      <w:pPr>
+        <w:pStyle w:val="a7"/>
+        <w:numPr>
+          <w:ilvl w:val="0"/>
+          <w:numId w:val="17"/>
+        </w:numPr>
+        <w:spacing w:before="0" w:beforeAutospacing="0" w:after="0" w:afterAutospacing="0" w:line="360" w:lineRule="auto"/>
+        <w:ind w:left="0" w:firstLine="706"/>
+        <w:jc w:val="both"/>
+        <w:rPr>
+          <w:sz w:val="28"/>
+          <w:szCs w:val="28"/>
+        </w:rPr>
+      </w:pPr>
+      <w:r>
+        <w:rPr>
+          <w:sz w:val="28"/>
+          <w:szCs w:val="28"/>
+        </w:rPr>
+        <w:lastRenderedPageBreak/>
+        <w:t xml:space="preserve">З'ясовано, що тип </w:t>
+      </w:r>
+      <w:r>
+        <w:rPr>
+          <w:rStyle w:val="HTML"/>
+          <w:rFonts w:ascii="Times New Roman" w:hAnsi="Times New Roman" w:cs="Times New Roman"/>
+          <w:sz w:val="28"/>
+          <w:szCs w:val="28"/>
+        </w:rPr>
+        <w:t>char</w:t>
+      </w:r>
+      <w:r>
+        <w:rPr>
+          <w:sz w:val="28"/>
+          <w:szCs w:val="28"/>
+        </w:rPr>
+        <w:t xml:space="preserve"> вміщує лише один байт, чого достатньо для таблиці ASCII.</w:t>
+      </w:r>
+    </w:p>
+    <w:p>
+      <w:pPr>
+        <w:pStyle w:val="a7"/>
+        <w:numPr>
+          <w:ilvl w:val="0"/>
+          <w:numId w:val="17"/>
+        </w:numPr>
+        <w:spacing w:before="0" w:beforeAutospacing="0" w:after="0" w:afterAutospacing="0" w:line="360" w:lineRule="auto"/>
+        <w:ind w:left="0" w:firstLine="706"/>
+        <w:jc w:val="both"/>
+        <w:rPr>
+          <w:sz w:val="28"/>
+          <w:szCs w:val="28"/>
+        </w:rPr>
+      </w:pPr>
+      <w:r>
+        <w:rPr>
+          <w:sz w:val="28"/>
+          <w:szCs w:val="28"/>
+        </w:rPr>
+        <w:t xml:space="preserve">Виявлено, що кириличні символи (зокрема українські літери </w:t>
+      </w:r>
+      <w:r>
+        <w:rPr>
+          <w:rStyle w:val="HTML"/>
+          <w:rFonts w:ascii="Times New Roman" w:hAnsi="Times New Roman" w:cs="Times New Roman"/>
+          <w:sz w:val="28"/>
+          <w:szCs w:val="28"/>
+        </w:rPr>
+        <w:t>н</w:t>
+      </w:r>
+      <w:r>
+        <w:rPr>
+          <w:sz w:val="28"/>
+          <w:szCs w:val="28"/>
+        </w:rPr>
+        <w:t xml:space="preserve">, </w:t>
+      </w:r>
+      <w:r>
+        <w:rPr>
+          <w:rStyle w:val="HTML"/>
+          <w:rFonts w:ascii="Times New Roman" w:hAnsi="Times New Roman" w:cs="Times New Roman"/>
+          <w:sz w:val="28"/>
+          <w:szCs w:val="28"/>
+        </w:rPr>
+        <w:t>Н</w:t>
+      </w:r>
+      <w:r>
+        <w:rPr>
+          <w:sz w:val="28"/>
+          <w:szCs w:val="28"/>
+        </w:rPr>
+        <w:t>) у кодуванні UTF-8 займають більше одного байта.</w:t>
+      </w:r>
+    </w:p>
+    <w:p>
+      <w:pPr>
+        <w:pStyle w:val="a7"/>
+        <w:numPr>
+          <w:ilvl w:val="0"/>
+          <w:numId w:val="17"/>
+        </w:numPr>
+        <w:spacing w:before="0" w:beforeAutospacing="0" w:after="0" w:afterAutospacing="0" w:line="360" w:lineRule="auto"/>
+        <w:ind w:left="0" w:firstLine="706"/>
+        <w:jc w:val="both"/>
+        <w:rPr>
+          <w:sz w:val="28"/>
+          <w:szCs w:val="28"/>
+        </w:rPr>
+      </w:pPr>
+      <w:r>
+        <w:rPr>
+          <w:sz w:val="28"/>
+          <w:szCs w:val="28"/>
+        </w:rPr>
+        <w:t xml:space="preserve">Спроба обробки багатобайтових символів у типі </w:t>
+      </w:r>
+      <w:r>
+        <w:rPr>
+          <w:rStyle w:val="HTML"/>
+          <w:rFonts w:ascii="Times New Roman" w:hAnsi="Times New Roman" w:cs="Times New Roman"/>
+          <w:sz w:val="28"/>
+          <w:szCs w:val="28"/>
+        </w:rPr>
+        <w:t>char</w:t>
+      </w:r>
+      <w:r>
+        <w:rPr>
+          <w:sz w:val="28"/>
+          <w:szCs w:val="28"/>
+        </w:rPr>
+        <w:t xml:space="preserve"> викликає попередження компілятора </w:t>
+      </w:r>
+      <w:r>
+        <w:rPr>
+          <w:rStyle w:val="HTML"/>
+          <w:rFonts w:ascii="Times New Roman" w:hAnsi="Times New Roman" w:cs="Times New Roman"/>
+          <w:sz w:val="28"/>
+          <w:szCs w:val="28"/>
+        </w:rPr>
+        <w:t>multi-character character constant</w:t>
+      </w:r>
+      <w:r>
+        <w:rPr>
+          <w:sz w:val="28"/>
+          <w:szCs w:val="28"/>
+        </w:rPr>
+        <w:t>.</w:t>
+      </w:r>
+    </w:p>
+    <w:p>
+      <w:pPr>
+        <w:pStyle w:val="a7"/>
+        <w:numPr>
+          <w:ilvl w:val="0"/>
+          <w:numId w:val="17"/>
+        </w:numPr>
+        <w:spacing w:before="0" w:beforeAutospacing="0" w:after="0" w:afterAutospacing="0" w:line="360" w:lineRule="auto"/>
+        <w:ind w:left="0" w:firstLine="706"/>
+        <w:jc w:val="both"/>
+        <w:rPr>
+          <w:sz w:val="28"/>
+          <w:szCs w:val="28"/>
+        </w:rPr>
+      </w:pPr>
+      <w:r>
+        <w:rPr>
+          <w:sz w:val="28"/>
+          <w:szCs w:val="28"/>
+        </w:rPr>
+        <w:t>З метою забезпечення кросплатформеності та уникнення конфліктів кодування, для керування програмою доцільніше використовувати символи латиниці.</w:t>
+      </w:r>
+    </w:p>
+    <w:p>
+      <w:pPr>
+        <w:pStyle w:val="a7"/>
+        <w:numPr>
+          <w:ilvl w:val="0"/>
+          <w:numId w:val="17"/>
+        </w:numPr>
+        <w:spacing w:before="0" w:beforeAutospacing="0" w:after="0" w:afterAutospacing="0" w:line="360" w:lineRule="auto"/>
+        <w:ind w:left="0" w:firstLine="706"/>
+        <w:jc w:val="both"/>
+        <w:rPr>
+          <w:sz w:val="28"/>
+          <w:szCs w:val="28"/>
+        </w:rPr>
+      </w:pPr>
+      <w:r>
+        <w:rPr>
+          <w:sz w:val="28"/>
+          <w:szCs w:val="28"/>
+        </w:rPr>
+        <w:t>Використання стандартизованого підходу до документування тест-кейсів (Action, Expected Result, Test Result) структурує процес валідації ПЗ.</w:t>
+      </w:r>
+    </w:p>
+    <w:p>
+      <w:pPr>
+        <w:pStyle w:val="a7"/>
+        <w:numPr>
+          <w:ilvl w:val="0"/>
+          <w:numId w:val="17"/>
+        </w:numPr>
+        <w:spacing w:before="0" w:beforeAutospacing="0" w:after="0" w:afterAutospacing="0" w:line="360" w:lineRule="auto"/>
+        <w:ind w:left="0" w:firstLine="706"/>
+        <w:jc w:val="both"/>
+        <w:rPr>
+          <w:sz w:val="28"/>
+          <w:szCs w:val="28"/>
+        </w:rPr>
+      </w:pPr>
+      <w:r>
+        <w:rPr>
+          <w:sz w:val="28"/>
+          <w:szCs w:val="28"/>
+        </w:rPr>
+        <w:t>Підтверджено на практиці, що код, поділений на ізольовані функції, набагато легше читати, відлагоджувати та підтримувати.</w:t>
+      </w:r>
+    </w:p>
+    <w:p>
+      <w:pPr>
+        <w:pStyle w:val="a7"/>
+        <w:numPr>
+          <w:ilvl w:val="0"/>
+          <w:numId w:val="17"/>
+        </w:numPr>
+        <w:spacing w:before="0" w:beforeAutospacing="0" w:after="0" w:afterAutospacing="0" w:line="360" w:lineRule="auto"/>
+        <w:ind w:left="0" w:firstLine="706"/>
+        <w:jc w:val="both"/>
+        <w:rPr>
+          <w:sz w:val="28"/>
+          <w:szCs w:val="28"/>
+        </w:rPr>
+      </w:pPr>
+      <w:r>
+        <w:rPr>
+          <w:sz w:val="28"/>
+          <w:szCs w:val="28"/>
+        </w:rPr>
+        <w:t>Навчився(лась) перевикористовувати вже існуючий програмний код (підключення бібліотеки з лабораторної №8).</w:t>
+      </w:r>
+    </w:p>
+    <w:p>
+      <w:pPr>
+        <w:pStyle w:val="a7"/>
+        <w:numPr>
+          <w:ilvl w:val="0"/>
+          <w:numId w:val="17"/>
+        </w:numPr>
+        <w:spacing w:before="0" w:beforeAutospacing="0" w:after="0" w:afterAutospacing="0" w:line="360" w:lineRule="auto"/>
+        <w:ind w:left="0" w:firstLine="706"/>
+        <w:jc w:val="both"/>
+        <w:rPr>
+          <w:sz w:val="28"/>
+          <w:szCs w:val="28"/>
+        </w:rPr>
+      </w:pPr>
+      <w:r>
+        <w:rPr>
+          <w:sz w:val="28"/>
+          <w:szCs w:val="28"/>
+        </w:rPr>
+        <w:t>Повторне використання коду через підключення модулів значно економить час розробки і відповідає принципу DRY (Don't Repeat Yourself).</w:t>
+      </w:r>
+    </w:p>
+    <w:p>
+      <w:pPr>
+        <w:pStyle w:val="a7"/>
+        <w:numPr>
+          <w:ilvl w:val="0"/>
+          <w:numId w:val="17"/>
+        </w:numPr>
+        <w:spacing w:before="0" w:beforeAutospacing="0" w:after="0" w:afterAutospacing="0" w:line="360" w:lineRule="auto"/>
+        <w:ind w:left="0" w:firstLine="706"/>
+        <w:jc w:val="both"/>
+        <w:rPr>
+          <w:sz w:val="28"/>
+          <w:szCs w:val="28"/>
+        </w:rPr>
+      </w:pPr>
+      <w:r>
+        <w:rPr>
+          <w:sz w:val="28"/>
+          <w:szCs w:val="28"/>
+        </w:rPr>
+        <w:t>Продемонстровано грамотне відокремлення обчислювальної логіки від інтерфейсу користувача.</w:t>
+      </w:r>
+    </w:p>
+    <w:p>
+      <w:pPr>
+        <w:pStyle w:val="a7"/>
+        <w:numPr>
+          <w:ilvl w:val="0"/>
+          <w:numId w:val="17"/>
+        </w:numPr>
+        <w:spacing w:before="0" w:beforeAutospacing="0" w:after="0" w:afterAutospacing="0" w:line="360" w:lineRule="auto"/>
+        <w:ind w:left="0" w:firstLine="706"/>
+        <w:jc w:val="both"/>
+        <w:rPr>
+          <w:sz w:val="28"/>
+          <w:szCs w:val="28"/>
+        </w:rPr>
+      </w:pPr>
+      <w:r>
+        <w:rPr>
+          <w:sz w:val="28"/>
+          <w:szCs w:val="28"/>
+        </w:rPr>
+        <w:t>Набуто досвіду роботи з компілятором GNU GCC та аналізу його системних повідомлень (warnings, errors).</w:t>
+      </w:r>
+    </w:p>
+    <w:p>
+      <w:pPr>
+        <w:pStyle w:val="a7"/>
+        <w:numPr>
+          <w:ilvl w:val="0"/>
+          <w:numId w:val="17"/>
+        </w:numPr>
+        <w:spacing w:before="0" w:beforeAutospacing="0" w:after="0" w:afterAutospacing="0" w:line="360" w:lineRule="auto"/>
+        <w:ind w:left="0" w:firstLine="706"/>
+        <w:jc w:val="both"/>
+        <w:rPr>
+          <w:sz w:val="28"/>
+          <w:szCs w:val="28"/>
+        </w:rPr>
+      </w:pPr>
+      <w:r>
+        <w:rPr>
+          <w:sz w:val="28"/>
+          <w:szCs w:val="28"/>
+        </w:rPr>
+        <w:t>Зрозуміло, що попередження компілятора (warnings) не зупиняють процес збірки, але сигналізують про потенційні логічні вразливості коду.</w:t>
+      </w:r>
+    </w:p>
+    <w:p>
+      <w:pPr>
+        <w:pStyle w:val="a7"/>
+        <w:numPr>
+          <w:ilvl w:val="0"/>
+          <w:numId w:val="17"/>
+        </w:numPr>
+        <w:spacing w:before="0" w:beforeAutospacing="0" w:after="0" w:afterAutospacing="0" w:line="360" w:lineRule="auto"/>
+        <w:ind w:left="0" w:firstLine="706"/>
+        <w:jc w:val="both"/>
+        <w:rPr>
+          <w:sz w:val="28"/>
+          <w:szCs w:val="28"/>
+        </w:rPr>
+      </w:pPr>
+      <w:r>
+        <w:rPr>
+          <w:sz w:val="28"/>
+          <w:szCs w:val="28"/>
+        </w:rPr>
+        <w:t>Виявлено, що проект статичної бібліотеки апріорі не має точки входу (</w:t>
+      </w:r>
+      <w:r>
+        <w:rPr>
+          <w:rStyle w:val="HTML"/>
+          <w:rFonts w:ascii="Times New Roman" w:hAnsi="Times New Roman" w:cs="Times New Roman"/>
+          <w:sz w:val="28"/>
+          <w:szCs w:val="28"/>
+        </w:rPr>
+        <w:t>main()</w:t>
+      </w:r>
+      <w:r>
+        <w:rPr>
+          <w:sz w:val="28"/>
+          <w:szCs w:val="28"/>
+        </w:rPr>
+        <w:t>), тому спроба його "запуску" (Run) призводить до помилки середовища.</w:t>
+      </w:r>
+    </w:p>
+    <w:p>
+      <w:pPr>
+        <w:pStyle w:val="a7"/>
+        <w:numPr>
+          <w:ilvl w:val="0"/>
+          <w:numId w:val="17"/>
+        </w:numPr>
+        <w:spacing w:before="0" w:beforeAutospacing="0" w:after="0" w:afterAutospacing="0" w:line="360" w:lineRule="auto"/>
+        <w:ind w:left="0" w:firstLine="706"/>
+        <w:jc w:val="both"/>
+        <w:rPr>
+          <w:sz w:val="28"/>
+          <w:szCs w:val="28"/>
+        </w:rPr>
+      </w:pPr>
+      <w:r>
+        <w:rPr>
+          <w:sz w:val="28"/>
+          <w:szCs w:val="28"/>
+        </w:rPr>
+        <w:t>Застосування операцій інкременту (</w:t>
+      </w:r>
+      <w:r>
+        <w:rPr>
+          <w:rStyle w:val="HTML"/>
+          <w:rFonts w:ascii="Times New Roman" w:hAnsi="Times New Roman" w:cs="Times New Roman"/>
+          <w:sz w:val="28"/>
+          <w:szCs w:val="28"/>
+        </w:rPr>
+        <w:t>count++</w:t>
+      </w:r>
+      <w:r>
+        <w:rPr>
+          <w:sz w:val="28"/>
+          <w:szCs w:val="28"/>
+        </w:rPr>
+        <w:t>) та складеного присвоювання (</w:t>
+      </w:r>
+      <w:r>
+        <w:rPr>
+          <w:rStyle w:val="HTML"/>
+          <w:rFonts w:ascii="Times New Roman" w:hAnsi="Times New Roman" w:cs="Times New Roman"/>
+          <w:sz w:val="28"/>
+          <w:szCs w:val="28"/>
+        </w:rPr>
+        <w:t>+=</w:t>
+      </w:r>
+      <w:r>
+        <w:rPr>
+          <w:sz w:val="28"/>
+          <w:szCs w:val="28"/>
+        </w:rPr>
+        <w:t>) робить код лаконічнішим та ефективнішим.</w:t>
+      </w:r>
+    </w:p>
+    <w:p>
+      <w:pPr>
+        <w:pStyle w:val="a7"/>
+        <w:numPr>
+          <w:ilvl w:val="0"/>
+          <w:numId w:val="17"/>
+        </w:numPr>
+        <w:spacing w:before="0" w:beforeAutospacing="0" w:after="0" w:afterAutospacing="0" w:line="360" w:lineRule="auto"/>
+        <w:ind w:left="0" w:firstLine="706"/>
+        <w:jc w:val="both"/>
+        <w:rPr>
+          <w:sz w:val="28"/>
+          <w:szCs w:val="28"/>
+        </w:rPr>
+      </w:pPr>
+      <w:r>
+        <w:rPr>
+          <w:sz w:val="28"/>
+          <w:szCs w:val="28"/>
+        </w:rPr>
+        <w:t>Усвідомлено різницю між логічними операторами (</w:t>
+      </w:r>
+      <w:r>
+        <w:rPr>
+          <w:rStyle w:val="HTML"/>
+          <w:rFonts w:ascii="Times New Roman" w:hAnsi="Times New Roman" w:cs="Times New Roman"/>
+          <w:sz w:val="28"/>
+          <w:szCs w:val="28"/>
+        </w:rPr>
+        <w:t>&amp;&amp;</w:t>
+      </w:r>
+      <w:r>
+        <w:rPr>
+          <w:sz w:val="28"/>
+          <w:szCs w:val="28"/>
+        </w:rPr>
+        <w:t xml:space="preserve">, </w:t>
+      </w:r>
+      <w:r>
+        <w:rPr>
+          <w:rStyle w:val="HTML"/>
+          <w:rFonts w:ascii="Times New Roman" w:hAnsi="Times New Roman" w:cs="Times New Roman"/>
+          <w:sz w:val="28"/>
+          <w:szCs w:val="28"/>
+        </w:rPr>
+        <w:t>||</w:t>
+      </w:r>
+      <w:r>
+        <w:rPr>
+          <w:sz w:val="28"/>
+          <w:szCs w:val="28"/>
+        </w:rPr>
+        <w:t>) та побітовими (</w:t>
+      </w:r>
+      <w:r>
+        <w:rPr>
+          <w:rStyle w:val="HTML"/>
+          <w:rFonts w:ascii="Times New Roman" w:hAnsi="Times New Roman" w:cs="Times New Roman"/>
+          <w:sz w:val="28"/>
+          <w:szCs w:val="28"/>
+        </w:rPr>
+        <w:t>&amp;</w:t>
+      </w:r>
+      <w:r>
+        <w:rPr>
+          <w:sz w:val="28"/>
+          <w:szCs w:val="28"/>
+        </w:rPr>
+        <w:t xml:space="preserve">, </w:t>
+      </w:r>
+      <w:r>
+        <w:rPr>
+          <w:rStyle w:val="HTML"/>
+          <w:rFonts w:ascii="Times New Roman" w:hAnsi="Times New Roman" w:cs="Times New Roman"/>
+          <w:sz w:val="28"/>
+          <w:szCs w:val="28"/>
+        </w:rPr>
+        <w:t>|</w:t>
+      </w:r>
+      <w:r>
+        <w:rPr>
+          <w:sz w:val="28"/>
+          <w:szCs w:val="28"/>
+        </w:rPr>
+        <w:t>).</w:t>
+      </w:r>
+    </w:p>
+    <w:p>
+      <w:pPr>
+        <w:pStyle w:val="a7"/>
+        <w:numPr>
+          <w:ilvl w:val="0"/>
+          <w:numId w:val="17"/>
+        </w:numPr>
+        <w:spacing w:before="0" w:beforeAutospacing="0" w:after="0" w:afterAutospacing="0" w:line="360" w:lineRule="auto"/>
+        <w:ind w:left="0" w:firstLine="706"/>
+        <w:jc w:val="both"/>
+        <w:rPr>
+          <w:sz w:val="28"/>
+          <w:szCs w:val="28"/>
+        </w:rPr>
+      </w:pPr>
+      <w:r>
+        <w:rPr>
+          <w:sz w:val="28"/>
+          <w:szCs w:val="28"/>
+        </w:rPr>
+        <w:t>Логічні оператори працюють зі значеннями істини (true/false) і мають властивість "короткого замикання", тоді як побітові виконують математичні операції над розрядами числа.</w:t>
+      </w:r>
+    </w:p>
+    <w:p>
+      <w:pPr>
+        <w:pStyle w:val="a7"/>
+        <w:numPr>
+          <w:ilvl w:val="0"/>
+          <w:numId w:val="17"/>
+        </w:numPr>
+        <w:spacing w:before="0" w:beforeAutospacing="0" w:after="0" w:afterAutospacing="0" w:line="360" w:lineRule="auto"/>
+        <w:ind w:left="0" w:firstLine="706"/>
+        <w:jc w:val="both"/>
+        <w:rPr>
+          <w:sz w:val="28"/>
+          <w:szCs w:val="28"/>
+        </w:rPr>
+      </w:pPr>
+      <w:r>
+        <w:rPr>
+          <w:sz w:val="28"/>
+          <w:szCs w:val="28"/>
+        </w:rPr>
+        <w:lastRenderedPageBreak/>
+        <w:t>Грамотне форматування виводу та наявність коментарів у коді значно спрощує його розуміння та відповідає галузевим стандартам розробки.</w:t>
+      </w:r>
+    </w:p>
+    <w:p>
+      <w:pPr>
+        <w:pStyle w:val="a7"/>
+        <w:numPr>
+          <w:ilvl w:val="0"/>
+          <w:numId w:val="17"/>
+        </w:numPr>
+        <w:spacing w:before="0" w:beforeAutospacing="0" w:after="0" w:afterAutospacing="0" w:line="360" w:lineRule="auto"/>
+        <w:ind w:left="0" w:firstLine="706"/>
+        <w:jc w:val="both"/>
+        <w:rPr>
+          <w:sz w:val="28"/>
+          <w:szCs w:val="28"/>
+        </w:rPr>
+      </w:pPr>
+      <w:r>
+        <w:rPr>
+          <w:sz w:val="28"/>
+          <w:szCs w:val="28"/>
+        </w:rPr>
+        <w:t>Організація роботи з використанням системи контролю версій (Git) та суворе дотримання міжнародних стандартів розробки і тестування суттєво підвищують якість кінцевого програмного продукту.</w:t>
+      </w:r>
+    </w:p>
+    <w:p>
+      <w:pPr>
+        <w:pStyle w:val="a7"/>
+        <w:spacing w:before="0" w:beforeAutospacing="0" w:after="0" w:afterAutospacing="0" w:line="360" w:lineRule="auto"/>
+        <w:ind w:firstLine="706"/>
+        <w:jc w:val="both"/>
+        <w:rPr>
+          <w:sz w:val="28"/>
+          <w:szCs w:val="28"/>
+        </w:rPr>
+      </w:pPr>
+      <w:r>
+        <w:rPr>
+          <w:b/>
+          <w:bCs/>
+          <w:sz w:val="28"/>
+          <w:szCs w:val="28"/>
+        </w:rPr>
+        <w:t>Особисті враження, пропозиції та конструктивна критика:</w:t>
+      </w:r>
+    </w:p>
+    <w:p>
+      <w:pPr>
+        <w:pStyle w:val="a7"/>
+        <w:spacing w:before="0" w:beforeAutospacing="0" w:after="0" w:afterAutospacing="0" w:line="360" w:lineRule="auto"/>
+        <w:ind w:firstLine="706"/>
+        <w:jc w:val="both"/>
+        <w:rPr>
+          <w:sz w:val="28"/>
+          <w:szCs w:val="28"/>
+        </w:rPr>
+      </w:pPr>
+      <w:r>
+        <w:rPr>
+          <w:sz w:val="28"/>
+          <w:szCs w:val="28"/>
+        </w:rPr>
+        <w:t>Робота над цією лабораторною виявилася об'ємною, але вкрай інформативною. Найбільший інтерес викликав процес взаємодії з побітовими операціями, хоча на етапі алгоритмізації вони здавалися неочевидними. Також дуже цінним був досвід "зшивання" двох різних лабораторних робіт (8 і 9) в єдиний застосунок — це дало реальне розуміння того, як створюються великі програмні комплекси.</w:t>
       </w:r>
     </w:p>
     <w:p>
@@ -12504,9 +17702,11 @@
   </w:num>
   <w:num w:numId="12">
     <w:abstractNumId w:val="14"/>
+    <w:lvlOverride w:ilvl="0"/>
   </w:num>
   <w:num w:numId="13">
     <w:abstractNumId w:val="14"/>
+    <w:lvlOverride w:ilvl="0"/>
   </w:num>
   <w:num w:numId="14">
     <w:abstractNumId w:val="1"/>
